--- a/Chinese/小小艺术家little_artist_pbl/booklets/day1_booklet.docx
+++ b/Chinese/小小艺术家little_artist_pbl/booklets/day1_booklet.docx
@@ -146,8 +146,12 @@
       </w:r>
     </w:p>
     <w:p>
-      <w:r>
-        <w:br w:type="page"/>
+      <w:pPr>
+        <w:pageBreakBefore/>
+        <w:spacing w:after="0" w:before="0"/>
+      </w:pPr>
+      <w:r>
+        <w:t xml:space="preserve"/>
       </w:r>
     </w:p>
     <w:tbl>
@@ -209,17 +213,17 @@
     </w:p>
     <w:p>
       <w:pPr>
-        <w:spacing w:after="100" w:before="200"/>
+        <w:spacing w:after="40" w:before="80"/>
       </w:pPr>
       <w:r>
         <w:rPr>
           <w:b/>
           <w:bCs/>
           <w:color w:val="D81B60"/>
-          <w:sz w:val="24"/>
-          <w:szCs w:val="24"/>
-        </w:rPr>
-        <w:t xml:space="preserve">第 1 题 / Question 1</w:t>
+          <w:sz w:val="20"/>
+          <w:szCs w:val="20"/>
+        </w:rPr>
+        <w:t xml:space="preserve">第 1 题 / Q 1</w:t>
       </w:r>
     </w:p>
     <w:tbl>
@@ -239,7 +243,7 @@
       </w:tblGrid>
       <w:tr>
         <w:trPr>
-          <w:trHeight w:val="1600" w:hRule="atLeast"/>
+          <w:trHeight w:val="1100" w:hRule="atLeast"/>
         </w:trPr>
         <w:tc>
           <w:tcPr>
@@ -273,116 +277,102 @@
     </w:tbl>
     <w:p>
       <w:pPr>
-        <w:spacing w:after="80" w:before="80"/>
-      </w:pPr>
-      <w:r>
-        <w:t xml:space="preserve"/>
-      </w:r>
-    </w:p>
-    <w:p>
-      <w:pPr>
-        <w:spacing w:after="60" w:before="60"/>
+        <w:spacing w:after="20" w:before="60"/>
       </w:pPr>
       <w:r>
         <w:rPr>
           <w:b/>
           <w:bCs/>
-          <w:sz w:val="24"/>
-          <w:szCs w:val="24"/>
+          <w:sz w:val="20"/>
+          <w:szCs w:val="20"/>
         </w:rPr>
         <w:t xml:space="preserve">这是什么画？  What kind of painting is this?</w:t>
       </w:r>
     </w:p>
     <w:p>
       <w:pPr>
-        <w:spacing w:after="80" w:before="80"/>
-        <w:ind w:left="360"/>
+        <w:spacing w:after="60" w:before="0"/>
+        <w:ind w:left="200"/>
       </w:pPr>
       <w:r>
         <w:rPr>
           <w:b/>
           <w:bCs/>
           <w:color w:val="2C2C2C"/>
-          <w:sz w:val="26"/>
-          <w:szCs w:val="26"/>
+          <w:sz w:val="20"/>
+          <w:szCs w:val="20"/>
         </w:rPr>
         <w:t xml:space="preserve">☐  A.  </w:t>
       </w:r>
       <w:r>
         <w:rPr>
-          <w:sz w:val="24"/>
-          <w:szCs w:val="24"/>
+          <w:sz w:val="18"/>
+          <w:szCs w:val="18"/>
         </w:rPr>
         <w:t xml:space="preserve">油画 Oil Painting</w:t>
       </w:r>
-    </w:p>
-    <w:p>
-      <w:pPr>
-        <w:spacing w:after="80" w:before="80"/>
-        <w:ind w:left="360"/>
-      </w:pPr>
+      <w:r>
+        <w:rPr>
+          <w:sz w:val="18"/>
+          <w:szCs w:val="18"/>
+        </w:rPr>
+        <w:t xml:space="preserve">     </w:t>
+      </w:r>
       <w:r>
         <w:rPr>
           <w:b/>
           <w:bCs/>
           <w:color w:val="2C2C2C"/>
-          <w:sz w:val="26"/>
-          <w:szCs w:val="26"/>
+          <w:sz w:val="20"/>
+          <w:szCs w:val="20"/>
         </w:rPr>
         <w:t xml:space="preserve">☐  B.  </w:t>
       </w:r>
       <w:r>
         <w:rPr>
-          <w:sz w:val="24"/>
-          <w:szCs w:val="24"/>
+          <w:sz w:val="18"/>
+          <w:szCs w:val="18"/>
         </w:rPr>
         <w:t xml:space="preserve">素描 Pencil Sketch</w:t>
       </w:r>
-    </w:p>
-    <w:p>
-      <w:pPr>
-        <w:spacing w:after="80" w:before="80"/>
-        <w:ind w:left="360"/>
-      </w:pPr>
+      <w:r>
+        <w:rPr>
+          <w:sz w:val="18"/>
+          <w:szCs w:val="18"/>
+        </w:rPr>
+        <w:t xml:space="preserve">     </w:t>
+      </w:r>
       <w:r>
         <w:rPr>
           <w:b/>
           <w:bCs/>
           <w:color w:val="2C2C2C"/>
-          <w:sz w:val="26"/>
-          <w:szCs w:val="26"/>
+          <w:sz w:val="20"/>
+          <w:szCs w:val="20"/>
         </w:rPr>
         <w:t xml:space="preserve">☐  C.  </w:t>
       </w:r>
       <w:r>
         <w:rPr>
-          <w:sz w:val="24"/>
-          <w:szCs w:val="24"/>
+          <w:sz w:val="18"/>
+          <w:szCs w:val="18"/>
         </w:rPr>
         <w:t xml:space="preserve">拼贴画 Collage</w:t>
       </w:r>
     </w:p>
     <w:p>
       <w:pPr>
-        <w:spacing w:before="100"/>
-      </w:pPr>
-      <w:r>
-        <w:t xml:space="preserve"/>
-      </w:r>
-    </w:p>
-    <w:p>
-      <w:pPr>
-        <w:spacing w:after="100" w:before="200"/>
+        <w:spacing w:after="40" w:before="80"/>
       </w:pPr>
       <w:r>
         <w:rPr>
           <w:b/>
           <w:bCs/>
           <w:color w:val="D81B60"/>
-          <w:sz w:val="24"/>
-          <w:szCs w:val="24"/>
-        </w:rPr>
-        <w:t xml:space="preserve">第 2 题 / Question 2</w:t>
+          <w:sz w:val="20"/>
+          <w:szCs w:val="20"/>
+        </w:rPr>
+        <w:t xml:space="preserve">第 2 题 / Q 2</w:t>
       </w:r>
     </w:p>
     <w:tbl>
@@ -402,7 +392,7 @@
       </w:tblGrid>
       <w:tr>
         <w:trPr>
-          <w:trHeight w:val="1600" w:hRule="atLeast"/>
+          <w:trHeight w:val="1100" w:hRule="atLeast"/>
         </w:trPr>
         <w:tc>
           <w:tcPr>
@@ -436,116 +426,102 @@
     </w:tbl>
     <w:p>
       <w:pPr>
-        <w:spacing w:after="80" w:before="80"/>
-      </w:pPr>
-      <w:r>
-        <w:t xml:space="preserve"/>
-      </w:r>
-    </w:p>
-    <w:p>
-      <w:pPr>
-        <w:spacing w:after="60" w:before="60"/>
+        <w:spacing w:after="20" w:before="60"/>
       </w:pPr>
       <w:r>
         <w:rPr>
           <w:b/>
           <w:bCs/>
-          <w:sz w:val="24"/>
-          <w:szCs w:val="24"/>
+          <w:sz w:val="20"/>
+          <w:szCs w:val="20"/>
         </w:rPr>
         <w:t xml:space="preserve">这是什么画？  What kind of painting is this?</w:t>
       </w:r>
     </w:p>
     <w:p>
       <w:pPr>
-        <w:spacing w:after="80" w:before="80"/>
-        <w:ind w:left="360"/>
+        <w:spacing w:after="60" w:before="0"/>
+        <w:ind w:left="200"/>
       </w:pPr>
       <w:r>
         <w:rPr>
           <w:b/>
           <w:bCs/>
           <w:color w:val="2C2C2C"/>
-          <w:sz w:val="26"/>
-          <w:szCs w:val="26"/>
+          <w:sz w:val="20"/>
+          <w:szCs w:val="20"/>
         </w:rPr>
         <w:t xml:space="preserve">☐  A.  </w:t>
       </w:r>
       <w:r>
         <w:rPr>
-          <w:sz w:val="24"/>
-          <w:szCs w:val="24"/>
+          <w:sz w:val="18"/>
+          <w:szCs w:val="18"/>
         </w:rPr>
         <w:t xml:space="preserve">水彩画 Watercolor</w:t>
       </w:r>
-    </w:p>
-    <w:p>
-      <w:pPr>
-        <w:spacing w:after="80" w:before="80"/>
-        <w:ind w:left="360"/>
-      </w:pPr>
+      <w:r>
+        <w:rPr>
+          <w:sz w:val="18"/>
+          <w:szCs w:val="18"/>
+        </w:rPr>
+        <w:t xml:space="preserve">     </w:t>
+      </w:r>
       <w:r>
         <w:rPr>
           <w:b/>
           <w:bCs/>
           <w:color w:val="2C2C2C"/>
-          <w:sz w:val="26"/>
-          <w:szCs w:val="26"/>
+          <w:sz w:val="20"/>
+          <w:szCs w:val="20"/>
         </w:rPr>
         <w:t xml:space="preserve">☐  B.  </w:t>
       </w:r>
       <w:r>
         <w:rPr>
-          <w:sz w:val="24"/>
-          <w:szCs w:val="24"/>
+          <w:sz w:val="18"/>
+          <w:szCs w:val="18"/>
         </w:rPr>
         <w:t xml:space="preserve">素描 Pencil Sketch</w:t>
       </w:r>
-    </w:p>
-    <w:p>
-      <w:pPr>
-        <w:spacing w:after="80" w:before="80"/>
-        <w:ind w:left="360"/>
-      </w:pPr>
+      <w:r>
+        <w:rPr>
+          <w:sz w:val="18"/>
+          <w:szCs w:val="18"/>
+        </w:rPr>
+        <w:t xml:space="preserve">     </w:t>
+      </w:r>
       <w:r>
         <w:rPr>
           <w:b/>
           <w:bCs/>
           <w:color w:val="2C2C2C"/>
-          <w:sz w:val="26"/>
-          <w:szCs w:val="26"/>
+          <w:sz w:val="20"/>
+          <w:szCs w:val="20"/>
         </w:rPr>
         <w:t xml:space="preserve">☐  C.  </w:t>
       </w:r>
       <w:r>
         <w:rPr>
-          <w:sz w:val="24"/>
-          <w:szCs w:val="24"/>
+          <w:sz w:val="18"/>
+          <w:szCs w:val="18"/>
         </w:rPr>
         <w:t xml:space="preserve">油画 Oil Painting</w:t>
       </w:r>
     </w:p>
     <w:p>
       <w:pPr>
-        <w:spacing w:before="100"/>
-      </w:pPr>
-      <w:r>
-        <w:t xml:space="preserve"/>
-      </w:r>
-    </w:p>
-    <w:p>
-      <w:pPr>
-        <w:spacing w:after="100" w:before="200"/>
+        <w:spacing w:after="40" w:before="80"/>
       </w:pPr>
       <w:r>
         <w:rPr>
           <w:b/>
           <w:bCs/>
           <w:color w:val="D81B60"/>
-          <w:sz w:val="24"/>
-          <w:szCs w:val="24"/>
-        </w:rPr>
-        <w:t xml:space="preserve">第 3 题 / Question 3</w:t>
+          <w:sz w:val="20"/>
+          <w:szCs w:val="20"/>
+        </w:rPr>
+        <w:t xml:space="preserve">第 3 题 / Q 3</w:t>
       </w:r>
     </w:p>
     <w:tbl>
@@ -565,7 +541,7 @@
       </w:tblGrid>
       <w:tr>
         <w:trPr>
-          <w:trHeight w:val="1600" w:hRule="atLeast"/>
+          <w:trHeight w:val="1100" w:hRule="atLeast"/>
         </w:trPr>
         <w:tc>
           <w:tcPr>
@@ -599,116 +575,102 @@
     </w:tbl>
     <w:p>
       <w:pPr>
-        <w:spacing w:after="80" w:before="80"/>
-      </w:pPr>
-      <w:r>
-        <w:t xml:space="preserve"/>
-      </w:r>
-    </w:p>
-    <w:p>
-      <w:pPr>
-        <w:spacing w:after="60" w:before="60"/>
+        <w:spacing w:after="20" w:before="60"/>
       </w:pPr>
       <w:r>
         <w:rPr>
           <w:b/>
           <w:bCs/>
-          <w:sz w:val="24"/>
-          <w:szCs w:val="24"/>
+          <w:sz w:val="20"/>
+          <w:szCs w:val="20"/>
         </w:rPr>
         <w:t xml:space="preserve">这是什么画？  What kind of painting is this?</w:t>
       </w:r>
     </w:p>
     <w:p>
       <w:pPr>
-        <w:spacing w:after="80" w:before="80"/>
-        <w:ind w:left="360"/>
+        <w:spacing w:after="60" w:before="0"/>
+        <w:ind w:left="200"/>
       </w:pPr>
       <w:r>
         <w:rPr>
           <w:b/>
           <w:bCs/>
           <w:color w:val="2C2C2C"/>
-          <w:sz w:val="26"/>
-          <w:szCs w:val="26"/>
+          <w:sz w:val="20"/>
+          <w:szCs w:val="20"/>
         </w:rPr>
         <w:t xml:space="preserve">☐  A.  </w:t>
       </w:r>
       <w:r>
         <w:rPr>
-          <w:sz w:val="24"/>
-          <w:szCs w:val="24"/>
+          <w:sz w:val="18"/>
+          <w:szCs w:val="18"/>
         </w:rPr>
         <w:t xml:space="preserve">水彩画 Watercolor</w:t>
       </w:r>
-    </w:p>
-    <w:p>
-      <w:pPr>
-        <w:spacing w:after="80" w:before="80"/>
-        <w:ind w:left="360"/>
-      </w:pPr>
+      <w:r>
+        <w:rPr>
+          <w:sz w:val="18"/>
+          <w:szCs w:val="18"/>
+        </w:rPr>
+        <w:t xml:space="preserve">     </w:t>
+      </w:r>
       <w:r>
         <w:rPr>
           <w:b/>
           <w:bCs/>
           <w:color w:val="2C2C2C"/>
-          <w:sz w:val="26"/>
-          <w:szCs w:val="26"/>
+          <w:sz w:val="20"/>
+          <w:szCs w:val="20"/>
         </w:rPr>
         <w:t xml:space="preserve">☐  B.  </w:t>
       </w:r>
       <w:r>
         <w:rPr>
-          <w:sz w:val="24"/>
-          <w:szCs w:val="24"/>
+          <w:sz w:val="18"/>
+          <w:szCs w:val="18"/>
         </w:rPr>
         <w:t xml:space="preserve">拼贴画 Collage</w:t>
       </w:r>
-    </w:p>
-    <w:p>
-      <w:pPr>
-        <w:spacing w:after="80" w:before="80"/>
-        <w:ind w:left="360"/>
-      </w:pPr>
+      <w:r>
+        <w:rPr>
+          <w:sz w:val="18"/>
+          <w:szCs w:val="18"/>
+        </w:rPr>
+        <w:t xml:space="preserve">     </w:t>
+      </w:r>
       <w:r>
         <w:rPr>
           <w:b/>
           <w:bCs/>
           <w:color w:val="2C2C2C"/>
-          <w:sz w:val="26"/>
-          <w:szCs w:val="26"/>
+          <w:sz w:val="20"/>
+          <w:szCs w:val="20"/>
         </w:rPr>
         <w:t xml:space="preserve">☐  C.  </w:t>
       </w:r>
       <w:r>
         <w:rPr>
-          <w:sz w:val="24"/>
-          <w:szCs w:val="24"/>
+          <w:sz w:val="18"/>
+          <w:szCs w:val="18"/>
         </w:rPr>
         <w:t xml:space="preserve">素描 Pencil Sketch</w:t>
       </w:r>
     </w:p>
     <w:p>
       <w:pPr>
-        <w:spacing w:before="100"/>
-      </w:pPr>
-      <w:r>
-        <w:t xml:space="preserve"/>
-      </w:r>
-    </w:p>
-    <w:p>
-      <w:pPr>
-        <w:spacing w:after="100" w:before="200"/>
+        <w:spacing w:after="40" w:before="80"/>
       </w:pPr>
       <w:r>
         <w:rPr>
           <w:b/>
           <w:bCs/>
           <w:color w:val="D81B60"/>
-          <w:sz w:val="24"/>
-          <w:szCs w:val="24"/>
-        </w:rPr>
-        <w:t xml:space="preserve">第 4 题 / Question 4</w:t>
+          <w:sz w:val="20"/>
+          <w:szCs w:val="20"/>
+        </w:rPr>
+        <w:t xml:space="preserve">第 4 题 / Q 4</w:t>
       </w:r>
     </w:p>
     <w:tbl>
@@ -728,7 +690,7 @@
       </w:tblGrid>
       <w:tr>
         <w:trPr>
-          <w:trHeight w:val="1600" w:hRule="atLeast"/>
+          <w:trHeight w:val="1100" w:hRule="atLeast"/>
         </w:trPr>
         <w:tc>
           <w:tcPr>
@@ -762,106 +724,96 @@
     </w:tbl>
     <w:p>
       <w:pPr>
-        <w:spacing w:after="80" w:before="80"/>
-      </w:pPr>
-      <w:r>
-        <w:t xml:space="preserve"/>
-      </w:r>
-    </w:p>
-    <w:p>
-      <w:pPr>
-        <w:spacing w:after="60" w:before="60"/>
+        <w:spacing w:after="20" w:before="60"/>
       </w:pPr>
       <w:r>
         <w:rPr>
           <w:b/>
           <w:bCs/>
-          <w:sz w:val="24"/>
-          <w:szCs w:val="24"/>
+          <w:sz w:val="20"/>
+          <w:szCs w:val="20"/>
         </w:rPr>
         <w:t xml:space="preserve">这是什么画？  What kind of painting is this?</w:t>
       </w:r>
     </w:p>
     <w:p>
       <w:pPr>
-        <w:spacing w:after="80" w:before="80"/>
-        <w:ind w:left="360"/>
+        <w:spacing w:after="60" w:before="0"/>
+        <w:ind w:left="200"/>
       </w:pPr>
       <w:r>
         <w:rPr>
           <w:b/>
           <w:bCs/>
           <w:color w:val="2C2C2C"/>
-          <w:sz w:val="26"/>
-          <w:szCs w:val="26"/>
+          <w:sz w:val="20"/>
+          <w:szCs w:val="20"/>
         </w:rPr>
         <w:t xml:space="preserve">☐  A.  </w:t>
       </w:r>
       <w:r>
         <w:rPr>
-          <w:sz w:val="24"/>
-          <w:szCs w:val="24"/>
+          <w:sz w:val="18"/>
+          <w:szCs w:val="18"/>
         </w:rPr>
         <w:t xml:space="preserve">拼贴画 Collage</w:t>
       </w:r>
-    </w:p>
-    <w:p>
-      <w:pPr>
-        <w:spacing w:after="80" w:before="80"/>
-        <w:ind w:left="360"/>
-      </w:pPr>
+      <w:r>
+        <w:rPr>
+          <w:sz w:val="18"/>
+          <w:szCs w:val="18"/>
+        </w:rPr>
+        <w:t xml:space="preserve">     </w:t>
+      </w:r>
       <w:r>
         <w:rPr>
           <w:b/>
           <w:bCs/>
           <w:color w:val="2C2C2C"/>
-          <w:sz w:val="26"/>
-          <w:szCs w:val="26"/>
+          <w:sz w:val="20"/>
+          <w:szCs w:val="20"/>
         </w:rPr>
         <w:t xml:space="preserve">☐  B.  </w:t>
       </w:r>
       <w:r>
         <w:rPr>
-          <w:sz w:val="24"/>
-          <w:szCs w:val="24"/>
+          <w:sz w:val="18"/>
+          <w:szCs w:val="18"/>
         </w:rPr>
         <w:t xml:space="preserve">油画 Oil Painting</w:t>
       </w:r>
-    </w:p>
-    <w:p>
-      <w:pPr>
-        <w:spacing w:after="80" w:before="80"/>
-        <w:ind w:left="360"/>
-      </w:pPr>
+      <w:r>
+        <w:rPr>
+          <w:sz w:val="18"/>
+          <w:szCs w:val="18"/>
+        </w:rPr>
+        <w:t xml:space="preserve">     </w:t>
+      </w:r>
       <w:r>
         <w:rPr>
           <w:b/>
           <w:bCs/>
           <w:color w:val="2C2C2C"/>
-          <w:sz w:val="26"/>
-          <w:szCs w:val="26"/>
+          <w:sz w:val="20"/>
+          <w:szCs w:val="20"/>
         </w:rPr>
         <w:t xml:space="preserve">☐  C.  </w:t>
       </w:r>
       <w:r>
         <w:rPr>
-          <w:sz w:val="24"/>
-          <w:szCs w:val="24"/>
+          <w:sz w:val="18"/>
+          <w:szCs w:val="18"/>
         </w:rPr>
         <w:t xml:space="preserve">水墨画 Ink Painting</w:t>
       </w:r>
     </w:p>
     <w:p>
       <w:pPr>
-        <w:spacing w:before="100"/>
+        <w:pageBreakBefore/>
+        <w:spacing w:after="0" w:before="0"/>
       </w:pPr>
       <w:r>
         <w:t xml:space="preserve"/>
-      </w:r>
-    </w:p>
-    <w:p>
-      <w:r>
-        <w:br w:type="page"/>
       </w:r>
     </w:p>
     <w:tbl>
@@ -897,8 +849,8 @@
                 <w:b/>
                 <w:bCs/>
                 <w:color w:val="FFFFFF"/>
-                <w:sz w:val="24"/>
-                <w:szCs w:val="24"/>
+                <w:sz w:val="22"/>
+                <w:szCs w:val="22"/>
               </w:rPr>
               <w:t xml:space="preserve">二、我的最爱 / My Favorite Art</w:t>
             </w:r>
@@ -908,310 +860,398 @@
     </w:tbl>
     <w:p>
       <w:pPr>
-        <w:spacing w:after="200" w:before="200"/>
+        <w:spacing w:after="80" w:before="100"/>
       </w:pPr>
       <w:r>
         <w:rPr>
           <w:b/>
           <w:bCs/>
           <w:color w:val="2C2C2C"/>
-          <w:sz w:val="26"/>
-          <w:szCs w:val="26"/>
+          <w:sz w:val="24"/>
+          <w:szCs w:val="24"/>
         </w:rPr>
         <w:t xml:space="preserve">👉 你最喜欢什么艺术？(可以选一个或多个)</w:t>
       </w:r>
     </w:p>
     <w:p>
       <w:pPr>
-        <w:spacing w:after="200" w:before="80"/>
+        <w:spacing w:after="100" w:before="40"/>
       </w:pPr>
       <w:r>
         <w:rPr>
           <w:i/>
           <w:iCs/>
           <w:color w:val="888888"/>
-          <w:sz w:val="22"/>
-          <w:szCs w:val="22"/>
+          <w:sz w:val="18"/>
+          <w:szCs w:val="18"/>
         </w:rPr>
         <w:t xml:space="preserve">What is your favorite art form? (Pick one or more)</w:t>
       </w:r>
     </w:p>
-    <w:p>
-      <w:pPr>
-        <w:spacing w:after="80" w:before="80"/>
-        <w:ind w:left="360"/>
-      </w:pPr>
-      <w:r>
-        <w:rPr>
-          <w:b/>
-          <w:bCs/>
-          <w:sz w:val="30"/>
-          <w:szCs w:val="30"/>
-        </w:rPr>
-        <w:t xml:space="preserve">☐  </w:t>
-      </w:r>
-      <w:r>
-        <w:rPr>
-          <w:sz w:val="24"/>
-          <w:szCs w:val="24"/>
-        </w:rPr>
-        <w:t xml:space="preserve">🎨  </w:t>
-      </w:r>
-      <w:r>
-        <w:rPr>
-          <w:b/>
-          <w:bCs/>
-          <w:color w:val="2C2C2C"/>
-          <w:sz w:val="26"/>
-          <w:szCs w:val="26"/>
-        </w:rPr>
-        <w:t xml:space="preserve">画画  </w:t>
-      </w:r>
-      <w:r>
-        <w:rPr>
-          <w:color w:val="888888"/>
-          <w:sz w:val="22"/>
-          <w:szCs w:val="22"/>
-        </w:rPr>
-        <w:t xml:space="preserve">Drawing</w:t>
-      </w:r>
-    </w:p>
-    <w:p>
-      <w:pPr>
-        <w:spacing w:after="80" w:before="80"/>
-        <w:ind w:left="360"/>
-      </w:pPr>
-      <w:r>
-        <w:rPr>
-          <w:b/>
-          <w:bCs/>
-          <w:sz w:val="30"/>
-          <w:szCs w:val="30"/>
-        </w:rPr>
-        <w:t xml:space="preserve">☐  </w:t>
-      </w:r>
-      <w:r>
-        <w:rPr>
-          <w:sz w:val="24"/>
-          <w:szCs w:val="24"/>
-        </w:rPr>
-        <w:t xml:space="preserve">🎵  </w:t>
-      </w:r>
-      <w:r>
-        <w:rPr>
-          <w:b/>
-          <w:bCs/>
-          <w:color w:val="2C2C2C"/>
-          <w:sz w:val="26"/>
-          <w:szCs w:val="26"/>
-        </w:rPr>
-        <w:t xml:space="preserve">音乐  </w:t>
-      </w:r>
-      <w:r>
-        <w:rPr>
-          <w:color w:val="888888"/>
-          <w:sz w:val="22"/>
-          <w:szCs w:val="22"/>
-        </w:rPr>
-        <w:t xml:space="preserve">Music</w:t>
-      </w:r>
-    </w:p>
-    <w:p>
-      <w:pPr>
-        <w:spacing w:after="80" w:before="80"/>
-        <w:ind w:left="360"/>
-      </w:pPr>
-      <w:r>
-        <w:rPr>
-          <w:b/>
-          <w:bCs/>
-          <w:sz w:val="30"/>
-          <w:szCs w:val="30"/>
-        </w:rPr>
-        <w:t xml:space="preserve">☐  </w:t>
-      </w:r>
-      <w:r>
-        <w:rPr>
-          <w:sz w:val="24"/>
-          <w:szCs w:val="24"/>
-        </w:rPr>
-        <w:t xml:space="preserve">💃  </w:t>
-      </w:r>
-      <w:r>
-        <w:rPr>
-          <w:b/>
-          <w:bCs/>
-          <w:color w:val="2C2C2C"/>
-          <w:sz w:val="26"/>
-          <w:szCs w:val="26"/>
-        </w:rPr>
-        <w:t xml:space="preserve">舞蹈  </w:t>
-      </w:r>
-      <w:r>
-        <w:rPr>
-          <w:color w:val="888888"/>
-          <w:sz w:val="22"/>
-          <w:szCs w:val="22"/>
-        </w:rPr>
-        <w:t xml:space="preserve">Dance</w:t>
-      </w:r>
-    </w:p>
-    <w:p>
-      <w:pPr>
-        <w:spacing w:after="80" w:before="80"/>
-        <w:ind w:left="360"/>
-      </w:pPr>
-      <w:r>
-        <w:rPr>
-          <w:b/>
-          <w:bCs/>
-          <w:sz w:val="30"/>
-          <w:szCs w:val="30"/>
-        </w:rPr>
-        <w:t xml:space="preserve">☐  </w:t>
-      </w:r>
-      <w:r>
-        <w:rPr>
-          <w:sz w:val="24"/>
-          <w:szCs w:val="24"/>
-        </w:rPr>
-        <w:t xml:space="preserve">🎭  </w:t>
-      </w:r>
-      <w:r>
-        <w:rPr>
-          <w:b/>
-          <w:bCs/>
-          <w:color w:val="2C2C2C"/>
-          <w:sz w:val="26"/>
-          <w:szCs w:val="26"/>
-        </w:rPr>
-        <w:t xml:space="preserve">戏剧  </w:t>
-      </w:r>
-      <w:r>
-        <w:rPr>
-          <w:color w:val="888888"/>
-          <w:sz w:val="22"/>
-          <w:szCs w:val="22"/>
-        </w:rPr>
-        <w:t xml:space="preserve">Drama</w:t>
-      </w:r>
-    </w:p>
-    <w:p>
-      <w:pPr>
-        <w:spacing w:after="80" w:before="80"/>
-        <w:ind w:left="360"/>
-      </w:pPr>
-      <w:r>
-        <w:rPr>
-          <w:b/>
-          <w:bCs/>
-          <w:sz w:val="30"/>
-          <w:szCs w:val="30"/>
-        </w:rPr>
-        <w:t xml:space="preserve">☐  </w:t>
-      </w:r>
-      <w:r>
-        <w:rPr>
-          <w:sz w:val="24"/>
-          <w:szCs w:val="24"/>
-        </w:rPr>
-        <w:t xml:space="preserve">🎬  </w:t>
-      </w:r>
-      <w:r>
-        <w:rPr>
-          <w:b/>
-          <w:bCs/>
-          <w:color w:val="2C2C2C"/>
-          <w:sz w:val="26"/>
-          <w:szCs w:val="26"/>
-        </w:rPr>
-        <w:t xml:space="preserve">电影  </w:t>
-      </w:r>
-      <w:r>
-        <w:rPr>
-          <w:color w:val="888888"/>
-          <w:sz w:val="22"/>
-          <w:szCs w:val="22"/>
-        </w:rPr>
-        <w:t xml:space="preserve">Film</w:t>
-      </w:r>
-    </w:p>
-    <w:p>
-      <w:pPr>
-        <w:spacing w:after="80" w:before="80"/>
-        <w:ind w:left="360"/>
-      </w:pPr>
-      <w:r>
-        <w:rPr>
-          <w:b/>
-          <w:bCs/>
-          <w:sz w:val="30"/>
-          <w:szCs w:val="30"/>
-        </w:rPr>
-        <w:t xml:space="preserve">☐  </w:t>
-      </w:r>
-      <w:r>
-        <w:rPr>
-          <w:sz w:val="24"/>
-          <w:szCs w:val="24"/>
-        </w:rPr>
-        <w:t xml:space="preserve">🗿  </w:t>
-      </w:r>
-      <w:r>
-        <w:rPr>
-          <w:b/>
-          <w:bCs/>
-          <w:color w:val="2C2C2C"/>
-          <w:sz w:val="26"/>
-          <w:szCs w:val="26"/>
-        </w:rPr>
-        <w:t xml:space="preserve">雕塑  </w:t>
-      </w:r>
-      <w:r>
-        <w:rPr>
-          <w:color w:val="888888"/>
-          <w:sz w:val="22"/>
-          <w:szCs w:val="22"/>
-        </w:rPr>
-        <w:t xml:space="preserve">Sculpture</w:t>
-      </w:r>
-    </w:p>
-    <w:p>
-      <w:pPr>
-        <w:spacing w:before="300"/>
-      </w:pPr>
-      <w:r>
-        <w:t xml:space="preserve"/>
-      </w:r>
-    </w:p>
-    <w:p>
-      <w:pPr>
-        <w:spacing w:after="200" w:before="200"/>
+    <w:tbl>
+      <w:tblPr>
+        <w:tblW w:type="dxa" w:w="10080"/>
+        <w:tblBorders>
+          <w:top w:val="none" w:color="FFFFFF" w:sz="0"/>
+          <w:left w:val="none" w:color="FFFFFF" w:sz="0"/>
+          <w:bottom w:val="none" w:color="FFFFFF" w:sz="0"/>
+          <w:right w:val="none" w:color="FFFFFF" w:sz="0"/>
+          <w:insideH w:val="none" w:color="FFFFFF" w:sz="0"/>
+          <w:insideV w:val="none" w:color="FFFFFF" w:sz="0"/>
+        </w:tblBorders>
+      </w:tblPr>
+      <w:tblGrid>
+        <w:gridCol w:w="5040"/>
+        <w:gridCol w:w="5040"/>
+      </w:tblGrid>
+      <w:tr>
+        <w:tc>
+          <w:tcPr>
+            <w:tcW w:type="dxa" w:w="5040"/>
+            <w:tcBorders>
+              <w:top w:val="none" w:color="FFFFFF" w:sz="0"/>
+              <w:left w:val="none" w:color="FFFFFF" w:sz="0"/>
+              <w:bottom w:val="none" w:color="FFFFFF" w:sz="0"/>
+              <w:right w:val="none" w:color="FFFFFF" w:sz="0"/>
+            </w:tcBorders>
+            <w:tcMar>
+              <w:top w:type="dxa" w:w="40"/>
+              <w:left w:type="dxa" w:w="200"/>
+              <w:bottom w:type="dxa" w:w="40"/>
+              <w:right w:type="dxa" w:w="100"/>
+            </w:tcMar>
+          </w:tcPr>
+          <w:p>
+            <w:r>
+              <w:rPr>
+                <w:b/>
+                <w:bCs/>
+                <w:sz w:val="24"/>
+                <w:szCs w:val="24"/>
+              </w:rPr>
+              <w:t xml:space="preserve">☐  </w:t>
+            </w:r>
+            <w:r>
+              <w:rPr>
+                <w:sz w:val="22"/>
+                <w:szCs w:val="22"/>
+              </w:rPr>
+              <w:t xml:space="preserve">🎨  </w:t>
+            </w:r>
+            <w:r>
+              <w:rPr>
+                <w:b/>
+                <w:bCs/>
+                <w:color w:val="2C2C2C"/>
+                <w:sz w:val="22"/>
+                <w:szCs w:val="22"/>
+              </w:rPr>
+              <w:t xml:space="preserve">画画  </w:t>
+            </w:r>
+            <w:r>
+              <w:rPr>
+                <w:color w:val="888888"/>
+                <w:sz w:val="18"/>
+                <w:szCs w:val="18"/>
+              </w:rPr>
+              <w:t xml:space="preserve">Drawing</w:t>
+            </w:r>
+          </w:p>
+        </w:tc>
+        <w:tc>
+          <w:tcPr>
+            <w:tcW w:type="dxa" w:w="5040"/>
+            <w:tcBorders>
+              <w:top w:val="none" w:color="FFFFFF" w:sz="0"/>
+              <w:left w:val="none" w:color="FFFFFF" w:sz="0"/>
+              <w:bottom w:val="none" w:color="FFFFFF" w:sz="0"/>
+              <w:right w:val="none" w:color="FFFFFF" w:sz="0"/>
+            </w:tcBorders>
+            <w:tcMar>
+              <w:top w:type="dxa" w:w="40"/>
+              <w:left w:type="dxa" w:w="200"/>
+              <w:bottom w:type="dxa" w:w="40"/>
+              <w:right w:type="dxa" w:w="100"/>
+            </w:tcMar>
+          </w:tcPr>
+          <w:p>
+            <w:r>
+              <w:rPr>
+                <w:b/>
+                <w:bCs/>
+                <w:sz w:val="24"/>
+                <w:szCs w:val="24"/>
+              </w:rPr>
+              <w:t xml:space="preserve">☐  </w:t>
+            </w:r>
+            <w:r>
+              <w:rPr>
+                <w:sz w:val="22"/>
+                <w:szCs w:val="22"/>
+              </w:rPr>
+              <w:t xml:space="preserve">🎵  </w:t>
+            </w:r>
+            <w:r>
+              <w:rPr>
+                <w:b/>
+                <w:bCs/>
+                <w:color w:val="2C2C2C"/>
+                <w:sz w:val="22"/>
+                <w:szCs w:val="22"/>
+              </w:rPr>
+              <w:t xml:space="preserve">音乐  </w:t>
+            </w:r>
+            <w:r>
+              <w:rPr>
+                <w:color w:val="888888"/>
+                <w:sz w:val="18"/>
+                <w:szCs w:val="18"/>
+              </w:rPr>
+              <w:t xml:space="preserve">Music</w:t>
+            </w:r>
+          </w:p>
+        </w:tc>
+      </w:tr>
+      <w:tr>
+        <w:tc>
+          <w:tcPr>
+            <w:tcW w:type="dxa" w:w="5040"/>
+            <w:tcBorders>
+              <w:top w:val="none" w:color="FFFFFF" w:sz="0"/>
+              <w:left w:val="none" w:color="FFFFFF" w:sz="0"/>
+              <w:bottom w:val="none" w:color="FFFFFF" w:sz="0"/>
+              <w:right w:val="none" w:color="FFFFFF" w:sz="0"/>
+            </w:tcBorders>
+            <w:tcMar>
+              <w:top w:type="dxa" w:w="40"/>
+              <w:left w:type="dxa" w:w="200"/>
+              <w:bottom w:type="dxa" w:w="40"/>
+              <w:right w:type="dxa" w:w="100"/>
+            </w:tcMar>
+          </w:tcPr>
+          <w:p>
+            <w:r>
+              <w:rPr>
+                <w:b/>
+                <w:bCs/>
+                <w:sz w:val="24"/>
+                <w:szCs w:val="24"/>
+              </w:rPr>
+              <w:t xml:space="preserve">☐  </w:t>
+            </w:r>
+            <w:r>
+              <w:rPr>
+                <w:sz w:val="22"/>
+                <w:szCs w:val="22"/>
+              </w:rPr>
+              <w:t xml:space="preserve">💃  </w:t>
+            </w:r>
+            <w:r>
+              <w:rPr>
+                <w:b/>
+                <w:bCs/>
+                <w:color w:val="2C2C2C"/>
+                <w:sz w:val="22"/>
+                <w:szCs w:val="22"/>
+              </w:rPr>
+              <w:t xml:space="preserve">舞蹈  </w:t>
+            </w:r>
+            <w:r>
+              <w:rPr>
+                <w:color w:val="888888"/>
+                <w:sz w:val="18"/>
+                <w:szCs w:val="18"/>
+              </w:rPr>
+              <w:t xml:space="preserve">Dance</w:t>
+            </w:r>
+          </w:p>
+        </w:tc>
+        <w:tc>
+          <w:tcPr>
+            <w:tcW w:type="dxa" w:w="5040"/>
+            <w:tcBorders>
+              <w:top w:val="none" w:color="FFFFFF" w:sz="0"/>
+              <w:left w:val="none" w:color="FFFFFF" w:sz="0"/>
+              <w:bottom w:val="none" w:color="FFFFFF" w:sz="0"/>
+              <w:right w:val="none" w:color="FFFFFF" w:sz="0"/>
+            </w:tcBorders>
+            <w:tcMar>
+              <w:top w:type="dxa" w:w="40"/>
+              <w:left w:type="dxa" w:w="200"/>
+              <w:bottom w:type="dxa" w:w="40"/>
+              <w:right w:type="dxa" w:w="100"/>
+            </w:tcMar>
+          </w:tcPr>
+          <w:p>
+            <w:r>
+              <w:rPr>
+                <w:b/>
+                <w:bCs/>
+                <w:sz w:val="24"/>
+                <w:szCs w:val="24"/>
+              </w:rPr>
+              <w:t xml:space="preserve">☐  </w:t>
+            </w:r>
+            <w:r>
+              <w:rPr>
+                <w:sz w:val="22"/>
+                <w:szCs w:val="22"/>
+              </w:rPr>
+              <w:t xml:space="preserve">🎭  </w:t>
+            </w:r>
+            <w:r>
+              <w:rPr>
+                <w:b/>
+                <w:bCs/>
+                <w:color w:val="2C2C2C"/>
+                <w:sz w:val="22"/>
+                <w:szCs w:val="22"/>
+              </w:rPr>
+              <w:t xml:space="preserve">戏剧  </w:t>
+            </w:r>
+            <w:r>
+              <w:rPr>
+                <w:color w:val="888888"/>
+                <w:sz w:val="18"/>
+                <w:szCs w:val="18"/>
+              </w:rPr>
+              <w:t xml:space="preserve">Drama</w:t>
+            </w:r>
+          </w:p>
+        </w:tc>
+      </w:tr>
+      <w:tr>
+        <w:tc>
+          <w:tcPr>
+            <w:tcW w:type="dxa" w:w="5040"/>
+            <w:tcBorders>
+              <w:top w:val="none" w:color="FFFFFF" w:sz="0"/>
+              <w:left w:val="none" w:color="FFFFFF" w:sz="0"/>
+              <w:bottom w:val="none" w:color="FFFFFF" w:sz="0"/>
+              <w:right w:val="none" w:color="FFFFFF" w:sz="0"/>
+            </w:tcBorders>
+            <w:tcMar>
+              <w:top w:type="dxa" w:w="40"/>
+              <w:left w:type="dxa" w:w="200"/>
+              <w:bottom w:type="dxa" w:w="40"/>
+              <w:right w:type="dxa" w:w="100"/>
+            </w:tcMar>
+          </w:tcPr>
+          <w:p>
+            <w:r>
+              <w:rPr>
+                <w:b/>
+                <w:bCs/>
+                <w:sz w:val="24"/>
+                <w:szCs w:val="24"/>
+              </w:rPr>
+              <w:t xml:space="preserve">☐  </w:t>
+            </w:r>
+            <w:r>
+              <w:rPr>
+                <w:sz w:val="22"/>
+                <w:szCs w:val="22"/>
+              </w:rPr>
+              <w:t xml:space="preserve">🎬  </w:t>
+            </w:r>
+            <w:r>
+              <w:rPr>
+                <w:b/>
+                <w:bCs/>
+                <w:color w:val="2C2C2C"/>
+                <w:sz w:val="22"/>
+                <w:szCs w:val="22"/>
+              </w:rPr>
+              <w:t xml:space="preserve">电影  </w:t>
+            </w:r>
+            <w:r>
+              <w:rPr>
+                <w:color w:val="888888"/>
+                <w:sz w:val="18"/>
+                <w:szCs w:val="18"/>
+              </w:rPr>
+              <w:t xml:space="preserve">Film</w:t>
+            </w:r>
+          </w:p>
+        </w:tc>
+        <w:tc>
+          <w:tcPr>
+            <w:tcW w:type="dxa" w:w="5040"/>
+            <w:tcBorders>
+              <w:top w:val="none" w:color="FFFFFF" w:sz="0"/>
+              <w:left w:val="none" w:color="FFFFFF" w:sz="0"/>
+              <w:bottom w:val="none" w:color="FFFFFF" w:sz="0"/>
+              <w:right w:val="none" w:color="FFFFFF" w:sz="0"/>
+            </w:tcBorders>
+            <w:tcMar>
+              <w:top w:type="dxa" w:w="40"/>
+              <w:left w:type="dxa" w:w="200"/>
+              <w:bottom w:type="dxa" w:w="40"/>
+              <w:right w:type="dxa" w:w="100"/>
+            </w:tcMar>
+          </w:tcPr>
+          <w:p>
+            <w:r>
+              <w:rPr>
+                <w:b/>
+                <w:bCs/>
+                <w:sz w:val="24"/>
+                <w:szCs w:val="24"/>
+              </w:rPr>
+              <w:t xml:space="preserve">☐  </w:t>
+            </w:r>
+            <w:r>
+              <w:rPr>
+                <w:sz w:val="22"/>
+                <w:szCs w:val="22"/>
+              </w:rPr>
+              <w:t xml:space="preserve">🗿  </w:t>
+            </w:r>
+            <w:r>
+              <w:rPr>
+                <w:b/>
+                <w:bCs/>
+                <w:color w:val="2C2C2C"/>
+                <w:sz w:val="22"/>
+                <w:szCs w:val="22"/>
+              </w:rPr>
+              <w:t xml:space="preserve">雕塑  </w:t>
+            </w:r>
+            <w:r>
+              <w:rPr>
+                <w:color w:val="888888"/>
+                <w:sz w:val="18"/>
+                <w:szCs w:val="18"/>
+              </w:rPr>
+              <w:t xml:space="preserve">Sculpture</w:t>
+            </w:r>
+          </w:p>
+        </w:tc>
+      </w:tr>
+    </w:tbl>
+    <w:p>
+      <w:pPr>
+        <w:spacing w:after="80" w:before="200"/>
       </w:pPr>
       <w:r>
         <w:rPr>
           <w:b/>
           <w:bCs/>
           <w:color w:val="42A5F5"/>
-          <w:sz w:val="26"/>
-          <w:szCs w:val="26"/>
-        </w:rPr>
-        <w:t xml:space="preserve">🎨 画一画  Draw your favorite art</w:t>
-      </w:r>
-    </w:p>
-    <w:p>
-      <w:pPr>
-        <w:spacing w:after="200" w:before="80"/>
-      </w:pPr>
+          <w:sz w:val="22"/>
+          <w:szCs w:val="22"/>
+        </w:rPr>
+        <w:t xml:space="preserve">🎨 画一画  Draw your favorite art </w:t>
+      </w:r>
       <w:r>
         <w:rPr>
           <w:i/>
           <w:iCs/>
           <w:color w:val="888888"/>
-          <w:sz w:val="22"/>
-          <w:szCs w:val="22"/>
-        </w:rPr>
-        <w:t xml:space="preserve">👉 画你喜欢的艺术 (画画的你 / 跳舞 / 乐器 / 表演……都可以)</w:t>
+          <w:sz w:val="16"/>
+          <w:szCs w:val="16"/>
+        </w:rPr>
+        <w:t xml:space="preserve">— 画画的你 / 跳舞 / 乐器 / 表演……</w:t>
       </w:r>
     </w:p>
     <w:tbl>
@@ -1231,16 +1271,16 @@
       </w:tblGrid>
       <w:tr>
         <w:trPr>
-          <w:trHeight w:val="6800" w:hRule="atLeast"/>
+          <w:trHeight w:val="3200" w:hRule="atLeast"/>
         </w:trPr>
         <w:tc>
           <w:tcPr>
             <w:tcW w:type="dxa" w:w="10080"/>
             <w:shd w:fill="FFFFFF" w:val="clear"/>
             <w:tcMar>
-              <w:top w:type="dxa" w:w="120"/>
+              <w:top w:type="dxa" w:w="80"/>
               <w:left w:type="dxa" w:w="120"/>
-              <w:bottom w:type="dxa" w:w="120"/>
+              <w:bottom w:type="dxa" w:w="80"/>
               <w:right w:type="dxa" w:w="120"/>
             </w:tcMar>
             <w:vAlign w:val="center"/>
@@ -1254,8 +1294,8 @@
                 <w:i/>
                 <w:iCs/>
                 <w:color w:val="D8D8D8"/>
-                <w:sz w:val="22"/>
-                <w:szCs w:val="22"/>
+                <w:sz w:val="18"/>
+                <w:szCs w:val="18"/>
               </w:rPr>
               <w:t xml:space="preserve">✏️  在这里画 / Draw here</w:t>
             </w:r>
@@ -1264,8 +1304,11 @@
       </w:tr>
     </w:tbl>
     <w:p>
-      <w:r>
-        <w:br w:type="page"/>
+      <w:pPr>
+        <w:spacing w:after="0" w:before="200"/>
+      </w:pPr>
+      <w:r>
+        <w:t xml:space="preserve"/>
       </w:r>
     </w:p>
     <w:tbl>
@@ -1287,7 +1330,7 @@
         <w:tc>
           <w:tcPr>
             <w:tcW w:type="dxa" w:w="10080"/>
-            <w:shd w:fill="FF7043" w:val="clear"/>
+            <w:shd w:fill="9C27B0" w:val="clear"/>
             <w:tcMar>
               <w:top w:type="dxa" w:w="80"/>
               <w:left w:type="dxa" w:w="200"/>
@@ -1301,10 +1344,10 @@
                 <w:b/>
                 <w:bCs/>
                 <w:color w:val="FFFFFF"/>
-                <w:sz w:val="24"/>
-                <w:szCs w:val="24"/>
-              </w:rPr>
-              <w:t xml:space="preserve">三、连一连 / Match  (用线连起来)</w:t>
+                <w:sz w:val="22"/>
+                <w:szCs w:val="22"/>
+              </w:rPr>
+              <w:t xml:space="preserve">三、描一描, 写一写 / Trace and Write</w:t>
             </w:r>
           </w:p>
         </w:tc>
@@ -1312,642 +1355,58 @@
     </w:tbl>
     <w:p>
       <w:pPr>
-        <w:spacing w:after="300" w:before="200"/>
+        <w:spacing w:after="80" w:before="80"/>
       </w:pPr>
       <w:r>
         <w:rPr>
           <w:i/>
           <w:iCs/>
           <w:color w:val="888888"/>
+          <w:sz w:val="18"/>
+          <w:szCs w:val="18"/>
+        </w:rPr>
+        <w:t xml:space="preserve">👉 先描灰色的字, 然后自己写一遍。</w:t>
+      </w:r>
+    </w:p>
+    <w:p>
+      <w:pPr>
+        <w:spacing w:after="40" w:before="80"/>
+      </w:pPr>
+      <w:r>
+        <w:rPr>
+          <w:b/>
+          <w:bCs/>
+          <w:color w:val="9C27B0"/>
           <w:sz w:val="22"/>
           <w:szCs w:val="22"/>
         </w:rPr>
-        <w:t xml:space="preserve">👉 把中文词语和正确的英文/表情用一根线连起来。</w:t>
-      </w:r>
-    </w:p>
-    <w:p>
-      <w:pPr>
-        <w:spacing w:after="200" w:before="80"/>
-      </w:pPr>
+        <w:t xml:space="preserve">1. </w:t>
+      </w:r>
+      <w:r>
+        <w:rPr>
+          <w:b/>
+          <w:bCs/>
+          <w:color w:val="2C2C2C"/>
+          <w:sz w:val="28"/>
+          <w:szCs w:val="28"/>
+        </w:rPr>
+        <w:t xml:space="preserve">开心</w:t>
+      </w:r>
       <w:r>
         <w:rPr>
           <w:i/>
           <w:iCs/>
           <w:color w:val="888888"/>
-          <w:sz w:val="20"/>
-          <w:szCs w:val="20"/>
-        </w:rPr>
-        <w:t xml:space="preserve">Draw a line from each Chinese word to its matching emoji + English.</w:t>
-      </w:r>
-    </w:p>
-    <w:tbl>
-      <w:tblPr>
-        <w:tblW w:type="dxa" w:w="10080"/>
-        <w:tblBorders>
-          <w:top w:val="none" w:color="FFFFFF" w:sz="0"/>
-          <w:left w:val="none" w:color="FFFFFF" w:sz="0"/>
-          <w:bottom w:val="none" w:color="FFFFFF" w:sz="0"/>
-          <w:right w:val="none" w:color="FFFFFF" w:sz="0"/>
-          <w:insideH w:val="none" w:color="FFFFFF" w:sz="0"/>
-          <w:insideV w:val="none" w:color="FFFFFF" w:sz="0"/>
-        </w:tblBorders>
-      </w:tblPr>
-      <w:tblGrid>
-        <w:gridCol w:w="5040"/>
-        <w:gridCol w:w="5040"/>
-      </w:tblGrid>
-      <w:tr>
-        <w:trPr>
-          <w:trHeight w:val="1100" w:hRule="atLeast"/>
-        </w:trPr>
-        <w:tc>
-          <w:tcPr>
-            <w:tcW w:type="dxa" w:w="5040"/>
-            <w:tcBorders>
-              <w:top w:val="single" w:color="FF7043" w:sz="8"/>
-              <w:left w:val="single" w:color="FF7043" w:sz="8"/>
-              <w:bottom w:val="single" w:color="FF7043" w:sz="8"/>
-              <w:right w:val="single" w:color="FF7043" w:sz="8"/>
-            </w:tcBorders>
-            <w:tcMar>
-              <w:top w:type="dxa" w:w="200"/>
-              <w:left w:type="dxa" w:w="240"/>
-              <w:bottom w:type="dxa" w:w="200"/>
-              <w:right w:type="dxa" w:w="240"/>
-            </w:tcMar>
-            <w:vAlign w:val="center"/>
-          </w:tcPr>
-          <w:p>
-            <w:pPr>
-              <w:jc w:val="center"/>
-            </w:pPr>
-            <w:r>
-              <w:rPr>
-                <w:b/>
-                <w:bCs/>
-                <w:color w:val="2C2C2C"/>
-                <w:sz w:val="56"/>
-                <w:szCs w:val="56"/>
-              </w:rPr>
-              <w:t xml:space="preserve">开心</w:t>
-            </w:r>
-          </w:p>
-          <w:p>
-            <w:pPr>
-              <w:jc w:val="center"/>
-            </w:pPr>
-            <w:r>
-              <w:rPr>
-                <w:i/>
-                <w:iCs/>
-                <w:color w:val="888888"/>
-                <w:sz w:val="22"/>
-                <w:szCs w:val="22"/>
-              </w:rPr>
-              <w:t xml:space="preserve">kāi xīn</w:t>
-            </w:r>
-          </w:p>
-        </w:tc>
-        <w:tc>
-          <w:tcPr>
-            <w:tcW w:type="dxa" w:w="5040"/>
-            <w:tcBorders>
-              <w:top w:val="single" w:color="42A5F5" w:sz="8"/>
-              <w:left w:val="single" w:color="42A5F5" w:sz="8"/>
-              <w:bottom w:val="single" w:color="42A5F5" w:sz="8"/>
-              <w:right w:val="single" w:color="42A5F5" w:sz="8"/>
-            </w:tcBorders>
-            <w:tcMar>
-              <w:top w:type="dxa" w:w="200"/>
-              <w:left w:type="dxa" w:w="240"/>
-              <w:bottom w:type="dxa" w:w="200"/>
-              <w:right w:type="dxa" w:w="240"/>
-            </w:tcMar>
-            <w:vAlign w:val="center"/>
-          </w:tcPr>
-          <w:p>
-            <w:pPr>
-              <w:jc w:val="center"/>
-            </w:pPr>
-            <w:r>
-              <w:rPr>
-                <w:sz w:val="56"/>
-                <w:szCs w:val="56"/>
-              </w:rPr>
-              <w:t xml:space="preserve">😡</w:t>
-            </w:r>
-          </w:p>
-          <w:p>
-            <w:pPr>
-              <w:jc w:val="center"/>
-            </w:pPr>
-            <w:r>
-              <w:rPr>
-                <w:b/>
-                <w:bCs/>
-                <w:color w:val="2C2C2C"/>
-                <w:sz w:val="26"/>
-                <w:szCs w:val="26"/>
-              </w:rPr>
-              <w:t xml:space="preserve">angry</w:t>
-            </w:r>
-          </w:p>
-        </w:tc>
-      </w:tr>
-      <w:tr>
-        <w:trPr>
-          <w:trHeight w:val="1100" w:hRule="atLeast"/>
-        </w:trPr>
-        <w:tc>
-          <w:tcPr>
-            <w:tcW w:type="dxa" w:w="5040"/>
-            <w:tcBorders>
-              <w:top w:val="single" w:color="FF7043" w:sz="8"/>
-              <w:left w:val="single" w:color="FF7043" w:sz="8"/>
-              <w:bottom w:val="single" w:color="FF7043" w:sz="8"/>
-              <w:right w:val="single" w:color="FF7043" w:sz="8"/>
-            </w:tcBorders>
-            <w:tcMar>
-              <w:top w:type="dxa" w:w="200"/>
-              <w:left w:type="dxa" w:w="240"/>
-              <w:bottom w:type="dxa" w:w="200"/>
-              <w:right w:type="dxa" w:w="240"/>
-            </w:tcMar>
-            <w:vAlign w:val="center"/>
-          </w:tcPr>
-          <w:p>
-            <w:pPr>
-              <w:jc w:val="center"/>
-            </w:pPr>
-            <w:r>
-              <w:rPr>
-                <w:b/>
-                <w:bCs/>
-                <w:color w:val="2C2C2C"/>
-                <w:sz w:val="56"/>
-                <w:szCs w:val="56"/>
-              </w:rPr>
-              <w:t xml:space="preserve">难过</w:t>
-            </w:r>
-          </w:p>
-          <w:p>
-            <w:pPr>
-              <w:jc w:val="center"/>
-            </w:pPr>
-            <w:r>
-              <w:rPr>
-                <w:i/>
-                <w:iCs/>
-                <w:color w:val="888888"/>
-                <w:sz w:val="22"/>
-                <w:szCs w:val="22"/>
-              </w:rPr>
-              <w:t xml:space="preserve">nán guò</w:t>
-            </w:r>
-          </w:p>
-        </w:tc>
-        <w:tc>
-          <w:tcPr>
-            <w:tcW w:type="dxa" w:w="5040"/>
-            <w:tcBorders>
-              <w:top w:val="single" w:color="42A5F5" w:sz="8"/>
-              <w:left w:val="single" w:color="42A5F5" w:sz="8"/>
-              <w:bottom w:val="single" w:color="42A5F5" w:sz="8"/>
-              <w:right w:val="single" w:color="42A5F5" w:sz="8"/>
-            </w:tcBorders>
-            <w:tcMar>
-              <w:top w:type="dxa" w:w="200"/>
-              <w:left w:type="dxa" w:w="240"/>
-              <w:bottom w:type="dxa" w:w="200"/>
-              <w:right w:type="dxa" w:w="240"/>
-            </w:tcMar>
-            <w:vAlign w:val="center"/>
-          </w:tcPr>
-          <w:p>
-            <w:pPr>
-              <w:jc w:val="center"/>
-            </w:pPr>
-            <w:r>
-              <w:rPr>
-                <w:sz w:val="56"/>
-                <w:szCs w:val="56"/>
-              </w:rPr>
-              <w:t xml:space="preserve">😄</w:t>
-            </w:r>
-          </w:p>
-          <w:p>
-            <w:pPr>
-              <w:jc w:val="center"/>
-            </w:pPr>
-            <w:r>
-              <w:rPr>
-                <w:b/>
-                <w:bCs/>
-                <w:color w:val="2C2C2C"/>
-                <w:sz w:val="26"/>
-                <w:szCs w:val="26"/>
-              </w:rPr>
-              <w:t xml:space="preserve">happy</w:t>
-            </w:r>
-          </w:p>
-        </w:tc>
-      </w:tr>
-      <w:tr>
-        <w:trPr>
-          <w:trHeight w:val="1100" w:hRule="atLeast"/>
-        </w:trPr>
-        <w:tc>
-          <w:tcPr>
-            <w:tcW w:type="dxa" w:w="5040"/>
-            <w:tcBorders>
-              <w:top w:val="single" w:color="FF7043" w:sz="8"/>
-              <w:left w:val="single" w:color="FF7043" w:sz="8"/>
-              <w:bottom w:val="single" w:color="FF7043" w:sz="8"/>
-              <w:right w:val="single" w:color="FF7043" w:sz="8"/>
-            </w:tcBorders>
-            <w:tcMar>
-              <w:top w:type="dxa" w:w="200"/>
-              <w:left w:type="dxa" w:w="240"/>
-              <w:bottom w:type="dxa" w:w="200"/>
-              <w:right w:type="dxa" w:w="240"/>
-            </w:tcMar>
-            <w:vAlign w:val="center"/>
-          </w:tcPr>
-          <w:p>
-            <w:pPr>
-              <w:jc w:val="center"/>
-            </w:pPr>
-            <w:r>
-              <w:rPr>
-                <w:b/>
-                <w:bCs/>
-                <w:color w:val="2C2C2C"/>
-                <w:sz w:val="56"/>
-                <w:szCs w:val="56"/>
-              </w:rPr>
-              <w:t xml:space="preserve">生气</w:t>
-            </w:r>
-          </w:p>
-          <w:p>
-            <w:pPr>
-              <w:jc w:val="center"/>
-            </w:pPr>
-            <w:r>
-              <w:rPr>
-                <w:i/>
-                <w:iCs/>
-                <w:color w:val="888888"/>
-                <w:sz w:val="22"/>
-                <w:szCs w:val="22"/>
-              </w:rPr>
-              <w:t xml:space="preserve">shēng qì</w:t>
-            </w:r>
-          </w:p>
-        </w:tc>
-        <w:tc>
-          <w:tcPr>
-            <w:tcW w:type="dxa" w:w="5040"/>
-            <w:tcBorders>
-              <w:top w:val="single" w:color="42A5F5" w:sz="8"/>
-              <w:left w:val="single" w:color="42A5F5" w:sz="8"/>
-              <w:bottom w:val="single" w:color="42A5F5" w:sz="8"/>
-              <w:right w:val="single" w:color="42A5F5" w:sz="8"/>
-            </w:tcBorders>
-            <w:tcMar>
-              <w:top w:type="dxa" w:w="200"/>
-              <w:left w:type="dxa" w:w="240"/>
-              <w:bottom w:type="dxa" w:w="200"/>
-              <w:right w:type="dxa" w:w="240"/>
-            </w:tcMar>
-            <w:vAlign w:val="center"/>
-          </w:tcPr>
-          <w:p>
-            <w:pPr>
-              <w:jc w:val="center"/>
-            </w:pPr>
-            <w:r>
-              <w:rPr>
-                <w:sz w:val="56"/>
-                <w:szCs w:val="56"/>
-              </w:rPr>
-              <w:t xml:space="preserve">🎭</w:t>
-            </w:r>
-          </w:p>
-          <w:p>
-            <w:pPr>
-              <w:jc w:val="center"/>
-            </w:pPr>
-            <w:r>
-              <w:rPr>
-                <w:b/>
-                <w:bCs/>
-                <w:color w:val="2C2C2C"/>
-                <w:sz w:val="26"/>
-                <w:szCs w:val="26"/>
-              </w:rPr>
-              <w:t xml:space="preserve">mood</w:t>
-            </w:r>
-          </w:p>
-        </w:tc>
-      </w:tr>
-      <w:tr>
-        <w:trPr>
-          <w:trHeight w:val="1100" w:hRule="atLeast"/>
-        </w:trPr>
-        <w:tc>
-          <w:tcPr>
-            <w:tcW w:type="dxa" w:w="5040"/>
-            <w:tcBorders>
-              <w:top w:val="single" w:color="FF7043" w:sz="8"/>
-              <w:left w:val="single" w:color="FF7043" w:sz="8"/>
-              <w:bottom w:val="single" w:color="FF7043" w:sz="8"/>
-              <w:right w:val="single" w:color="FF7043" w:sz="8"/>
-            </w:tcBorders>
-            <w:tcMar>
-              <w:top w:type="dxa" w:w="200"/>
-              <w:left w:type="dxa" w:w="240"/>
-              <w:bottom w:type="dxa" w:w="200"/>
-              <w:right w:type="dxa" w:w="240"/>
-            </w:tcMar>
-            <w:vAlign w:val="center"/>
-          </w:tcPr>
-          <w:p>
-            <w:pPr>
-              <w:jc w:val="center"/>
-            </w:pPr>
-            <w:r>
-              <w:rPr>
-                <w:b/>
-                <w:bCs/>
-                <w:color w:val="2C2C2C"/>
-                <w:sz w:val="56"/>
-                <w:szCs w:val="56"/>
-              </w:rPr>
-              <w:t xml:space="preserve">喜欢</w:t>
-            </w:r>
-          </w:p>
-          <w:p>
-            <w:pPr>
-              <w:jc w:val="center"/>
-            </w:pPr>
-            <w:r>
-              <w:rPr>
-                <w:i/>
-                <w:iCs/>
-                <w:color w:val="888888"/>
-                <w:sz w:val="22"/>
-                <w:szCs w:val="22"/>
-              </w:rPr>
-              <w:t xml:space="preserve">xǐ huān</w:t>
-            </w:r>
-          </w:p>
-        </w:tc>
-        <w:tc>
-          <w:tcPr>
-            <w:tcW w:type="dxa" w:w="5040"/>
-            <w:tcBorders>
-              <w:top w:val="single" w:color="42A5F5" w:sz="8"/>
-              <w:left w:val="single" w:color="42A5F5" w:sz="8"/>
-              <w:bottom w:val="single" w:color="42A5F5" w:sz="8"/>
-              <w:right w:val="single" w:color="42A5F5" w:sz="8"/>
-            </w:tcBorders>
-            <w:tcMar>
-              <w:top w:type="dxa" w:w="200"/>
-              <w:left w:type="dxa" w:w="240"/>
-              <w:bottom w:type="dxa" w:w="200"/>
-              <w:right w:type="dxa" w:w="240"/>
-            </w:tcMar>
-            <w:vAlign w:val="center"/>
-          </w:tcPr>
-          <w:p>
-            <w:pPr>
-              <w:jc w:val="center"/>
-            </w:pPr>
-            <w:r>
-              <w:rPr>
-                <w:sz w:val="56"/>
-                <w:szCs w:val="56"/>
-              </w:rPr>
-              <w:t xml:space="preserve">😢</w:t>
-            </w:r>
-          </w:p>
-          <w:p>
-            <w:pPr>
-              <w:jc w:val="center"/>
-            </w:pPr>
-            <w:r>
-              <w:rPr>
-                <w:b/>
-                <w:bCs/>
-                <w:color w:val="2C2C2C"/>
-                <w:sz w:val="26"/>
-                <w:szCs w:val="26"/>
-              </w:rPr>
-              <w:t xml:space="preserve">sad</w:t>
-            </w:r>
-          </w:p>
-        </w:tc>
-      </w:tr>
-      <w:tr>
-        <w:trPr>
-          <w:trHeight w:val="1100" w:hRule="atLeast"/>
-        </w:trPr>
-        <w:tc>
-          <w:tcPr>
-            <w:tcW w:type="dxa" w:w="5040"/>
-            <w:tcBorders>
-              <w:top w:val="single" w:color="FF7043" w:sz="8"/>
-              <w:left w:val="single" w:color="FF7043" w:sz="8"/>
-              <w:bottom w:val="single" w:color="FF7043" w:sz="8"/>
-              <w:right w:val="single" w:color="FF7043" w:sz="8"/>
-            </w:tcBorders>
-            <w:tcMar>
-              <w:top w:type="dxa" w:w="200"/>
-              <w:left w:type="dxa" w:w="240"/>
-              <w:bottom w:type="dxa" w:w="200"/>
-              <w:right w:type="dxa" w:w="240"/>
-            </w:tcMar>
-            <w:vAlign w:val="center"/>
-          </w:tcPr>
-          <w:p>
-            <w:pPr>
-              <w:jc w:val="center"/>
-            </w:pPr>
-            <w:r>
-              <w:rPr>
-                <w:b/>
-                <w:bCs/>
-                <w:color w:val="2C2C2C"/>
-                <w:sz w:val="56"/>
-                <w:szCs w:val="56"/>
-              </w:rPr>
-              <w:t xml:space="preserve">心情</w:t>
-            </w:r>
-          </w:p>
-          <w:p>
-            <w:pPr>
-              <w:jc w:val="center"/>
-            </w:pPr>
-            <w:r>
-              <w:rPr>
-                <w:i/>
-                <w:iCs/>
-                <w:color w:val="888888"/>
-                <w:sz w:val="22"/>
-                <w:szCs w:val="22"/>
-              </w:rPr>
-              <w:t xml:space="preserve">xīn qíng</w:t>
-            </w:r>
-          </w:p>
-        </w:tc>
-        <w:tc>
-          <w:tcPr>
-            <w:tcW w:type="dxa" w:w="5040"/>
-            <w:tcBorders>
-              <w:top w:val="single" w:color="42A5F5" w:sz="8"/>
-              <w:left w:val="single" w:color="42A5F5" w:sz="8"/>
-              <w:bottom w:val="single" w:color="42A5F5" w:sz="8"/>
-              <w:right w:val="single" w:color="42A5F5" w:sz="8"/>
-            </w:tcBorders>
-            <w:tcMar>
-              <w:top w:type="dxa" w:w="200"/>
-              <w:left w:type="dxa" w:w="240"/>
-              <w:bottom w:type="dxa" w:w="200"/>
-              <w:right w:type="dxa" w:w="240"/>
-            </w:tcMar>
-            <w:vAlign w:val="center"/>
-          </w:tcPr>
-          <w:p>
-            <w:pPr>
-              <w:jc w:val="center"/>
-            </w:pPr>
-            <w:r>
-              <w:rPr>
-                <w:sz w:val="56"/>
-                <w:szCs w:val="56"/>
-              </w:rPr>
-              <w:t xml:space="preserve">😍</w:t>
-            </w:r>
-          </w:p>
-          <w:p>
-            <w:pPr>
-              <w:jc w:val="center"/>
-            </w:pPr>
-            <w:r>
-              <w:rPr>
-                <w:b/>
-                <w:bCs/>
-                <w:color w:val="2C2C2C"/>
-                <w:sz w:val="26"/>
-                <w:szCs w:val="26"/>
-              </w:rPr>
-              <w:t xml:space="preserve">like / love</w:t>
-            </w:r>
-          </w:p>
-        </w:tc>
-      </w:tr>
-    </w:tbl>
-    <w:p>
-      <w:r>
-        <w:br w:type="page"/>
-      </w:r>
-    </w:p>
-    <w:tbl>
-      <w:tblPr>
-        <w:tblW w:type="dxa" w:w="10080"/>
-        <w:tblBorders>
-          <w:top w:val="none" w:color="FFFFFF" w:sz="0"/>
-          <w:left w:val="none" w:color="FFFFFF" w:sz="0"/>
-          <w:bottom w:val="none" w:color="FFFFFF" w:sz="0"/>
-          <w:right w:val="none" w:color="FFFFFF" w:sz="0"/>
-          <w:insideH w:val="none" w:color="FFFFFF" w:sz="0"/>
-          <w:insideV w:val="none" w:color="FFFFFF" w:sz="0"/>
-        </w:tblBorders>
-      </w:tblPr>
-      <w:tblGrid>
-        <w:gridCol w:w="10080"/>
-      </w:tblGrid>
-      <w:tr>
-        <w:tc>
-          <w:tcPr>
-            <w:tcW w:type="dxa" w:w="10080"/>
-            <w:shd w:fill="9C27B0" w:val="clear"/>
-            <w:tcMar>
-              <w:top w:type="dxa" w:w="80"/>
-              <w:left w:type="dxa" w:w="200"/>
-              <w:bottom w:type="dxa" w:w="80"/>
-              <w:right w:type="dxa" w:w="200"/>
-            </w:tcMar>
-          </w:tcPr>
-          <w:p>
-            <w:r>
-              <w:rPr>
-                <w:b/>
-                <w:bCs/>
-                <w:color w:val="FFFFFF"/>
-                <w:sz w:val="24"/>
-                <w:szCs w:val="24"/>
-              </w:rPr>
-              <w:t xml:space="preserve">四、描一描, 写一写 / Trace and Write</w:t>
-            </w:r>
-          </w:p>
-        </w:tc>
-      </w:tr>
-    </w:tbl>
-    <w:p>
-      <w:pPr>
-        <w:spacing w:after="300" w:before="200"/>
-      </w:pPr>
-      <w:r>
-        <w:rPr>
-          <w:i/>
-          <w:iCs/>
+          <w:sz w:val="18"/>
+          <w:szCs w:val="18"/>
+        </w:rPr>
+        <w:t xml:space="preserve">   kāi xīn   </w:t>
+      </w:r>
+      <w:r>
+        <w:rPr>
           <w:color w:val="888888"/>
-          <w:sz w:val="22"/>
-          <w:szCs w:val="22"/>
-        </w:rPr>
-        <w:t xml:space="preserve">👉 先描一描灰色的字, 然后自己写一遍。</w:t>
-      </w:r>
-    </w:p>
-    <w:p>
-      <w:pPr>
-        <w:spacing w:after="120" w:before="320"/>
-      </w:pPr>
-      <w:r>
-        <w:rPr>
-          <w:b/>
-          <w:bCs/>
-          <w:color w:val="9C27B0"/>
-          <w:sz w:val="28"/>
-          <w:szCs w:val="28"/>
-        </w:rPr>
-        <w:t xml:space="preserve">1. </w:t>
-      </w:r>
-      <w:r>
-        <w:rPr>
-          <w:b/>
-          <w:bCs/>
-          <w:color w:val="2C2C2C"/>
-          <w:sz w:val="36"/>
-          <w:szCs w:val="36"/>
-        </w:rPr>
-        <w:t xml:space="preserve">开心</w:t>
-      </w:r>
-      <w:r>
-        <w:rPr>
-          <w:i/>
-          <w:iCs/>
-          <w:color w:val="888888"/>
-          <w:sz w:val="24"/>
-          <w:szCs w:val="24"/>
-        </w:rPr>
-        <w:t xml:space="preserve">   kāi xīn   </w:t>
-      </w:r>
-      <w:r>
-        <w:rPr>
-          <w:color w:val="888888"/>
-          <w:sz w:val="22"/>
-          <w:szCs w:val="22"/>
+          <w:sz w:val="18"/>
+          <w:szCs w:val="18"/>
         </w:rPr>
         <w:t xml:space="preserve">happy</w:t>
       </w:r>
@@ -1976,7 +1435,7 @@
       </w:tblGrid>
       <w:tr>
         <w:trPr>
-          <w:trHeight w:val="1300" w:hRule="atLeast"/>
+          <w:trHeight w:val="900" w:hRule="atLeast"/>
         </w:trPr>
         <w:tc>
           <w:tcPr>
@@ -1988,10 +1447,10 @@
               <w:right w:val="single" w:color="CCCCCC" w:sz="6"/>
             </w:tcBorders>
             <w:tcMar>
-              <w:top w:type="dxa" w:w="120"/>
-              <w:left w:type="dxa" w:w="60"/>
-              <w:bottom w:type="dxa" w:w="120"/>
-              <w:right w:type="dxa" w:w="60"/>
+              <w:top w:type="dxa" w:w="60"/>
+              <w:left w:type="dxa" w:w="40"/>
+              <w:bottom w:type="dxa" w:w="60"/>
+              <w:right w:type="dxa" w:w="40"/>
             </w:tcMar>
             <w:vAlign w:val="center"/>
           </w:tcPr>
@@ -2002,8 +1461,8 @@
             <w:r>
               <w:rPr>
                 <w:color w:val="D8D8D8"/>
-                <w:sz w:val="56"/>
-                <w:szCs w:val="56"/>
+                <w:sz w:val="40"/>
+                <w:szCs w:val="40"/>
               </w:rPr>
               <w:t xml:space="preserve">开心</w:t>
             </w:r>
@@ -2019,10 +1478,10 @@
               <w:right w:val="single" w:color="CCCCCC" w:sz="6"/>
             </w:tcBorders>
             <w:tcMar>
-              <w:top w:type="dxa" w:w="120"/>
-              <w:left w:type="dxa" w:w="60"/>
-              <w:bottom w:type="dxa" w:w="120"/>
-              <w:right w:type="dxa" w:w="60"/>
+              <w:top w:type="dxa" w:w="60"/>
+              <w:left w:type="dxa" w:w="40"/>
+              <w:bottom w:type="dxa" w:w="60"/>
+              <w:right w:type="dxa" w:w="40"/>
             </w:tcMar>
             <w:vAlign w:val="center"/>
           </w:tcPr>
@@ -2033,8 +1492,8 @@
             <w:r>
               <w:rPr>
                 <w:color w:val="D8D8D8"/>
-                <w:sz w:val="56"/>
-                <w:szCs w:val="56"/>
+                <w:sz w:val="40"/>
+                <w:szCs w:val="40"/>
               </w:rPr>
               <w:t xml:space="preserve">开心</w:t>
             </w:r>
@@ -2050,10 +1509,10 @@
               <w:right w:val="single" w:color="CCCCCC" w:sz="6"/>
             </w:tcBorders>
             <w:tcMar>
-              <w:top w:type="dxa" w:w="120"/>
-              <w:left w:type="dxa" w:w="60"/>
-              <w:bottom w:type="dxa" w:w="120"/>
-              <w:right w:type="dxa" w:w="60"/>
+              <w:top w:type="dxa" w:w="60"/>
+              <w:left w:type="dxa" w:w="40"/>
+              <w:bottom w:type="dxa" w:w="60"/>
+              <w:right w:type="dxa" w:w="40"/>
             </w:tcMar>
             <w:vAlign w:val="center"/>
           </w:tcPr>
@@ -2064,8 +1523,8 @@
             <w:r>
               <w:rPr>
                 <w:color w:val="D8D8D8"/>
-                <w:sz w:val="56"/>
-                <w:szCs w:val="56"/>
+                <w:sz w:val="40"/>
+                <w:szCs w:val="40"/>
               </w:rPr>
               <w:t xml:space="preserve">开心</w:t>
             </w:r>
@@ -2081,10 +1540,10 @@
               <w:right w:val="single" w:color="CCCCCC" w:sz="6"/>
             </w:tcBorders>
             <w:tcMar>
-              <w:top w:type="dxa" w:w="120"/>
-              <w:left w:type="dxa" w:w="60"/>
-              <w:bottom w:type="dxa" w:w="120"/>
-              <w:right w:type="dxa" w:w="60"/>
+              <w:top w:type="dxa" w:w="60"/>
+              <w:left w:type="dxa" w:w="40"/>
+              <w:bottom w:type="dxa" w:w="60"/>
+              <w:right w:type="dxa" w:w="40"/>
             </w:tcMar>
             <w:vAlign w:val="center"/>
           </w:tcPr>
@@ -2095,8 +1554,8 @@
             <w:r>
               <w:rPr>
                 <w:color w:val="D8D8D8"/>
-                <w:sz w:val="56"/>
-                <w:szCs w:val="56"/>
+                <w:sz w:val="40"/>
+                <w:szCs w:val="40"/>
               </w:rPr>
               <w:t xml:space="preserve">开心</w:t>
             </w:r>
@@ -2112,21 +1571,21 @@
               <w:right w:val="single" w:color="CCCCCC" w:sz="6"/>
             </w:tcBorders>
             <w:tcMar>
-              <w:top w:type="dxa" w:w="120"/>
-              <w:left w:type="dxa" w:w="60"/>
-              <w:bottom w:type="dxa" w:w="120"/>
-              <w:right w:type="dxa" w:w="60"/>
-            </w:tcMar>
-            <w:vAlign w:val="center"/>
-          </w:tcPr>
-          <w:p>
-            <w:pPr>
-              <w:jc w:val="center"/>
-            </w:pPr>
-            <w:r>
-              <w:rPr>
-                <w:sz w:val="56"/>
-                <w:szCs w:val="56"/>
+              <w:top w:type="dxa" w:w="60"/>
+              <w:left w:type="dxa" w:w="40"/>
+              <w:bottom w:type="dxa" w:w="60"/>
+              <w:right w:type="dxa" w:w="40"/>
+            </w:tcMar>
+            <w:vAlign w:val="center"/>
+          </w:tcPr>
+          <w:p>
+            <w:pPr>
+              <w:jc w:val="center"/>
+            </w:pPr>
+            <w:r>
+              <w:rPr>
+                <w:sz w:val="40"/>
+                <w:szCs w:val="40"/>
               </w:rPr>
               <w:t xml:space="preserve"> </w:t>
             </w:r>
@@ -2142,21 +1601,21 @@
               <w:right w:val="single" w:color="CCCCCC" w:sz="6"/>
             </w:tcBorders>
             <w:tcMar>
-              <w:top w:type="dxa" w:w="120"/>
-              <w:left w:type="dxa" w:w="60"/>
-              <w:bottom w:type="dxa" w:w="120"/>
-              <w:right w:type="dxa" w:w="60"/>
-            </w:tcMar>
-            <w:vAlign w:val="center"/>
-          </w:tcPr>
-          <w:p>
-            <w:pPr>
-              <w:jc w:val="center"/>
-            </w:pPr>
-            <w:r>
-              <w:rPr>
-                <w:sz w:val="56"/>
-                <w:szCs w:val="56"/>
+              <w:top w:type="dxa" w:w="60"/>
+              <w:left w:type="dxa" w:w="40"/>
+              <w:bottom w:type="dxa" w:w="60"/>
+              <w:right w:type="dxa" w:w="40"/>
+            </w:tcMar>
+            <w:vAlign w:val="center"/>
+          </w:tcPr>
+          <w:p>
+            <w:pPr>
+              <w:jc w:val="center"/>
+            </w:pPr>
+            <w:r>
+              <w:rPr>
+                <w:sz w:val="40"/>
+                <w:szCs w:val="40"/>
               </w:rPr>
               <w:t xml:space="preserve"> </w:t>
             </w:r>
@@ -2172,21 +1631,21 @@
               <w:right w:val="single" w:color="CCCCCC" w:sz="6"/>
             </w:tcBorders>
             <w:tcMar>
-              <w:top w:type="dxa" w:w="120"/>
-              <w:left w:type="dxa" w:w="60"/>
-              <w:bottom w:type="dxa" w:w="120"/>
-              <w:right w:type="dxa" w:w="60"/>
-            </w:tcMar>
-            <w:vAlign w:val="center"/>
-          </w:tcPr>
-          <w:p>
-            <w:pPr>
-              <w:jc w:val="center"/>
-            </w:pPr>
-            <w:r>
-              <w:rPr>
-                <w:sz w:val="56"/>
-                <w:szCs w:val="56"/>
+              <w:top w:type="dxa" w:w="60"/>
+              <w:left w:type="dxa" w:w="40"/>
+              <w:bottom w:type="dxa" w:w="60"/>
+              <w:right w:type="dxa" w:w="40"/>
+            </w:tcMar>
+            <w:vAlign w:val="center"/>
+          </w:tcPr>
+          <w:p>
+            <w:pPr>
+              <w:jc w:val="center"/>
+            </w:pPr>
+            <w:r>
+              <w:rPr>
+                <w:sz w:val="40"/>
+                <w:szCs w:val="40"/>
               </w:rPr>
               <w:t xml:space="preserve"> </w:t>
             </w:r>
@@ -2202,21 +1661,21 @@
               <w:right w:val="single" w:color="CCCCCC" w:sz="6"/>
             </w:tcBorders>
             <w:tcMar>
-              <w:top w:type="dxa" w:w="120"/>
-              <w:left w:type="dxa" w:w="60"/>
-              <w:bottom w:type="dxa" w:w="120"/>
-              <w:right w:type="dxa" w:w="60"/>
-            </w:tcMar>
-            <w:vAlign w:val="center"/>
-          </w:tcPr>
-          <w:p>
-            <w:pPr>
-              <w:jc w:val="center"/>
-            </w:pPr>
-            <w:r>
-              <w:rPr>
-                <w:sz w:val="56"/>
-                <w:szCs w:val="56"/>
+              <w:top w:type="dxa" w:w="60"/>
+              <w:left w:type="dxa" w:w="40"/>
+              <w:bottom w:type="dxa" w:w="60"/>
+              <w:right w:type="dxa" w:w="40"/>
+            </w:tcMar>
+            <w:vAlign w:val="center"/>
+          </w:tcPr>
+          <w:p>
+            <w:pPr>
+              <w:jc w:val="center"/>
+            </w:pPr>
+            <w:r>
+              <w:rPr>
+                <w:sz w:val="40"/>
+                <w:szCs w:val="40"/>
               </w:rPr>
               <w:t xml:space="preserve"> </w:t>
             </w:r>
@@ -2226,15 +1685,15 @@
     </w:tbl>
     <w:p>
       <w:pPr>
-        <w:spacing w:after="120" w:before="320"/>
+        <w:spacing w:after="40" w:before="80"/>
       </w:pPr>
       <w:r>
         <w:rPr>
           <w:b/>
           <w:bCs/>
           <w:color w:val="9C27B0"/>
-          <w:sz w:val="28"/>
-          <w:szCs w:val="28"/>
+          <w:sz w:val="22"/>
+          <w:szCs w:val="22"/>
         </w:rPr>
         <w:t xml:space="preserve">2. </w:t>
       </w:r>
@@ -2243,8 +1702,8 @@
           <w:b/>
           <w:bCs/>
           <w:color w:val="2C2C2C"/>
-          <w:sz w:val="36"/>
-          <w:szCs w:val="36"/>
+          <w:sz w:val="28"/>
+          <w:szCs w:val="28"/>
         </w:rPr>
         <w:t xml:space="preserve">喜欢</w:t>
       </w:r>
@@ -2253,16 +1712,16 @@
           <w:i/>
           <w:iCs/>
           <w:color w:val="888888"/>
-          <w:sz w:val="24"/>
-          <w:szCs w:val="24"/>
+          <w:sz w:val="18"/>
+          <w:szCs w:val="18"/>
         </w:rPr>
         <w:t xml:space="preserve">   xǐ huān   </w:t>
       </w:r>
       <w:r>
         <w:rPr>
           <w:color w:val="888888"/>
-          <w:sz w:val="22"/>
-          <w:szCs w:val="22"/>
+          <w:sz w:val="18"/>
+          <w:szCs w:val="18"/>
         </w:rPr>
         <w:t xml:space="preserve">like / love</w:t>
       </w:r>
@@ -2291,7 +1750,7 @@
       </w:tblGrid>
       <w:tr>
         <w:trPr>
-          <w:trHeight w:val="1300" w:hRule="atLeast"/>
+          <w:trHeight w:val="900" w:hRule="atLeast"/>
         </w:trPr>
         <w:tc>
           <w:tcPr>
@@ -2303,10 +1762,10 @@
               <w:right w:val="single" w:color="CCCCCC" w:sz="6"/>
             </w:tcBorders>
             <w:tcMar>
-              <w:top w:type="dxa" w:w="120"/>
-              <w:left w:type="dxa" w:w="60"/>
-              <w:bottom w:type="dxa" w:w="120"/>
-              <w:right w:type="dxa" w:w="60"/>
+              <w:top w:type="dxa" w:w="60"/>
+              <w:left w:type="dxa" w:w="40"/>
+              <w:bottom w:type="dxa" w:w="60"/>
+              <w:right w:type="dxa" w:w="40"/>
             </w:tcMar>
             <w:vAlign w:val="center"/>
           </w:tcPr>
@@ -2317,8 +1776,8 @@
             <w:r>
               <w:rPr>
                 <w:color w:val="D8D8D8"/>
-                <w:sz w:val="56"/>
-                <w:szCs w:val="56"/>
+                <w:sz w:val="40"/>
+                <w:szCs w:val="40"/>
               </w:rPr>
               <w:t xml:space="preserve">喜欢</w:t>
             </w:r>
@@ -2334,10 +1793,10 @@
               <w:right w:val="single" w:color="CCCCCC" w:sz="6"/>
             </w:tcBorders>
             <w:tcMar>
-              <w:top w:type="dxa" w:w="120"/>
-              <w:left w:type="dxa" w:w="60"/>
-              <w:bottom w:type="dxa" w:w="120"/>
-              <w:right w:type="dxa" w:w="60"/>
+              <w:top w:type="dxa" w:w="60"/>
+              <w:left w:type="dxa" w:w="40"/>
+              <w:bottom w:type="dxa" w:w="60"/>
+              <w:right w:type="dxa" w:w="40"/>
             </w:tcMar>
             <w:vAlign w:val="center"/>
           </w:tcPr>
@@ -2348,8 +1807,8 @@
             <w:r>
               <w:rPr>
                 <w:color w:val="D8D8D8"/>
-                <w:sz w:val="56"/>
-                <w:szCs w:val="56"/>
+                <w:sz w:val="40"/>
+                <w:szCs w:val="40"/>
               </w:rPr>
               <w:t xml:space="preserve">喜欢</w:t>
             </w:r>
@@ -2365,10 +1824,10 @@
               <w:right w:val="single" w:color="CCCCCC" w:sz="6"/>
             </w:tcBorders>
             <w:tcMar>
-              <w:top w:type="dxa" w:w="120"/>
-              <w:left w:type="dxa" w:w="60"/>
-              <w:bottom w:type="dxa" w:w="120"/>
-              <w:right w:type="dxa" w:w="60"/>
+              <w:top w:type="dxa" w:w="60"/>
+              <w:left w:type="dxa" w:w="40"/>
+              <w:bottom w:type="dxa" w:w="60"/>
+              <w:right w:type="dxa" w:w="40"/>
             </w:tcMar>
             <w:vAlign w:val="center"/>
           </w:tcPr>
@@ -2379,8 +1838,8 @@
             <w:r>
               <w:rPr>
                 <w:color w:val="D8D8D8"/>
-                <w:sz w:val="56"/>
-                <w:szCs w:val="56"/>
+                <w:sz w:val="40"/>
+                <w:szCs w:val="40"/>
               </w:rPr>
               <w:t xml:space="preserve">喜欢</w:t>
             </w:r>
@@ -2396,10 +1855,10 @@
               <w:right w:val="single" w:color="CCCCCC" w:sz="6"/>
             </w:tcBorders>
             <w:tcMar>
-              <w:top w:type="dxa" w:w="120"/>
-              <w:left w:type="dxa" w:w="60"/>
-              <w:bottom w:type="dxa" w:w="120"/>
-              <w:right w:type="dxa" w:w="60"/>
+              <w:top w:type="dxa" w:w="60"/>
+              <w:left w:type="dxa" w:w="40"/>
+              <w:bottom w:type="dxa" w:w="60"/>
+              <w:right w:type="dxa" w:w="40"/>
             </w:tcMar>
             <w:vAlign w:val="center"/>
           </w:tcPr>
@@ -2410,8 +1869,8 @@
             <w:r>
               <w:rPr>
                 <w:color w:val="D8D8D8"/>
-                <w:sz w:val="56"/>
-                <w:szCs w:val="56"/>
+                <w:sz w:val="40"/>
+                <w:szCs w:val="40"/>
               </w:rPr>
               <w:t xml:space="preserve">喜欢</w:t>
             </w:r>
@@ -2427,21 +1886,21 @@
               <w:right w:val="single" w:color="CCCCCC" w:sz="6"/>
             </w:tcBorders>
             <w:tcMar>
-              <w:top w:type="dxa" w:w="120"/>
-              <w:left w:type="dxa" w:w="60"/>
-              <w:bottom w:type="dxa" w:w="120"/>
-              <w:right w:type="dxa" w:w="60"/>
-            </w:tcMar>
-            <w:vAlign w:val="center"/>
-          </w:tcPr>
-          <w:p>
-            <w:pPr>
-              <w:jc w:val="center"/>
-            </w:pPr>
-            <w:r>
-              <w:rPr>
-                <w:sz w:val="56"/>
-                <w:szCs w:val="56"/>
+              <w:top w:type="dxa" w:w="60"/>
+              <w:left w:type="dxa" w:w="40"/>
+              <w:bottom w:type="dxa" w:w="60"/>
+              <w:right w:type="dxa" w:w="40"/>
+            </w:tcMar>
+            <w:vAlign w:val="center"/>
+          </w:tcPr>
+          <w:p>
+            <w:pPr>
+              <w:jc w:val="center"/>
+            </w:pPr>
+            <w:r>
+              <w:rPr>
+                <w:sz w:val="40"/>
+                <w:szCs w:val="40"/>
               </w:rPr>
               <w:t xml:space="preserve"> </w:t>
             </w:r>
@@ -2457,21 +1916,21 @@
               <w:right w:val="single" w:color="CCCCCC" w:sz="6"/>
             </w:tcBorders>
             <w:tcMar>
-              <w:top w:type="dxa" w:w="120"/>
-              <w:left w:type="dxa" w:w="60"/>
-              <w:bottom w:type="dxa" w:w="120"/>
-              <w:right w:type="dxa" w:w="60"/>
-            </w:tcMar>
-            <w:vAlign w:val="center"/>
-          </w:tcPr>
-          <w:p>
-            <w:pPr>
-              <w:jc w:val="center"/>
-            </w:pPr>
-            <w:r>
-              <w:rPr>
-                <w:sz w:val="56"/>
-                <w:szCs w:val="56"/>
+              <w:top w:type="dxa" w:w="60"/>
+              <w:left w:type="dxa" w:w="40"/>
+              <w:bottom w:type="dxa" w:w="60"/>
+              <w:right w:type="dxa" w:w="40"/>
+            </w:tcMar>
+            <w:vAlign w:val="center"/>
+          </w:tcPr>
+          <w:p>
+            <w:pPr>
+              <w:jc w:val="center"/>
+            </w:pPr>
+            <w:r>
+              <w:rPr>
+                <w:sz w:val="40"/>
+                <w:szCs w:val="40"/>
               </w:rPr>
               <w:t xml:space="preserve"> </w:t>
             </w:r>
@@ -2487,21 +1946,21 @@
               <w:right w:val="single" w:color="CCCCCC" w:sz="6"/>
             </w:tcBorders>
             <w:tcMar>
-              <w:top w:type="dxa" w:w="120"/>
-              <w:left w:type="dxa" w:w="60"/>
-              <w:bottom w:type="dxa" w:w="120"/>
-              <w:right w:type="dxa" w:w="60"/>
-            </w:tcMar>
-            <w:vAlign w:val="center"/>
-          </w:tcPr>
-          <w:p>
-            <w:pPr>
-              <w:jc w:val="center"/>
-            </w:pPr>
-            <w:r>
-              <w:rPr>
-                <w:sz w:val="56"/>
-                <w:szCs w:val="56"/>
+              <w:top w:type="dxa" w:w="60"/>
+              <w:left w:type="dxa" w:w="40"/>
+              <w:bottom w:type="dxa" w:w="60"/>
+              <w:right w:type="dxa" w:w="40"/>
+            </w:tcMar>
+            <w:vAlign w:val="center"/>
+          </w:tcPr>
+          <w:p>
+            <w:pPr>
+              <w:jc w:val="center"/>
+            </w:pPr>
+            <w:r>
+              <w:rPr>
+                <w:sz w:val="40"/>
+                <w:szCs w:val="40"/>
               </w:rPr>
               <w:t xml:space="preserve"> </w:t>
             </w:r>
@@ -2517,21 +1976,21 @@
               <w:right w:val="single" w:color="CCCCCC" w:sz="6"/>
             </w:tcBorders>
             <w:tcMar>
-              <w:top w:type="dxa" w:w="120"/>
-              <w:left w:type="dxa" w:w="60"/>
-              <w:bottom w:type="dxa" w:w="120"/>
-              <w:right w:type="dxa" w:w="60"/>
-            </w:tcMar>
-            <w:vAlign w:val="center"/>
-          </w:tcPr>
-          <w:p>
-            <w:pPr>
-              <w:jc w:val="center"/>
-            </w:pPr>
-            <w:r>
-              <w:rPr>
-                <w:sz w:val="56"/>
-                <w:szCs w:val="56"/>
+              <w:top w:type="dxa" w:w="60"/>
+              <w:left w:type="dxa" w:w="40"/>
+              <w:bottom w:type="dxa" w:w="60"/>
+              <w:right w:type="dxa" w:w="40"/>
+            </w:tcMar>
+            <w:vAlign w:val="center"/>
+          </w:tcPr>
+          <w:p>
+            <w:pPr>
+              <w:jc w:val="center"/>
+            </w:pPr>
+            <w:r>
+              <w:rPr>
+                <w:sz w:val="40"/>
+                <w:szCs w:val="40"/>
               </w:rPr>
               <w:t xml:space="preserve"> </w:t>
             </w:r>
@@ -2541,15 +2000,15 @@
     </w:tbl>
     <w:p>
       <w:pPr>
-        <w:spacing w:after="120" w:before="320"/>
+        <w:spacing w:after="40" w:before="80"/>
       </w:pPr>
       <w:r>
         <w:rPr>
           <w:b/>
           <w:bCs/>
           <w:color w:val="9C27B0"/>
-          <w:sz w:val="28"/>
-          <w:szCs w:val="28"/>
+          <w:sz w:val="22"/>
+          <w:szCs w:val="22"/>
         </w:rPr>
         <w:t xml:space="preserve">3. </w:t>
       </w:r>
@@ -2558,8 +2017,8 @@
           <w:b/>
           <w:bCs/>
           <w:color w:val="2C2C2C"/>
-          <w:sz w:val="36"/>
-          <w:szCs w:val="36"/>
+          <w:sz w:val="28"/>
+          <w:szCs w:val="28"/>
         </w:rPr>
         <w:t xml:space="preserve">生气</w:t>
       </w:r>
@@ -2568,16 +2027,16 @@
           <w:i/>
           <w:iCs/>
           <w:color w:val="888888"/>
-          <w:sz w:val="24"/>
-          <w:szCs w:val="24"/>
+          <w:sz w:val="18"/>
+          <w:szCs w:val="18"/>
         </w:rPr>
         <w:t xml:space="preserve">   shēng qì   </w:t>
       </w:r>
       <w:r>
         <w:rPr>
           <w:color w:val="888888"/>
-          <w:sz w:val="22"/>
-          <w:szCs w:val="22"/>
+          <w:sz w:val="18"/>
+          <w:szCs w:val="18"/>
         </w:rPr>
         <w:t xml:space="preserve">angry</w:t>
       </w:r>
@@ -2606,7 +2065,7 @@
       </w:tblGrid>
       <w:tr>
         <w:trPr>
-          <w:trHeight w:val="1300" w:hRule="atLeast"/>
+          <w:trHeight w:val="900" w:hRule="atLeast"/>
         </w:trPr>
         <w:tc>
           <w:tcPr>
@@ -2618,10 +2077,10 @@
               <w:right w:val="single" w:color="CCCCCC" w:sz="6"/>
             </w:tcBorders>
             <w:tcMar>
-              <w:top w:type="dxa" w:w="120"/>
-              <w:left w:type="dxa" w:w="60"/>
-              <w:bottom w:type="dxa" w:w="120"/>
-              <w:right w:type="dxa" w:w="60"/>
+              <w:top w:type="dxa" w:w="60"/>
+              <w:left w:type="dxa" w:w="40"/>
+              <w:bottom w:type="dxa" w:w="60"/>
+              <w:right w:type="dxa" w:w="40"/>
             </w:tcMar>
             <w:vAlign w:val="center"/>
           </w:tcPr>
@@ -2632,8 +2091,8 @@
             <w:r>
               <w:rPr>
                 <w:color w:val="D8D8D8"/>
-                <w:sz w:val="56"/>
-                <w:szCs w:val="56"/>
+                <w:sz w:val="40"/>
+                <w:szCs w:val="40"/>
               </w:rPr>
               <w:t xml:space="preserve">生气</w:t>
             </w:r>
@@ -2649,10 +2108,10 @@
               <w:right w:val="single" w:color="CCCCCC" w:sz="6"/>
             </w:tcBorders>
             <w:tcMar>
-              <w:top w:type="dxa" w:w="120"/>
-              <w:left w:type="dxa" w:w="60"/>
-              <w:bottom w:type="dxa" w:w="120"/>
-              <w:right w:type="dxa" w:w="60"/>
+              <w:top w:type="dxa" w:w="60"/>
+              <w:left w:type="dxa" w:w="40"/>
+              <w:bottom w:type="dxa" w:w="60"/>
+              <w:right w:type="dxa" w:w="40"/>
             </w:tcMar>
             <w:vAlign w:val="center"/>
           </w:tcPr>
@@ -2663,8 +2122,8 @@
             <w:r>
               <w:rPr>
                 <w:color w:val="D8D8D8"/>
-                <w:sz w:val="56"/>
-                <w:szCs w:val="56"/>
+                <w:sz w:val="40"/>
+                <w:szCs w:val="40"/>
               </w:rPr>
               <w:t xml:space="preserve">生气</w:t>
             </w:r>
@@ -2680,10 +2139,10 @@
               <w:right w:val="single" w:color="CCCCCC" w:sz="6"/>
             </w:tcBorders>
             <w:tcMar>
-              <w:top w:type="dxa" w:w="120"/>
-              <w:left w:type="dxa" w:w="60"/>
-              <w:bottom w:type="dxa" w:w="120"/>
-              <w:right w:type="dxa" w:w="60"/>
+              <w:top w:type="dxa" w:w="60"/>
+              <w:left w:type="dxa" w:w="40"/>
+              <w:bottom w:type="dxa" w:w="60"/>
+              <w:right w:type="dxa" w:w="40"/>
             </w:tcMar>
             <w:vAlign w:val="center"/>
           </w:tcPr>
@@ -2694,8 +2153,8 @@
             <w:r>
               <w:rPr>
                 <w:color w:val="D8D8D8"/>
-                <w:sz w:val="56"/>
-                <w:szCs w:val="56"/>
+                <w:sz w:val="40"/>
+                <w:szCs w:val="40"/>
               </w:rPr>
               <w:t xml:space="preserve">生气</w:t>
             </w:r>
@@ -2711,10 +2170,10 @@
               <w:right w:val="single" w:color="CCCCCC" w:sz="6"/>
             </w:tcBorders>
             <w:tcMar>
-              <w:top w:type="dxa" w:w="120"/>
-              <w:left w:type="dxa" w:w="60"/>
-              <w:bottom w:type="dxa" w:w="120"/>
-              <w:right w:type="dxa" w:w="60"/>
+              <w:top w:type="dxa" w:w="60"/>
+              <w:left w:type="dxa" w:w="40"/>
+              <w:bottom w:type="dxa" w:w="60"/>
+              <w:right w:type="dxa" w:w="40"/>
             </w:tcMar>
             <w:vAlign w:val="center"/>
           </w:tcPr>
@@ -2725,8 +2184,8 @@
             <w:r>
               <w:rPr>
                 <w:color w:val="D8D8D8"/>
-                <w:sz w:val="56"/>
-                <w:szCs w:val="56"/>
+                <w:sz w:val="40"/>
+                <w:szCs w:val="40"/>
               </w:rPr>
               <w:t xml:space="preserve">生气</w:t>
             </w:r>
@@ -2742,21 +2201,21 @@
               <w:right w:val="single" w:color="CCCCCC" w:sz="6"/>
             </w:tcBorders>
             <w:tcMar>
-              <w:top w:type="dxa" w:w="120"/>
-              <w:left w:type="dxa" w:w="60"/>
-              <w:bottom w:type="dxa" w:w="120"/>
-              <w:right w:type="dxa" w:w="60"/>
-            </w:tcMar>
-            <w:vAlign w:val="center"/>
-          </w:tcPr>
-          <w:p>
-            <w:pPr>
-              <w:jc w:val="center"/>
-            </w:pPr>
-            <w:r>
-              <w:rPr>
-                <w:sz w:val="56"/>
-                <w:szCs w:val="56"/>
+              <w:top w:type="dxa" w:w="60"/>
+              <w:left w:type="dxa" w:w="40"/>
+              <w:bottom w:type="dxa" w:w="60"/>
+              <w:right w:type="dxa" w:w="40"/>
+            </w:tcMar>
+            <w:vAlign w:val="center"/>
+          </w:tcPr>
+          <w:p>
+            <w:pPr>
+              <w:jc w:val="center"/>
+            </w:pPr>
+            <w:r>
+              <w:rPr>
+                <w:sz w:val="40"/>
+                <w:szCs w:val="40"/>
               </w:rPr>
               <w:t xml:space="preserve"> </w:t>
             </w:r>
@@ -2772,21 +2231,21 @@
               <w:right w:val="single" w:color="CCCCCC" w:sz="6"/>
             </w:tcBorders>
             <w:tcMar>
-              <w:top w:type="dxa" w:w="120"/>
-              <w:left w:type="dxa" w:w="60"/>
-              <w:bottom w:type="dxa" w:w="120"/>
-              <w:right w:type="dxa" w:w="60"/>
-            </w:tcMar>
-            <w:vAlign w:val="center"/>
-          </w:tcPr>
-          <w:p>
-            <w:pPr>
-              <w:jc w:val="center"/>
-            </w:pPr>
-            <w:r>
-              <w:rPr>
-                <w:sz w:val="56"/>
-                <w:szCs w:val="56"/>
+              <w:top w:type="dxa" w:w="60"/>
+              <w:left w:type="dxa" w:w="40"/>
+              <w:bottom w:type="dxa" w:w="60"/>
+              <w:right w:type="dxa" w:w="40"/>
+            </w:tcMar>
+            <w:vAlign w:val="center"/>
+          </w:tcPr>
+          <w:p>
+            <w:pPr>
+              <w:jc w:val="center"/>
+            </w:pPr>
+            <w:r>
+              <w:rPr>
+                <w:sz w:val="40"/>
+                <w:szCs w:val="40"/>
               </w:rPr>
               <w:t xml:space="preserve"> </w:t>
             </w:r>
@@ -2802,21 +2261,21 @@
               <w:right w:val="single" w:color="CCCCCC" w:sz="6"/>
             </w:tcBorders>
             <w:tcMar>
-              <w:top w:type="dxa" w:w="120"/>
-              <w:left w:type="dxa" w:w="60"/>
-              <w:bottom w:type="dxa" w:w="120"/>
-              <w:right w:type="dxa" w:w="60"/>
-            </w:tcMar>
-            <w:vAlign w:val="center"/>
-          </w:tcPr>
-          <w:p>
-            <w:pPr>
-              <w:jc w:val="center"/>
-            </w:pPr>
-            <w:r>
-              <w:rPr>
-                <w:sz w:val="56"/>
-                <w:szCs w:val="56"/>
+              <w:top w:type="dxa" w:w="60"/>
+              <w:left w:type="dxa" w:w="40"/>
+              <w:bottom w:type="dxa" w:w="60"/>
+              <w:right w:type="dxa" w:w="40"/>
+            </w:tcMar>
+            <w:vAlign w:val="center"/>
+          </w:tcPr>
+          <w:p>
+            <w:pPr>
+              <w:jc w:val="center"/>
+            </w:pPr>
+            <w:r>
+              <w:rPr>
+                <w:sz w:val="40"/>
+                <w:szCs w:val="40"/>
               </w:rPr>
               <w:t xml:space="preserve"> </w:t>
             </w:r>
@@ -2832,21 +2291,21 @@
               <w:right w:val="single" w:color="CCCCCC" w:sz="6"/>
             </w:tcBorders>
             <w:tcMar>
-              <w:top w:type="dxa" w:w="120"/>
-              <w:left w:type="dxa" w:w="60"/>
-              <w:bottom w:type="dxa" w:w="120"/>
-              <w:right w:type="dxa" w:w="60"/>
-            </w:tcMar>
-            <w:vAlign w:val="center"/>
-          </w:tcPr>
-          <w:p>
-            <w:pPr>
-              <w:jc w:val="center"/>
-            </w:pPr>
-            <w:r>
-              <w:rPr>
-                <w:sz w:val="56"/>
-                <w:szCs w:val="56"/>
+              <w:top w:type="dxa" w:w="60"/>
+              <w:left w:type="dxa" w:w="40"/>
+              <w:bottom w:type="dxa" w:w="60"/>
+              <w:right w:type="dxa" w:w="40"/>
+            </w:tcMar>
+            <w:vAlign w:val="center"/>
+          </w:tcPr>
+          <w:p>
+            <w:pPr>
+              <w:jc w:val="center"/>
+            </w:pPr>
+            <w:r>
+              <w:rPr>
+                <w:sz w:val="40"/>
+                <w:szCs w:val="40"/>
               </w:rPr>
               <w:t xml:space="preserve"> </w:t>
             </w:r>
@@ -2856,7 +2315,8 @@
     </w:tbl>
     <w:p>
       <w:pPr>
-        <w:spacing w:before="600"/>
+        <w:pageBreakBefore/>
+        <w:spacing w:after="0" w:before="0"/>
       </w:pPr>
       <w:r>
         <w:t xml:space="preserve"/>
@@ -2881,7 +2341,7 @@
         <w:tc>
           <w:tcPr>
             <w:tcW w:type="dxa" w:w="10080"/>
-            <w:shd w:fill="66BB6A" w:val="clear"/>
+            <w:shd w:fill="FF7043" w:val="clear"/>
             <w:tcMar>
               <w:top w:type="dxa" w:w="80"/>
               <w:left w:type="dxa" w:w="200"/>
@@ -2897,6 +2357,593 @@
                 <w:color w:val="FFFFFF"/>
                 <w:sz w:val="24"/>
                 <w:szCs w:val="24"/>
+              </w:rPr>
+              <w:t xml:space="preserve">四、连一连 / Match  (用线连起来)</w:t>
+            </w:r>
+          </w:p>
+        </w:tc>
+      </w:tr>
+    </w:tbl>
+    <w:p>
+      <w:pPr>
+        <w:spacing w:after="200" w:before="200"/>
+      </w:pPr>
+      <w:r>
+        <w:rPr>
+          <w:i/>
+          <w:iCs/>
+          <w:color w:val="888888"/>
+          <w:sz w:val="22"/>
+          <w:szCs w:val="22"/>
+        </w:rPr>
+        <w:t xml:space="preserve">👉 把中文词语和正确的英文/表情用一根线连起来。</w:t>
+      </w:r>
+    </w:p>
+    <w:p>
+      <w:pPr>
+        <w:spacing w:after="200" w:before="80"/>
+      </w:pPr>
+      <w:r>
+        <w:rPr>
+          <w:i/>
+          <w:iCs/>
+          <w:color w:val="888888"/>
+          <w:sz w:val="20"/>
+          <w:szCs w:val="20"/>
+        </w:rPr>
+        <w:t xml:space="preserve">Draw a line from each Chinese word to its matching emoji + English.</w:t>
+      </w:r>
+    </w:p>
+    <w:tbl>
+      <w:tblPr>
+        <w:tblW w:type="dxa" w:w="10080"/>
+        <w:tblBorders>
+          <w:top w:val="none" w:color="FFFFFF" w:sz="0"/>
+          <w:left w:val="none" w:color="FFFFFF" w:sz="0"/>
+          <w:bottom w:val="none" w:color="FFFFFF" w:sz="0"/>
+          <w:right w:val="none" w:color="FFFFFF" w:sz="0"/>
+          <w:insideH w:val="none" w:color="FFFFFF" w:sz="0"/>
+          <w:insideV w:val="none" w:color="FFFFFF" w:sz="0"/>
+        </w:tblBorders>
+      </w:tblPr>
+      <w:tblGrid>
+        <w:gridCol w:w="5040"/>
+        <w:gridCol w:w="5040"/>
+      </w:tblGrid>
+      <w:tr>
+        <w:trPr>
+          <w:trHeight w:val="1100" w:hRule="atLeast"/>
+        </w:trPr>
+        <w:tc>
+          <w:tcPr>
+            <w:tcW w:type="dxa" w:w="5040"/>
+            <w:tcBorders>
+              <w:top w:val="single" w:color="FF7043" w:sz="8"/>
+              <w:left w:val="single" w:color="FF7043" w:sz="8"/>
+              <w:bottom w:val="single" w:color="FF7043" w:sz="8"/>
+              <w:right w:val="single" w:color="FF7043" w:sz="8"/>
+            </w:tcBorders>
+            <w:tcMar>
+              <w:top w:type="dxa" w:w="200"/>
+              <w:left w:type="dxa" w:w="240"/>
+              <w:bottom w:type="dxa" w:w="200"/>
+              <w:right w:type="dxa" w:w="240"/>
+            </w:tcMar>
+            <w:vAlign w:val="center"/>
+          </w:tcPr>
+          <w:p>
+            <w:pPr>
+              <w:jc w:val="center"/>
+            </w:pPr>
+            <w:r>
+              <w:rPr>
+                <w:b/>
+                <w:bCs/>
+                <w:color w:val="2C2C2C"/>
+                <w:sz w:val="56"/>
+                <w:szCs w:val="56"/>
+              </w:rPr>
+              <w:t xml:space="preserve">开心</w:t>
+            </w:r>
+          </w:p>
+          <w:p>
+            <w:pPr>
+              <w:jc w:val="center"/>
+            </w:pPr>
+            <w:r>
+              <w:rPr>
+                <w:i/>
+                <w:iCs/>
+                <w:color w:val="888888"/>
+                <w:sz w:val="22"/>
+                <w:szCs w:val="22"/>
+              </w:rPr>
+              <w:t xml:space="preserve">kāi xīn</w:t>
+            </w:r>
+          </w:p>
+        </w:tc>
+        <w:tc>
+          <w:tcPr>
+            <w:tcW w:type="dxa" w:w="5040"/>
+            <w:tcBorders>
+              <w:top w:val="single" w:color="42A5F5" w:sz="8"/>
+              <w:left w:val="single" w:color="42A5F5" w:sz="8"/>
+              <w:bottom w:val="single" w:color="42A5F5" w:sz="8"/>
+              <w:right w:val="single" w:color="42A5F5" w:sz="8"/>
+            </w:tcBorders>
+            <w:tcMar>
+              <w:top w:type="dxa" w:w="200"/>
+              <w:left w:type="dxa" w:w="240"/>
+              <w:bottom w:type="dxa" w:w="200"/>
+              <w:right w:type="dxa" w:w="240"/>
+            </w:tcMar>
+            <w:vAlign w:val="center"/>
+          </w:tcPr>
+          <w:p>
+            <w:pPr>
+              <w:jc w:val="center"/>
+            </w:pPr>
+            <w:r>
+              <w:rPr>
+                <w:sz w:val="56"/>
+                <w:szCs w:val="56"/>
+              </w:rPr>
+              <w:t xml:space="preserve">😡</w:t>
+            </w:r>
+          </w:p>
+          <w:p>
+            <w:pPr>
+              <w:jc w:val="center"/>
+            </w:pPr>
+            <w:r>
+              <w:rPr>
+                <w:b/>
+                <w:bCs/>
+                <w:color w:val="2C2C2C"/>
+                <w:sz w:val="26"/>
+                <w:szCs w:val="26"/>
+              </w:rPr>
+              <w:t xml:space="preserve">angry</w:t>
+            </w:r>
+          </w:p>
+        </w:tc>
+      </w:tr>
+      <w:tr>
+        <w:trPr>
+          <w:trHeight w:val="1100" w:hRule="atLeast"/>
+        </w:trPr>
+        <w:tc>
+          <w:tcPr>
+            <w:tcW w:type="dxa" w:w="5040"/>
+            <w:tcBorders>
+              <w:top w:val="single" w:color="FF7043" w:sz="8"/>
+              <w:left w:val="single" w:color="FF7043" w:sz="8"/>
+              <w:bottom w:val="single" w:color="FF7043" w:sz="8"/>
+              <w:right w:val="single" w:color="FF7043" w:sz="8"/>
+            </w:tcBorders>
+            <w:tcMar>
+              <w:top w:type="dxa" w:w="200"/>
+              <w:left w:type="dxa" w:w="240"/>
+              <w:bottom w:type="dxa" w:w="200"/>
+              <w:right w:type="dxa" w:w="240"/>
+            </w:tcMar>
+            <w:vAlign w:val="center"/>
+          </w:tcPr>
+          <w:p>
+            <w:pPr>
+              <w:jc w:val="center"/>
+            </w:pPr>
+            <w:r>
+              <w:rPr>
+                <w:b/>
+                <w:bCs/>
+                <w:color w:val="2C2C2C"/>
+                <w:sz w:val="56"/>
+                <w:szCs w:val="56"/>
+              </w:rPr>
+              <w:t xml:space="preserve">难过</w:t>
+            </w:r>
+          </w:p>
+          <w:p>
+            <w:pPr>
+              <w:jc w:val="center"/>
+            </w:pPr>
+            <w:r>
+              <w:rPr>
+                <w:i/>
+                <w:iCs/>
+                <w:color w:val="888888"/>
+                <w:sz w:val="22"/>
+                <w:szCs w:val="22"/>
+              </w:rPr>
+              <w:t xml:space="preserve">nán guò</w:t>
+            </w:r>
+          </w:p>
+        </w:tc>
+        <w:tc>
+          <w:tcPr>
+            <w:tcW w:type="dxa" w:w="5040"/>
+            <w:tcBorders>
+              <w:top w:val="single" w:color="42A5F5" w:sz="8"/>
+              <w:left w:val="single" w:color="42A5F5" w:sz="8"/>
+              <w:bottom w:val="single" w:color="42A5F5" w:sz="8"/>
+              <w:right w:val="single" w:color="42A5F5" w:sz="8"/>
+            </w:tcBorders>
+            <w:tcMar>
+              <w:top w:type="dxa" w:w="200"/>
+              <w:left w:type="dxa" w:w="240"/>
+              <w:bottom w:type="dxa" w:w="200"/>
+              <w:right w:type="dxa" w:w="240"/>
+            </w:tcMar>
+            <w:vAlign w:val="center"/>
+          </w:tcPr>
+          <w:p>
+            <w:pPr>
+              <w:jc w:val="center"/>
+            </w:pPr>
+            <w:r>
+              <w:rPr>
+                <w:sz w:val="56"/>
+                <w:szCs w:val="56"/>
+              </w:rPr>
+              <w:t xml:space="preserve">😄</w:t>
+            </w:r>
+          </w:p>
+          <w:p>
+            <w:pPr>
+              <w:jc w:val="center"/>
+            </w:pPr>
+            <w:r>
+              <w:rPr>
+                <w:b/>
+                <w:bCs/>
+                <w:color w:val="2C2C2C"/>
+                <w:sz w:val="26"/>
+                <w:szCs w:val="26"/>
+              </w:rPr>
+              <w:t xml:space="preserve">happy</w:t>
+            </w:r>
+          </w:p>
+        </w:tc>
+      </w:tr>
+      <w:tr>
+        <w:trPr>
+          <w:trHeight w:val="1100" w:hRule="atLeast"/>
+        </w:trPr>
+        <w:tc>
+          <w:tcPr>
+            <w:tcW w:type="dxa" w:w="5040"/>
+            <w:tcBorders>
+              <w:top w:val="single" w:color="FF7043" w:sz="8"/>
+              <w:left w:val="single" w:color="FF7043" w:sz="8"/>
+              <w:bottom w:val="single" w:color="FF7043" w:sz="8"/>
+              <w:right w:val="single" w:color="FF7043" w:sz="8"/>
+            </w:tcBorders>
+            <w:tcMar>
+              <w:top w:type="dxa" w:w="200"/>
+              <w:left w:type="dxa" w:w="240"/>
+              <w:bottom w:type="dxa" w:w="200"/>
+              <w:right w:type="dxa" w:w="240"/>
+            </w:tcMar>
+            <w:vAlign w:val="center"/>
+          </w:tcPr>
+          <w:p>
+            <w:pPr>
+              <w:jc w:val="center"/>
+            </w:pPr>
+            <w:r>
+              <w:rPr>
+                <w:b/>
+                <w:bCs/>
+                <w:color w:val="2C2C2C"/>
+                <w:sz w:val="56"/>
+                <w:szCs w:val="56"/>
+              </w:rPr>
+              <w:t xml:space="preserve">生气</w:t>
+            </w:r>
+          </w:p>
+          <w:p>
+            <w:pPr>
+              <w:jc w:val="center"/>
+            </w:pPr>
+            <w:r>
+              <w:rPr>
+                <w:i/>
+                <w:iCs/>
+                <w:color w:val="888888"/>
+                <w:sz w:val="22"/>
+                <w:szCs w:val="22"/>
+              </w:rPr>
+              <w:t xml:space="preserve">shēng qì</w:t>
+            </w:r>
+          </w:p>
+        </w:tc>
+        <w:tc>
+          <w:tcPr>
+            <w:tcW w:type="dxa" w:w="5040"/>
+            <w:tcBorders>
+              <w:top w:val="single" w:color="42A5F5" w:sz="8"/>
+              <w:left w:val="single" w:color="42A5F5" w:sz="8"/>
+              <w:bottom w:val="single" w:color="42A5F5" w:sz="8"/>
+              <w:right w:val="single" w:color="42A5F5" w:sz="8"/>
+            </w:tcBorders>
+            <w:tcMar>
+              <w:top w:type="dxa" w:w="200"/>
+              <w:left w:type="dxa" w:w="240"/>
+              <w:bottom w:type="dxa" w:w="200"/>
+              <w:right w:type="dxa" w:w="240"/>
+            </w:tcMar>
+            <w:vAlign w:val="center"/>
+          </w:tcPr>
+          <w:p>
+            <w:pPr>
+              <w:jc w:val="center"/>
+            </w:pPr>
+            <w:r>
+              <w:rPr>
+                <w:sz w:val="56"/>
+                <w:szCs w:val="56"/>
+              </w:rPr>
+              <w:t xml:space="preserve">🎭</w:t>
+            </w:r>
+          </w:p>
+          <w:p>
+            <w:pPr>
+              <w:jc w:val="center"/>
+            </w:pPr>
+            <w:r>
+              <w:rPr>
+                <w:b/>
+                <w:bCs/>
+                <w:color w:val="2C2C2C"/>
+                <w:sz w:val="26"/>
+                <w:szCs w:val="26"/>
+              </w:rPr>
+              <w:t xml:space="preserve">mood</w:t>
+            </w:r>
+          </w:p>
+        </w:tc>
+      </w:tr>
+      <w:tr>
+        <w:trPr>
+          <w:trHeight w:val="1100" w:hRule="atLeast"/>
+        </w:trPr>
+        <w:tc>
+          <w:tcPr>
+            <w:tcW w:type="dxa" w:w="5040"/>
+            <w:tcBorders>
+              <w:top w:val="single" w:color="FF7043" w:sz="8"/>
+              <w:left w:val="single" w:color="FF7043" w:sz="8"/>
+              <w:bottom w:val="single" w:color="FF7043" w:sz="8"/>
+              <w:right w:val="single" w:color="FF7043" w:sz="8"/>
+            </w:tcBorders>
+            <w:tcMar>
+              <w:top w:type="dxa" w:w="200"/>
+              <w:left w:type="dxa" w:w="240"/>
+              <w:bottom w:type="dxa" w:w="200"/>
+              <w:right w:type="dxa" w:w="240"/>
+            </w:tcMar>
+            <w:vAlign w:val="center"/>
+          </w:tcPr>
+          <w:p>
+            <w:pPr>
+              <w:jc w:val="center"/>
+            </w:pPr>
+            <w:r>
+              <w:rPr>
+                <w:b/>
+                <w:bCs/>
+                <w:color w:val="2C2C2C"/>
+                <w:sz w:val="56"/>
+                <w:szCs w:val="56"/>
+              </w:rPr>
+              <w:t xml:space="preserve">喜欢</w:t>
+            </w:r>
+          </w:p>
+          <w:p>
+            <w:pPr>
+              <w:jc w:val="center"/>
+            </w:pPr>
+            <w:r>
+              <w:rPr>
+                <w:i/>
+                <w:iCs/>
+                <w:color w:val="888888"/>
+                <w:sz w:val="22"/>
+                <w:szCs w:val="22"/>
+              </w:rPr>
+              <w:t xml:space="preserve">xǐ huān</w:t>
+            </w:r>
+          </w:p>
+        </w:tc>
+        <w:tc>
+          <w:tcPr>
+            <w:tcW w:type="dxa" w:w="5040"/>
+            <w:tcBorders>
+              <w:top w:val="single" w:color="42A5F5" w:sz="8"/>
+              <w:left w:val="single" w:color="42A5F5" w:sz="8"/>
+              <w:bottom w:val="single" w:color="42A5F5" w:sz="8"/>
+              <w:right w:val="single" w:color="42A5F5" w:sz="8"/>
+            </w:tcBorders>
+            <w:tcMar>
+              <w:top w:type="dxa" w:w="200"/>
+              <w:left w:type="dxa" w:w="240"/>
+              <w:bottom w:type="dxa" w:w="200"/>
+              <w:right w:type="dxa" w:w="240"/>
+            </w:tcMar>
+            <w:vAlign w:val="center"/>
+          </w:tcPr>
+          <w:p>
+            <w:pPr>
+              <w:jc w:val="center"/>
+            </w:pPr>
+            <w:r>
+              <w:rPr>
+                <w:sz w:val="56"/>
+                <w:szCs w:val="56"/>
+              </w:rPr>
+              <w:t xml:space="preserve">😢</w:t>
+            </w:r>
+          </w:p>
+          <w:p>
+            <w:pPr>
+              <w:jc w:val="center"/>
+            </w:pPr>
+            <w:r>
+              <w:rPr>
+                <w:b/>
+                <w:bCs/>
+                <w:color w:val="2C2C2C"/>
+                <w:sz w:val="26"/>
+                <w:szCs w:val="26"/>
+              </w:rPr>
+              <w:t xml:space="preserve">sad</w:t>
+            </w:r>
+          </w:p>
+        </w:tc>
+      </w:tr>
+      <w:tr>
+        <w:trPr>
+          <w:trHeight w:val="1100" w:hRule="atLeast"/>
+        </w:trPr>
+        <w:tc>
+          <w:tcPr>
+            <w:tcW w:type="dxa" w:w="5040"/>
+            <w:tcBorders>
+              <w:top w:val="single" w:color="FF7043" w:sz="8"/>
+              <w:left w:val="single" w:color="FF7043" w:sz="8"/>
+              <w:bottom w:val="single" w:color="FF7043" w:sz="8"/>
+              <w:right w:val="single" w:color="FF7043" w:sz="8"/>
+            </w:tcBorders>
+            <w:tcMar>
+              <w:top w:type="dxa" w:w="200"/>
+              <w:left w:type="dxa" w:w="240"/>
+              <w:bottom w:type="dxa" w:w="200"/>
+              <w:right w:type="dxa" w:w="240"/>
+            </w:tcMar>
+            <w:vAlign w:val="center"/>
+          </w:tcPr>
+          <w:p>
+            <w:pPr>
+              <w:jc w:val="center"/>
+            </w:pPr>
+            <w:r>
+              <w:rPr>
+                <w:b/>
+                <w:bCs/>
+                <w:color w:val="2C2C2C"/>
+                <w:sz w:val="56"/>
+                <w:szCs w:val="56"/>
+              </w:rPr>
+              <w:t xml:space="preserve">心情</w:t>
+            </w:r>
+          </w:p>
+          <w:p>
+            <w:pPr>
+              <w:jc w:val="center"/>
+            </w:pPr>
+            <w:r>
+              <w:rPr>
+                <w:i/>
+                <w:iCs/>
+                <w:color w:val="888888"/>
+                <w:sz w:val="22"/>
+                <w:szCs w:val="22"/>
+              </w:rPr>
+              <w:t xml:space="preserve">xīn qíng</w:t>
+            </w:r>
+          </w:p>
+        </w:tc>
+        <w:tc>
+          <w:tcPr>
+            <w:tcW w:type="dxa" w:w="5040"/>
+            <w:tcBorders>
+              <w:top w:val="single" w:color="42A5F5" w:sz="8"/>
+              <w:left w:val="single" w:color="42A5F5" w:sz="8"/>
+              <w:bottom w:val="single" w:color="42A5F5" w:sz="8"/>
+              <w:right w:val="single" w:color="42A5F5" w:sz="8"/>
+            </w:tcBorders>
+            <w:tcMar>
+              <w:top w:type="dxa" w:w="200"/>
+              <w:left w:type="dxa" w:w="240"/>
+              <w:bottom w:type="dxa" w:w="200"/>
+              <w:right w:type="dxa" w:w="240"/>
+            </w:tcMar>
+            <w:vAlign w:val="center"/>
+          </w:tcPr>
+          <w:p>
+            <w:pPr>
+              <w:jc w:val="center"/>
+            </w:pPr>
+            <w:r>
+              <w:rPr>
+                <w:sz w:val="56"/>
+                <w:szCs w:val="56"/>
+              </w:rPr>
+              <w:t xml:space="preserve">😍</w:t>
+            </w:r>
+          </w:p>
+          <w:p>
+            <w:pPr>
+              <w:jc w:val="center"/>
+            </w:pPr>
+            <w:r>
+              <w:rPr>
+                <w:b/>
+                <w:bCs/>
+                <w:color w:val="2C2C2C"/>
+                <w:sz w:val="26"/>
+                <w:szCs w:val="26"/>
+              </w:rPr>
+              <w:t xml:space="preserve">like / love</w:t>
+            </w:r>
+          </w:p>
+        </w:tc>
+      </w:tr>
+    </w:tbl>
+    <w:p>
+      <w:pPr>
+        <w:spacing w:before="400"/>
+      </w:pPr>
+      <w:r>
+        <w:t xml:space="preserve"/>
+      </w:r>
+    </w:p>
+    <w:tbl>
+      <w:tblPr>
+        <w:tblW w:type="dxa" w:w="10080"/>
+        <w:tblBorders>
+          <w:top w:val="none" w:color="FFFFFF" w:sz="0"/>
+          <w:left w:val="none" w:color="FFFFFF" w:sz="0"/>
+          <w:bottom w:val="none" w:color="FFFFFF" w:sz="0"/>
+          <w:right w:val="none" w:color="FFFFFF" w:sz="0"/>
+          <w:insideH w:val="none" w:color="FFFFFF" w:sz="0"/>
+          <w:insideV w:val="none" w:color="FFFFFF" w:sz="0"/>
+        </w:tblBorders>
+      </w:tblPr>
+      <w:tblGrid>
+        <w:gridCol w:w="10080"/>
+      </w:tblGrid>
+      <w:tr>
+        <w:tc>
+          <w:tcPr>
+            <w:tcW w:type="dxa" w:w="10080"/>
+            <w:shd w:fill="66BB6A" w:val="clear"/>
+            <w:tcMar>
+              <w:top w:type="dxa" w:w="80"/>
+              <w:left w:type="dxa" w:w="200"/>
+              <w:bottom w:type="dxa" w:w="80"/>
+              <w:right w:type="dxa" w:w="200"/>
+            </w:tcMar>
+          </w:tcPr>
+          <w:p>
+            <w:r>
+              <w:rPr>
+                <w:b/>
+                <w:bCs/>
+                <w:color w:val="FFFFFF"/>
+                <w:sz w:val="22"/>
+                <w:szCs w:val="22"/>
               </w:rPr>
               <w:t xml:space="preserve">🎉  恭喜你完成 Day 1 练习册! Great job, Little Artist!</w:t>
             </w:r>

--- a/Chinese/小小艺术家little_artist_pbl/booklets/day1_booklet.docx
+++ b/Chinese/小小艺术家little_artist_pbl/booklets/day1_booklet.docx
@@ -1,10 +1,10 @@
 
 <file path=word/document.xml><?xml version="1.0" encoding="utf-8"?>
-<w:document xmlns:wpc="http://schemas.microsoft.com/office/word/2010/wordprocessingCanvas" xmlns:mc="http://schemas.openxmlformats.org/markup-compatibility/2006" xmlns:o="urn:schemas-microsoft-com:office:office" xmlns:r="http://schemas.openxmlformats.org/officeDocument/2006/relationships" xmlns:m="http://schemas.openxmlformats.org/officeDocument/2006/math" xmlns:v="urn:schemas-microsoft-com:vml" xmlns:wp14="http://schemas.microsoft.com/office/word/2010/wordprocessingDrawing" xmlns:wp="http://schemas.openxmlformats.org/drawingml/2006/wordprocessingDrawing" xmlns:w10="urn:schemas-microsoft-com:office:word" xmlns:w="http://schemas.openxmlformats.org/wordprocessingml/2006/main" xmlns:w14="http://schemas.microsoft.com/office/word/2010/wordml" xmlns:w15="http://schemas.microsoft.com/office/word/2012/wordml" xmlns:wpg="http://schemas.microsoft.com/office/word/2010/wordprocessingGroup" xmlns:wpi="http://schemas.microsoft.com/office/word/2010/wordprocessingInk" xmlns:wne="http://schemas.microsoft.com/office/word/2006/wordml" xmlns:wps="http://schemas.microsoft.com/office/word/2010/wordprocessingShape" xmlns:cx="http://schemas.microsoft.com/office/drawing/2014/chartex" xmlns:cx1="http://schemas.microsoft.com/office/drawing/2015/9/8/chartex" xmlns:cx2="http://schemas.microsoft.com/office/drawing/2015/10/21/chartex" xmlns:cx3="http://schemas.microsoft.com/office/drawing/2016/5/9/chartex" xmlns:cx4="http://schemas.microsoft.com/office/drawing/2016/5/10/chartex" xmlns:cx5="http://schemas.microsoft.com/office/drawing/2016/5/11/chartex" xmlns:cx6="http://schemas.microsoft.com/office/drawing/2016/5/12/chartex" xmlns:cx7="http://schemas.microsoft.com/office/drawing/2016/5/13/chartex" xmlns:cx8="http://schemas.microsoft.com/office/drawing/2016/5/14/chartex" xmlns:aink="http://schemas.microsoft.com/office/drawing/2016/ink" xmlns:am3d="http://schemas.microsoft.com/office/drawing/2017/model3d" xmlns:w16cex="http://schemas.microsoft.com/office/word/2018/wordml/cex" xmlns:w16cid="http://schemas.microsoft.com/office/word/2016/wordml/cid" xmlns:w16="http://schemas.microsoft.com/office/word/2018/wordml" xmlns:w16sdtdh="http://schemas.microsoft.com/office/word/2020/wordml/sdtdatahash" xmlns:w16se="http://schemas.microsoft.com/office/word/2015/wordml/symex" mc:Ignorable="w14 w15 wp14">
+<w:document xmlns:wpc="http://schemas.microsoft.com/office/word/2010/wordprocessingCanvas" xmlns:cx="http://schemas.microsoft.com/office/drawing/2014/chartex" xmlns:cx1="http://schemas.microsoft.com/office/drawing/2015/9/8/chartex" xmlns:cx2="http://schemas.microsoft.com/office/drawing/2015/10/21/chartex" xmlns:cx3="http://schemas.microsoft.com/office/drawing/2016/5/9/chartex" xmlns:cx4="http://schemas.microsoft.com/office/drawing/2016/5/10/chartex" xmlns:cx5="http://schemas.microsoft.com/office/drawing/2016/5/11/chartex" xmlns:cx6="http://schemas.microsoft.com/office/drawing/2016/5/12/chartex" xmlns:cx7="http://schemas.microsoft.com/office/drawing/2016/5/13/chartex" xmlns:cx8="http://schemas.microsoft.com/office/drawing/2016/5/14/chartex" xmlns:mc="http://schemas.openxmlformats.org/markup-compatibility/2006" xmlns:aink="http://schemas.microsoft.com/office/drawing/2016/ink" xmlns:am3d="http://schemas.microsoft.com/office/drawing/2017/model3d" xmlns:o="urn:schemas-microsoft-com:office:office" xmlns:oel="http://schemas.microsoft.com/office/2019/extlst" xmlns:r="http://schemas.openxmlformats.org/officeDocument/2006/relationships" xmlns:m="http://schemas.openxmlformats.org/officeDocument/2006/math" xmlns:v="urn:schemas-microsoft-com:vml" xmlns:wp14="http://schemas.microsoft.com/office/word/2010/wordprocessingDrawing" xmlns:wp="http://schemas.openxmlformats.org/drawingml/2006/wordprocessingDrawing" xmlns:w10="urn:schemas-microsoft-com:office:word" xmlns:w="http://schemas.openxmlformats.org/wordprocessingml/2006/main" xmlns:w14="http://schemas.microsoft.com/office/word/2010/wordml" xmlns:w15="http://schemas.microsoft.com/office/word/2012/wordml" xmlns:w16cex="http://schemas.microsoft.com/office/word/2018/wordml/cex" xmlns:w16cid="http://schemas.microsoft.com/office/word/2016/wordml/cid" xmlns:w16="http://schemas.microsoft.com/office/word/2018/wordml" xmlns:w16du="http://schemas.microsoft.com/office/word/2023/wordml/word16du" xmlns:w16sdtdh="http://schemas.microsoft.com/office/word/2020/wordml/sdtdatahash" xmlns:w16sdtfl="http://schemas.microsoft.com/office/word/2024/wordml/sdtformatlock" xmlns:w16se="http://schemas.microsoft.com/office/word/2015/wordml/symex" xmlns:wpg="http://schemas.microsoft.com/office/word/2010/wordprocessingGroup" xmlns:wpi="http://schemas.microsoft.com/office/word/2010/wordprocessingInk" xmlns:wne="http://schemas.microsoft.com/office/word/2006/wordml" xmlns:wps="http://schemas.microsoft.com/office/word/2010/wordprocessingShape" mc:Ignorable="w14 w15 w16se w16cid w16 w16cex w16sdtdh w16sdtfl w16du wp14">
   <w:body>
     <w:p>
       <w:pPr>
-        <w:spacing w:after="200" w:before="1200"/>
+        <w:spacing w:before="1200" w:after="200"/>
         <w:jc w:val="center"/>
       </w:pPr>
       <w:r>
@@ -12,12 +12,12 @@
           <w:sz w:val="120"/>
           <w:szCs w:val="120"/>
         </w:rPr>
-        <w:t xml:space="preserve">🎨</w:t>
+        <w:t>🎨</w:t>
       </w:r>
     </w:p>
     <w:p>
       <w:pPr>
-        <w:spacing w:after="100" w:before="200"/>
+        <w:spacing w:before="200" w:after="100"/>
         <w:jc w:val="center"/>
       </w:pPr>
       <w:r>
@@ -28,12 +28,12 @@
           <w:sz w:val="60"/>
           <w:szCs w:val="60"/>
         </w:rPr>
-        <w:t xml:space="preserve">小小艺术家</w:t>
+        <w:t>小小艺术家</w:t>
       </w:r>
     </w:p>
     <w:p>
       <w:pPr>
-        <w:spacing w:after="600" w:before="100"/>
+        <w:spacing w:before="100" w:after="600"/>
         <w:jc w:val="center"/>
       </w:pPr>
       <w:r>
@@ -44,12 +44,12 @@
           <w:sz w:val="36"/>
           <w:szCs w:val="36"/>
         </w:rPr>
-        <w:t xml:space="preserve">Little Artist</w:t>
+        <w:t>Little Artist</w:t>
       </w:r>
     </w:p>
     <w:p>
       <w:pPr>
-        <w:spacing w:after="100" w:before="200"/>
+        <w:spacing w:before="200" w:after="100"/>
         <w:jc w:val="center"/>
       </w:pPr>
       <w:r>
@@ -60,12 +60,12 @@
           <w:sz w:val="44"/>
           <w:szCs w:val="44"/>
         </w:rPr>
-        <w:t xml:space="preserve">Day 1 · 艺术是表达</w:t>
+        <w:t>Day 1 · 艺术是表达</w:t>
       </w:r>
     </w:p>
     <w:p>
       <w:pPr>
-        <w:spacing w:after="800" w:before="100"/>
+        <w:spacing w:before="100" w:after="800"/>
         <w:jc w:val="center"/>
       </w:pPr>
       <w:r>
@@ -76,12 +76,12 @@
           <w:sz w:val="28"/>
           <w:szCs w:val="28"/>
         </w:rPr>
-        <w:t xml:space="preserve">Art is Expression</w:t>
+        <w:t>Art is Expression</w:t>
       </w:r>
     </w:p>
     <w:p>
       <w:pPr>
-        <w:spacing w:after="200" w:before="1200"/>
+        <w:spacing w:before="1200" w:after="200"/>
       </w:pPr>
       <w:r>
         <w:rPr>
@@ -98,12 +98,12 @@
           <w:sz w:val="26"/>
           <w:szCs w:val="26"/>
         </w:rPr>
-        <w:t xml:space="preserve">____________________________</w:t>
+        <w:t>____________________________</w:t>
       </w:r>
     </w:p>
     <w:p>
       <w:pPr>
-        <w:spacing w:after="200" w:before="200"/>
+        <w:spacing w:before="200" w:after="200"/>
       </w:pPr>
       <w:r>
         <w:rPr>
@@ -120,12 +120,12 @@
           <w:sz w:val="26"/>
           <w:szCs w:val="26"/>
         </w:rPr>
-        <w:t xml:space="preserve">____________________________</w:t>
+        <w:t>____________________________</w:t>
       </w:r>
     </w:p>
     <w:p>
       <w:pPr>
-        <w:spacing w:after="200" w:before="200"/>
+        <w:spacing w:before="200" w:after="200"/>
       </w:pPr>
       <w:r>
         <w:rPr>
@@ -142,43 +142,50 @@
           <w:sz w:val="26"/>
           <w:szCs w:val="26"/>
         </w:rPr>
-        <w:t xml:space="preserve">____________________________</w:t>
+        <w:t>____________________________</w:t>
       </w:r>
     </w:p>
     <w:p>
       <w:pPr>
         <w:pageBreakBefore/>
-        <w:spacing w:after="0" w:before="0"/>
-      </w:pPr>
-      <w:r>
-        <w:t xml:space="preserve"/>
-      </w:r>
+      </w:pPr>
     </w:p>
     <w:tbl>
       <w:tblPr>
-        <w:tblW w:type="dxa" w:w="10080"/>
+        <w:tblW w:w="10080" w:type="dxa"/>
         <w:tblBorders>
-          <w:top w:val="none" w:color="FFFFFF" w:sz="0"/>
-          <w:left w:val="none" w:color="FFFFFF" w:sz="0"/>
-          <w:bottom w:val="none" w:color="FFFFFF" w:sz="0"/>
-          <w:right w:val="none" w:color="FFFFFF" w:sz="0"/>
-          <w:insideH w:val="none" w:color="FFFFFF" w:sz="0"/>
-          <w:insideV w:val="none" w:color="FFFFFF" w:sz="0"/>
+          <w:top w:val="none" w:sz="0" w:space="0" w:color="FFFFFF"/>
+          <w:left w:val="none" w:sz="0" w:space="0" w:color="FFFFFF"/>
+          <w:bottom w:val="none" w:sz="0" w:space="0" w:color="FFFFFF"/>
+          <w:right w:val="none" w:sz="0" w:space="0" w:color="FFFFFF"/>
+          <w:insideH w:val="none" w:sz="0" w:space="0" w:color="FFFFFF"/>
+          <w:insideV w:val="none" w:sz="0" w:space="0" w:color="FFFFFF"/>
         </w:tblBorders>
+        <w:tblCellMar>
+          <w:left w:w="10" w:type="dxa"/>
+          <w:right w:w="10" w:type="dxa"/>
+        </w:tblCellMar>
+        <w:tblLook w:val="04A0" w:firstRow="1" w:lastRow="0" w:firstColumn="1" w:lastColumn="0" w:noHBand="0" w:noVBand="1"/>
       </w:tblPr>
       <w:tblGrid>
         <w:gridCol w:w="10080"/>
       </w:tblGrid>
       <w:tr>
-        <w:tc>
-          <w:tcPr>
-            <w:tcW w:type="dxa" w:w="10080"/>
-            <w:shd w:fill="D81B60" w:val="clear"/>
-            <w:tcMar>
-              <w:top w:type="dxa" w:w="80"/>
-              <w:left w:type="dxa" w:w="200"/>
-              <w:bottom w:type="dxa" w:w="80"/>
-              <w:right w:type="dxa" w:w="200"/>
+        <w:tblPrEx>
+          <w:tblCellMar>
+            <w:top w:w="0" w:type="dxa"/>
+            <w:bottom w:w="0" w:type="dxa"/>
+          </w:tblCellMar>
+        </w:tblPrEx>
+        <w:tc>
+          <w:tcPr>
+            <w:tcW w:w="10080" w:type="dxa"/>
+            <w:shd w:val="clear" w:color="auto" w:fill="D81B60"/>
+            <w:tcMar>
+              <w:top w:w="80" w:type="dxa"/>
+              <w:left w:w="200" w:type="dxa"/>
+              <w:bottom w:w="80" w:type="dxa"/>
+              <w:right w:w="200" w:type="dxa"/>
             </w:tcMar>
           </w:tcPr>
           <w:p>
@@ -190,7 +197,7 @@
                 <w:sz w:val="24"/>
                 <w:szCs w:val="24"/>
               </w:rPr>
-              <w:t xml:space="preserve">一、看图选择 / Multiple Choice  (圈出正确答案)</w:t>
+              <w:t>一、看图选择 / Multiple Choice  (圈出正确答案)</w:t>
             </w:r>
           </w:p>
         </w:tc>
@@ -198,22 +205,20 @@
     </w:tbl>
     <w:p>
       <w:pPr>
-        <w:spacing w:after="200" w:before="200"/>
+        <w:spacing w:before="200" w:after="200"/>
       </w:pPr>
       <w:r>
         <w:rPr>
           <w:i/>
           <w:iCs/>
           <w:color w:val="888888"/>
-          <w:sz w:val="22"/>
-          <w:szCs w:val="22"/>
-        </w:rPr>
-        <w:t xml:space="preserve">看一看, 这是什么画？/ Look — what kind of painting is it?</w:t>
+        </w:rPr>
+        <w:t>看一看, 这是什么画？/ Look — what kind of painting is it?</w:t>
       </w:r>
     </w:p>
     <w:p>
       <w:pPr>
-        <w:spacing w:after="40" w:before="80"/>
+        <w:spacing w:before="80" w:after="40"/>
       </w:pPr>
       <w:r>
         <w:rPr>
@@ -223,37 +228,48 @@
           <w:sz w:val="20"/>
           <w:szCs w:val="20"/>
         </w:rPr>
-        <w:t xml:space="preserve">第 1 题 / Q 1</w:t>
+        <w:t>第 1 题 / Q 1</w:t>
       </w:r>
     </w:p>
     <w:tbl>
       <w:tblPr>
-        <w:tblW w:type="dxa" w:w="10080"/>
+        <w:tblW w:w="10080" w:type="dxa"/>
         <w:tblBorders>
-          <w:top w:val="single" w:color="D81B60" w:sz="8"/>
-          <w:left w:val="single" w:color="D81B60" w:sz="8"/>
-          <w:bottom w:val="single" w:color="D81B60" w:sz="8"/>
-          <w:right w:val="single" w:color="D81B60" w:sz="8"/>
-          <w:insideH w:val="single" w:color="D81B60" w:sz="8"/>
-          <w:insideV w:val="single" w:color="D81B60" w:sz="8"/>
+          <w:top w:val="single" w:sz="8" w:space="0" w:color="D81B60"/>
+          <w:left w:val="single" w:sz="8" w:space="0" w:color="D81B60"/>
+          <w:bottom w:val="single" w:sz="8" w:space="0" w:color="D81B60"/>
+          <w:right w:val="single" w:sz="8" w:space="0" w:color="D81B60"/>
+          <w:insideH w:val="single" w:sz="8" w:space="0" w:color="D81B60"/>
+          <w:insideV w:val="single" w:sz="8" w:space="0" w:color="D81B60"/>
         </w:tblBorders>
+        <w:tblCellMar>
+          <w:left w:w="10" w:type="dxa"/>
+          <w:right w:w="10" w:type="dxa"/>
+        </w:tblCellMar>
+        <w:tblLook w:val="04A0" w:firstRow="1" w:lastRow="0" w:firstColumn="1" w:lastColumn="0" w:noHBand="0" w:noVBand="1"/>
       </w:tblPr>
       <w:tblGrid>
         <w:gridCol w:w="10080"/>
       </w:tblGrid>
       <w:tr>
+        <w:tblPrEx>
+          <w:tblCellMar>
+            <w:top w:w="0" w:type="dxa"/>
+            <w:bottom w:w="0" w:type="dxa"/>
+          </w:tblCellMar>
+        </w:tblPrEx>
         <w:trPr>
-          <w:trHeight w:val="1100" w:hRule="atLeast"/>
+          <w:trHeight w:val="1100"/>
         </w:trPr>
         <w:tc>
           <w:tcPr>
-            <w:tcW w:type="dxa" w:w="10080"/>
-            <w:shd w:fill="F8F8F8" w:val="clear"/>
-            <w:tcMar>
-              <w:top w:type="dxa" w:w="200"/>
-              <w:left w:type="dxa" w:w="160"/>
-              <w:bottom w:type="dxa" w:w="200"/>
-              <w:right w:type="dxa" w:w="160"/>
+            <w:tcW w:w="10080" w:type="dxa"/>
+            <w:shd w:val="clear" w:color="auto" w:fill="F8F8F8"/>
+            <w:tcMar>
+              <w:top w:w="200" w:type="dxa"/>
+              <w:left w:w="160" w:type="dxa"/>
+              <w:bottom w:w="200" w:type="dxa"/>
+              <w:right w:w="160" w:type="dxa"/>
             </w:tcMar>
             <w:vAlign w:val="center"/>
           </w:tcPr>
@@ -266,10 +282,8 @@
                 <w:i/>
                 <w:iCs/>
                 <w:color w:val="888888"/>
-                <w:sz w:val="22"/>
-                <w:szCs w:val="22"/>
-              </w:rPr>
-              <w:t xml:space="preserve">📷  《蒙娜丽莎》Mona Lisa</w:t>
+              </w:rPr>
+              <w:t>📷  《蒙娜丽莎》Mona Lisa</w:t>
             </w:r>
           </w:p>
         </w:tc>
@@ -277,7 +291,7 @@
     </w:tbl>
     <w:p>
       <w:pPr>
-        <w:spacing w:after="20" w:before="60"/>
+        <w:spacing w:before="60" w:after="20"/>
       </w:pPr>
       <w:r>
         <w:rPr>
@@ -286,14 +300,15 @@
           <w:sz w:val="20"/>
           <w:szCs w:val="20"/>
         </w:rPr>
-        <w:t xml:space="preserve">这是什么画？  What kind of painting is this?</w:t>
+        <w:t>这是什么画？  What kind of painting is this?</w:t>
       </w:r>
     </w:p>
     <w:p>
       <w:pPr>
-        <w:spacing w:after="60" w:before="0"/>
+        <w:spacing w:after="60"/>
         <w:ind w:left="200"/>
       </w:pPr>
+      <w:proofErr w:type="gramStart"/>
       <w:r>
         <w:rPr>
           <w:b/>
@@ -302,22 +317,9 @@
           <w:sz w:val="20"/>
           <w:szCs w:val="20"/>
         </w:rPr>
-        <w:t xml:space="preserve">☐  A.  </w:t>
-      </w:r>
-      <w:r>
-        <w:rPr>
-          <w:sz w:val="18"/>
-          <w:szCs w:val="18"/>
-        </w:rPr>
-        <w:t xml:space="preserve">油画 Oil Painting</w:t>
-      </w:r>
-      <w:r>
-        <w:rPr>
-          <w:sz w:val="18"/>
-          <w:szCs w:val="18"/>
-        </w:rPr>
-        <w:t xml:space="preserve">     </w:t>
-      </w:r>
+        <w:t>☐  A.</w:t>
+      </w:r>
+      <w:proofErr w:type="gramEnd"/>
       <w:r>
         <w:rPr>
           <w:b/>
@@ -326,21 +328,14 @@
           <w:sz w:val="20"/>
           <w:szCs w:val="20"/>
         </w:rPr>
-        <w:t xml:space="preserve">☐  B.  </w:t>
+        <w:t xml:space="preserve">  </w:t>
       </w:r>
       <w:r>
         <w:rPr>
           <w:sz w:val="18"/>
           <w:szCs w:val="18"/>
         </w:rPr>
-        <w:t xml:space="preserve">素描 Pencil Sketch</w:t>
-      </w:r>
-      <w:r>
-        <w:rPr>
-          <w:sz w:val="18"/>
-          <w:szCs w:val="18"/>
-        </w:rPr>
-        <w:t xml:space="preserve">     </w:t>
+        <w:t xml:space="preserve">油画 Oil Painting     </w:t>
       </w:r>
       <w:r>
         <w:rPr>
@@ -350,19 +345,36 @@
           <w:sz w:val="20"/>
           <w:szCs w:val="20"/>
         </w:rPr>
-        <w:t xml:space="preserve">☐  C.  </w:t>
+        <w:t xml:space="preserve">☐  B.  </w:t>
       </w:r>
       <w:r>
         <w:rPr>
           <w:sz w:val="18"/>
           <w:szCs w:val="18"/>
         </w:rPr>
-        <w:t xml:space="preserve">拼贴画 Collage</w:t>
+        <w:t xml:space="preserve">素描 Pencil Sketch     </w:t>
+      </w:r>
+      <w:r>
+        <w:rPr>
+          <w:b/>
+          <w:bCs/>
+          <w:color w:val="2C2C2C"/>
+          <w:sz w:val="20"/>
+          <w:szCs w:val="20"/>
+        </w:rPr>
+        <w:t xml:space="preserve">☐  C.  </w:t>
+      </w:r>
+      <w:r>
+        <w:rPr>
+          <w:sz w:val="18"/>
+          <w:szCs w:val="18"/>
+        </w:rPr>
+        <w:t>拼贴画 Collage</w:t>
       </w:r>
     </w:p>
     <w:p>
       <w:pPr>
-        <w:spacing w:after="40" w:before="80"/>
+        <w:spacing w:before="80" w:after="40"/>
       </w:pPr>
       <w:r>
         <w:rPr>
@@ -372,37 +384,48 @@
           <w:sz w:val="20"/>
           <w:szCs w:val="20"/>
         </w:rPr>
-        <w:t xml:space="preserve">第 2 题 / Q 2</w:t>
+        <w:t>第 2 题 / Q 2</w:t>
       </w:r>
     </w:p>
     <w:tbl>
       <w:tblPr>
-        <w:tblW w:type="dxa" w:w="10080"/>
+        <w:tblW w:w="10080" w:type="dxa"/>
         <w:tblBorders>
-          <w:top w:val="single" w:color="D81B60" w:sz="8"/>
-          <w:left w:val="single" w:color="D81B60" w:sz="8"/>
-          <w:bottom w:val="single" w:color="D81B60" w:sz="8"/>
-          <w:right w:val="single" w:color="D81B60" w:sz="8"/>
-          <w:insideH w:val="single" w:color="D81B60" w:sz="8"/>
-          <w:insideV w:val="single" w:color="D81B60" w:sz="8"/>
+          <w:top w:val="single" w:sz="8" w:space="0" w:color="D81B60"/>
+          <w:left w:val="single" w:sz="8" w:space="0" w:color="D81B60"/>
+          <w:bottom w:val="single" w:sz="8" w:space="0" w:color="D81B60"/>
+          <w:right w:val="single" w:sz="8" w:space="0" w:color="D81B60"/>
+          <w:insideH w:val="single" w:sz="8" w:space="0" w:color="D81B60"/>
+          <w:insideV w:val="single" w:sz="8" w:space="0" w:color="D81B60"/>
         </w:tblBorders>
+        <w:tblCellMar>
+          <w:left w:w="10" w:type="dxa"/>
+          <w:right w:w="10" w:type="dxa"/>
+        </w:tblCellMar>
+        <w:tblLook w:val="04A0" w:firstRow="1" w:lastRow="0" w:firstColumn="1" w:lastColumn="0" w:noHBand="0" w:noVBand="1"/>
       </w:tblPr>
       <w:tblGrid>
         <w:gridCol w:w="10080"/>
       </w:tblGrid>
       <w:tr>
+        <w:tblPrEx>
+          <w:tblCellMar>
+            <w:top w:w="0" w:type="dxa"/>
+            <w:bottom w:w="0" w:type="dxa"/>
+          </w:tblCellMar>
+        </w:tblPrEx>
         <w:trPr>
-          <w:trHeight w:val="1100" w:hRule="atLeast"/>
+          <w:trHeight w:val="1100"/>
         </w:trPr>
         <w:tc>
           <w:tcPr>
-            <w:tcW w:type="dxa" w:w="10080"/>
-            <w:shd w:fill="F8F8F8" w:val="clear"/>
-            <w:tcMar>
-              <w:top w:type="dxa" w:w="200"/>
-              <w:left w:type="dxa" w:w="160"/>
-              <w:bottom w:type="dxa" w:w="200"/>
-              <w:right w:type="dxa" w:w="160"/>
+            <w:tcW w:w="10080" w:type="dxa"/>
+            <w:shd w:val="clear" w:color="auto" w:fill="F8F8F8"/>
+            <w:tcMar>
+              <w:top w:w="200" w:type="dxa"/>
+              <w:left w:w="160" w:type="dxa"/>
+              <w:bottom w:w="200" w:type="dxa"/>
+              <w:right w:w="160" w:type="dxa"/>
             </w:tcMar>
             <w:vAlign w:val="center"/>
           </w:tcPr>
@@ -415,10 +438,8 @@
                 <w:i/>
                 <w:iCs/>
                 <w:color w:val="888888"/>
-                <w:sz w:val="22"/>
-                <w:szCs w:val="22"/>
-              </w:rPr>
-              <w:t xml:space="preserve">📷  铅笔画 — 小猫 / 苹果  Pencil drawing of a cat / apple</w:t>
+              </w:rPr>
+              <w:t>📷  铅笔画 — 小猫 / 苹果  Pencil drawing of a cat / apple</w:t>
             </w:r>
           </w:p>
         </w:tc>
@@ -426,7 +447,7 @@
     </w:tbl>
     <w:p>
       <w:pPr>
-        <w:spacing w:after="20" w:before="60"/>
+        <w:spacing w:before="60" w:after="20"/>
       </w:pPr>
       <w:r>
         <w:rPr>
@@ -435,14 +456,15 @@
           <w:sz w:val="20"/>
           <w:szCs w:val="20"/>
         </w:rPr>
-        <w:t xml:space="preserve">这是什么画？  What kind of painting is this?</w:t>
+        <w:t>这是什么画？  What kind of painting is this?</w:t>
       </w:r>
     </w:p>
     <w:p>
       <w:pPr>
-        <w:spacing w:after="60" w:before="0"/>
+        <w:spacing w:after="60"/>
         <w:ind w:left="200"/>
       </w:pPr>
+      <w:proofErr w:type="gramStart"/>
       <w:r>
         <w:rPr>
           <w:b/>
@@ -451,22 +473,9 @@
           <w:sz w:val="20"/>
           <w:szCs w:val="20"/>
         </w:rPr>
-        <w:t xml:space="preserve">☐  A.  </w:t>
-      </w:r>
-      <w:r>
-        <w:rPr>
-          <w:sz w:val="18"/>
-          <w:szCs w:val="18"/>
-        </w:rPr>
-        <w:t xml:space="preserve">水彩画 Watercolor</w:t>
-      </w:r>
-      <w:r>
-        <w:rPr>
-          <w:sz w:val="18"/>
-          <w:szCs w:val="18"/>
-        </w:rPr>
-        <w:t xml:space="preserve">     </w:t>
-      </w:r>
+        <w:t>☐  A.</w:t>
+      </w:r>
+      <w:proofErr w:type="gramEnd"/>
       <w:r>
         <w:rPr>
           <w:b/>
@@ -475,21 +484,14 @@
           <w:sz w:val="20"/>
           <w:szCs w:val="20"/>
         </w:rPr>
-        <w:t xml:space="preserve">☐  B.  </w:t>
+        <w:t xml:space="preserve">  </w:t>
       </w:r>
       <w:r>
         <w:rPr>
           <w:sz w:val="18"/>
           <w:szCs w:val="18"/>
         </w:rPr>
-        <w:t xml:space="preserve">素描 Pencil Sketch</w:t>
-      </w:r>
-      <w:r>
-        <w:rPr>
-          <w:sz w:val="18"/>
-          <w:szCs w:val="18"/>
-        </w:rPr>
-        <w:t xml:space="preserve">     </w:t>
+        <w:t xml:space="preserve">水彩画 Watercolor     </w:t>
       </w:r>
       <w:r>
         <w:rPr>
@@ -499,19 +501,36 @@
           <w:sz w:val="20"/>
           <w:szCs w:val="20"/>
         </w:rPr>
-        <w:t xml:space="preserve">☐  C.  </w:t>
+        <w:t xml:space="preserve">☐  B.  </w:t>
       </w:r>
       <w:r>
         <w:rPr>
           <w:sz w:val="18"/>
           <w:szCs w:val="18"/>
         </w:rPr>
-        <w:t xml:space="preserve">油画 Oil Painting</w:t>
+        <w:t xml:space="preserve">素描 Pencil Sketch     </w:t>
+      </w:r>
+      <w:r>
+        <w:rPr>
+          <w:b/>
+          <w:bCs/>
+          <w:color w:val="2C2C2C"/>
+          <w:sz w:val="20"/>
+          <w:szCs w:val="20"/>
+        </w:rPr>
+        <w:t xml:space="preserve">☐  C.  </w:t>
+      </w:r>
+      <w:r>
+        <w:rPr>
+          <w:sz w:val="18"/>
+          <w:szCs w:val="18"/>
+        </w:rPr>
+        <w:t>油画 Oil Painting</w:t>
       </w:r>
     </w:p>
     <w:p>
       <w:pPr>
-        <w:spacing w:after="40" w:before="80"/>
+        <w:spacing w:before="80" w:after="40"/>
       </w:pPr>
       <w:r>
         <w:rPr>
@@ -521,37 +540,48 @@
           <w:sz w:val="20"/>
           <w:szCs w:val="20"/>
         </w:rPr>
-        <w:t xml:space="preserve">第 3 题 / Q 3</w:t>
+        <w:t>第 3 题 / Q 3</w:t>
       </w:r>
     </w:p>
     <w:tbl>
       <w:tblPr>
-        <w:tblW w:type="dxa" w:w="10080"/>
+        <w:tblW w:w="10080" w:type="dxa"/>
         <w:tblBorders>
-          <w:top w:val="single" w:color="D81B60" w:sz="8"/>
-          <w:left w:val="single" w:color="D81B60" w:sz="8"/>
-          <w:bottom w:val="single" w:color="D81B60" w:sz="8"/>
-          <w:right w:val="single" w:color="D81B60" w:sz="8"/>
-          <w:insideH w:val="single" w:color="D81B60" w:sz="8"/>
-          <w:insideV w:val="single" w:color="D81B60" w:sz="8"/>
+          <w:top w:val="single" w:sz="8" w:space="0" w:color="D81B60"/>
+          <w:left w:val="single" w:sz="8" w:space="0" w:color="D81B60"/>
+          <w:bottom w:val="single" w:sz="8" w:space="0" w:color="D81B60"/>
+          <w:right w:val="single" w:sz="8" w:space="0" w:color="D81B60"/>
+          <w:insideH w:val="single" w:sz="8" w:space="0" w:color="D81B60"/>
+          <w:insideV w:val="single" w:sz="8" w:space="0" w:color="D81B60"/>
         </w:tblBorders>
+        <w:tblCellMar>
+          <w:left w:w="10" w:type="dxa"/>
+          <w:right w:w="10" w:type="dxa"/>
+        </w:tblCellMar>
+        <w:tblLook w:val="04A0" w:firstRow="1" w:lastRow="0" w:firstColumn="1" w:lastColumn="0" w:noHBand="0" w:noVBand="1"/>
       </w:tblPr>
       <w:tblGrid>
         <w:gridCol w:w="10080"/>
       </w:tblGrid>
       <w:tr>
+        <w:tblPrEx>
+          <w:tblCellMar>
+            <w:top w:w="0" w:type="dxa"/>
+            <w:bottom w:w="0" w:type="dxa"/>
+          </w:tblCellMar>
+        </w:tblPrEx>
         <w:trPr>
-          <w:trHeight w:val="1100" w:hRule="atLeast"/>
+          <w:trHeight w:val="1100"/>
         </w:trPr>
         <w:tc>
           <w:tcPr>
-            <w:tcW w:type="dxa" w:w="10080"/>
-            <w:shd w:fill="F8F8F8" w:val="clear"/>
-            <w:tcMar>
-              <w:top w:type="dxa" w:w="200"/>
-              <w:left w:type="dxa" w:w="160"/>
-              <w:bottom w:type="dxa" w:w="200"/>
-              <w:right w:type="dxa" w:w="160"/>
+            <w:tcW w:w="10080" w:type="dxa"/>
+            <w:shd w:val="clear" w:color="auto" w:fill="F8F8F8"/>
+            <w:tcMar>
+              <w:top w:w="200" w:type="dxa"/>
+              <w:left w:w="160" w:type="dxa"/>
+              <w:bottom w:w="200" w:type="dxa"/>
+              <w:right w:w="160" w:type="dxa"/>
             </w:tcMar>
             <w:vAlign w:val="center"/>
           </w:tcPr>
@@ -564,10 +594,8 @@
                 <w:i/>
                 <w:iCs/>
                 <w:color w:val="888888"/>
-                <w:sz w:val="22"/>
-                <w:szCs w:val="22"/>
-              </w:rPr>
-              <w:t xml:space="preserve">📷  颜色很淡、透明的花  Soft, transparent flowers</w:t>
+              </w:rPr>
+              <w:t>📷  颜色很淡、透明的花  Soft, transparent flowers</w:t>
             </w:r>
           </w:p>
         </w:tc>
@@ -575,7 +603,7 @@
     </w:tbl>
     <w:p>
       <w:pPr>
-        <w:spacing w:after="20" w:before="60"/>
+        <w:spacing w:before="60" w:after="20"/>
       </w:pPr>
       <w:r>
         <w:rPr>
@@ -584,14 +612,15 @@
           <w:sz w:val="20"/>
           <w:szCs w:val="20"/>
         </w:rPr>
-        <w:t xml:space="preserve">这是什么画？  What kind of painting is this?</w:t>
+        <w:t>这是什么画？  What kind of painting is this?</w:t>
       </w:r>
     </w:p>
     <w:p>
       <w:pPr>
-        <w:spacing w:after="60" w:before="0"/>
+        <w:spacing w:after="60"/>
         <w:ind w:left="200"/>
       </w:pPr>
+      <w:proofErr w:type="gramStart"/>
       <w:r>
         <w:rPr>
           <w:b/>
@@ -600,22 +629,9 @@
           <w:sz w:val="20"/>
           <w:szCs w:val="20"/>
         </w:rPr>
-        <w:t xml:space="preserve">☐  A.  </w:t>
-      </w:r>
-      <w:r>
-        <w:rPr>
-          <w:sz w:val="18"/>
-          <w:szCs w:val="18"/>
-        </w:rPr>
-        <w:t xml:space="preserve">水彩画 Watercolor</w:t>
-      </w:r>
-      <w:r>
-        <w:rPr>
-          <w:sz w:val="18"/>
-          <w:szCs w:val="18"/>
-        </w:rPr>
-        <w:t xml:space="preserve">     </w:t>
-      </w:r>
+        <w:t>☐  A.</w:t>
+      </w:r>
+      <w:proofErr w:type="gramEnd"/>
       <w:r>
         <w:rPr>
           <w:b/>
@@ -624,21 +640,14 @@
           <w:sz w:val="20"/>
           <w:szCs w:val="20"/>
         </w:rPr>
-        <w:t xml:space="preserve">☐  B.  </w:t>
+        <w:t xml:space="preserve">  </w:t>
       </w:r>
       <w:r>
         <w:rPr>
           <w:sz w:val="18"/>
           <w:szCs w:val="18"/>
         </w:rPr>
-        <w:t xml:space="preserve">拼贴画 Collage</w:t>
-      </w:r>
-      <w:r>
-        <w:rPr>
-          <w:sz w:val="18"/>
-          <w:szCs w:val="18"/>
-        </w:rPr>
-        <w:t xml:space="preserve">     </w:t>
+        <w:t xml:space="preserve">水彩画 Watercolor     </w:t>
       </w:r>
       <w:r>
         <w:rPr>
@@ -648,19 +657,36 @@
           <w:sz w:val="20"/>
           <w:szCs w:val="20"/>
         </w:rPr>
-        <w:t xml:space="preserve">☐  C.  </w:t>
+        <w:t xml:space="preserve">☐  B.  </w:t>
       </w:r>
       <w:r>
         <w:rPr>
           <w:sz w:val="18"/>
           <w:szCs w:val="18"/>
         </w:rPr>
-        <w:t xml:space="preserve">素描 Pencil Sketch</w:t>
+        <w:t xml:space="preserve">拼贴画 Collage     </w:t>
+      </w:r>
+      <w:r>
+        <w:rPr>
+          <w:b/>
+          <w:bCs/>
+          <w:color w:val="2C2C2C"/>
+          <w:sz w:val="20"/>
+          <w:szCs w:val="20"/>
+        </w:rPr>
+        <w:t xml:space="preserve">☐  C.  </w:t>
+      </w:r>
+      <w:r>
+        <w:rPr>
+          <w:sz w:val="18"/>
+          <w:szCs w:val="18"/>
+        </w:rPr>
+        <w:t>素描 Pencil Sketch</w:t>
       </w:r>
     </w:p>
     <w:p>
       <w:pPr>
-        <w:spacing w:after="40" w:before="80"/>
+        <w:spacing w:before="80" w:after="40"/>
       </w:pPr>
       <w:r>
         <w:rPr>
@@ -670,37 +696,48 @@
           <w:sz w:val="20"/>
           <w:szCs w:val="20"/>
         </w:rPr>
-        <w:t xml:space="preserve">第 4 题 / Q 4</w:t>
+        <w:t>第 4 题 / Q 4</w:t>
       </w:r>
     </w:p>
     <w:tbl>
       <w:tblPr>
-        <w:tblW w:type="dxa" w:w="10080"/>
+        <w:tblW w:w="10080" w:type="dxa"/>
         <w:tblBorders>
-          <w:top w:val="single" w:color="D81B60" w:sz="8"/>
-          <w:left w:val="single" w:color="D81B60" w:sz="8"/>
-          <w:bottom w:val="single" w:color="D81B60" w:sz="8"/>
-          <w:right w:val="single" w:color="D81B60" w:sz="8"/>
-          <w:insideH w:val="single" w:color="D81B60" w:sz="8"/>
-          <w:insideV w:val="single" w:color="D81B60" w:sz="8"/>
+          <w:top w:val="single" w:sz="8" w:space="0" w:color="D81B60"/>
+          <w:left w:val="single" w:sz="8" w:space="0" w:color="D81B60"/>
+          <w:bottom w:val="single" w:sz="8" w:space="0" w:color="D81B60"/>
+          <w:right w:val="single" w:sz="8" w:space="0" w:color="D81B60"/>
+          <w:insideH w:val="single" w:sz="8" w:space="0" w:color="D81B60"/>
+          <w:insideV w:val="single" w:sz="8" w:space="0" w:color="D81B60"/>
         </w:tblBorders>
+        <w:tblCellMar>
+          <w:left w:w="10" w:type="dxa"/>
+          <w:right w:w="10" w:type="dxa"/>
+        </w:tblCellMar>
+        <w:tblLook w:val="04A0" w:firstRow="1" w:lastRow="0" w:firstColumn="1" w:lastColumn="0" w:noHBand="0" w:noVBand="1"/>
       </w:tblPr>
       <w:tblGrid>
         <w:gridCol w:w="10080"/>
       </w:tblGrid>
       <w:tr>
+        <w:tblPrEx>
+          <w:tblCellMar>
+            <w:top w:w="0" w:type="dxa"/>
+            <w:bottom w:w="0" w:type="dxa"/>
+          </w:tblCellMar>
+        </w:tblPrEx>
         <w:trPr>
-          <w:trHeight w:val="1100" w:hRule="atLeast"/>
+          <w:trHeight w:val="1100"/>
         </w:trPr>
         <w:tc>
           <w:tcPr>
-            <w:tcW w:type="dxa" w:w="10080"/>
-            <w:shd w:fill="F8F8F8" w:val="clear"/>
-            <w:tcMar>
-              <w:top w:type="dxa" w:w="200"/>
-              <w:left w:type="dxa" w:w="160"/>
-              <w:bottom w:type="dxa" w:w="200"/>
-              <w:right w:type="dxa" w:w="160"/>
+            <w:tcW w:w="10080" w:type="dxa"/>
+            <w:shd w:val="clear" w:color="auto" w:fill="F8F8F8"/>
+            <w:tcMar>
+              <w:top w:w="200" w:type="dxa"/>
+              <w:left w:w="160" w:type="dxa"/>
+              <w:bottom w:w="200" w:type="dxa"/>
+              <w:right w:w="160" w:type="dxa"/>
             </w:tcMar>
             <w:vAlign w:val="center"/>
           </w:tcPr>
@@ -713,10 +750,8 @@
                 <w:i/>
                 <w:iCs/>
                 <w:color w:val="888888"/>
-                <w:sz w:val="22"/>
-                <w:szCs w:val="22"/>
-              </w:rPr>
-              <w:t xml:space="preserve">📷  《好饿的毛毛虫》风格  The Very Hungry Caterpillar style</w:t>
+              </w:rPr>
+              <w:t>📷  《好饿的毛毛虫》风格  The Very Hungry Caterpillar style</w:t>
             </w:r>
           </w:p>
         </w:tc>
@@ -724,7 +759,7 @@
     </w:tbl>
     <w:p>
       <w:pPr>
-        <w:spacing w:after="20" w:before="60"/>
+        <w:spacing w:before="60" w:after="20"/>
       </w:pPr>
       <w:r>
         <w:rPr>
@@ -733,14 +768,15 @@
           <w:sz w:val="20"/>
           <w:szCs w:val="20"/>
         </w:rPr>
-        <w:t xml:space="preserve">这是什么画？  What kind of painting is this?</w:t>
+        <w:t>这是什么画？  What kind of painting is this?</w:t>
       </w:r>
     </w:p>
     <w:p>
       <w:pPr>
-        <w:spacing w:after="60" w:before="0"/>
+        <w:spacing w:after="60"/>
         <w:ind w:left="200"/>
       </w:pPr>
+      <w:proofErr w:type="gramStart"/>
       <w:r>
         <w:rPr>
           <w:b/>
@@ -749,22 +785,9 @@
           <w:sz w:val="20"/>
           <w:szCs w:val="20"/>
         </w:rPr>
-        <w:t xml:space="preserve">☐  A.  </w:t>
-      </w:r>
-      <w:r>
-        <w:rPr>
-          <w:sz w:val="18"/>
-          <w:szCs w:val="18"/>
-        </w:rPr>
-        <w:t xml:space="preserve">拼贴画 Collage</w:t>
-      </w:r>
-      <w:r>
-        <w:rPr>
-          <w:sz w:val="18"/>
-          <w:szCs w:val="18"/>
-        </w:rPr>
-        <w:t xml:space="preserve">     </w:t>
-      </w:r>
+        <w:t>☐  A.</w:t>
+      </w:r>
+      <w:proofErr w:type="gramEnd"/>
       <w:r>
         <w:rPr>
           <w:b/>
@@ -773,21 +796,14 @@
           <w:sz w:val="20"/>
           <w:szCs w:val="20"/>
         </w:rPr>
-        <w:t xml:space="preserve">☐  B.  </w:t>
+        <w:t xml:space="preserve">  </w:t>
       </w:r>
       <w:r>
         <w:rPr>
           <w:sz w:val="18"/>
           <w:szCs w:val="18"/>
         </w:rPr>
-        <w:t xml:space="preserve">油画 Oil Painting</w:t>
-      </w:r>
-      <w:r>
-        <w:rPr>
-          <w:sz w:val="18"/>
-          <w:szCs w:val="18"/>
-        </w:rPr>
-        <w:t xml:space="preserve">     </w:t>
+        <w:t xml:space="preserve">拼贴画 Collage     </w:t>
       </w:r>
       <w:r>
         <w:rPr>
@@ -797,50 +813,74 @@
           <w:sz w:val="20"/>
           <w:szCs w:val="20"/>
         </w:rPr>
-        <w:t xml:space="preserve">☐  C.  </w:t>
+        <w:t xml:space="preserve">☐  B.  </w:t>
       </w:r>
       <w:r>
         <w:rPr>
           <w:sz w:val="18"/>
           <w:szCs w:val="18"/>
         </w:rPr>
-        <w:t xml:space="preserve">水墨画 Ink Painting</w:t>
+        <w:t xml:space="preserve">油画 Oil Painting     </w:t>
+      </w:r>
+      <w:r>
+        <w:rPr>
+          <w:b/>
+          <w:bCs/>
+          <w:color w:val="2C2C2C"/>
+          <w:sz w:val="20"/>
+          <w:szCs w:val="20"/>
+        </w:rPr>
+        <w:t xml:space="preserve">☐  C.  </w:t>
+      </w:r>
+      <w:r>
+        <w:rPr>
+          <w:sz w:val="18"/>
+          <w:szCs w:val="18"/>
+        </w:rPr>
+        <w:t>水墨画 Ink Painting</w:t>
       </w:r>
     </w:p>
     <w:p>
       <w:pPr>
         <w:pageBreakBefore/>
-        <w:spacing w:after="0" w:before="0"/>
-      </w:pPr>
-      <w:r>
-        <w:t xml:space="preserve"/>
-      </w:r>
+      </w:pPr>
     </w:p>
     <w:tbl>
       <w:tblPr>
-        <w:tblW w:type="dxa" w:w="10080"/>
+        <w:tblW w:w="10080" w:type="dxa"/>
         <w:tblBorders>
-          <w:top w:val="none" w:color="FFFFFF" w:sz="0"/>
-          <w:left w:val="none" w:color="FFFFFF" w:sz="0"/>
-          <w:bottom w:val="none" w:color="FFFFFF" w:sz="0"/>
-          <w:right w:val="none" w:color="FFFFFF" w:sz="0"/>
-          <w:insideH w:val="none" w:color="FFFFFF" w:sz="0"/>
-          <w:insideV w:val="none" w:color="FFFFFF" w:sz="0"/>
+          <w:top w:val="none" w:sz="0" w:space="0" w:color="FFFFFF"/>
+          <w:left w:val="none" w:sz="0" w:space="0" w:color="FFFFFF"/>
+          <w:bottom w:val="none" w:sz="0" w:space="0" w:color="FFFFFF"/>
+          <w:right w:val="none" w:sz="0" w:space="0" w:color="FFFFFF"/>
+          <w:insideH w:val="none" w:sz="0" w:space="0" w:color="FFFFFF"/>
+          <w:insideV w:val="none" w:sz="0" w:space="0" w:color="FFFFFF"/>
         </w:tblBorders>
+        <w:tblCellMar>
+          <w:left w:w="10" w:type="dxa"/>
+          <w:right w:w="10" w:type="dxa"/>
+        </w:tblCellMar>
+        <w:tblLook w:val="04A0" w:firstRow="1" w:lastRow="0" w:firstColumn="1" w:lastColumn="0" w:noHBand="0" w:noVBand="1"/>
       </w:tblPr>
       <w:tblGrid>
         <w:gridCol w:w="10080"/>
       </w:tblGrid>
       <w:tr>
-        <w:tc>
-          <w:tcPr>
-            <w:tcW w:type="dxa" w:w="10080"/>
-            <w:shd w:fill="42A5F5" w:val="clear"/>
-            <w:tcMar>
-              <w:top w:type="dxa" w:w="80"/>
-              <w:left w:type="dxa" w:w="200"/>
-              <w:bottom w:type="dxa" w:w="80"/>
-              <w:right w:type="dxa" w:w="200"/>
+        <w:tblPrEx>
+          <w:tblCellMar>
+            <w:top w:w="0" w:type="dxa"/>
+            <w:bottom w:w="0" w:type="dxa"/>
+          </w:tblCellMar>
+        </w:tblPrEx>
+        <w:tc>
+          <w:tcPr>
+            <w:tcW w:w="10080" w:type="dxa"/>
+            <w:shd w:val="clear" w:color="auto" w:fill="42A5F5"/>
+            <w:tcMar>
+              <w:top w:w="80" w:type="dxa"/>
+              <w:left w:w="200" w:type="dxa"/>
+              <w:bottom w:w="80" w:type="dxa"/>
+              <w:right w:w="200" w:type="dxa"/>
             </w:tcMar>
           </w:tcPr>
           <w:p>
@@ -849,10 +889,8 @@
                 <w:b/>
                 <w:bCs/>
                 <w:color w:val="FFFFFF"/>
-                <w:sz w:val="22"/>
-                <w:szCs w:val="22"/>
-              </w:rPr>
-              <w:t xml:space="preserve">二、我的最爱 / My Favorite Art</w:t>
+              </w:rPr>
+              <w:t>二、我的最爱 / My Favorite Art</w:t>
             </w:r>
           </w:p>
         </w:tc>
@@ -860,7 +898,7 @@
     </w:tbl>
     <w:p>
       <w:pPr>
-        <w:spacing w:after="80" w:before="100"/>
+        <w:spacing w:before="100" w:after="80"/>
       </w:pPr>
       <w:r>
         <w:rPr>
@@ -870,12 +908,12 @@
           <w:sz w:val="24"/>
           <w:szCs w:val="24"/>
         </w:rPr>
-        <w:t xml:space="preserve">👉 你最喜欢什么艺术？(可以选一个或多个)</w:t>
+        <w:t>👉 你最喜欢什么艺术？(可以选一个或多个)</w:t>
       </w:r>
     </w:p>
     <w:p>
       <w:pPr>
-        <w:spacing w:after="100" w:before="40"/>
+        <w:spacing w:before="40" w:after="100"/>
       </w:pPr>
       <w:r>
         <w:rPr>
@@ -885,40 +923,51 @@
           <w:sz w:val="18"/>
           <w:szCs w:val="18"/>
         </w:rPr>
-        <w:t xml:space="preserve">What is your favorite art form? (Pick one or more)</w:t>
+        <w:t>What is your favorite art form? (Pick one or more)</w:t>
       </w:r>
     </w:p>
     <w:tbl>
       <w:tblPr>
-        <w:tblW w:type="dxa" w:w="10080"/>
+        <w:tblW w:w="10080" w:type="dxa"/>
         <w:tblBorders>
-          <w:top w:val="none" w:color="FFFFFF" w:sz="0"/>
-          <w:left w:val="none" w:color="FFFFFF" w:sz="0"/>
-          <w:bottom w:val="none" w:color="FFFFFF" w:sz="0"/>
-          <w:right w:val="none" w:color="FFFFFF" w:sz="0"/>
-          <w:insideH w:val="none" w:color="FFFFFF" w:sz="0"/>
-          <w:insideV w:val="none" w:color="FFFFFF" w:sz="0"/>
+          <w:top w:val="none" w:sz="0" w:space="0" w:color="FFFFFF"/>
+          <w:left w:val="none" w:sz="0" w:space="0" w:color="FFFFFF"/>
+          <w:bottom w:val="none" w:sz="0" w:space="0" w:color="FFFFFF"/>
+          <w:right w:val="none" w:sz="0" w:space="0" w:color="FFFFFF"/>
+          <w:insideH w:val="none" w:sz="0" w:space="0" w:color="FFFFFF"/>
+          <w:insideV w:val="none" w:sz="0" w:space="0" w:color="FFFFFF"/>
         </w:tblBorders>
+        <w:tblCellMar>
+          <w:left w:w="10" w:type="dxa"/>
+          <w:right w:w="10" w:type="dxa"/>
+        </w:tblCellMar>
+        <w:tblLook w:val="04A0" w:firstRow="1" w:lastRow="0" w:firstColumn="1" w:lastColumn="0" w:noHBand="0" w:noVBand="1"/>
       </w:tblPr>
       <w:tblGrid>
         <w:gridCol w:w="5040"/>
         <w:gridCol w:w="5040"/>
       </w:tblGrid>
       <w:tr>
-        <w:tc>
-          <w:tcPr>
-            <w:tcW w:type="dxa" w:w="5040"/>
+        <w:tblPrEx>
+          <w:tblCellMar>
+            <w:top w:w="0" w:type="dxa"/>
+            <w:bottom w:w="0" w:type="dxa"/>
+          </w:tblCellMar>
+        </w:tblPrEx>
+        <w:tc>
+          <w:tcPr>
+            <w:tcW w:w="5040" w:type="dxa"/>
             <w:tcBorders>
-              <w:top w:val="none" w:color="FFFFFF" w:sz="0"/>
-              <w:left w:val="none" w:color="FFFFFF" w:sz="0"/>
-              <w:bottom w:val="none" w:color="FFFFFF" w:sz="0"/>
-              <w:right w:val="none" w:color="FFFFFF" w:sz="0"/>
+              <w:top w:val="none" w:sz="0" w:space="0" w:color="FFFFFF"/>
+              <w:left w:val="none" w:sz="0" w:space="0" w:color="FFFFFF"/>
+              <w:bottom w:val="none" w:sz="0" w:space="0" w:color="FFFFFF"/>
+              <w:right w:val="none" w:sz="0" w:space="0" w:color="FFFFFF"/>
             </w:tcBorders>
             <w:tcMar>
-              <w:top w:type="dxa" w:w="40"/>
-              <w:left w:type="dxa" w:w="200"/>
-              <w:bottom w:type="dxa" w:w="40"/>
-              <w:right w:type="dxa" w:w="100"/>
+              <w:top w:w="40" w:type="dxa"/>
+              <w:left w:w="200" w:type="dxa"/>
+              <w:bottom w:w="40" w:type="dxa"/>
+              <w:right w:w="100" w:type="dxa"/>
             </w:tcMar>
           </w:tcPr>
           <w:p>
@@ -932,10 +981,6 @@
               <w:t xml:space="preserve">☐  </w:t>
             </w:r>
             <w:r>
-              <w:rPr>
-                <w:sz w:val="22"/>
-                <w:szCs w:val="22"/>
-              </w:rPr>
               <w:t xml:space="preserve">🎨  </w:t>
             </w:r>
             <w:r>
@@ -943,8 +988,6 @@
                 <w:b/>
                 <w:bCs/>
                 <w:color w:val="2C2C2C"/>
-                <w:sz w:val="22"/>
-                <w:szCs w:val="22"/>
               </w:rPr>
               <w:t xml:space="preserve">画画  </w:t>
             </w:r>
@@ -954,24 +997,24 @@
                 <w:sz w:val="18"/>
                 <w:szCs w:val="18"/>
               </w:rPr>
-              <w:t xml:space="preserve">Drawing</w:t>
-            </w:r>
-          </w:p>
-        </w:tc>
-        <w:tc>
-          <w:tcPr>
-            <w:tcW w:type="dxa" w:w="5040"/>
+              <w:t>Drawing</w:t>
+            </w:r>
+          </w:p>
+        </w:tc>
+        <w:tc>
+          <w:tcPr>
+            <w:tcW w:w="5040" w:type="dxa"/>
             <w:tcBorders>
-              <w:top w:val="none" w:color="FFFFFF" w:sz="0"/>
-              <w:left w:val="none" w:color="FFFFFF" w:sz="0"/>
-              <w:bottom w:val="none" w:color="FFFFFF" w:sz="0"/>
-              <w:right w:val="none" w:color="FFFFFF" w:sz="0"/>
+              <w:top w:val="none" w:sz="0" w:space="0" w:color="FFFFFF"/>
+              <w:left w:val="none" w:sz="0" w:space="0" w:color="FFFFFF"/>
+              <w:bottom w:val="none" w:sz="0" w:space="0" w:color="FFFFFF"/>
+              <w:right w:val="none" w:sz="0" w:space="0" w:color="FFFFFF"/>
             </w:tcBorders>
             <w:tcMar>
-              <w:top w:type="dxa" w:w="40"/>
-              <w:left w:type="dxa" w:w="200"/>
-              <w:bottom w:type="dxa" w:w="40"/>
-              <w:right w:type="dxa" w:w="100"/>
+              <w:top w:w="40" w:type="dxa"/>
+              <w:left w:w="200" w:type="dxa"/>
+              <w:bottom w:w="40" w:type="dxa"/>
+              <w:right w:w="100" w:type="dxa"/>
             </w:tcMar>
           </w:tcPr>
           <w:p>
@@ -985,10 +1028,6 @@
               <w:t xml:space="preserve">☐  </w:t>
             </w:r>
             <w:r>
-              <w:rPr>
-                <w:sz w:val="22"/>
-                <w:szCs w:val="22"/>
-              </w:rPr>
               <w:t xml:space="preserve">🎵  </w:t>
             </w:r>
             <w:r>
@@ -996,8 +1035,6 @@
                 <w:b/>
                 <w:bCs/>
                 <w:color w:val="2C2C2C"/>
-                <w:sz w:val="22"/>
-                <w:szCs w:val="22"/>
               </w:rPr>
               <w:t xml:space="preserve">音乐  </w:t>
             </w:r>
@@ -1007,26 +1044,32 @@
                 <w:sz w:val="18"/>
                 <w:szCs w:val="18"/>
               </w:rPr>
-              <w:t xml:space="preserve">Music</w:t>
+              <w:t>Music</w:t>
             </w:r>
           </w:p>
         </w:tc>
       </w:tr>
       <w:tr>
-        <w:tc>
-          <w:tcPr>
-            <w:tcW w:type="dxa" w:w="5040"/>
+        <w:tblPrEx>
+          <w:tblCellMar>
+            <w:top w:w="0" w:type="dxa"/>
+            <w:bottom w:w="0" w:type="dxa"/>
+          </w:tblCellMar>
+        </w:tblPrEx>
+        <w:tc>
+          <w:tcPr>
+            <w:tcW w:w="5040" w:type="dxa"/>
             <w:tcBorders>
-              <w:top w:val="none" w:color="FFFFFF" w:sz="0"/>
-              <w:left w:val="none" w:color="FFFFFF" w:sz="0"/>
-              <w:bottom w:val="none" w:color="FFFFFF" w:sz="0"/>
-              <w:right w:val="none" w:color="FFFFFF" w:sz="0"/>
+              <w:top w:val="none" w:sz="0" w:space="0" w:color="FFFFFF"/>
+              <w:left w:val="none" w:sz="0" w:space="0" w:color="FFFFFF"/>
+              <w:bottom w:val="none" w:sz="0" w:space="0" w:color="FFFFFF"/>
+              <w:right w:val="none" w:sz="0" w:space="0" w:color="FFFFFF"/>
             </w:tcBorders>
             <w:tcMar>
-              <w:top w:type="dxa" w:w="40"/>
-              <w:left w:type="dxa" w:w="200"/>
-              <w:bottom w:type="dxa" w:w="40"/>
-              <w:right w:type="dxa" w:w="100"/>
+              <w:top w:w="40" w:type="dxa"/>
+              <w:left w:w="200" w:type="dxa"/>
+              <w:bottom w:w="40" w:type="dxa"/>
+              <w:right w:w="100" w:type="dxa"/>
             </w:tcMar>
           </w:tcPr>
           <w:p>
@@ -1040,10 +1083,6 @@
               <w:t xml:space="preserve">☐  </w:t>
             </w:r>
             <w:r>
-              <w:rPr>
-                <w:sz w:val="22"/>
-                <w:szCs w:val="22"/>
-              </w:rPr>
               <w:t xml:space="preserve">💃  </w:t>
             </w:r>
             <w:r>
@@ -1051,8 +1090,6 @@
                 <w:b/>
                 <w:bCs/>
                 <w:color w:val="2C2C2C"/>
-                <w:sz w:val="22"/>
-                <w:szCs w:val="22"/>
               </w:rPr>
               <w:t xml:space="preserve">舞蹈  </w:t>
             </w:r>
@@ -1062,24 +1099,24 @@
                 <w:sz w:val="18"/>
                 <w:szCs w:val="18"/>
               </w:rPr>
-              <w:t xml:space="preserve">Dance</w:t>
-            </w:r>
-          </w:p>
-        </w:tc>
-        <w:tc>
-          <w:tcPr>
-            <w:tcW w:type="dxa" w:w="5040"/>
+              <w:t>Dance</w:t>
+            </w:r>
+          </w:p>
+        </w:tc>
+        <w:tc>
+          <w:tcPr>
+            <w:tcW w:w="5040" w:type="dxa"/>
             <w:tcBorders>
-              <w:top w:val="none" w:color="FFFFFF" w:sz="0"/>
-              <w:left w:val="none" w:color="FFFFFF" w:sz="0"/>
-              <w:bottom w:val="none" w:color="FFFFFF" w:sz="0"/>
-              <w:right w:val="none" w:color="FFFFFF" w:sz="0"/>
+              <w:top w:val="none" w:sz="0" w:space="0" w:color="FFFFFF"/>
+              <w:left w:val="none" w:sz="0" w:space="0" w:color="FFFFFF"/>
+              <w:bottom w:val="none" w:sz="0" w:space="0" w:color="FFFFFF"/>
+              <w:right w:val="none" w:sz="0" w:space="0" w:color="FFFFFF"/>
             </w:tcBorders>
             <w:tcMar>
-              <w:top w:type="dxa" w:w="40"/>
-              <w:left w:type="dxa" w:w="200"/>
-              <w:bottom w:type="dxa" w:w="40"/>
-              <w:right w:type="dxa" w:w="100"/>
+              <w:top w:w="40" w:type="dxa"/>
+              <w:left w:w="200" w:type="dxa"/>
+              <w:bottom w:w="40" w:type="dxa"/>
+              <w:right w:w="100" w:type="dxa"/>
             </w:tcMar>
           </w:tcPr>
           <w:p>
@@ -1093,10 +1130,6 @@
               <w:t xml:space="preserve">☐  </w:t>
             </w:r>
             <w:r>
-              <w:rPr>
-                <w:sz w:val="22"/>
-                <w:szCs w:val="22"/>
-              </w:rPr>
               <w:t xml:space="preserve">🎭  </w:t>
             </w:r>
             <w:r>
@@ -1104,8 +1137,6 @@
                 <w:b/>
                 <w:bCs/>
                 <w:color w:val="2C2C2C"/>
-                <w:sz w:val="22"/>
-                <w:szCs w:val="22"/>
               </w:rPr>
               <w:t xml:space="preserve">戏剧  </w:t>
             </w:r>
@@ -1115,26 +1146,32 @@
                 <w:sz w:val="18"/>
                 <w:szCs w:val="18"/>
               </w:rPr>
-              <w:t xml:space="preserve">Drama</w:t>
+              <w:t>Drama</w:t>
             </w:r>
           </w:p>
         </w:tc>
       </w:tr>
       <w:tr>
-        <w:tc>
-          <w:tcPr>
-            <w:tcW w:type="dxa" w:w="5040"/>
+        <w:tblPrEx>
+          <w:tblCellMar>
+            <w:top w:w="0" w:type="dxa"/>
+            <w:bottom w:w="0" w:type="dxa"/>
+          </w:tblCellMar>
+        </w:tblPrEx>
+        <w:tc>
+          <w:tcPr>
+            <w:tcW w:w="5040" w:type="dxa"/>
             <w:tcBorders>
-              <w:top w:val="none" w:color="FFFFFF" w:sz="0"/>
-              <w:left w:val="none" w:color="FFFFFF" w:sz="0"/>
-              <w:bottom w:val="none" w:color="FFFFFF" w:sz="0"/>
-              <w:right w:val="none" w:color="FFFFFF" w:sz="0"/>
+              <w:top w:val="none" w:sz="0" w:space="0" w:color="FFFFFF"/>
+              <w:left w:val="none" w:sz="0" w:space="0" w:color="FFFFFF"/>
+              <w:bottom w:val="none" w:sz="0" w:space="0" w:color="FFFFFF"/>
+              <w:right w:val="none" w:sz="0" w:space="0" w:color="FFFFFF"/>
             </w:tcBorders>
             <w:tcMar>
-              <w:top w:type="dxa" w:w="40"/>
-              <w:left w:type="dxa" w:w="200"/>
-              <w:bottom w:type="dxa" w:w="40"/>
-              <w:right w:type="dxa" w:w="100"/>
+              <w:top w:w="40" w:type="dxa"/>
+              <w:left w:w="200" w:type="dxa"/>
+              <w:bottom w:w="40" w:type="dxa"/>
+              <w:right w:w="100" w:type="dxa"/>
             </w:tcMar>
           </w:tcPr>
           <w:p>
@@ -1148,10 +1185,6 @@
               <w:t xml:space="preserve">☐  </w:t>
             </w:r>
             <w:r>
-              <w:rPr>
-                <w:sz w:val="22"/>
-                <w:szCs w:val="22"/>
-              </w:rPr>
               <w:t xml:space="preserve">🎬  </w:t>
             </w:r>
             <w:r>
@@ -1159,8 +1192,6 @@
                 <w:b/>
                 <w:bCs/>
                 <w:color w:val="2C2C2C"/>
-                <w:sz w:val="22"/>
-                <w:szCs w:val="22"/>
               </w:rPr>
               <w:t xml:space="preserve">电影  </w:t>
             </w:r>
@@ -1170,24 +1201,24 @@
                 <w:sz w:val="18"/>
                 <w:szCs w:val="18"/>
               </w:rPr>
-              <w:t xml:space="preserve">Film</w:t>
-            </w:r>
-          </w:p>
-        </w:tc>
-        <w:tc>
-          <w:tcPr>
-            <w:tcW w:type="dxa" w:w="5040"/>
+              <w:t>Film</w:t>
+            </w:r>
+          </w:p>
+        </w:tc>
+        <w:tc>
+          <w:tcPr>
+            <w:tcW w:w="5040" w:type="dxa"/>
             <w:tcBorders>
-              <w:top w:val="none" w:color="FFFFFF" w:sz="0"/>
-              <w:left w:val="none" w:color="FFFFFF" w:sz="0"/>
-              <w:bottom w:val="none" w:color="FFFFFF" w:sz="0"/>
-              <w:right w:val="none" w:color="FFFFFF" w:sz="0"/>
+              <w:top w:val="none" w:sz="0" w:space="0" w:color="FFFFFF"/>
+              <w:left w:val="none" w:sz="0" w:space="0" w:color="FFFFFF"/>
+              <w:bottom w:val="none" w:sz="0" w:space="0" w:color="FFFFFF"/>
+              <w:right w:val="none" w:sz="0" w:space="0" w:color="FFFFFF"/>
             </w:tcBorders>
             <w:tcMar>
-              <w:top w:type="dxa" w:w="40"/>
-              <w:left w:type="dxa" w:w="200"/>
-              <w:bottom w:type="dxa" w:w="40"/>
-              <w:right w:type="dxa" w:w="100"/>
+              <w:top w:w="40" w:type="dxa"/>
+              <w:left w:w="200" w:type="dxa"/>
+              <w:bottom w:w="40" w:type="dxa"/>
+              <w:right w:w="100" w:type="dxa"/>
             </w:tcMar>
           </w:tcPr>
           <w:p>
@@ -1201,10 +1232,6 @@
               <w:t xml:space="preserve">☐  </w:t>
             </w:r>
             <w:r>
-              <w:rPr>
-                <w:sz w:val="22"/>
-                <w:szCs w:val="22"/>
-              </w:rPr>
               <w:t xml:space="preserve">🗿  </w:t>
             </w:r>
             <w:r>
@@ -1212,8 +1239,6 @@
                 <w:b/>
                 <w:bCs/>
                 <w:color w:val="2C2C2C"/>
-                <w:sz w:val="22"/>
-                <w:szCs w:val="22"/>
               </w:rPr>
               <w:t xml:space="preserve">雕塑  </w:t>
             </w:r>
@@ -1223,7 +1248,7 @@
                 <w:sz w:val="18"/>
                 <w:szCs w:val="18"/>
               </w:rPr>
-              <w:t xml:space="preserve">Sculpture</w:t>
+              <w:t>Sculpture</w:t>
             </w:r>
           </w:p>
         </w:tc>
@@ -1231,15 +1256,13 @@
     </w:tbl>
     <w:p>
       <w:pPr>
-        <w:spacing w:after="80" w:before="200"/>
+        <w:spacing w:before="200" w:after="80"/>
       </w:pPr>
       <w:r>
         <w:rPr>
           <w:b/>
           <w:bCs/>
           <w:color w:val="42A5F5"/>
-          <w:sz w:val="22"/>
-          <w:szCs w:val="22"/>
         </w:rPr>
         <w:t xml:space="preserve">🎨 画一画  Draw your favorite art </w:t>
       </w:r>
@@ -1251,37 +1274,48 @@
           <w:sz w:val="16"/>
           <w:szCs w:val="16"/>
         </w:rPr>
-        <w:t xml:space="preserve">— 画画的你 / 跳舞 / 乐器 / 表演……</w:t>
+        <w:t>— 画画的你 / 跳舞 / 乐器 / 表演……</w:t>
       </w:r>
     </w:p>
     <w:tbl>
       <w:tblPr>
-        <w:tblW w:type="dxa" w:w="10080"/>
+        <w:tblW w:w="10080" w:type="dxa"/>
         <w:tblBorders>
-          <w:top w:val="single" w:color="42A5F5" w:sz="12"/>
-          <w:left w:val="single" w:color="42A5F5" w:sz="12"/>
-          <w:bottom w:val="single" w:color="42A5F5" w:sz="12"/>
-          <w:right w:val="single" w:color="42A5F5" w:sz="12"/>
-          <w:insideH w:val="single" w:color="42A5F5" w:sz="12"/>
-          <w:insideV w:val="single" w:color="42A5F5" w:sz="12"/>
+          <w:top w:val="single" w:sz="12" w:space="0" w:color="42A5F5"/>
+          <w:left w:val="single" w:sz="12" w:space="0" w:color="42A5F5"/>
+          <w:bottom w:val="single" w:sz="12" w:space="0" w:color="42A5F5"/>
+          <w:right w:val="single" w:sz="12" w:space="0" w:color="42A5F5"/>
+          <w:insideH w:val="single" w:sz="12" w:space="0" w:color="42A5F5"/>
+          <w:insideV w:val="single" w:sz="12" w:space="0" w:color="42A5F5"/>
         </w:tblBorders>
+        <w:tblCellMar>
+          <w:left w:w="10" w:type="dxa"/>
+          <w:right w:w="10" w:type="dxa"/>
+        </w:tblCellMar>
+        <w:tblLook w:val="04A0" w:firstRow="1" w:lastRow="0" w:firstColumn="1" w:lastColumn="0" w:noHBand="0" w:noVBand="1"/>
       </w:tblPr>
       <w:tblGrid>
         <w:gridCol w:w="10080"/>
       </w:tblGrid>
       <w:tr>
+        <w:tblPrEx>
+          <w:tblCellMar>
+            <w:top w:w="0" w:type="dxa"/>
+            <w:bottom w:w="0" w:type="dxa"/>
+          </w:tblCellMar>
+        </w:tblPrEx>
         <w:trPr>
-          <w:trHeight w:val="3200" w:hRule="atLeast"/>
+          <w:trHeight w:val="3200"/>
         </w:trPr>
         <w:tc>
           <w:tcPr>
-            <w:tcW w:type="dxa" w:w="10080"/>
-            <w:shd w:fill="FFFFFF" w:val="clear"/>
-            <w:tcMar>
-              <w:top w:type="dxa" w:w="80"/>
-              <w:left w:type="dxa" w:w="120"/>
-              <w:bottom w:type="dxa" w:w="80"/>
-              <w:right w:type="dxa" w:w="120"/>
+            <w:tcW w:w="10080" w:type="dxa"/>
+            <w:shd w:val="clear" w:color="auto" w:fill="FFFFFF"/>
+            <w:tcMar>
+              <w:top w:w="80" w:type="dxa"/>
+              <w:left w:w="120" w:type="dxa"/>
+              <w:bottom w:w="80" w:type="dxa"/>
+              <w:right w:w="120" w:type="dxa"/>
             </w:tcMar>
             <w:vAlign w:val="center"/>
           </w:tcPr>
@@ -1297,7 +1331,7 @@
                 <w:sz w:val="18"/>
                 <w:szCs w:val="18"/>
               </w:rPr>
-              <w:t xml:space="preserve">✏️  在这里画 / Draw here</w:t>
+              <w:t>✏️  在这里画 / Draw here</w:t>
             </w:r>
           </w:p>
         </w:tc>
@@ -1305,37 +1339,48 @@
     </w:tbl>
     <w:p>
       <w:pPr>
-        <w:spacing w:after="0" w:before="200"/>
-      </w:pPr>
-      <w:r>
-        <w:t xml:space="preserve"/>
-      </w:r>
+        <w:spacing w:before="200"/>
+        <w:rPr>
+          <w:rFonts w:hint="eastAsia"/>
+        </w:rPr>
+      </w:pPr>
     </w:p>
     <w:tbl>
       <w:tblPr>
-        <w:tblW w:type="dxa" w:w="10080"/>
+        <w:tblW w:w="10080" w:type="dxa"/>
         <w:tblBorders>
-          <w:top w:val="none" w:color="FFFFFF" w:sz="0"/>
-          <w:left w:val="none" w:color="FFFFFF" w:sz="0"/>
-          <w:bottom w:val="none" w:color="FFFFFF" w:sz="0"/>
-          <w:right w:val="none" w:color="FFFFFF" w:sz="0"/>
-          <w:insideH w:val="none" w:color="FFFFFF" w:sz="0"/>
-          <w:insideV w:val="none" w:color="FFFFFF" w:sz="0"/>
+          <w:top w:val="none" w:sz="0" w:space="0" w:color="FFFFFF"/>
+          <w:left w:val="none" w:sz="0" w:space="0" w:color="FFFFFF"/>
+          <w:bottom w:val="none" w:sz="0" w:space="0" w:color="FFFFFF"/>
+          <w:right w:val="none" w:sz="0" w:space="0" w:color="FFFFFF"/>
+          <w:insideH w:val="none" w:sz="0" w:space="0" w:color="FFFFFF"/>
+          <w:insideV w:val="none" w:sz="0" w:space="0" w:color="FFFFFF"/>
         </w:tblBorders>
+        <w:tblCellMar>
+          <w:left w:w="10" w:type="dxa"/>
+          <w:right w:w="10" w:type="dxa"/>
+        </w:tblCellMar>
+        <w:tblLook w:val="04A0" w:firstRow="1" w:lastRow="0" w:firstColumn="1" w:lastColumn="0" w:noHBand="0" w:noVBand="1"/>
       </w:tblPr>
       <w:tblGrid>
         <w:gridCol w:w="10080"/>
       </w:tblGrid>
       <w:tr>
-        <w:tc>
-          <w:tcPr>
-            <w:tcW w:type="dxa" w:w="10080"/>
-            <w:shd w:fill="9C27B0" w:val="clear"/>
-            <w:tcMar>
-              <w:top w:type="dxa" w:w="80"/>
-              <w:left w:type="dxa" w:w="200"/>
-              <w:bottom w:type="dxa" w:w="80"/>
-              <w:right w:type="dxa" w:w="200"/>
+        <w:tblPrEx>
+          <w:tblCellMar>
+            <w:top w:w="0" w:type="dxa"/>
+            <w:bottom w:w="0" w:type="dxa"/>
+          </w:tblCellMar>
+        </w:tblPrEx>
+        <w:tc>
+          <w:tcPr>
+            <w:tcW w:w="10080" w:type="dxa"/>
+            <w:shd w:val="clear" w:color="auto" w:fill="9C27B0"/>
+            <w:tcMar>
+              <w:top w:w="80" w:type="dxa"/>
+              <w:left w:w="200" w:type="dxa"/>
+              <w:bottom w:w="80" w:type="dxa"/>
+              <w:right w:w="200" w:type="dxa"/>
             </w:tcMar>
           </w:tcPr>
           <w:p>
@@ -1344,10 +1389,8 @@
                 <w:b/>
                 <w:bCs/>
                 <w:color w:val="FFFFFF"/>
-                <w:sz w:val="22"/>
-                <w:szCs w:val="22"/>
-              </w:rPr>
-              <w:t xml:space="preserve">三、描一描, 写一写 / Trace and Write</w:t>
+              </w:rPr>
+              <w:t>三、描一描, 写一写 / Trace and Write</w:t>
             </w:r>
           </w:p>
         </w:tc>
@@ -1355,7 +1398,7 @@
     </w:tbl>
     <w:p>
       <w:pPr>
-        <w:spacing w:after="80" w:before="80"/>
+        <w:spacing w:before="80" w:after="80"/>
       </w:pPr>
       <w:r>
         <w:rPr>
@@ -1365,20 +1408,18 @@
           <w:sz w:val="18"/>
           <w:szCs w:val="18"/>
         </w:rPr>
-        <w:t xml:space="preserve">👉 先描灰色的字, 然后自己写一遍。</w:t>
+        <w:t>👉 先描灰色的字, 然后自己写一遍。</w:t>
       </w:r>
     </w:p>
     <w:p>
       <w:pPr>
-        <w:spacing w:after="40" w:before="80"/>
+        <w:spacing w:before="80" w:after="40"/>
       </w:pPr>
       <w:r>
         <w:rPr>
           <w:b/>
           <w:bCs/>
           <w:color w:val="9C27B0"/>
-          <w:sz w:val="22"/>
-          <w:szCs w:val="22"/>
         </w:rPr>
         <w:t xml:space="preserve">1. </w:t>
       </w:r>
@@ -1390,7 +1431,7 @@
           <w:sz w:val="28"/>
           <w:szCs w:val="28"/>
         </w:rPr>
-        <w:t xml:space="preserve">开心</w:t>
+        <w:t>开心</w:t>
       </w:r>
       <w:r>
         <w:rPr>
@@ -1400,28 +1441,77 @@
           <w:sz w:val="18"/>
           <w:szCs w:val="18"/>
         </w:rPr>
-        <w:t xml:space="preserve">   kāi xīn   </w:t>
-      </w:r>
-      <w:r>
-        <w:rPr>
+        <w:t xml:space="preserve">   </w:t>
+      </w:r>
+      <w:proofErr w:type="spellStart"/>
+      <w:r>
+        <w:rPr>
+          <w:i/>
+          <w:iCs/>
           <w:color w:val="888888"/>
           <w:sz w:val="18"/>
           <w:szCs w:val="18"/>
         </w:rPr>
-        <w:t xml:space="preserve">happy</w:t>
+        <w:t>kāi</w:t>
+      </w:r>
+      <w:proofErr w:type="spellEnd"/>
+      <w:r>
+        <w:rPr>
+          <w:i/>
+          <w:iCs/>
+          <w:color w:val="888888"/>
+          <w:sz w:val="18"/>
+          <w:szCs w:val="18"/>
+        </w:rPr>
+        <w:t xml:space="preserve"> </w:t>
+      </w:r>
+      <w:proofErr w:type="spellStart"/>
+      <w:r>
+        <w:rPr>
+          <w:i/>
+          <w:iCs/>
+          <w:color w:val="888888"/>
+          <w:sz w:val="18"/>
+          <w:szCs w:val="18"/>
+        </w:rPr>
+        <w:t>xīn</w:t>
+      </w:r>
+      <w:proofErr w:type="spellEnd"/>
+      <w:r>
+        <w:rPr>
+          <w:i/>
+          <w:iCs/>
+          <w:color w:val="888888"/>
+          <w:sz w:val="18"/>
+          <w:szCs w:val="18"/>
+        </w:rPr>
+        <w:t xml:space="preserve">   </w:t>
+      </w:r>
+      <w:r>
+        <w:rPr>
+          <w:color w:val="888888"/>
+          <w:sz w:val="18"/>
+          <w:szCs w:val="18"/>
+        </w:rPr>
+        <w:t>happy</w:t>
       </w:r>
     </w:p>
     <w:tbl>
       <w:tblPr>
-        <w:tblW w:type="dxa" w:w="10080"/>
+        <w:tblW w:w="10080" w:type="dxa"/>
         <w:tblBorders>
-          <w:top w:val="single" w:color="auto" w:sz="4"/>
-          <w:left w:val="single" w:color="auto" w:sz="4"/>
-          <w:bottom w:val="single" w:color="auto" w:sz="4"/>
-          <w:right w:val="single" w:color="auto" w:sz="4"/>
-          <w:insideH w:val="single" w:color="auto" w:sz="4"/>
-          <w:insideV w:val="single" w:color="auto" w:sz="4"/>
+          <w:top w:val="single" w:sz="4" w:space="0" w:color="auto"/>
+          <w:left w:val="single" w:sz="4" w:space="0" w:color="auto"/>
+          <w:bottom w:val="single" w:sz="4" w:space="0" w:color="auto"/>
+          <w:right w:val="single" w:sz="4" w:space="0" w:color="auto"/>
+          <w:insideH w:val="single" w:sz="4" w:space="0" w:color="auto"/>
+          <w:insideV w:val="single" w:sz="4" w:space="0" w:color="auto"/>
         </w:tblBorders>
+        <w:tblCellMar>
+          <w:left w:w="10" w:type="dxa"/>
+          <w:right w:w="10" w:type="dxa"/>
+        </w:tblCellMar>
+        <w:tblLook w:val="04A0" w:firstRow="1" w:lastRow="0" w:firstColumn="1" w:lastColumn="0" w:noHBand="0" w:noVBand="1"/>
       </w:tblPr>
       <w:tblGrid>
         <w:gridCol w:w="1260"/>
@@ -1434,23 +1524,29 @@
         <w:gridCol w:w="1260"/>
       </w:tblGrid>
       <w:tr>
+        <w:tblPrEx>
+          <w:tblCellMar>
+            <w:top w:w="0" w:type="dxa"/>
+            <w:bottom w:w="0" w:type="dxa"/>
+          </w:tblCellMar>
+        </w:tblPrEx>
         <w:trPr>
-          <w:trHeight w:val="900" w:hRule="atLeast"/>
+          <w:trHeight w:val="900"/>
         </w:trPr>
         <w:tc>
           <w:tcPr>
-            <w:tcW w:type="dxa" w:w="1260"/>
+            <w:tcW w:w="1260" w:type="dxa"/>
             <w:tcBorders>
-              <w:top w:val="single" w:color="CCCCCC" w:sz="6"/>
-              <w:left w:val="single" w:color="CCCCCC" w:sz="6"/>
-              <w:bottom w:val="single" w:color="CCCCCC" w:sz="6"/>
-              <w:right w:val="single" w:color="CCCCCC" w:sz="6"/>
+              <w:top w:val="single" w:sz="6" w:space="0" w:color="CCCCCC"/>
+              <w:left w:val="single" w:sz="6" w:space="0" w:color="CCCCCC"/>
+              <w:bottom w:val="single" w:sz="6" w:space="0" w:color="CCCCCC"/>
+              <w:right w:val="single" w:sz="6" w:space="0" w:color="CCCCCC"/>
             </w:tcBorders>
             <w:tcMar>
-              <w:top w:type="dxa" w:w="60"/>
-              <w:left w:type="dxa" w:w="40"/>
-              <w:bottom w:type="dxa" w:w="60"/>
-              <w:right w:type="dxa" w:w="40"/>
+              <w:top w:w="60" w:type="dxa"/>
+              <w:left w:w="40" w:type="dxa"/>
+              <w:bottom w:w="60" w:type="dxa"/>
+              <w:right w:w="40" w:type="dxa"/>
             </w:tcMar>
             <w:vAlign w:val="center"/>
           </w:tcPr>
@@ -1464,24 +1560,24 @@
                 <w:sz w:val="40"/>
                 <w:szCs w:val="40"/>
               </w:rPr>
-              <w:t xml:space="preserve">开心</w:t>
-            </w:r>
-          </w:p>
-        </w:tc>
-        <w:tc>
-          <w:tcPr>
-            <w:tcW w:type="dxa" w:w="1260"/>
+              <w:t>开心</w:t>
+            </w:r>
+          </w:p>
+        </w:tc>
+        <w:tc>
+          <w:tcPr>
+            <w:tcW w:w="1260" w:type="dxa"/>
             <w:tcBorders>
-              <w:top w:val="single" w:color="CCCCCC" w:sz="6"/>
-              <w:left w:val="single" w:color="CCCCCC" w:sz="6"/>
-              <w:bottom w:val="single" w:color="CCCCCC" w:sz="6"/>
-              <w:right w:val="single" w:color="CCCCCC" w:sz="6"/>
+              <w:top w:val="single" w:sz="6" w:space="0" w:color="CCCCCC"/>
+              <w:left w:val="single" w:sz="6" w:space="0" w:color="CCCCCC"/>
+              <w:bottom w:val="single" w:sz="6" w:space="0" w:color="CCCCCC"/>
+              <w:right w:val="single" w:sz="6" w:space="0" w:color="CCCCCC"/>
             </w:tcBorders>
             <w:tcMar>
-              <w:top w:type="dxa" w:w="60"/>
-              <w:left w:type="dxa" w:w="40"/>
-              <w:bottom w:type="dxa" w:w="60"/>
-              <w:right w:type="dxa" w:w="40"/>
+              <w:top w:w="60" w:type="dxa"/>
+              <w:left w:w="40" w:type="dxa"/>
+              <w:bottom w:w="60" w:type="dxa"/>
+              <w:right w:w="40" w:type="dxa"/>
             </w:tcMar>
             <w:vAlign w:val="center"/>
           </w:tcPr>
@@ -1495,24 +1591,24 @@
                 <w:sz w:val="40"/>
                 <w:szCs w:val="40"/>
               </w:rPr>
-              <w:t xml:space="preserve">开心</w:t>
-            </w:r>
-          </w:p>
-        </w:tc>
-        <w:tc>
-          <w:tcPr>
-            <w:tcW w:type="dxa" w:w="1260"/>
+              <w:t>开心</w:t>
+            </w:r>
+          </w:p>
+        </w:tc>
+        <w:tc>
+          <w:tcPr>
+            <w:tcW w:w="1260" w:type="dxa"/>
             <w:tcBorders>
-              <w:top w:val="single" w:color="CCCCCC" w:sz="6"/>
-              <w:left w:val="single" w:color="CCCCCC" w:sz="6"/>
-              <w:bottom w:val="single" w:color="CCCCCC" w:sz="6"/>
-              <w:right w:val="single" w:color="CCCCCC" w:sz="6"/>
+              <w:top w:val="single" w:sz="6" w:space="0" w:color="CCCCCC"/>
+              <w:left w:val="single" w:sz="6" w:space="0" w:color="CCCCCC"/>
+              <w:bottom w:val="single" w:sz="6" w:space="0" w:color="CCCCCC"/>
+              <w:right w:val="single" w:sz="6" w:space="0" w:color="CCCCCC"/>
             </w:tcBorders>
             <w:tcMar>
-              <w:top w:type="dxa" w:w="60"/>
-              <w:left w:type="dxa" w:w="40"/>
-              <w:bottom w:type="dxa" w:w="60"/>
-              <w:right w:type="dxa" w:w="40"/>
+              <w:top w:w="60" w:type="dxa"/>
+              <w:left w:w="40" w:type="dxa"/>
+              <w:bottom w:w="60" w:type="dxa"/>
+              <w:right w:w="40" w:type="dxa"/>
             </w:tcMar>
             <w:vAlign w:val="center"/>
           </w:tcPr>
@@ -1526,24 +1622,24 @@
                 <w:sz w:val="40"/>
                 <w:szCs w:val="40"/>
               </w:rPr>
-              <w:t xml:space="preserve">开心</w:t>
-            </w:r>
-          </w:p>
-        </w:tc>
-        <w:tc>
-          <w:tcPr>
-            <w:tcW w:type="dxa" w:w="1260"/>
+              <w:t>开心</w:t>
+            </w:r>
+          </w:p>
+        </w:tc>
+        <w:tc>
+          <w:tcPr>
+            <w:tcW w:w="1260" w:type="dxa"/>
             <w:tcBorders>
-              <w:top w:val="single" w:color="CCCCCC" w:sz="6"/>
-              <w:left w:val="single" w:color="CCCCCC" w:sz="6"/>
-              <w:bottom w:val="single" w:color="CCCCCC" w:sz="6"/>
-              <w:right w:val="single" w:color="CCCCCC" w:sz="6"/>
+              <w:top w:val="single" w:sz="6" w:space="0" w:color="CCCCCC"/>
+              <w:left w:val="single" w:sz="6" w:space="0" w:color="CCCCCC"/>
+              <w:bottom w:val="single" w:sz="6" w:space="0" w:color="CCCCCC"/>
+              <w:right w:val="single" w:sz="6" w:space="0" w:color="CCCCCC"/>
             </w:tcBorders>
             <w:tcMar>
-              <w:top w:type="dxa" w:w="60"/>
-              <w:left w:type="dxa" w:w="40"/>
-              <w:bottom w:type="dxa" w:w="60"/>
-              <w:right w:type="dxa" w:w="40"/>
+              <w:top w:w="60" w:type="dxa"/>
+              <w:left w:w="40" w:type="dxa"/>
+              <w:bottom w:w="60" w:type="dxa"/>
+              <w:right w:w="40" w:type="dxa"/>
             </w:tcMar>
             <w:vAlign w:val="center"/>
           </w:tcPr>
@@ -1557,24 +1653,24 @@
                 <w:sz w:val="40"/>
                 <w:szCs w:val="40"/>
               </w:rPr>
-              <w:t xml:space="preserve">开心</w:t>
-            </w:r>
-          </w:p>
-        </w:tc>
-        <w:tc>
-          <w:tcPr>
-            <w:tcW w:type="dxa" w:w="1260"/>
+              <w:t>开心</w:t>
+            </w:r>
+          </w:p>
+        </w:tc>
+        <w:tc>
+          <w:tcPr>
+            <w:tcW w:w="1260" w:type="dxa"/>
             <w:tcBorders>
-              <w:top w:val="single" w:color="CCCCCC" w:sz="6"/>
-              <w:left w:val="single" w:color="CCCCCC" w:sz="6"/>
-              <w:bottom w:val="single" w:color="CCCCCC" w:sz="6"/>
-              <w:right w:val="single" w:color="CCCCCC" w:sz="6"/>
+              <w:top w:val="single" w:sz="6" w:space="0" w:color="CCCCCC"/>
+              <w:left w:val="single" w:sz="6" w:space="0" w:color="CCCCCC"/>
+              <w:bottom w:val="single" w:sz="6" w:space="0" w:color="CCCCCC"/>
+              <w:right w:val="single" w:sz="6" w:space="0" w:color="CCCCCC"/>
             </w:tcBorders>
             <w:tcMar>
-              <w:top w:type="dxa" w:w="60"/>
-              <w:left w:type="dxa" w:w="40"/>
-              <w:bottom w:type="dxa" w:w="60"/>
-              <w:right w:type="dxa" w:w="40"/>
+              <w:top w:w="60" w:type="dxa"/>
+              <w:left w:w="40" w:type="dxa"/>
+              <w:bottom w:w="60" w:type="dxa"/>
+              <w:right w:w="40" w:type="dxa"/>
             </w:tcMar>
             <w:vAlign w:val="center"/>
           </w:tcPr>
@@ -1593,18 +1689,18 @@
         </w:tc>
         <w:tc>
           <w:tcPr>
-            <w:tcW w:type="dxa" w:w="1260"/>
+            <w:tcW w:w="1260" w:type="dxa"/>
             <w:tcBorders>
-              <w:top w:val="single" w:color="CCCCCC" w:sz="6"/>
-              <w:left w:val="single" w:color="CCCCCC" w:sz="6"/>
-              <w:bottom w:val="single" w:color="CCCCCC" w:sz="6"/>
-              <w:right w:val="single" w:color="CCCCCC" w:sz="6"/>
+              <w:top w:val="single" w:sz="6" w:space="0" w:color="CCCCCC"/>
+              <w:left w:val="single" w:sz="6" w:space="0" w:color="CCCCCC"/>
+              <w:bottom w:val="single" w:sz="6" w:space="0" w:color="CCCCCC"/>
+              <w:right w:val="single" w:sz="6" w:space="0" w:color="CCCCCC"/>
             </w:tcBorders>
             <w:tcMar>
-              <w:top w:type="dxa" w:w="60"/>
-              <w:left w:type="dxa" w:w="40"/>
-              <w:bottom w:type="dxa" w:w="60"/>
-              <w:right w:type="dxa" w:w="40"/>
+              <w:top w:w="60" w:type="dxa"/>
+              <w:left w:w="40" w:type="dxa"/>
+              <w:bottom w:w="60" w:type="dxa"/>
+              <w:right w:w="40" w:type="dxa"/>
             </w:tcMar>
             <w:vAlign w:val="center"/>
           </w:tcPr>
@@ -1623,18 +1719,18 @@
         </w:tc>
         <w:tc>
           <w:tcPr>
-            <w:tcW w:type="dxa" w:w="1260"/>
+            <w:tcW w:w="1260" w:type="dxa"/>
             <w:tcBorders>
-              <w:top w:val="single" w:color="CCCCCC" w:sz="6"/>
-              <w:left w:val="single" w:color="CCCCCC" w:sz="6"/>
-              <w:bottom w:val="single" w:color="CCCCCC" w:sz="6"/>
-              <w:right w:val="single" w:color="CCCCCC" w:sz="6"/>
+              <w:top w:val="single" w:sz="6" w:space="0" w:color="CCCCCC"/>
+              <w:left w:val="single" w:sz="6" w:space="0" w:color="CCCCCC"/>
+              <w:bottom w:val="single" w:sz="6" w:space="0" w:color="CCCCCC"/>
+              <w:right w:val="single" w:sz="6" w:space="0" w:color="CCCCCC"/>
             </w:tcBorders>
             <w:tcMar>
-              <w:top w:type="dxa" w:w="60"/>
-              <w:left w:type="dxa" w:w="40"/>
-              <w:bottom w:type="dxa" w:w="60"/>
-              <w:right w:type="dxa" w:w="40"/>
+              <w:top w:w="60" w:type="dxa"/>
+              <w:left w:w="40" w:type="dxa"/>
+              <w:bottom w:w="60" w:type="dxa"/>
+              <w:right w:w="40" w:type="dxa"/>
             </w:tcMar>
             <w:vAlign w:val="center"/>
           </w:tcPr>
@@ -1653,18 +1749,18 @@
         </w:tc>
         <w:tc>
           <w:tcPr>
-            <w:tcW w:type="dxa" w:w="1260"/>
+            <w:tcW w:w="1260" w:type="dxa"/>
             <w:tcBorders>
-              <w:top w:val="single" w:color="CCCCCC" w:sz="6"/>
-              <w:left w:val="single" w:color="CCCCCC" w:sz="6"/>
-              <w:bottom w:val="single" w:color="CCCCCC" w:sz="6"/>
-              <w:right w:val="single" w:color="CCCCCC" w:sz="6"/>
+              <w:top w:val="single" w:sz="6" w:space="0" w:color="CCCCCC"/>
+              <w:left w:val="single" w:sz="6" w:space="0" w:color="CCCCCC"/>
+              <w:bottom w:val="single" w:sz="6" w:space="0" w:color="CCCCCC"/>
+              <w:right w:val="single" w:sz="6" w:space="0" w:color="CCCCCC"/>
             </w:tcBorders>
             <w:tcMar>
-              <w:top w:type="dxa" w:w="60"/>
-              <w:left w:type="dxa" w:w="40"/>
-              <w:bottom w:type="dxa" w:w="60"/>
-              <w:right w:type="dxa" w:w="40"/>
+              <w:top w:w="60" w:type="dxa"/>
+              <w:left w:w="40" w:type="dxa"/>
+              <w:bottom w:w="60" w:type="dxa"/>
+              <w:right w:w="40" w:type="dxa"/>
             </w:tcMar>
             <w:vAlign w:val="center"/>
           </w:tcPr>
@@ -1685,15 +1781,13 @@
     </w:tbl>
     <w:p>
       <w:pPr>
-        <w:spacing w:after="40" w:before="80"/>
+        <w:spacing w:before="80" w:after="40"/>
       </w:pPr>
       <w:r>
         <w:rPr>
           <w:b/>
           <w:bCs/>
           <w:color w:val="9C27B0"/>
-          <w:sz w:val="22"/>
-          <w:szCs w:val="22"/>
         </w:rPr>
         <w:t xml:space="preserve">2. </w:t>
       </w:r>
@@ -1705,7 +1799,7 @@
           <w:sz w:val="28"/>
           <w:szCs w:val="28"/>
         </w:rPr>
-        <w:t xml:space="preserve">喜欢</w:t>
+        <w:t>喜欢</w:t>
       </w:r>
       <w:r>
         <w:rPr>
@@ -1715,28 +1809,77 @@
           <w:sz w:val="18"/>
           <w:szCs w:val="18"/>
         </w:rPr>
-        <w:t xml:space="preserve">   xǐ huān   </w:t>
-      </w:r>
-      <w:r>
-        <w:rPr>
+        <w:t xml:space="preserve">   </w:t>
+      </w:r>
+      <w:proofErr w:type="spellStart"/>
+      <w:r>
+        <w:rPr>
+          <w:i/>
+          <w:iCs/>
           <w:color w:val="888888"/>
           <w:sz w:val="18"/>
           <w:szCs w:val="18"/>
         </w:rPr>
-        <w:t xml:space="preserve">like / love</w:t>
+        <w:t>xǐ</w:t>
+      </w:r>
+      <w:proofErr w:type="spellEnd"/>
+      <w:r>
+        <w:rPr>
+          <w:i/>
+          <w:iCs/>
+          <w:color w:val="888888"/>
+          <w:sz w:val="18"/>
+          <w:szCs w:val="18"/>
+        </w:rPr>
+        <w:t xml:space="preserve"> </w:t>
+      </w:r>
+      <w:proofErr w:type="spellStart"/>
+      <w:r>
+        <w:rPr>
+          <w:i/>
+          <w:iCs/>
+          <w:color w:val="888888"/>
+          <w:sz w:val="18"/>
+          <w:szCs w:val="18"/>
+        </w:rPr>
+        <w:t>huān</w:t>
+      </w:r>
+      <w:proofErr w:type="spellEnd"/>
+      <w:r>
+        <w:rPr>
+          <w:i/>
+          <w:iCs/>
+          <w:color w:val="888888"/>
+          <w:sz w:val="18"/>
+          <w:szCs w:val="18"/>
+        </w:rPr>
+        <w:t xml:space="preserve">   </w:t>
+      </w:r>
+      <w:r>
+        <w:rPr>
+          <w:color w:val="888888"/>
+          <w:sz w:val="18"/>
+          <w:szCs w:val="18"/>
+        </w:rPr>
+        <w:t>like / love</w:t>
       </w:r>
     </w:p>
     <w:tbl>
       <w:tblPr>
-        <w:tblW w:type="dxa" w:w="10080"/>
+        <w:tblW w:w="10080" w:type="dxa"/>
         <w:tblBorders>
-          <w:top w:val="single" w:color="auto" w:sz="4"/>
-          <w:left w:val="single" w:color="auto" w:sz="4"/>
-          <w:bottom w:val="single" w:color="auto" w:sz="4"/>
-          <w:right w:val="single" w:color="auto" w:sz="4"/>
-          <w:insideH w:val="single" w:color="auto" w:sz="4"/>
-          <w:insideV w:val="single" w:color="auto" w:sz="4"/>
+          <w:top w:val="single" w:sz="4" w:space="0" w:color="auto"/>
+          <w:left w:val="single" w:sz="4" w:space="0" w:color="auto"/>
+          <w:bottom w:val="single" w:sz="4" w:space="0" w:color="auto"/>
+          <w:right w:val="single" w:sz="4" w:space="0" w:color="auto"/>
+          <w:insideH w:val="single" w:sz="4" w:space="0" w:color="auto"/>
+          <w:insideV w:val="single" w:sz="4" w:space="0" w:color="auto"/>
         </w:tblBorders>
+        <w:tblCellMar>
+          <w:left w:w="10" w:type="dxa"/>
+          <w:right w:w="10" w:type="dxa"/>
+        </w:tblCellMar>
+        <w:tblLook w:val="04A0" w:firstRow="1" w:lastRow="0" w:firstColumn="1" w:lastColumn="0" w:noHBand="0" w:noVBand="1"/>
       </w:tblPr>
       <w:tblGrid>
         <w:gridCol w:w="1260"/>
@@ -1749,23 +1892,29 @@
         <w:gridCol w:w="1260"/>
       </w:tblGrid>
       <w:tr>
+        <w:tblPrEx>
+          <w:tblCellMar>
+            <w:top w:w="0" w:type="dxa"/>
+            <w:bottom w:w="0" w:type="dxa"/>
+          </w:tblCellMar>
+        </w:tblPrEx>
         <w:trPr>
-          <w:trHeight w:val="900" w:hRule="atLeast"/>
+          <w:trHeight w:val="900"/>
         </w:trPr>
         <w:tc>
           <w:tcPr>
-            <w:tcW w:type="dxa" w:w="1260"/>
+            <w:tcW w:w="1260" w:type="dxa"/>
             <w:tcBorders>
-              <w:top w:val="single" w:color="CCCCCC" w:sz="6"/>
-              <w:left w:val="single" w:color="CCCCCC" w:sz="6"/>
-              <w:bottom w:val="single" w:color="CCCCCC" w:sz="6"/>
-              <w:right w:val="single" w:color="CCCCCC" w:sz="6"/>
+              <w:top w:val="single" w:sz="6" w:space="0" w:color="CCCCCC"/>
+              <w:left w:val="single" w:sz="6" w:space="0" w:color="CCCCCC"/>
+              <w:bottom w:val="single" w:sz="6" w:space="0" w:color="CCCCCC"/>
+              <w:right w:val="single" w:sz="6" w:space="0" w:color="CCCCCC"/>
             </w:tcBorders>
             <w:tcMar>
-              <w:top w:type="dxa" w:w="60"/>
-              <w:left w:type="dxa" w:w="40"/>
-              <w:bottom w:type="dxa" w:w="60"/>
-              <w:right w:type="dxa" w:w="40"/>
+              <w:top w:w="60" w:type="dxa"/>
+              <w:left w:w="40" w:type="dxa"/>
+              <w:bottom w:w="60" w:type="dxa"/>
+              <w:right w:w="40" w:type="dxa"/>
             </w:tcMar>
             <w:vAlign w:val="center"/>
           </w:tcPr>
@@ -1779,24 +1928,24 @@
                 <w:sz w:val="40"/>
                 <w:szCs w:val="40"/>
               </w:rPr>
-              <w:t xml:space="preserve">喜欢</w:t>
-            </w:r>
-          </w:p>
-        </w:tc>
-        <w:tc>
-          <w:tcPr>
-            <w:tcW w:type="dxa" w:w="1260"/>
+              <w:t>喜欢</w:t>
+            </w:r>
+          </w:p>
+        </w:tc>
+        <w:tc>
+          <w:tcPr>
+            <w:tcW w:w="1260" w:type="dxa"/>
             <w:tcBorders>
-              <w:top w:val="single" w:color="CCCCCC" w:sz="6"/>
-              <w:left w:val="single" w:color="CCCCCC" w:sz="6"/>
-              <w:bottom w:val="single" w:color="CCCCCC" w:sz="6"/>
-              <w:right w:val="single" w:color="CCCCCC" w:sz="6"/>
+              <w:top w:val="single" w:sz="6" w:space="0" w:color="CCCCCC"/>
+              <w:left w:val="single" w:sz="6" w:space="0" w:color="CCCCCC"/>
+              <w:bottom w:val="single" w:sz="6" w:space="0" w:color="CCCCCC"/>
+              <w:right w:val="single" w:sz="6" w:space="0" w:color="CCCCCC"/>
             </w:tcBorders>
             <w:tcMar>
-              <w:top w:type="dxa" w:w="60"/>
-              <w:left w:type="dxa" w:w="40"/>
-              <w:bottom w:type="dxa" w:w="60"/>
-              <w:right w:type="dxa" w:w="40"/>
+              <w:top w:w="60" w:type="dxa"/>
+              <w:left w:w="40" w:type="dxa"/>
+              <w:bottom w:w="60" w:type="dxa"/>
+              <w:right w:w="40" w:type="dxa"/>
             </w:tcMar>
             <w:vAlign w:val="center"/>
           </w:tcPr>
@@ -1810,24 +1959,24 @@
                 <w:sz w:val="40"/>
                 <w:szCs w:val="40"/>
               </w:rPr>
-              <w:t xml:space="preserve">喜欢</w:t>
-            </w:r>
-          </w:p>
-        </w:tc>
-        <w:tc>
-          <w:tcPr>
-            <w:tcW w:type="dxa" w:w="1260"/>
+              <w:t>喜欢</w:t>
+            </w:r>
+          </w:p>
+        </w:tc>
+        <w:tc>
+          <w:tcPr>
+            <w:tcW w:w="1260" w:type="dxa"/>
             <w:tcBorders>
-              <w:top w:val="single" w:color="CCCCCC" w:sz="6"/>
-              <w:left w:val="single" w:color="CCCCCC" w:sz="6"/>
-              <w:bottom w:val="single" w:color="CCCCCC" w:sz="6"/>
-              <w:right w:val="single" w:color="CCCCCC" w:sz="6"/>
+              <w:top w:val="single" w:sz="6" w:space="0" w:color="CCCCCC"/>
+              <w:left w:val="single" w:sz="6" w:space="0" w:color="CCCCCC"/>
+              <w:bottom w:val="single" w:sz="6" w:space="0" w:color="CCCCCC"/>
+              <w:right w:val="single" w:sz="6" w:space="0" w:color="CCCCCC"/>
             </w:tcBorders>
             <w:tcMar>
-              <w:top w:type="dxa" w:w="60"/>
-              <w:left w:type="dxa" w:w="40"/>
-              <w:bottom w:type="dxa" w:w="60"/>
-              <w:right w:type="dxa" w:w="40"/>
+              <w:top w:w="60" w:type="dxa"/>
+              <w:left w:w="40" w:type="dxa"/>
+              <w:bottom w:w="60" w:type="dxa"/>
+              <w:right w:w="40" w:type="dxa"/>
             </w:tcMar>
             <w:vAlign w:val="center"/>
           </w:tcPr>
@@ -1841,24 +1990,24 @@
                 <w:sz w:val="40"/>
                 <w:szCs w:val="40"/>
               </w:rPr>
-              <w:t xml:space="preserve">喜欢</w:t>
-            </w:r>
-          </w:p>
-        </w:tc>
-        <w:tc>
-          <w:tcPr>
-            <w:tcW w:type="dxa" w:w="1260"/>
+              <w:t>喜欢</w:t>
+            </w:r>
+          </w:p>
+        </w:tc>
+        <w:tc>
+          <w:tcPr>
+            <w:tcW w:w="1260" w:type="dxa"/>
             <w:tcBorders>
-              <w:top w:val="single" w:color="CCCCCC" w:sz="6"/>
-              <w:left w:val="single" w:color="CCCCCC" w:sz="6"/>
-              <w:bottom w:val="single" w:color="CCCCCC" w:sz="6"/>
-              <w:right w:val="single" w:color="CCCCCC" w:sz="6"/>
+              <w:top w:val="single" w:sz="6" w:space="0" w:color="CCCCCC"/>
+              <w:left w:val="single" w:sz="6" w:space="0" w:color="CCCCCC"/>
+              <w:bottom w:val="single" w:sz="6" w:space="0" w:color="CCCCCC"/>
+              <w:right w:val="single" w:sz="6" w:space="0" w:color="CCCCCC"/>
             </w:tcBorders>
             <w:tcMar>
-              <w:top w:type="dxa" w:w="60"/>
-              <w:left w:type="dxa" w:w="40"/>
-              <w:bottom w:type="dxa" w:w="60"/>
-              <w:right w:type="dxa" w:w="40"/>
+              <w:top w:w="60" w:type="dxa"/>
+              <w:left w:w="40" w:type="dxa"/>
+              <w:bottom w:w="60" w:type="dxa"/>
+              <w:right w:w="40" w:type="dxa"/>
             </w:tcMar>
             <w:vAlign w:val="center"/>
           </w:tcPr>
@@ -1872,24 +2021,24 @@
                 <w:sz w:val="40"/>
                 <w:szCs w:val="40"/>
               </w:rPr>
-              <w:t xml:space="preserve">喜欢</w:t>
-            </w:r>
-          </w:p>
-        </w:tc>
-        <w:tc>
-          <w:tcPr>
-            <w:tcW w:type="dxa" w:w="1260"/>
+              <w:t>喜欢</w:t>
+            </w:r>
+          </w:p>
+        </w:tc>
+        <w:tc>
+          <w:tcPr>
+            <w:tcW w:w="1260" w:type="dxa"/>
             <w:tcBorders>
-              <w:top w:val="single" w:color="CCCCCC" w:sz="6"/>
-              <w:left w:val="single" w:color="CCCCCC" w:sz="6"/>
-              <w:bottom w:val="single" w:color="CCCCCC" w:sz="6"/>
-              <w:right w:val="single" w:color="CCCCCC" w:sz="6"/>
+              <w:top w:val="single" w:sz="6" w:space="0" w:color="CCCCCC"/>
+              <w:left w:val="single" w:sz="6" w:space="0" w:color="CCCCCC"/>
+              <w:bottom w:val="single" w:sz="6" w:space="0" w:color="CCCCCC"/>
+              <w:right w:val="single" w:sz="6" w:space="0" w:color="CCCCCC"/>
             </w:tcBorders>
             <w:tcMar>
-              <w:top w:type="dxa" w:w="60"/>
-              <w:left w:type="dxa" w:w="40"/>
-              <w:bottom w:type="dxa" w:w="60"/>
-              <w:right w:type="dxa" w:w="40"/>
+              <w:top w:w="60" w:type="dxa"/>
+              <w:left w:w="40" w:type="dxa"/>
+              <w:bottom w:w="60" w:type="dxa"/>
+              <w:right w:w="40" w:type="dxa"/>
             </w:tcMar>
             <w:vAlign w:val="center"/>
           </w:tcPr>
@@ -1908,18 +2057,18 @@
         </w:tc>
         <w:tc>
           <w:tcPr>
-            <w:tcW w:type="dxa" w:w="1260"/>
+            <w:tcW w:w="1260" w:type="dxa"/>
             <w:tcBorders>
-              <w:top w:val="single" w:color="CCCCCC" w:sz="6"/>
-              <w:left w:val="single" w:color="CCCCCC" w:sz="6"/>
-              <w:bottom w:val="single" w:color="CCCCCC" w:sz="6"/>
-              <w:right w:val="single" w:color="CCCCCC" w:sz="6"/>
+              <w:top w:val="single" w:sz="6" w:space="0" w:color="CCCCCC"/>
+              <w:left w:val="single" w:sz="6" w:space="0" w:color="CCCCCC"/>
+              <w:bottom w:val="single" w:sz="6" w:space="0" w:color="CCCCCC"/>
+              <w:right w:val="single" w:sz="6" w:space="0" w:color="CCCCCC"/>
             </w:tcBorders>
             <w:tcMar>
-              <w:top w:type="dxa" w:w="60"/>
-              <w:left w:type="dxa" w:w="40"/>
-              <w:bottom w:type="dxa" w:w="60"/>
-              <w:right w:type="dxa" w:w="40"/>
+              <w:top w:w="60" w:type="dxa"/>
+              <w:left w:w="40" w:type="dxa"/>
+              <w:bottom w:w="60" w:type="dxa"/>
+              <w:right w:w="40" w:type="dxa"/>
             </w:tcMar>
             <w:vAlign w:val="center"/>
           </w:tcPr>
@@ -1938,18 +2087,18 @@
         </w:tc>
         <w:tc>
           <w:tcPr>
-            <w:tcW w:type="dxa" w:w="1260"/>
+            <w:tcW w:w="1260" w:type="dxa"/>
             <w:tcBorders>
-              <w:top w:val="single" w:color="CCCCCC" w:sz="6"/>
-              <w:left w:val="single" w:color="CCCCCC" w:sz="6"/>
-              <w:bottom w:val="single" w:color="CCCCCC" w:sz="6"/>
-              <w:right w:val="single" w:color="CCCCCC" w:sz="6"/>
+              <w:top w:val="single" w:sz="6" w:space="0" w:color="CCCCCC"/>
+              <w:left w:val="single" w:sz="6" w:space="0" w:color="CCCCCC"/>
+              <w:bottom w:val="single" w:sz="6" w:space="0" w:color="CCCCCC"/>
+              <w:right w:val="single" w:sz="6" w:space="0" w:color="CCCCCC"/>
             </w:tcBorders>
             <w:tcMar>
-              <w:top w:type="dxa" w:w="60"/>
-              <w:left w:type="dxa" w:w="40"/>
-              <w:bottom w:type="dxa" w:w="60"/>
-              <w:right w:type="dxa" w:w="40"/>
+              <w:top w:w="60" w:type="dxa"/>
+              <w:left w:w="40" w:type="dxa"/>
+              <w:bottom w:w="60" w:type="dxa"/>
+              <w:right w:w="40" w:type="dxa"/>
             </w:tcMar>
             <w:vAlign w:val="center"/>
           </w:tcPr>
@@ -1968,18 +2117,18 @@
         </w:tc>
         <w:tc>
           <w:tcPr>
-            <w:tcW w:type="dxa" w:w="1260"/>
+            <w:tcW w:w="1260" w:type="dxa"/>
             <w:tcBorders>
-              <w:top w:val="single" w:color="CCCCCC" w:sz="6"/>
-              <w:left w:val="single" w:color="CCCCCC" w:sz="6"/>
-              <w:bottom w:val="single" w:color="CCCCCC" w:sz="6"/>
-              <w:right w:val="single" w:color="CCCCCC" w:sz="6"/>
+              <w:top w:val="single" w:sz="6" w:space="0" w:color="CCCCCC"/>
+              <w:left w:val="single" w:sz="6" w:space="0" w:color="CCCCCC"/>
+              <w:bottom w:val="single" w:sz="6" w:space="0" w:color="CCCCCC"/>
+              <w:right w:val="single" w:sz="6" w:space="0" w:color="CCCCCC"/>
             </w:tcBorders>
             <w:tcMar>
-              <w:top w:type="dxa" w:w="60"/>
-              <w:left w:type="dxa" w:w="40"/>
-              <w:bottom w:type="dxa" w:w="60"/>
-              <w:right w:type="dxa" w:w="40"/>
+              <w:top w:w="60" w:type="dxa"/>
+              <w:left w:w="40" w:type="dxa"/>
+              <w:bottom w:w="60" w:type="dxa"/>
+              <w:right w:w="40" w:type="dxa"/>
             </w:tcMar>
             <w:vAlign w:val="center"/>
           </w:tcPr>
@@ -2000,15 +2149,13 @@
     </w:tbl>
     <w:p>
       <w:pPr>
-        <w:spacing w:after="40" w:before="80"/>
+        <w:spacing w:before="80" w:after="40"/>
       </w:pPr>
       <w:r>
         <w:rPr>
           <w:b/>
           <w:bCs/>
           <w:color w:val="9C27B0"/>
-          <w:sz w:val="22"/>
-          <w:szCs w:val="22"/>
         </w:rPr>
         <w:t xml:space="preserve">3. </w:t>
       </w:r>
@@ -2020,7 +2167,7 @@
           <w:sz w:val="28"/>
           <w:szCs w:val="28"/>
         </w:rPr>
-        <w:t xml:space="preserve">生气</w:t>
+        <w:t>生气</w:t>
       </w:r>
       <w:r>
         <w:rPr>
@@ -2030,28 +2177,77 @@
           <w:sz w:val="18"/>
           <w:szCs w:val="18"/>
         </w:rPr>
-        <w:t xml:space="preserve">   shēng qì   </w:t>
-      </w:r>
-      <w:r>
-        <w:rPr>
+        <w:t xml:space="preserve">   </w:t>
+      </w:r>
+      <w:proofErr w:type="spellStart"/>
+      <w:r>
+        <w:rPr>
+          <w:i/>
+          <w:iCs/>
           <w:color w:val="888888"/>
           <w:sz w:val="18"/>
           <w:szCs w:val="18"/>
         </w:rPr>
-        <w:t xml:space="preserve">angry</w:t>
+        <w:t>shēng</w:t>
+      </w:r>
+      <w:proofErr w:type="spellEnd"/>
+      <w:r>
+        <w:rPr>
+          <w:i/>
+          <w:iCs/>
+          <w:color w:val="888888"/>
+          <w:sz w:val="18"/>
+          <w:szCs w:val="18"/>
+        </w:rPr>
+        <w:t xml:space="preserve"> </w:t>
+      </w:r>
+      <w:proofErr w:type="spellStart"/>
+      <w:r>
+        <w:rPr>
+          <w:i/>
+          <w:iCs/>
+          <w:color w:val="888888"/>
+          <w:sz w:val="18"/>
+          <w:szCs w:val="18"/>
+        </w:rPr>
+        <w:t>qì</w:t>
+      </w:r>
+      <w:proofErr w:type="spellEnd"/>
+      <w:r>
+        <w:rPr>
+          <w:i/>
+          <w:iCs/>
+          <w:color w:val="888888"/>
+          <w:sz w:val="18"/>
+          <w:szCs w:val="18"/>
+        </w:rPr>
+        <w:t xml:space="preserve">   </w:t>
+      </w:r>
+      <w:r>
+        <w:rPr>
+          <w:color w:val="888888"/>
+          <w:sz w:val="18"/>
+          <w:szCs w:val="18"/>
+        </w:rPr>
+        <w:t>angry</w:t>
       </w:r>
     </w:p>
     <w:tbl>
       <w:tblPr>
-        <w:tblW w:type="dxa" w:w="10080"/>
+        <w:tblW w:w="10080" w:type="dxa"/>
         <w:tblBorders>
-          <w:top w:val="single" w:color="auto" w:sz="4"/>
-          <w:left w:val="single" w:color="auto" w:sz="4"/>
-          <w:bottom w:val="single" w:color="auto" w:sz="4"/>
-          <w:right w:val="single" w:color="auto" w:sz="4"/>
-          <w:insideH w:val="single" w:color="auto" w:sz="4"/>
-          <w:insideV w:val="single" w:color="auto" w:sz="4"/>
+          <w:top w:val="single" w:sz="4" w:space="0" w:color="auto"/>
+          <w:left w:val="single" w:sz="4" w:space="0" w:color="auto"/>
+          <w:bottom w:val="single" w:sz="4" w:space="0" w:color="auto"/>
+          <w:right w:val="single" w:sz="4" w:space="0" w:color="auto"/>
+          <w:insideH w:val="single" w:sz="4" w:space="0" w:color="auto"/>
+          <w:insideV w:val="single" w:sz="4" w:space="0" w:color="auto"/>
         </w:tblBorders>
+        <w:tblCellMar>
+          <w:left w:w="10" w:type="dxa"/>
+          <w:right w:w="10" w:type="dxa"/>
+        </w:tblCellMar>
+        <w:tblLook w:val="04A0" w:firstRow="1" w:lastRow="0" w:firstColumn="1" w:lastColumn="0" w:noHBand="0" w:noVBand="1"/>
       </w:tblPr>
       <w:tblGrid>
         <w:gridCol w:w="1260"/>
@@ -2064,23 +2260,29 @@
         <w:gridCol w:w="1260"/>
       </w:tblGrid>
       <w:tr>
+        <w:tblPrEx>
+          <w:tblCellMar>
+            <w:top w:w="0" w:type="dxa"/>
+            <w:bottom w:w="0" w:type="dxa"/>
+          </w:tblCellMar>
+        </w:tblPrEx>
         <w:trPr>
-          <w:trHeight w:val="900" w:hRule="atLeast"/>
+          <w:trHeight w:val="900"/>
         </w:trPr>
         <w:tc>
           <w:tcPr>
-            <w:tcW w:type="dxa" w:w="1260"/>
+            <w:tcW w:w="1260" w:type="dxa"/>
             <w:tcBorders>
-              <w:top w:val="single" w:color="CCCCCC" w:sz="6"/>
-              <w:left w:val="single" w:color="CCCCCC" w:sz="6"/>
-              <w:bottom w:val="single" w:color="CCCCCC" w:sz="6"/>
-              <w:right w:val="single" w:color="CCCCCC" w:sz="6"/>
+              <w:top w:val="single" w:sz="6" w:space="0" w:color="CCCCCC"/>
+              <w:left w:val="single" w:sz="6" w:space="0" w:color="CCCCCC"/>
+              <w:bottom w:val="single" w:sz="6" w:space="0" w:color="CCCCCC"/>
+              <w:right w:val="single" w:sz="6" w:space="0" w:color="CCCCCC"/>
             </w:tcBorders>
             <w:tcMar>
-              <w:top w:type="dxa" w:w="60"/>
-              <w:left w:type="dxa" w:w="40"/>
-              <w:bottom w:type="dxa" w:w="60"/>
-              <w:right w:type="dxa" w:w="40"/>
+              <w:top w:w="60" w:type="dxa"/>
+              <w:left w:w="40" w:type="dxa"/>
+              <w:bottom w:w="60" w:type="dxa"/>
+              <w:right w:w="40" w:type="dxa"/>
             </w:tcMar>
             <w:vAlign w:val="center"/>
           </w:tcPr>
@@ -2094,24 +2296,25 @@
                 <w:sz w:val="40"/>
                 <w:szCs w:val="40"/>
               </w:rPr>
-              <w:t xml:space="preserve">生气</w:t>
-            </w:r>
-          </w:p>
-        </w:tc>
-        <w:tc>
-          <w:tcPr>
-            <w:tcW w:type="dxa" w:w="1260"/>
+              <w:lastRenderedPageBreak/>
+              <w:t>生气</w:t>
+            </w:r>
+          </w:p>
+        </w:tc>
+        <w:tc>
+          <w:tcPr>
+            <w:tcW w:w="1260" w:type="dxa"/>
             <w:tcBorders>
-              <w:top w:val="single" w:color="CCCCCC" w:sz="6"/>
-              <w:left w:val="single" w:color="CCCCCC" w:sz="6"/>
-              <w:bottom w:val="single" w:color="CCCCCC" w:sz="6"/>
-              <w:right w:val="single" w:color="CCCCCC" w:sz="6"/>
+              <w:top w:val="single" w:sz="6" w:space="0" w:color="CCCCCC"/>
+              <w:left w:val="single" w:sz="6" w:space="0" w:color="CCCCCC"/>
+              <w:bottom w:val="single" w:sz="6" w:space="0" w:color="CCCCCC"/>
+              <w:right w:val="single" w:sz="6" w:space="0" w:color="CCCCCC"/>
             </w:tcBorders>
             <w:tcMar>
-              <w:top w:type="dxa" w:w="60"/>
-              <w:left w:type="dxa" w:w="40"/>
-              <w:bottom w:type="dxa" w:w="60"/>
-              <w:right w:type="dxa" w:w="40"/>
+              <w:top w:w="60" w:type="dxa"/>
+              <w:left w:w="40" w:type="dxa"/>
+              <w:bottom w:w="60" w:type="dxa"/>
+              <w:right w:w="40" w:type="dxa"/>
             </w:tcMar>
             <w:vAlign w:val="center"/>
           </w:tcPr>
@@ -2125,24 +2328,24 @@
                 <w:sz w:val="40"/>
                 <w:szCs w:val="40"/>
               </w:rPr>
-              <w:t xml:space="preserve">生气</w:t>
-            </w:r>
-          </w:p>
-        </w:tc>
-        <w:tc>
-          <w:tcPr>
-            <w:tcW w:type="dxa" w:w="1260"/>
+              <w:t>生气</w:t>
+            </w:r>
+          </w:p>
+        </w:tc>
+        <w:tc>
+          <w:tcPr>
+            <w:tcW w:w="1260" w:type="dxa"/>
             <w:tcBorders>
-              <w:top w:val="single" w:color="CCCCCC" w:sz="6"/>
-              <w:left w:val="single" w:color="CCCCCC" w:sz="6"/>
-              <w:bottom w:val="single" w:color="CCCCCC" w:sz="6"/>
-              <w:right w:val="single" w:color="CCCCCC" w:sz="6"/>
+              <w:top w:val="single" w:sz="6" w:space="0" w:color="CCCCCC"/>
+              <w:left w:val="single" w:sz="6" w:space="0" w:color="CCCCCC"/>
+              <w:bottom w:val="single" w:sz="6" w:space="0" w:color="CCCCCC"/>
+              <w:right w:val="single" w:sz="6" w:space="0" w:color="CCCCCC"/>
             </w:tcBorders>
             <w:tcMar>
-              <w:top w:type="dxa" w:w="60"/>
-              <w:left w:type="dxa" w:w="40"/>
-              <w:bottom w:type="dxa" w:w="60"/>
-              <w:right w:type="dxa" w:w="40"/>
+              <w:top w:w="60" w:type="dxa"/>
+              <w:left w:w="40" w:type="dxa"/>
+              <w:bottom w:w="60" w:type="dxa"/>
+              <w:right w:w="40" w:type="dxa"/>
             </w:tcMar>
             <w:vAlign w:val="center"/>
           </w:tcPr>
@@ -2156,24 +2359,24 @@
                 <w:sz w:val="40"/>
                 <w:szCs w:val="40"/>
               </w:rPr>
-              <w:t xml:space="preserve">生气</w:t>
-            </w:r>
-          </w:p>
-        </w:tc>
-        <w:tc>
-          <w:tcPr>
-            <w:tcW w:type="dxa" w:w="1260"/>
+              <w:t>生气</w:t>
+            </w:r>
+          </w:p>
+        </w:tc>
+        <w:tc>
+          <w:tcPr>
+            <w:tcW w:w="1260" w:type="dxa"/>
             <w:tcBorders>
-              <w:top w:val="single" w:color="CCCCCC" w:sz="6"/>
-              <w:left w:val="single" w:color="CCCCCC" w:sz="6"/>
-              <w:bottom w:val="single" w:color="CCCCCC" w:sz="6"/>
-              <w:right w:val="single" w:color="CCCCCC" w:sz="6"/>
+              <w:top w:val="single" w:sz="6" w:space="0" w:color="CCCCCC"/>
+              <w:left w:val="single" w:sz="6" w:space="0" w:color="CCCCCC"/>
+              <w:bottom w:val="single" w:sz="6" w:space="0" w:color="CCCCCC"/>
+              <w:right w:val="single" w:sz="6" w:space="0" w:color="CCCCCC"/>
             </w:tcBorders>
             <w:tcMar>
-              <w:top w:type="dxa" w:w="60"/>
-              <w:left w:type="dxa" w:w="40"/>
-              <w:bottom w:type="dxa" w:w="60"/>
-              <w:right w:type="dxa" w:w="40"/>
+              <w:top w:w="60" w:type="dxa"/>
+              <w:left w:w="40" w:type="dxa"/>
+              <w:bottom w:w="60" w:type="dxa"/>
+              <w:right w:w="40" w:type="dxa"/>
             </w:tcMar>
             <w:vAlign w:val="center"/>
           </w:tcPr>
@@ -2187,24 +2390,24 @@
                 <w:sz w:val="40"/>
                 <w:szCs w:val="40"/>
               </w:rPr>
-              <w:t xml:space="preserve">生气</w:t>
-            </w:r>
-          </w:p>
-        </w:tc>
-        <w:tc>
-          <w:tcPr>
-            <w:tcW w:type="dxa" w:w="1260"/>
+              <w:t>生气</w:t>
+            </w:r>
+          </w:p>
+        </w:tc>
+        <w:tc>
+          <w:tcPr>
+            <w:tcW w:w="1260" w:type="dxa"/>
             <w:tcBorders>
-              <w:top w:val="single" w:color="CCCCCC" w:sz="6"/>
-              <w:left w:val="single" w:color="CCCCCC" w:sz="6"/>
-              <w:bottom w:val="single" w:color="CCCCCC" w:sz="6"/>
-              <w:right w:val="single" w:color="CCCCCC" w:sz="6"/>
+              <w:top w:val="single" w:sz="6" w:space="0" w:color="CCCCCC"/>
+              <w:left w:val="single" w:sz="6" w:space="0" w:color="CCCCCC"/>
+              <w:bottom w:val="single" w:sz="6" w:space="0" w:color="CCCCCC"/>
+              <w:right w:val="single" w:sz="6" w:space="0" w:color="CCCCCC"/>
             </w:tcBorders>
             <w:tcMar>
-              <w:top w:type="dxa" w:w="60"/>
-              <w:left w:type="dxa" w:w="40"/>
-              <w:bottom w:type="dxa" w:w="60"/>
-              <w:right w:type="dxa" w:w="40"/>
+              <w:top w:w="60" w:type="dxa"/>
+              <w:left w:w="40" w:type="dxa"/>
+              <w:bottom w:w="60" w:type="dxa"/>
+              <w:right w:w="40" w:type="dxa"/>
             </w:tcMar>
             <w:vAlign w:val="center"/>
           </w:tcPr>
@@ -2223,18 +2426,18 @@
         </w:tc>
         <w:tc>
           <w:tcPr>
-            <w:tcW w:type="dxa" w:w="1260"/>
+            <w:tcW w:w="1260" w:type="dxa"/>
             <w:tcBorders>
-              <w:top w:val="single" w:color="CCCCCC" w:sz="6"/>
-              <w:left w:val="single" w:color="CCCCCC" w:sz="6"/>
-              <w:bottom w:val="single" w:color="CCCCCC" w:sz="6"/>
-              <w:right w:val="single" w:color="CCCCCC" w:sz="6"/>
+              <w:top w:val="single" w:sz="6" w:space="0" w:color="CCCCCC"/>
+              <w:left w:val="single" w:sz="6" w:space="0" w:color="CCCCCC"/>
+              <w:bottom w:val="single" w:sz="6" w:space="0" w:color="CCCCCC"/>
+              <w:right w:val="single" w:sz="6" w:space="0" w:color="CCCCCC"/>
             </w:tcBorders>
             <w:tcMar>
-              <w:top w:type="dxa" w:w="60"/>
-              <w:left w:type="dxa" w:w="40"/>
-              <w:bottom w:type="dxa" w:w="60"/>
-              <w:right w:type="dxa" w:w="40"/>
+              <w:top w:w="60" w:type="dxa"/>
+              <w:left w:w="40" w:type="dxa"/>
+              <w:bottom w:w="60" w:type="dxa"/>
+              <w:right w:w="40" w:type="dxa"/>
             </w:tcMar>
             <w:vAlign w:val="center"/>
           </w:tcPr>
@@ -2253,18 +2456,18 @@
         </w:tc>
         <w:tc>
           <w:tcPr>
-            <w:tcW w:type="dxa" w:w="1260"/>
+            <w:tcW w:w="1260" w:type="dxa"/>
             <w:tcBorders>
-              <w:top w:val="single" w:color="CCCCCC" w:sz="6"/>
-              <w:left w:val="single" w:color="CCCCCC" w:sz="6"/>
-              <w:bottom w:val="single" w:color="CCCCCC" w:sz="6"/>
-              <w:right w:val="single" w:color="CCCCCC" w:sz="6"/>
+              <w:top w:val="single" w:sz="6" w:space="0" w:color="CCCCCC"/>
+              <w:left w:val="single" w:sz="6" w:space="0" w:color="CCCCCC"/>
+              <w:bottom w:val="single" w:sz="6" w:space="0" w:color="CCCCCC"/>
+              <w:right w:val="single" w:sz="6" w:space="0" w:color="CCCCCC"/>
             </w:tcBorders>
             <w:tcMar>
-              <w:top w:type="dxa" w:w="60"/>
-              <w:left w:type="dxa" w:w="40"/>
-              <w:bottom w:type="dxa" w:w="60"/>
-              <w:right w:type="dxa" w:w="40"/>
+              <w:top w:w="60" w:type="dxa"/>
+              <w:left w:w="40" w:type="dxa"/>
+              <w:bottom w:w="60" w:type="dxa"/>
+              <w:right w:w="40" w:type="dxa"/>
             </w:tcMar>
             <w:vAlign w:val="center"/>
           </w:tcPr>
@@ -2283,18 +2486,18 @@
         </w:tc>
         <w:tc>
           <w:tcPr>
-            <w:tcW w:type="dxa" w:w="1260"/>
+            <w:tcW w:w="1260" w:type="dxa"/>
             <w:tcBorders>
-              <w:top w:val="single" w:color="CCCCCC" w:sz="6"/>
-              <w:left w:val="single" w:color="CCCCCC" w:sz="6"/>
-              <w:bottom w:val="single" w:color="CCCCCC" w:sz="6"/>
-              <w:right w:val="single" w:color="CCCCCC" w:sz="6"/>
+              <w:top w:val="single" w:sz="6" w:space="0" w:color="CCCCCC"/>
+              <w:left w:val="single" w:sz="6" w:space="0" w:color="CCCCCC"/>
+              <w:bottom w:val="single" w:sz="6" w:space="0" w:color="CCCCCC"/>
+              <w:right w:val="single" w:sz="6" w:space="0" w:color="CCCCCC"/>
             </w:tcBorders>
             <w:tcMar>
-              <w:top w:type="dxa" w:w="60"/>
-              <w:left w:type="dxa" w:w="40"/>
-              <w:bottom w:type="dxa" w:w="60"/>
-              <w:right w:type="dxa" w:w="40"/>
+              <w:top w:w="60" w:type="dxa"/>
+              <w:left w:w="40" w:type="dxa"/>
+              <w:bottom w:w="60" w:type="dxa"/>
+              <w:right w:w="40" w:type="dxa"/>
             </w:tcMar>
             <w:vAlign w:val="center"/>
           </w:tcPr>
@@ -2316,37 +2519,44 @@
     <w:p>
       <w:pPr>
         <w:pageBreakBefore/>
-        <w:spacing w:after="0" w:before="0"/>
-      </w:pPr>
-      <w:r>
-        <w:t xml:space="preserve"/>
-      </w:r>
+      </w:pPr>
     </w:p>
     <w:tbl>
       <w:tblPr>
-        <w:tblW w:type="dxa" w:w="10080"/>
+        <w:tblW w:w="10080" w:type="dxa"/>
         <w:tblBorders>
-          <w:top w:val="none" w:color="FFFFFF" w:sz="0"/>
-          <w:left w:val="none" w:color="FFFFFF" w:sz="0"/>
-          <w:bottom w:val="none" w:color="FFFFFF" w:sz="0"/>
-          <w:right w:val="none" w:color="FFFFFF" w:sz="0"/>
-          <w:insideH w:val="none" w:color="FFFFFF" w:sz="0"/>
-          <w:insideV w:val="none" w:color="FFFFFF" w:sz="0"/>
+          <w:top w:val="none" w:sz="0" w:space="0" w:color="FFFFFF"/>
+          <w:left w:val="none" w:sz="0" w:space="0" w:color="FFFFFF"/>
+          <w:bottom w:val="none" w:sz="0" w:space="0" w:color="FFFFFF"/>
+          <w:right w:val="none" w:sz="0" w:space="0" w:color="FFFFFF"/>
+          <w:insideH w:val="none" w:sz="0" w:space="0" w:color="FFFFFF"/>
+          <w:insideV w:val="none" w:sz="0" w:space="0" w:color="FFFFFF"/>
         </w:tblBorders>
+        <w:tblCellMar>
+          <w:left w:w="10" w:type="dxa"/>
+          <w:right w:w="10" w:type="dxa"/>
+        </w:tblCellMar>
+        <w:tblLook w:val="04A0" w:firstRow="1" w:lastRow="0" w:firstColumn="1" w:lastColumn="0" w:noHBand="0" w:noVBand="1"/>
       </w:tblPr>
       <w:tblGrid>
         <w:gridCol w:w="10080"/>
       </w:tblGrid>
       <w:tr>
-        <w:tc>
-          <w:tcPr>
-            <w:tcW w:type="dxa" w:w="10080"/>
-            <w:shd w:fill="FF7043" w:val="clear"/>
-            <w:tcMar>
-              <w:top w:type="dxa" w:w="80"/>
-              <w:left w:type="dxa" w:w="200"/>
-              <w:bottom w:type="dxa" w:w="80"/>
-              <w:right w:type="dxa" w:w="200"/>
+        <w:tblPrEx>
+          <w:tblCellMar>
+            <w:top w:w="0" w:type="dxa"/>
+            <w:bottom w:w="0" w:type="dxa"/>
+          </w:tblCellMar>
+        </w:tblPrEx>
+        <w:tc>
+          <w:tcPr>
+            <w:tcW w:w="10080" w:type="dxa"/>
+            <w:shd w:val="clear" w:color="auto" w:fill="FF7043"/>
+            <w:tcMar>
+              <w:top w:w="80" w:type="dxa"/>
+              <w:left w:w="200" w:type="dxa"/>
+              <w:bottom w:w="80" w:type="dxa"/>
+              <w:right w:w="200" w:type="dxa"/>
             </w:tcMar>
           </w:tcPr>
           <w:p>
@@ -2358,7 +2568,7 @@
                 <w:sz w:val="24"/>
                 <w:szCs w:val="24"/>
               </w:rPr>
-              <w:t xml:space="preserve">四、连一连 / Match  (用线连起来)</w:t>
+              <w:t>四、连一连 / Match  (用线连起来)</w:t>
             </w:r>
           </w:p>
         </w:tc>
@@ -2366,22 +2576,20 @@
     </w:tbl>
     <w:p>
       <w:pPr>
-        <w:spacing w:after="200" w:before="200"/>
+        <w:spacing w:before="200" w:after="200"/>
       </w:pPr>
       <w:r>
         <w:rPr>
           <w:i/>
           <w:iCs/>
           <w:color w:val="888888"/>
-          <w:sz w:val="22"/>
-          <w:szCs w:val="22"/>
-        </w:rPr>
-        <w:t xml:space="preserve">👉 把中文词语和正确的英文/表情用一根线连起来。</w:t>
+        </w:rPr>
+        <w:t>👉 把中文词语和正确的英文/表情用一根线连起来。</w:t>
       </w:r>
     </w:p>
     <w:p>
       <w:pPr>
-        <w:spacing w:after="200" w:before="80"/>
+        <w:spacing w:before="80" w:after="200"/>
       </w:pPr>
       <w:r>
         <w:rPr>
@@ -2391,43 +2599,54 @@
           <w:sz w:val="20"/>
           <w:szCs w:val="20"/>
         </w:rPr>
-        <w:t xml:space="preserve">Draw a line from each Chinese word to its matching emoji + English.</w:t>
+        <w:t>Draw a line from each Chinese word to its matching emoji + English.</w:t>
       </w:r>
     </w:p>
     <w:tbl>
       <w:tblPr>
-        <w:tblW w:type="dxa" w:w="10080"/>
+        <w:tblW w:w="10080" w:type="dxa"/>
         <w:tblBorders>
-          <w:top w:val="none" w:color="FFFFFF" w:sz="0"/>
-          <w:left w:val="none" w:color="FFFFFF" w:sz="0"/>
-          <w:bottom w:val="none" w:color="FFFFFF" w:sz="0"/>
-          <w:right w:val="none" w:color="FFFFFF" w:sz="0"/>
-          <w:insideH w:val="none" w:color="FFFFFF" w:sz="0"/>
-          <w:insideV w:val="none" w:color="FFFFFF" w:sz="0"/>
+          <w:top w:val="none" w:sz="0" w:space="0" w:color="FFFFFF"/>
+          <w:left w:val="none" w:sz="0" w:space="0" w:color="FFFFFF"/>
+          <w:bottom w:val="none" w:sz="0" w:space="0" w:color="FFFFFF"/>
+          <w:right w:val="none" w:sz="0" w:space="0" w:color="FFFFFF"/>
+          <w:insideH w:val="none" w:sz="0" w:space="0" w:color="FFFFFF"/>
+          <w:insideV w:val="none" w:sz="0" w:space="0" w:color="FFFFFF"/>
         </w:tblBorders>
+        <w:tblCellMar>
+          <w:left w:w="10" w:type="dxa"/>
+          <w:right w:w="10" w:type="dxa"/>
+        </w:tblCellMar>
+        <w:tblLook w:val="04A0" w:firstRow="1" w:lastRow="0" w:firstColumn="1" w:lastColumn="0" w:noHBand="0" w:noVBand="1"/>
       </w:tblPr>
       <w:tblGrid>
         <w:gridCol w:w="5040"/>
         <w:gridCol w:w="5040"/>
       </w:tblGrid>
       <w:tr>
+        <w:tblPrEx>
+          <w:tblCellMar>
+            <w:top w:w="0" w:type="dxa"/>
+            <w:bottom w:w="0" w:type="dxa"/>
+          </w:tblCellMar>
+        </w:tblPrEx>
         <w:trPr>
-          <w:trHeight w:val="1100" w:hRule="atLeast"/>
+          <w:trHeight w:val="1100"/>
         </w:trPr>
         <w:tc>
           <w:tcPr>
-            <w:tcW w:type="dxa" w:w="5040"/>
+            <w:tcW w:w="5040" w:type="dxa"/>
             <w:tcBorders>
-              <w:top w:val="single" w:color="FF7043" w:sz="8"/>
-              <w:left w:val="single" w:color="FF7043" w:sz="8"/>
-              <w:bottom w:val="single" w:color="FF7043" w:sz="8"/>
-              <w:right w:val="single" w:color="FF7043" w:sz="8"/>
+              <w:top w:val="single" w:sz="8" w:space="0" w:color="FF7043"/>
+              <w:left w:val="single" w:sz="8" w:space="0" w:color="FF7043"/>
+              <w:bottom w:val="single" w:sz="8" w:space="0" w:color="FF7043"/>
+              <w:right w:val="single" w:sz="8" w:space="0" w:color="FF7043"/>
             </w:tcBorders>
             <w:tcMar>
-              <w:top w:type="dxa" w:w="200"/>
-              <w:left w:type="dxa" w:w="240"/>
-              <w:bottom w:type="dxa" w:w="200"/>
-              <w:right w:type="dxa" w:w="240"/>
+              <w:top w:w="200" w:type="dxa"/>
+              <w:left w:w="240" w:type="dxa"/>
+              <w:bottom w:w="200" w:type="dxa"/>
+              <w:right w:w="240" w:type="dxa"/>
             </w:tcMar>
             <w:vAlign w:val="center"/>
           </w:tcPr>
@@ -2443,39 +2662,57 @@
                 <w:sz w:val="56"/>
                 <w:szCs w:val="56"/>
               </w:rPr>
-              <w:t xml:space="preserve">开心</w:t>
-            </w:r>
-          </w:p>
-          <w:p>
-            <w:pPr>
-              <w:jc w:val="center"/>
-            </w:pPr>
+              <w:t>开心</w:t>
+            </w:r>
+          </w:p>
+          <w:p>
+            <w:pPr>
+              <w:jc w:val="center"/>
+            </w:pPr>
+            <w:proofErr w:type="spellStart"/>
             <w:r>
               <w:rPr>
                 <w:i/>
                 <w:iCs/>
                 <w:color w:val="888888"/>
-                <w:sz w:val="22"/>
-                <w:szCs w:val="22"/>
-              </w:rPr>
-              <w:t xml:space="preserve">kāi xīn</w:t>
-            </w:r>
-          </w:p>
-        </w:tc>
-        <w:tc>
-          <w:tcPr>
-            <w:tcW w:type="dxa" w:w="5040"/>
+              </w:rPr>
+              <w:t>kāi</w:t>
+            </w:r>
+            <w:proofErr w:type="spellEnd"/>
+            <w:r>
+              <w:rPr>
+                <w:i/>
+                <w:iCs/>
+                <w:color w:val="888888"/>
+              </w:rPr>
+              <w:t xml:space="preserve"> </w:t>
+            </w:r>
+            <w:proofErr w:type="spellStart"/>
+            <w:r>
+              <w:rPr>
+                <w:i/>
+                <w:iCs/>
+                <w:color w:val="888888"/>
+              </w:rPr>
+              <w:t>xīn</w:t>
+            </w:r>
+            <w:proofErr w:type="spellEnd"/>
+          </w:p>
+        </w:tc>
+        <w:tc>
+          <w:tcPr>
+            <w:tcW w:w="5040" w:type="dxa"/>
             <w:tcBorders>
-              <w:top w:val="single" w:color="42A5F5" w:sz="8"/>
-              <w:left w:val="single" w:color="42A5F5" w:sz="8"/>
-              <w:bottom w:val="single" w:color="42A5F5" w:sz="8"/>
-              <w:right w:val="single" w:color="42A5F5" w:sz="8"/>
+              <w:top w:val="single" w:sz="8" w:space="0" w:color="42A5F5"/>
+              <w:left w:val="single" w:sz="8" w:space="0" w:color="42A5F5"/>
+              <w:bottom w:val="single" w:sz="8" w:space="0" w:color="42A5F5"/>
+              <w:right w:val="single" w:sz="8" w:space="0" w:color="42A5F5"/>
             </w:tcBorders>
             <w:tcMar>
-              <w:top w:type="dxa" w:w="200"/>
-              <w:left w:type="dxa" w:w="240"/>
-              <w:bottom w:type="dxa" w:w="200"/>
-              <w:right w:type="dxa" w:w="240"/>
+              <w:top w:w="200" w:type="dxa"/>
+              <w:left w:w="240" w:type="dxa"/>
+              <w:bottom w:w="200" w:type="dxa"/>
+              <w:right w:w="240" w:type="dxa"/>
             </w:tcMar>
             <w:vAlign w:val="center"/>
           </w:tcPr>
@@ -2488,7 +2725,7 @@
                 <w:sz w:val="56"/>
                 <w:szCs w:val="56"/>
               </w:rPr>
-              <w:t xml:space="preserve">😡</w:t>
+              <w:t>😡</w:t>
             </w:r>
           </w:p>
           <w:p>
@@ -2503,29 +2740,35 @@
                 <w:sz w:val="26"/>
                 <w:szCs w:val="26"/>
               </w:rPr>
-              <w:t xml:space="preserve">angry</w:t>
+              <w:t>angry</w:t>
             </w:r>
           </w:p>
         </w:tc>
       </w:tr>
       <w:tr>
+        <w:tblPrEx>
+          <w:tblCellMar>
+            <w:top w:w="0" w:type="dxa"/>
+            <w:bottom w:w="0" w:type="dxa"/>
+          </w:tblCellMar>
+        </w:tblPrEx>
         <w:trPr>
-          <w:trHeight w:val="1100" w:hRule="atLeast"/>
+          <w:trHeight w:val="1100"/>
         </w:trPr>
         <w:tc>
           <w:tcPr>
-            <w:tcW w:type="dxa" w:w="5040"/>
+            <w:tcW w:w="5040" w:type="dxa"/>
             <w:tcBorders>
-              <w:top w:val="single" w:color="FF7043" w:sz="8"/>
-              <w:left w:val="single" w:color="FF7043" w:sz="8"/>
-              <w:bottom w:val="single" w:color="FF7043" w:sz="8"/>
-              <w:right w:val="single" w:color="FF7043" w:sz="8"/>
+              <w:top w:val="single" w:sz="8" w:space="0" w:color="FF7043"/>
+              <w:left w:val="single" w:sz="8" w:space="0" w:color="FF7043"/>
+              <w:bottom w:val="single" w:sz="8" w:space="0" w:color="FF7043"/>
+              <w:right w:val="single" w:sz="8" w:space="0" w:color="FF7043"/>
             </w:tcBorders>
             <w:tcMar>
-              <w:top w:type="dxa" w:w="200"/>
-              <w:left w:type="dxa" w:w="240"/>
-              <w:bottom w:type="dxa" w:w="200"/>
-              <w:right w:type="dxa" w:w="240"/>
+              <w:top w:w="200" w:type="dxa"/>
+              <w:left w:w="240" w:type="dxa"/>
+              <w:bottom w:w="200" w:type="dxa"/>
+              <w:right w:w="240" w:type="dxa"/>
             </w:tcMar>
             <w:vAlign w:val="center"/>
           </w:tcPr>
@@ -2541,39 +2784,57 @@
                 <w:sz w:val="56"/>
                 <w:szCs w:val="56"/>
               </w:rPr>
-              <w:t xml:space="preserve">难过</w:t>
-            </w:r>
-          </w:p>
-          <w:p>
-            <w:pPr>
-              <w:jc w:val="center"/>
-            </w:pPr>
+              <w:t>难过</w:t>
+            </w:r>
+          </w:p>
+          <w:p>
+            <w:pPr>
+              <w:jc w:val="center"/>
+            </w:pPr>
+            <w:proofErr w:type="spellStart"/>
             <w:r>
               <w:rPr>
                 <w:i/>
                 <w:iCs/>
                 <w:color w:val="888888"/>
-                <w:sz w:val="22"/>
-                <w:szCs w:val="22"/>
-              </w:rPr>
-              <w:t xml:space="preserve">nán guò</w:t>
-            </w:r>
-          </w:p>
-        </w:tc>
-        <w:tc>
-          <w:tcPr>
-            <w:tcW w:type="dxa" w:w="5040"/>
+              </w:rPr>
+              <w:t>nán</w:t>
+            </w:r>
+            <w:proofErr w:type="spellEnd"/>
+            <w:r>
+              <w:rPr>
+                <w:i/>
+                <w:iCs/>
+                <w:color w:val="888888"/>
+              </w:rPr>
+              <w:t xml:space="preserve"> </w:t>
+            </w:r>
+            <w:proofErr w:type="spellStart"/>
+            <w:r>
+              <w:rPr>
+                <w:i/>
+                <w:iCs/>
+                <w:color w:val="888888"/>
+              </w:rPr>
+              <w:t>guò</w:t>
+            </w:r>
+            <w:proofErr w:type="spellEnd"/>
+          </w:p>
+        </w:tc>
+        <w:tc>
+          <w:tcPr>
+            <w:tcW w:w="5040" w:type="dxa"/>
             <w:tcBorders>
-              <w:top w:val="single" w:color="42A5F5" w:sz="8"/>
-              <w:left w:val="single" w:color="42A5F5" w:sz="8"/>
-              <w:bottom w:val="single" w:color="42A5F5" w:sz="8"/>
-              <w:right w:val="single" w:color="42A5F5" w:sz="8"/>
+              <w:top w:val="single" w:sz="8" w:space="0" w:color="42A5F5"/>
+              <w:left w:val="single" w:sz="8" w:space="0" w:color="42A5F5"/>
+              <w:bottom w:val="single" w:sz="8" w:space="0" w:color="42A5F5"/>
+              <w:right w:val="single" w:sz="8" w:space="0" w:color="42A5F5"/>
             </w:tcBorders>
             <w:tcMar>
-              <w:top w:type="dxa" w:w="200"/>
-              <w:left w:type="dxa" w:w="240"/>
-              <w:bottom w:type="dxa" w:w="200"/>
-              <w:right w:type="dxa" w:w="240"/>
+              <w:top w:w="200" w:type="dxa"/>
+              <w:left w:w="240" w:type="dxa"/>
+              <w:bottom w:w="200" w:type="dxa"/>
+              <w:right w:w="240" w:type="dxa"/>
             </w:tcMar>
             <w:vAlign w:val="center"/>
           </w:tcPr>
@@ -2586,7 +2847,7 @@
                 <w:sz w:val="56"/>
                 <w:szCs w:val="56"/>
               </w:rPr>
-              <w:t xml:space="preserve">😄</w:t>
+              <w:t>😄</w:t>
             </w:r>
           </w:p>
           <w:p>
@@ -2601,29 +2862,35 @@
                 <w:sz w:val="26"/>
                 <w:szCs w:val="26"/>
               </w:rPr>
-              <w:t xml:space="preserve">happy</w:t>
+              <w:t>happy</w:t>
             </w:r>
           </w:p>
         </w:tc>
       </w:tr>
       <w:tr>
+        <w:tblPrEx>
+          <w:tblCellMar>
+            <w:top w:w="0" w:type="dxa"/>
+            <w:bottom w:w="0" w:type="dxa"/>
+          </w:tblCellMar>
+        </w:tblPrEx>
         <w:trPr>
-          <w:trHeight w:val="1100" w:hRule="atLeast"/>
+          <w:trHeight w:val="1100"/>
         </w:trPr>
         <w:tc>
           <w:tcPr>
-            <w:tcW w:type="dxa" w:w="5040"/>
+            <w:tcW w:w="5040" w:type="dxa"/>
             <w:tcBorders>
-              <w:top w:val="single" w:color="FF7043" w:sz="8"/>
-              <w:left w:val="single" w:color="FF7043" w:sz="8"/>
-              <w:bottom w:val="single" w:color="FF7043" w:sz="8"/>
-              <w:right w:val="single" w:color="FF7043" w:sz="8"/>
+              <w:top w:val="single" w:sz="8" w:space="0" w:color="FF7043"/>
+              <w:left w:val="single" w:sz="8" w:space="0" w:color="FF7043"/>
+              <w:bottom w:val="single" w:sz="8" w:space="0" w:color="FF7043"/>
+              <w:right w:val="single" w:sz="8" w:space="0" w:color="FF7043"/>
             </w:tcBorders>
             <w:tcMar>
-              <w:top w:type="dxa" w:w="200"/>
-              <w:left w:type="dxa" w:w="240"/>
-              <w:bottom w:type="dxa" w:w="200"/>
-              <w:right w:type="dxa" w:w="240"/>
+              <w:top w:w="200" w:type="dxa"/>
+              <w:left w:w="240" w:type="dxa"/>
+              <w:bottom w:w="200" w:type="dxa"/>
+              <w:right w:w="240" w:type="dxa"/>
             </w:tcMar>
             <w:vAlign w:val="center"/>
           </w:tcPr>
@@ -2639,39 +2906,57 @@
                 <w:sz w:val="56"/>
                 <w:szCs w:val="56"/>
               </w:rPr>
-              <w:t xml:space="preserve">生气</w:t>
-            </w:r>
-          </w:p>
-          <w:p>
-            <w:pPr>
-              <w:jc w:val="center"/>
-            </w:pPr>
+              <w:t>生气</w:t>
+            </w:r>
+          </w:p>
+          <w:p>
+            <w:pPr>
+              <w:jc w:val="center"/>
+            </w:pPr>
+            <w:proofErr w:type="spellStart"/>
             <w:r>
               <w:rPr>
                 <w:i/>
                 <w:iCs/>
                 <w:color w:val="888888"/>
-                <w:sz w:val="22"/>
-                <w:szCs w:val="22"/>
-              </w:rPr>
-              <w:t xml:space="preserve">shēng qì</w:t>
-            </w:r>
-          </w:p>
-        </w:tc>
-        <w:tc>
-          <w:tcPr>
-            <w:tcW w:type="dxa" w:w="5040"/>
+              </w:rPr>
+              <w:t>shēng</w:t>
+            </w:r>
+            <w:proofErr w:type="spellEnd"/>
+            <w:r>
+              <w:rPr>
+                <w:i/>
+                <w:iCs/>
+                <w:color w:val="888888"/>
+              </w:rPr>
+              <w:t xml:space="preserve"> </w:t>
+            </w:r>
+            <w:proofErr w:type="spellStart"/>
+            <w:r>
+              <w:rPr>
+                <w:i/>
+                <w:iCs/>
+                <w:color w:val="888888"/>
+              </w:rPr>
+              <w:t>qì</w:t>
+            </w:r>
+            <w:proofErr w:type="spellEnd"/>
+          </w:p>
+        </w:tc>
+        <w:tc>
+          <w:tcPr>
+            <w:tcW w:w="5040" w:type="dxa"/>
             <w:tcBorders>
-              <w:top w:val="single" w:color="42A5F5" w:sz="8"/>
-              <w:left w:val="single" w:color="42A5F5" w:sz="8"/>
-              <w:bottom w:val="single" w:color="42A5F5" w:sz="8"/>
-              <w:right w:val="single" w:color="42A5F5" w:sz="8"/>
+              <w:top w:val="single" w:sz="8" w:space="0" w:color="42A5F5"/>
+              <w:left w:val="single" w:sz="8" w:space="0" w:color="42A5F5"/>
+              <w:bottom w:val="single" w:sz="8" w:space="0" w:color="42A5F5"/>
+              <w:right w:val="single" w:sz="8" w:space="0" w:color="42A5F5"/>
             </w:tcBorders>
             <w:tcMar>
-              <w:top w:type="dxa" w:w="200"/>
-              <w:left w:type="dxa" w:w="240"/>
-              <w:bottom w:type="dxa" w:w="200"/>
-              <w:right w:type="dxa" w:w="240"/>
+              <w:top w:w="200" w:type="dxa"/>
+              <w:left w:w="240" w:type="dxa"/>
+              <w:bottom w:w="200" w:type="dxa"/>
+              <w:right w:w="240" w:type="dxa"/>
             </w:tcMar>
             <w:vAlign w:val="center"/>
           </w:tcPr>
@@ -2684,7 +2969,7 @@
                 <w:sz w:val="56"/>
                 <w:szCs w:val="56"/>
               </w:rPr>
-              <w:t xml:space="preserve">🎭</w:t>
+              <w:t>🎭</w:t>
             </w:r>
           </w:p>
           <w:p>
@@ -2699,29 +2984,35 @@
                 <w:sz w:val="26"/>
                 <w:szCs w:val="26"/>
               </w:rPr>
-              <w:t xml:space="preserve">mood</w:t>
+              <w:t>mood</w:t>
             </w:r>
           </w:p>
         </w:tc>
       </w:tr>
       <w:tr>
+        <w:tblPrEx>
+          <w:tblCellMar>
+            <w:top w:w="0" w:type="dxa"/>
+            <w:bottom w:w="0" w:type="dxa"/>
+          </w:tblCellMar>
+        </w:tblPrEx>
         <w:trPr>
-          <w:trHeight w:val="1100" w:hRule="atLeast"/>
+          <w:trHeight w:val="1100"/>
         </w:trPr>
         <w:tc>
           <w:tcPr>
-            <w:tcW w:type="dxa" w:w="5040"/>
+            <w:tcW w:w="5040" w:type="dxa"/>
             <w:tcBorders>
-              <w:top w:val="single" w:color="FF7043" w:sz="8"/>
-              <w:left w:val="single" w:color="FF7043" w:sz="8"/>
-              <w:bottom w:val="single" w:color="FF7043" w:sz="8"/>
-              <w:right w:val="single" w:color="FF7043" w:sz="8"/>
+              <w:top w:val="single" w:sz="8" w:space="0" w:color="FF7043"/>
+              <w:left w:val="single" w:sz="8" w:space="0" w:color="FF7043"/>
+              <w:bottom w:val="single" w:sz="8" w:space="0" w:color="FF7043"/>
+              <w:right w:val="single" w:sz="8" w:space="0" w:color="FF7043"/>
             </w:tcBorders>
             <w:tcMar>
-              <w:top w:type="dxa" w:w="200"/>
-              <w:left w:type="dxa" w:w="240"/>
-              <w:bottom w:type="dxa" w:w="200"/>
-              <w:right w:type="dxa" w:w="240"/>
+              <w:top w:w="200" w:type="dxa"/>
+              <w:left w:w="240" w:type="dxa"/>
+              <w:bottom w:w="200" w:type="dxa"/>
+              <w:right w:w="240" w:type="dxa"/>
             </w:tcMar>
             <w:vAlign w:val="center"/>
           </w:tcPr>
@@ -2737,39 +3028,57 @@
                 <w:sz w:val="56"/>
                 <w:szCs w:val="56"/>
               </w:rPr>
-              <w:t xml:space="preserve">喜欢</w:t>
-            </w:r>
-          </w:p>
-          <w:p>
-            <w:pPr>
-              <w:jc w:val="center"/>
-            </w:pPr>
+              <w:t>喜欢</w:t>
+            </w:r>
+          </w:p>
+          <w:p>
+            <w:pPr>
+              <w:jc w:val="center"/>
+            </w:pPr>
+            <w:proofErr w:type="spellStart"/>
             <w:r>
               <w:rPr>
                 <w:i/>
                 <w:iCs/>
                 <w:color w:val="888888"/>
-                <w:sz w:val="22"/>
-                <w:szCs w:val="22"/>
-              </w:rPr>
-              <w:t xml:space="preserve">xǐ huān</w:t>
-            </w:r>
-          </w:p>
-        </w:tc>
-        <w:tc>
-          <w:tcPr>
-            <w:tcW w:type="dxa" w:w="5040"/>
+              </w:rPr>
+              <w:t>xǐ</w:t>
+            </w:r>
+            <w:proofErr w:type="spellEnd"/>
+            <w:r>
+              <w:rPr>
+                <w:i/>
+                <w:iCs/>
+                <w:color w:val="888888"/>
+              </w:rPr>
+              <w:t xml:space="preserve"> </w:t>
+            </w:r>
+            <w:proofErr w:type="spellStart"/>
+            <w:r>
+              <w:rPr>
+                <w:i/>
+                <w:iCs/>
+                <w:color w:val="888888"/>
+              </w:rPr>
+              <w:t>huān</w:t>
+            </w:r>
+            <w:proofErr w:type="spellEnd"/>
+          </w:p>
+        </w:tc>
+        <w:tc>
+          <w:tcPr>
+            <w:tcW w:w="5040" w:type="dxa"/>
             <w:tcBorders>
-              <w:top w:val="single" w:color="42A5F5" w:sz="8"/>
-              <w:left w:val="single" w:color="42A5F5" w:sz="8"/>
-              <w:bottom w:val="single" w:color="42A5F5" w:sz="8"/>
-              <w:right w:val="single" w:color="42A5F5" w:sz="8"/>
+              <w:top w:val="single" w:sz="8" w:space="0" w:color="42A5F5"/>
+              <w:left w:val="single" w:sz="8" w:space="0" w:color="42A5F5"/>
+              <w:bottom w:val="single" w:sz="8" w:space="0" w:color="42A5F5"/>
+              <w:right w:val="single" w:sz="8" w:space="0" w:color="42A5F5"/>
             </w:tcBorders>
             <w:tcMar>
-              <w:top w:type="dxa" w:w="200"/>
-              <w:left w:type="dxa" w:w="240"/>
-              <w:bottom w:type="dxa" w:w="200"/>
-              <w:right w:type="dxa" w:w="240"/>
+              <w:top w:w="200" w:type="dxa"/>
+              <w:left w:w="240" w:type="dxa"/>
+              <w:bottom w:w="200" w:type="dxa"/>
+              <w:right w:w="240" w:type="dxa"/>
             </w:tcMar>
             <w:vAlign w:val="center"/>
           </w:tcPr>
@@ -2782,7 +3091,7 @@
                 <w:sz w:val="56"/>
                 <w:szCs w:val="56"/>
               </w:rPr>
-              <w:t xml:space="preserve">😢</w:t>
+              <w:t>😢</w:t>
             </w:r>
           </w:p>
           <w:p>
@@ -2797,29 +3106,35 @@
                 <w:sz w:val="26"/>
                 <w:szCs w:val="26"/>
               </w:rPr>
-              <w:t xml:space="preserve">sad</w:t>
+              <w:t>sad</w:t>
             </w:r>
           </w:p>
         </w:tc>
       </w:tr>
       <w:tr>
+        <w:tblPrEx>
+          <w:tblCellMar>
+            <w:top w:w="0" w:type="dxa"/>
+            <w:bottom w:w="0" w:type="dxa"/>
+          </w:tblCellMar>
+        </w:tblPrEx>
         <w:trPr>
-          <w:trHeight w:val="1100" w:hRule="atLeast"/>
+          <w:trHeight w:val="1100"/>
         </w:trPr>
         <w:tc>
           <w:tcPr>
-            <w:tcW w:type="dxa" w:w="5040"/>
+            <w:tcW w:w="5040" w:type="dxa"/>
             <w:tcBorders>
-              <w:top w:val="single" w:color="FF7043" w:sz="8"/>
-              <w:left w:val="single" w:color="FF7043" w:sz="8"/>
-              <w:bottom w:val="single" w:color="FF7043" w:sz="8"/>
-              <w:right w:val="single" w:color="FF7043" w:sz="8"/>
+              <w:top w:val="single" w:sz="8" w:space="0" w:color="FF7043"/>
+              <w:left w:val="single" w:sz="8" w:space="0" w:color="FF7043"/>
+              <w:bottom w:val="single" w:sz="8" w:space="0" w:color="FF7043"/>
+              <w:right w:val="single" w:sz="8" w:space="0" w:color="FF7043"/>
             </w:tcBorders>
             <w:tcMar>
-              <w:top w:type="dxa" w:w="200"/>
-              <w:left w:type="dxa" w:w="240"/>
-              <w:bottom w:type="dxa" w:w="200"/>
-              <w:right w:type="dxa" w:w="240"/>
+              <w:top w:w="200" w:type="dxa"/>
+              <w:left w:w="240" w:type="dxa"/>
+              <w:bottom w:w="200" w:type="dxa"/>
+              <w:right w:w="240" w:type="dxa"/>
             </w:tcMar>
             <w:vAlign w:val="center"/>
           </w:tcPr>
@@ -2835,39 +3150,57 @@
                 <w:sz w:val="56"/>
                 <w:szCs w:val="56"/>
               </w:rPr>
-              <w:t xml:space="preserve">心情</w:t>
-            </w:r>
-          </w:p>
-          <w:p>
-            <w:pPr>
-              <w:jc w:val="center"/>
-            </w:pPr>
+              <w:t>心情</w:t>
+            </w:r>
+          </w:p>
+          <w:p>
+            <w:pPr>
+              <w:jc w:val="center"/>
+            </w:pPr>
+            <w:proofErr w:type="spellStart"/>
             <w:r>
               <w:rPr>
                 <w:i/>
                 <w:iCs/>
                 <w:color w:val="888888"/>
-                <w:sz w:val="22"/>
-                <w:szCs w:val="22"/>
-              </w:rPr>
-              <w:t xml:space="preserve">xīn qíng</w:t>
-            </w:r>
-          </w:p>
-        </w:tc>
-        <w:tc>
-          <w:tcPr>
-            <w:tcW w:type="dxa" w:w="5040"/>
+              </w:rPr>
+              <w:t>xīn</w:t>
+            </w:r>
+            <w:proofErr w:type="spellEnd"/>
+            <w:r>
+              <w:rPr>
+                <w:i/>
+                <w:iCs/>
+                <w:color w:val="888888"/>
+              </w:rPr>
+              <w:t xml:space="preserve"> </w:t>
+            </w:r>
+            <w:proofErr w:type="spellStart"/>
+            <w:r>
+              <w:rPr>
+                <w:i/>
+                <w:iCs/>
+                <w:color w:val="888888"/>
+              </w:rPr>
+              <w:t>qíng</w:t>
+            </w:r>
+            <w:proofErr w:type="spellEnd"/>
+          </w:p>
+        </w:tc>
+        <w:tc>
+          <w:tcPr>
+            <w:tcW w:w="5040" w:type="dxa"/>
             <w:tcBorders>
-              <w:top w:val="single" w:color="42A5F5" w:sz="8"/>
-              <w:left w:val="single" w:color="42A5F5" w:sz="8"/>
-              <w:bottom w:val="single" w:color="42A5F5" w:sz="8"/>
-              <w:right w:val="single" w:color="42A5F5" w:sz="8"/>
+              <w:top w:val="single" w:sz="8" w:space="0" w:color="42A5F5"/>
+              <w:left w:val="single" w:sz="8" w:space="0" w:color="42A5F5"/>
+              <w:bottom w:val="single" w:sz="8" w:space="0" w:color="42A5F5"/>
+              <w:right w:val="single" w:sz="8" w:space="0" w:color="42A5F5"/>
             </w:tcBorders>
             <w:tcMar>
-              <w:top w:type="dxa" w:w="200"/>
-              <w:left w:type="dxa" w:w="240"/>
-              <w:bottom w:type="dxa" w:w="200"/>
-              <w:right w:type="dxa" w:w="240"/>
+              <w:top w:w="200" w:type="dxa"/>
+              <w:left w:w="240" w:type="dxa"/>
+              <w:bottom w:w="200" w:type="dxa"/>
+              <w:right w:w="240" w:type="dxa"/>
             </w:tcMar>
             <w:vAlign w:val="center"/>
           </w:tcPr>
@@ -2880,7 +3213,7 @@
                 <w:sz w:val="56"/>
                 <w:szCs w:val="56"/>
               </w:rPr>
-              <w:t xml:space="preserve">😍</w:t>
+              <w:t>😍</w:t>
             </w:r>
           </w:p>
           <w:p>
@@ -2895,7 +3228,7 @@
                 <w:sz w:val="26"/>
                 <w:szCs w:val="26"/>
               </w:rPr>
-              <w:t xml:space="preserve">like / love</w:t>
+              <w:t>like / love</w:t>
             </w:r>
           </w:p>
         </w:tc>
@@ -2905,145 +3238,116 @@
       <w:pPr>
         <w:spacing w:before="400"/>
       </w:pPr>
-      <w:r>
-        <w:t xml:space="preserve"/>
-      </w:r>
     </w:p>
+    <w:p/>
+    <w:p/>
+    <w:p/>
+    <w:p/>
     <w:tbl>
       <w:tblPr>
-        <w:tblW w:type="dxa" w:w="10080"/>
+        <w:tblW w:w="10080" w:type="dxa"/>
         <w:tblBorders>
-          <w:top w:val="none" w:color="FFFFFF" w:sz="0"/>
-          <w:left w:val="none" w:color="FFFFFF" w:sz="0"/>
-          <w:bottom w:val="none" w:color="FFFFFF" w:sz="0"/>
-          <w:right w:val="none" w:color="FFFFFF" w:sz="0"/>
-          <w:insideH w:val="none" w:color="FFFFFF" w:sz="0"/>
-          <w:insideV w:val="none" w:color="FFFFFF" w:sz="0"/>
+          <w:top w:val="none" w:sz="0" w:space="0" w:color="FFFFFF"/>
+          <w:left w:val="none" w:sz="0" w:space="0" w:color="FFFFFF"/>
+          <w:bottom w:val="none" w:sz="0" w:space="0" w:color="FFFFFF"/>
+          <w:right w:val="none" w:sz="0" w:space="0" w:color="FFFFFF"/>
+          <w:insideH w:val="none" w:sz="0" w:space="0" w:color="FFFFFF"/>
+          <w:insideV w:val="none" w:sz="0" w:space="0" w:color="FFFFFF"/>
         </w:tblBorders>
+        <w:tblCellMar>
+          <w:left w:w="10" w:type="dxa"/>
+          <w:right w:w="10" w:type="dxa"/>
+        </w:tblCellMar>
+        <w:tblLook w:val="04A0" w:firstRow="1" w:lastRow="0" w:firstColumn="1" w:lastColumn="0" w:noHBand="0" w:noVBand="1"/>
       </w:tblPr>
       <w:tblGrid>
         <w:gridCol w:w="10080"/>
       </w:tblGrid>
       <w:tr>
-        <w:tc>
-          <w:tcPr>
-            <w:tcW w:type="dxa" w:w="10080"/>
-            <w:shd w:fill="66BB6A" w:val="clear"/>
-            <w:tcMar>
-              <w:top w:type="dxa" w:w="80"/>
-              <w:left w:type="dxa" w:w="200"/>
-              <w:bottom w:type="dxa" w:w="80"/>
-              <w:right w:type="dxa" w:w="200"/>
-            </w:tcMar>
-          </w:tcPr>
-          <w:p>
-            <w:r>
-              <w:rPr>
+        <w:tblPrEx>
+          <w:tblCellMar>
+            <w:top w:w="0" w:type="dxa"/>
+            <w:bottom w:w="0" w:type="dxa"/>
+          </w:tblCellMar>
+        </w:tblPrEx>
+        <w:tc>
+          <w:tcPr>
+            <w:tcW w:w="10080" w:type="dxa"/>
+            <w:shd w:val="clear" w:color="auto" w:fill="FF7043"/>
+            <w:tcMar>
+              <w:top w:w="80" w:type="dxa"/>
+              <w:left w:w="200" w:type="dxa"/>
+              <w:bottom w:w="80" w:type="dxa"/>
+              <w:right w:w="200" w:type="dxa"/>
+            </w:tcMar>
+          </w:tcPr>
+          <w:p>
+            <w:pPr>
+              <w:rPr>
+                <w:rFonts w:hint="eastAsia"/>
+              </w:rPr>
+            </w:pPr>
+            <w:r>
+              <w:rPr>
+                <w:rFonts w:hint="eastAsia"/>
                 <w:b/>
                 <w:bCs/>
                 <w:color w:val="FFFFFF"/>
-                <w:sz w:val="22"/>
-                <w:szCs w:val="22"/>
-              </w:rPr>
-              <w:t xml:space="preserve">🎉  恭喜你完成 Day 1 练习册! Great job, Little Artist!</w:t>
+                <w:sz w:val="24"/>
+                <w:szCs w:val="24"/>
+              </w:rPr>
+              <w:lastRenderedPageBreak/>
+              <w:t>五</w:t>
+            </w:r>
+            <w:r>
+              <w:rPr>
+                <w:b/>
+                <w:bCs/>
+                <w:color w:val="FFFFFF"/>
+                <w:sz w:val="24"/>
+                <w:szCs w:val="24"/>
+              </w:rPr>
+              <w:t>、</w:t>
+            </w:r>
+            <w:r>
+              <w:rPr>
+                <w:rFonts w:hint="eastAsia"/>
+                <w:b/>
+                <w:bCs/>
+                <w:color w:val="FFFFFF"/>
+                <w:sz w:val="24"/>
+                <w:szCs w:val="24"/>
+              </w:rPr>
+              <w:t>写一写 (高级别)</w:t>
             </w:r>
           </w:p>
         </w:tc>
       </w:tr>
     </w:tbl>
+    <w:p>
+      <w:pPr>
+        <w:rPr>
+          <w:rFonts w:hint="eastAsia"/>
+        </w:rPr>
+      </w:pPr>
+    </w:p>
     <w:sectPr>
-      <w:pgSz w:w="12240" w:h="15840" w:orient="portrait"/>
+      <w:pgSz w:w="12240" w:h="15840"/>
       <w:pgMar w:top="1080" w:right="1080" w:bottom="1080" w:left="1080" w:header="708" w:footer="708" w:gutter="0"/>
-      <w:pgNumType/>
+      <w:cols w:space="720"/>
       <w:docGrid w:linePitch="360"/>
     </w:sectPr>
   </w:body>
 </w:document>
 </file>
 
-<file path=word/comments.xml><?xml version="1.0" encoding="utf-8"?>
-<w:comments xmlns:cx="http://schemas.microsoft.com/office/drawing/2014/chartex" xmlns:cx1="http://schemas.microsoft.com/office/drawing/2015/9/8/chartex" xmlns:cx2="http://schemas.microsoft.com/office/drawing/2015/10/21/chartex" xmlns:cx3="http://schemas.microsoft.com/office/drawing/2016/5/9/chartex" xmlns:cx4="http://schemas.microsoft.com/office/drawing/2016/5/10/chartex" xmlns:cx5="http://schemas.microsoft.com/office/drawing/2016/5/11/chartex" xmlns:cx6="http://schemas.microsoft.com/office/drawing/2016/5/12/chartex" xmlns:cx7="http://schemas.microsoft.com/office/drawing/2016/5/13/chartex" xmlns:cx8="http://schemas.microsoft.com/office/drawing/2016/5/14/chartex" xmlns:mc="http://schemas.openxmlformats.org/markup-compatibility/2006" xmlns:aink="http://schemas.microsoft.com/office/drawing/2016/ink" xmlns:am3d="http://schemas.microsoft.com/office/drawing/2017/model3d" xmlns:o="urn:schemas-microsoft-com:office:office" xmlns:r="http://schemas.openxmlformats.org/officeDocument/2006/relationships" xmlns:m="http://schemas.openxmlformats.org/officeDocument/2006/math" xmlns:v="urn:schemas-microsoft-com:vml" xmlns:wp14="http://schemas.microsoft.com/office/word/2010/wordprocessingDrawing" xmlns:wp="http://schemas.openxmlformats.org/drawingml/2006/wordprocessingDrawing" xmlns:w10="urn:schemas-microsoft-com:office:word" xmlns:w="http://schemas.openxmlformats.org/wordprocessingml/2006/main" xmlns:w14="http://schemas.microsoft.com/office/word/2010/wordml" xmlns:w15="http://schemas.microsoft.com/office/word/2012/wordml" xmlns:w16cex="http://schemas.microsoft.com/office/word/2018/wordml/cex" xmlns:w16cid="http://schemas.microsoft.com/office/word/2016/wordml/cid" xmlns:w16="http://schemas.microsoft.com/office/word/2018/wordml" xmlns:w16sdtdh="http://schemas.microsoft.com/office/word/2020/wordml/sdtdatahash" xmlns:w16se="http://schemas.microsoft.com/office/word/2015/wordml/symex" xmlns:wpg="http://schemas.microsoft.com/office/word/2010/wordprocessingGroup" xmlns:wpi="http://schemas.microsoft.com/office/word/2010/wordprocessingInk" xmlns:wne="http://schemas.microsoft.com/office/word/2006/wordml" xmlns:wps="http://schemas.microsoft.com/office/word/2010/wordprocessingShape"/>
-</file>
-
-<file path=word/endnotes.xml><?xml version="1.0" encoding="utf-8"?>
-<w:endnotes xmlns:wpc="http://schemas.microsoft.com/office/word/2010/wordprocessingCanvas" xmlns:mc="http://schemas.openxmlformats.org/markup-compatibility/2006" xmlns:o="urn:schemas-microsoft-com:office:office" xmlns:r="http://schemas.openxmlformats.org/officeDocument/2006/relationships" xmlns:m="http://schemas.openxmlformats.org/officeDocument/2006/math" xmlns:v="urn:schemas-microsoft-com:vml" xmlns:wp14="http://schemas.microsoft.com/office/word/2010/wordprocessingDrawing" xmlns:wp="http://schemas.openxmlformats.org/drawingml/2006/wordprocessingDrawing" xmlns:w10="urn:schemas-microsoft-com:office:word" xmlns:w="http://schemas.openxmlformats.org/wordprocessingml/2006/main" xmlns:w14="http://schemas.microsoft.com/office/word/2010/wordml" xmlns:w15="http://schemas.microsoft.com/office/word/2012/wordml" xmlns:wpg="http://schemas.microsoft.com/office/word/2010/wordprocessingGroup" xmlns:wpi="http://schemas.microsoft.com/office/word/2010/wordprocessingInk" xmlns:wne="http://schemas.microsoft.com/office/word/2006/wordml" xmlns:wps="http://schemas.microsoft.com/office/word/2010/wordprocessingShape" mc:Ignorable="w14 w15 wp14">
-  <w:endnote w:type="separator" w:id="-1">
-    <w:p>
-      <w:pPr>
-        <w:spacing w:after="0" w:line="240" w:lineRule="auto"/>
-      </w:pPr>
-      <w:r>
-        <w:rPr>
-          <w:rStyle w:val="EndnoteReference"/>
-        </w:rPr>
-        <w:endnoteRef/>
-      </w:r>
-      <w:r>
-        <w:separator/>
-      </w:r>
-    </w:p>
-  </w:endnote>
-  <w:endnote w:type="continuationSeparator" w:id="0">
-    <w:p>
-      <w:pPr>
-        <w:spacing w:after="0" w:line="240" w:lineRule="auto"/>
-      </w:pPr>
-      <w:r>
-        <w:rPr>
-          <w:rStyle w:val="EndnoteReference"/>
-        </w:rPr>
-        <w:endnoteRef/>
-      </w:r>
-      <w:r>
-        <w:continuationSeparator/>
-      </w:r>
-    </w:p>
-  </w:endnote>
-</w:endnotes>
-</file>
-
-<file path=word/footnotes.xml><?xml version="1.0" encoding="utf-8"?>
-<w:footnotes xmlns:wpc="http://schemas.microsoft.com/office/word/2010/wordprocessingCanvas" xmlns:mc="http://schemas.openxmlformats.org/markup-compatibility/2006" xmlns:o="urn:schemas-microsoft-com:office:office" xmlns:r="http://schemas.openxmlformats.org/officeDocument/2006/relationships" xmlns:m="http://schemas.openxmlformats.org/officeDocument/2006/math" xmlns:v="urn:schemas-microsoft-com:vml" xmlns:wp14="http://schemas.microsoft.com/office/word/2010/wordprocessingDrawing" xmlns:wp="http://schemas.openxmlformats.org/drawingml/2006/wordprocessingDrawing" xmlns:w10="urn:schemas-microsoft-com:office:word" xmlns:w="http://schemas.openxmlformats.org/wordprocessingml/2006/main" xmlns:w14="http://schemas.microsoft.com/office/word/2010/wordml" xmlns:w15="http://schemas.microsoft.com/office/word/2012/wordml" xmlns:wpg="http://schemas.microsoft.com/office/word/2010/wordprocessingGroup" xmlns:wpi="http://schemas.microsoft.com/office/word/2010/wordprocessingInk" xmlns:wne="http://schemas.microsoft.com/office/word/2006/wordml" xmlns:wps="http://schemas.microsoft.com/office/word/2010/wordprocessingShape" mc:Ignorable="w14 w15 wp14">
-  <w:footnote w:type="separator" w:id="-1">
-    <w:p>
-      <w:pPr>
-        <w:spacing w:after="0" w:line="240" w:lineRule="auto"/>
-      </w:pPr>
-      <w:r>
-        <w:rPr>
-          <w:rStyle w:val="FootnoteReference"/>
-        </w:rPr>
-        <w:footnoteRef/>
-      </w:r>
-      <w:r>
-        <w:separator/>
-      </w:r>
-    </w:p>
-  </w:footnote>
-  <w:footnote w:type="continuationSeparator" w:id="0">
-    <w:p>
-      <w:pPr>
-        <w:spacing w:after="0" w:line="240" w:lineRule="auto"/>
-      </w:pPr>
-      <w:r>
-        <w:rPr>
-          <w:rStyle w:val="FootnoteReference"/>
-        </w:rPr>
-        <w:footnoteRef/>
-      </w:r>
-      <w:r>
-        <w:continuationSeparator/>
-      </w:r>
-    </w:p>
-  </w:footnote>
-</w:footnotes>
-</file>
-
 <file path=word/numbering.xml><?xml version="1.0" encoding="utf-8"?>
-<w:numbering xmlns:wpc="http://schemas.microsoft.com/office/word/2010/wordprocessingCanvas" xmlns:mc="http://schemas.openxmlformats.org/markup-compatibility/2006" xmlns:o="urn:schemas-microsoft-com:office:office" xmlns:r="http://schemas.openxmlformats.org/officeDocument/2006/relationships" xmlns:m="http://schemas.openxmlformats.org/officeDocument/2006/math" xmlns:v="urn:schemas-microsoft-com:vml" xmlns:wp14="http://schemas.microsoft.com/office/word/2010/wordprocessingDrawing" xmlns:wp="http://schemas.openxmlformats.org/drawingml/2006/wordprocessingDrawing" xmlns:w10="urn:schemas-microsoft-com:office:word" xmlns:w="http://schemas.openxmlformats.org/wordprocessingml/2006/main" xmlns:w14="http://schemas.microsoft.com/office/word/2010/wordml" xmlns:w15="http://schemas.microsoft.com/office/word/2012/wordml" xmlns:wpg="http://schemas.microsoft.com/office/word/2010/wordprocessingGroup" xmlns:wpi="http://schemas.microsoft.com/office/word/2010/wordprocessingInk" xmlns:wne="http://schemas.microsoft.com/office/word/2006/wordml" xmlns:wps="http://schemas.microsoft.com/office/word/2010/wordprocessingShape" mc:Ignorable="w14 w15 wp14">
-  <w:abstractNum w:abstractNumId="1" w15:restartNumberingAfterBreak="0">
+<w:numbering xmlns:wpc="http://schemas.microsoft.com/office/word/2010/wordprocessingCanvas" xmlns:cx="http://schemas.microsoft.com/office/drawing/2014/chartex" xmlns:cx1="http://schemas.microsoft.com/office/drawing/2015/9/8/chartex" xmlns:cx2="http://schemas.microsoft.com/office/drawing/2015/10/21/chartex" xmlns:cx3="http://schemas.microsoft.com/office/drawing/2016/5/9/chartex" xmlns:cx4="http://schemas.microsoft.com/office/drawing/2016/5/10/chartex" xmlns:cx5="http://schemas.microsoft.com/office/drawing/2016/5/11/chartex" xmlns:cx6="http://schemas.microsoft.com/office/drawing/2016/5/12/chartex" xmlns:cx7="http://schemas.microsoft.com/office/drawing/2016/5/13/chartex" xmlns:cx8="http://schemas.microsoft.com/office/drawing/2016/5/14/chartex" xmlns:mc="http://schemas.openxmlformats.org/markup-compatibility/2006" xmlns:aink="http://schemas.microsoft.com/office/drawing/2016/ink" xmlns:am3d="http://schemas.microsoft.com/office/drawing/2017/model3d" xmlns:o="urn:schemas-microsoft-com:office:office" xmlns:oel="http://schemas.microsoft.com/office/2019/extlst" xmlns:r="http://schemas.openxmlformats.org/officeDocument/2006/relationships" xmlns:m="http://schemas.openxmlformats.org/officeDocument/2006/math" xmlns:v="urn:schemas-microsoft-com:vml" xmlns:wp14="http://schemas.microsoft.com/office/word/2010/wordprocessingDrawing" xmlns:wp="http://schemas.openxmlformats.org/drawingml/2006/wordprocessingDrawing" xmlns:w10="urn:schemas-microsoft-com:office:word" xmlns:w="http://schemas.openxmlformats.org/wordprocessingml/2006/main" xmlns:w14="http://schemas.microsoft.com/office/word/2010/wordml" xmlns:w15="http://schemas.microsoft.com/office/word/2012/wordml" xmlns:w16cex="http://schemas.microsoft.com/office/word/2018/wordml/cex" xmlns:w16cid="http://schemas.microsoft.com/office/word/2016/wordml/cid" xmlns:w16="http://schemas.microsoft.com/office/word/2018/wordml" xmlns:w16du="http://schemas.microsoft.com/office/word/2023/wordml/word16du" xmlns:w16sdtdh="http://schemas.microsoft.com/office/word/2020/wordml/sdtdatahash" xmlns:w16sdtfl="http://schemas.microsoft.com/office/word/2024/wordml/sdtformatlock" xmlns:w16se="http://schemas.microsoft.com/office/word/2015/wordml/symex" xmlns:wpg="http://schemas.microsoft.com/office/word/2010/wordprocessingGroup" xmlns:wpi="http://schemas.microsoft.com/office/word/2010/wordprocessingInk" xmlns:wne="http://schemas.microsoft.com/office/word/2006/wordml" xmlns:wps="http://schemas.microsoft.com/office/word/2010/wordprocessingShape" mc:Ignorable="w14 w15 w16se w16cid w16 w16cex w16sdtdh w16sdtfl w16du wp14">
+  <w:abstractNum w:abstractNumId="0" w15:restartNumberingAfterBreak="0">
+    <w:nsid w:val="35D72AA7"/>
     <w:multiLevelType w:val="hybridMultilevel"/>
-    <w:lvl w:ilvl="0" w15:tentative="1">
+    <w:tmpl w:val="F098AE32"/>
+    <w:lvl w:ilvl="0" w:tplc="274875CE">
       <w:start w:val="1"/>
       <w:numFmt w:val="bullet"/>
       <w:lvlText w:val="●"/>
@@ -3052,7 +3356,7 @@
         <w:ind w:left="720" w:hanging="360"/>
       </w:pPr>
     </w:lvl>
-    <w:lvl w:ilvl="1" w15:tentative="1">
+    <w:lvl w:ilvl="1" w:tplc="EF1C8AA2">
       <w:start w:val="1"/>
       <w:numFmt w:val="bullet"/>
       <w:lvlText w:val="○"/>
@@ -3061,7 +3365,7 @@
         <w:ind w:left="1440" w:hanging="360"/>
       </w:pPr>
     </w:lvl>
-    <w:lvl w:ilvl="2" w15:tentative="1">
+    <w:lvl w:ilvl="2" w:tplc="03FE74C6">
       <w:start w:val="1"/>
       <w:numFmt w:val="bullet"/>
       <w:lvlText w:val="■"/>
@@ -3070,7 +3374,7 @@
         <w:ind w:left="2160" w:hanging="360"/>
       </w:pPr>
     </w:lvl>
-    <w:lvl w:ilvl="3" w15:tentative="1">
+    <w:lvl w:ilvl="3" w:tplc="68EA67E6">
       <w:start w:val="1"/>
       <w:numFmt w:val="bullet"/>
       <w:lvlText w:val="●"/>
@@ -3079,7 +3383,7 @@
         <w:ind w:left="2880" w:hanging="360"/>
       </w:pPr>
     </w:lvl>
-    <w:lvl w:ilvl="4" w15:tentative="1">
+    <w:lvl w:ilvl="4" w:tplc="67DE50B4">
       <w:start w:val="1"/>
       <w:numFmt w:val="bullet"/>
       <w:lvlText w:val="○"/>
@@ -3088,7 +3392,7 @@
         <w:ind w:left="3600" w:hanging="360"/>
       </w:pPr>
     </w:lvl>
-    <w:lvl w:ilvl="5" w15:tentative="1">
+    <w:lvl w:ilvl="5" w:tplc="6330B95C">
       <w:start w:val="1"/>
       <w:numFmt w:val="bullet"/>
       <w:lvlText w:val="■"/>
@@ -3097,7 +3401,7 @@
         <w:ind w:left="4320" w:hanging="360"/>
       </w:pPr>
     </w:lvl>
-    <w:lvl w:ilvl="6" w15:tentative="1">
+    <w:lvl w:ilvl="6" w:tplc="9DC8AE9E">
       <w:start w:val="1"/>
       <w:numFmt w:val="bullet"/>
       <w:lvlText w:val="●"/>
@@ -3106,7 +3410,7 @@
         <w:ind w:left="5040" w:hanging="360"/>
       </w:pPr>
     </w:lvl>
-    <w:lvl w:ilvl="7" w15:tentative="1">
+    <w:lvl w:ilvl="7" w:tplc="77CAFF48">
       <w:start w:val="1"/>
       <w:numFmt w:val="bullet"/>
       <w:lvlText w:val="●"/>
@@ -3115,7 +3419,7 @@
         <w:ind w:left="5760" w:hanging="360"/>
       </w:pPr>
     </w:lvl>
-    <w:lvl w:ilvl="8" w15:tentative="1">
+    <w:lvl w:ilvl="8" w:tplc="07F6ECF2">
       <w:start w:val="1"/>
       <w:numFmt w:val="bullet"/>
       <w:lvlText w:val="●"/>
@@ -3125,8 +3429,8 @@
       </w:pPr>
     </w:lvl>
   </w:abstractNum>
-  <w:num w:numId="1">
-    <w:abstractNumId w:val="1"/>
+  <w:num w:numId="1" w16cid:durableId="1360356264">
+    <w:abstractNumId w:val="0"/>
     <w:lvlOverride w:ilvl="0">
       <w:startOverride w:val="1"/>
     </w:lvlOverride>
@@ -3135,32 +3439,408 @@
 </file>
 
 <file path=word/styles.xml><?xml version="1.0" encoding="utf-8"?>
-<w:styles xmlns:mc="http://schemas.openxmlformats.org/markup-compatibility/2006" xmlns:r="http://schemas.openxmlformats.org/officeDocument/2006/relationships" xmlns:w="http://schemas.openxmlformats.org/wordprocessingml/2006/main" xmlns:w14="http://schemas.microsoft.com/office/word/2010/wordml" xmlns:w15="http://schemas.microsoft.com/office/word/2012/wordml" mc:Ignorable="w14 w15">
+<w:styles xmlns:mc="http://schemas.openxmlformats.org/markup-compatibility/2006" xmlns:r="http://schemas.openxmlformats.org/officeDocument/2006/relationships" xmlns:w="http://schemas.openxmlformats.org/wordprocessingml/2006/main" xmlns:w14="http://schemas.microsoft.com/office/word/2010/wordml" xmlns:w15="http://schemas.microsoft.com/office/word/2012/wordml" xmlns:w16cex="http://schemas.microsoft.com/office/word/2018/wordml/cex" xmlns:w16cid="http://schemas.microsoft.com/office/word/2016/wordml/cid" xmlns:w16="http://schemas.microsoft.com/office/word/2018/wordml" xmlns:w16du="http://schemas.microsoft.com/office/word/2023/wordml/word16du" xmlns:w16sdtdh="http://schemas.microsoft.com/office/word/2020/wordml/sdtdatahash" xmlns:w16sdtfl="http://schemas.microsoft.com/office/word/2024/wordml/sdtformatlock" xmlns:w16se="http://schemas.microsoft.com/office/word/2015/wordml/symex" mc:Ignorable="w14 w15 w16se w16cid w16 w16cex w16sdtdh w16sdtfl w16du">
   <w:docDefaults>
     <w:rPrDefault>
       <w:rPr>
-        <w:rFonts w:ascii="Microsoft YaHei" w:cs="Microsoft YaHei" w:eastAsia="Microsoft YaHei" w:hAnsi="Microsoft YaHei"/>
+        <w:rFonts w:ascii="Microsoft YaHei" w:eastAsia="Microsoft YaHei" w:hAnsi="Microsoft YaHei" w:cs="Microsoft YaHei"/>
         <w:sz w:val="22"/>
         <w:szCs w:val="22"/>
+        <w:lang w:val="en-US" w:eastAsia="zh-CN" w:bidi="ar-SA"/>
       </w:rPr>
     </w:rPrDefault>
     <w:pPrDefault/>
   </w:docDefaults>
-  <w:style w:type="paragraph" w:styleId="Title">
-    <w:name w:val="Title"/>
-    <w:basedOn w:val="Normal"/>
-    <w:next w:val="Normal"/>
+  <w:latentStyles w:defLockedState="0" w:defUIPriority="99" w:defSemiHidden="0" w:defUnhideWhenUsed="0" w:defQFormat="0" w:count="376">
+    <w:lsdException w:name="Normal" w:uiPriority="0" w:qFormat="1"/>
+    <w:lsdException w:name="heading 1" w:uiPriority="9" w:qFormat="1"/>
+    <w:lsdException w:name="heading 2" w:semiHidden="1" w:uiPriority="9" w:unhideWhenUsed="1" w:qFormat="1"/>
+    <w:lsdException w:name="heading 3" w:semiHidden="1" w:uiPriority="9" w:unhideWhenUsed="1" w:qFormat="1"/>
+    <w:lsdException w:name="heading 4" w:semiHidden="1" w:uiPriority="9" w:unhideWhenUsed="1" w:qFormat="1"/>
+    <w:lsdException w:name="heading 5" w:semiHidden="1" w:uiPriority="9" w:unhideWhenUsed="1" w:qFormat="1"/>
+    <w:lsdException w:name="heading 6" w:semiHidden="1" w:uiPriority="9" w:unhideWhenUsed="1" w:qFormat="1"/>
+    <w:lsdException w:name="heading 7" w:semiHidden="1" w:uiPriority="9" w:unhideWhenUsed="1" w:qFormat="1"/>
+    <w:lsdException w:name="heading 8" w:semiHidden="1" w:uiPriority="9" w:unhideWhenUsed="1" w:qFormat="1"/>
+    <w:lsdException w:name="heading 9" w:semiHidden="1" w:uiPriority="9" w:unhideWhenUsed="1" w:qFormat="1"/>
+    <w:lsdException w:name="index 1" w:semiHidden="1" w:unhideWhenUsed="1"/>
+    <w:lsdException w:name="index 2" w:semiHidden="1" w:unhideWhenUsed="1"/>
+    <w:lsdException w:name="index 3" w:semiHidden="1" w:unhideWhenUsed="1"/>
+    <w:lsdException w:name="index 4" w:semiHidden="1" w:unhideWhenUsed="1"/>
+    <w:lsdException w:name="index 5" w:semiHidden="1" w:unhideWhenUsed="1"/>
+    <w:lsdException w:name="index 6" w:semiHidden="1" w:unhideWhenUsed="1"/>
+    <w:lsdException w:name="index 7" w:semiHidden="1" w:unhideWhenUsed="1"/>
+    <w:lsdException w:name="index 8" w:semiHidden="1" w:unhideWhenUsed="1"/>
+    <w:lsdException w:name="index 9" w:semiHidden="1" w:unhideWhenUsed="1"/>
+    <w:lsdException w:name="toc 1" w:semiHidden="1" w:uiPriority="39" w:unhideWhenUsed="1"/>
+    <w:lsdException w:name="toc 2" w:semiHidden="1" w:uiPriority="39" w:unhideWhenUsed="1"/>
+    <w:lsdException w:name="toc 3" w:semiHidden="1" w:uiPriority="39" w:unhideWhenUsed="1"/>
+    <w:lsdException w:name="toc 4" w:semiHidden="1" w:uiPriority="39" w:unhideWhenUsed="1"/>
+    <w:lsdException w:name="toc 5" w:semiHidden="1" w:uiPriority="39" w:unhideWhenUsed="1"/>
+    <w:lsdException w:name="toc 6" w:semiHidden="1" w:uiPriority="39" w:unhideWhenUsed="1"/>
+    <w:lsdException w:name="toc 7" w:semiHidden="1" w:uiPriority="39" w:unhideWhenUsed="1"/>
+    <w:lsdException w:name="toc 8" w:semiHidden="1" w:uiPriority="39" w:unhideWhenUsed="1"/>
+    <w:lsdException w:name="toc 9" w:semiHidden="1" w:uiPriority="39" w:unhideWhenUsed="1"/>
+    <w:lsdException w:name="Normal Indent" w:semiHidden="1" w:unhideWhenUsed="1"/>
+    <w:lsdException w:name="footnote text" w:semiHidden="1" w:unhideWhenUsed="1"/>
+    <w:lsdException w:name="annotation text" w:semiHidden="1" w:unhideWhenUsed="1"/>
+    <w:lsdException w:name="header" w:semiHidden="1" w:unhideWhenUsed="1"/>
+    <w:lsdException w:name="footer" w:semiHidden="1" w:unhideWhenUsed="1"/>
+    <w:lsdException w:name="index heading" w:semiHidden="1" w:unhideWhenUsed="1"/>
+    <w:lsdException w:name="caption" w:semiHidden="1" w:uiPriority="35" w:unhideWhenUsed="1" w:qFormat="1"/>
+    <w:lsdException w:name="table of figures" w:semiHidden="1" w:unhideWhenUsed="1"/>
+    <w:lsdException w:name="envelope address" w:semiHidden="1" w:unhideWhenUsed="1"/>
+    <w:lsdException w:name="envelope return" w:semiHidden="1" w:unhideWhenUsed="1"/>
+    <w:lsdException w:name="footnote reference" w:semiHidden="1" w:unhideWhenUsed="1"/>
+    <w:lsdException w:name="annotation reference" w:semiHidden="1" w:unhideWhenUsed="1"/>
+    <w:lsdException w:name="line number" w:semiHidden="1" w:unhideWhenUsed="1"/>
+    <w:lsdException w:name="page number" w:semiHidden="1" w:unhideWhenUsed="1"/>
+    <w:lsdException w:name="endnote reference" w:semiHidden="1" w:unhideWhenUsed="1"/>
+    <w:lsdException w:name="endnote text" w:semiHidden="1" w:unhideWhenUsed="1"/>
+    <w:lsdException w:name="table of authorities" w:semiHidden="1" w:unhideWhenUsed="1"/>
+    <w:lsdException w:name="macro" w:semiHidden="1" w:unhideWhenUsed="1"/>
+    <w:lsdException w:name="toa heading" w:semiHidden="1" w:unhideWhenUsed="1"/>
+    <w:lsdException w:name="List" w:semiHidden="1" w:unhideWhenUsed="1"/>
+    <w:lsdException w:name="List Bullet" w:semiHidden="1" w:unhideWhenUsed="1"/>
+    <w:lsdException w:name="List Number" w:semiHidden="1" w:unhideWhenUsed="1"/>
+    <w:lsdException w:name="List 2" w:semiHidden="1" w:unhideWhenUsed="1"/>
+    <w:lsdException w:name="List 3" w:semiHidden="1" w:unhideWhenUsed="1"/>
+    <w:lsdException w:name="List 4" w:semiHidden="1" w:unhideWhenUsed="1"/>
+    <w:lsdException w:name="List 5" w:semiHidden="1" w:unhideWhenUsed="1"/>
+    <w:lsdException w:name="List Bullet 2" w:semiHidden="1" w:unhideWhenUsed="1"/>
+    <w:lsdException w:name="List Bullet 3" w:semiHidden="1" w:unhideWhenUsed="1"/>
+    <w:lsdException w:name="List Bullet 4" w:semiHidden="1" w:unhideWhenUsed="1"/>
+    <w:lsdException w:name="List Bullet 5" w:semiHidden="1" w:unhideWhenUsed="1"/>
+    <w:lsdException w:name="List Number 2" w:semiHidden="1" w:unhideWhenUsed="1"/>
+    <w:lsdException w:name="List Number 3" w:semiHidden="1" w:unhideWhenUsed="1"/>
+    <w:lsdException w:name="List Number 4" w:semiHidden="1" w:unhideWhenUsed="1"/>
+    <w:lsdException w:name="List Number 5" w:semiHidden="1" w:unhideWhenUsed="1"/>
+    <w:lsdException w:name="Title" w:uiPriority="10" w:qFormat="1"/>
+    <w:lsdException w:name="Closing" w:semiHidden="1" w:unhideWhenUsed="1"/>
+    <w:lsdException w:name="Signature" w:semiHidden="1" w:unhideWhenUsed="1"/>
+    <w:lsdException w:name="Default Paragraph Font" w:semiHidden="1" w:uiPriority="1" w:unhideWhenUsed="1"/>
+    <w:lsdException w:name="Body Text" w:semiHidden="1" w:unhideWhenUsed="1"/>
+    <w:lsdException w:name="Body Text Indent" w:semiHidden="1" w:unhideWhenUsed="1"/>
+    <w:lsdException w:name="List Continue" w:semiHidden="1" w:unhideWhenUsed="1"/>
+    <w:lsdException w:name="List Continue 2" w:semiHidden="1" w:unhideWhenUsed="1"/>
+    <w:lsdException w:name="List Continue 3" w:semiHidden="1" w:unhideWhenUsed="1"/>
+    <w:lsdException w:name="List Continue 4" w:semiHidden="1" w:unhideWhenUsed="1"/>
+    <w:lsdException w:name="List Continue 5" w:semiHidden="1" w:unhideWhenUsed="1"/>
+    <w:lsdException w:name="Message Header" w:semiHidden="1" w:unhideWhenUsed="1"/>
+    <w:lsdException w:name="Subtitle" w:uiPriority="11" w:qFormat="1"/>
+    <w:lsdException w:name="Salutation" w:semiHidden="1" w:unhideWhenUsed="1"/>
+    <w:lsdException w:name="Date" w:semiHidden="1" w:unhideWhenUsed="1"/>
+    <w:lsdException w:name="Body Text First Indent" w:semiHidden="1" w:unhideWhenUsed="1"/>
+    <w:lsdException w:name="Body Text First Indent 2" w:semiHidden="1" w:unhideWhenUsed="1"/>
+    <w:lsdException w:name="Note Heading" w:semiHidden="1" w:unhideWhenUsed="1"/>
+    <w:lsdException w:name="Body Text 2" w:semiHidden="1" w:unhideWhenUsed="1"/>
+    <w:lsdException w:name="Body Text 3" w:semiHidden="1" w:unhideWhenUsed="1"/>
+    <w:lsdException w:name="Body Text Indent 2" w:semiHidden="1" w:unhideWhenUsed="1"/>
+    <w:lsdException w:name="Body Text Indent 3" w:semiHidden="1" w:unhideWhenUsed="1"/>
+    <w:lsdException w:name="Block Text" w:semiHidden="1" w:unhideWhenUsed="1"/>
+    <w:lsdException w:name="Hyperlink" w:semiHidden="1" w:unhideWhenUsed="1"/>
+    <w:lsdException w:name="FollowedHyperlink" w:semiHidden="1" w:unhideWhenUsed="1"/>
+    <w:lsdException w:name="Strong" w:uiPriority="22" w:qFormat="1"/>
+    <w:lsdException w:name="Emphasis" w:uiPriority="20" w:qFormat="1"/>
+    <w:lsdException w:name="Document Map" w:semiHidden="1" w:unhideWhenUsed="1"/>
+    <w:lsdException w:name="Plain Text" w:semiHidden="1" w:unhideWhenUsed="1"/>
+    <w:lsdException w:name="E-mail Signature" w:semiHidden="1" w:unhideWhenUsed="1"/>
+    <w:lsdException w:name="HTML Top of Form" w:semiHidden="1" w:unhideWhenUsed="1"/>
+    <w:lsdException w:name="HTML Bottom of Form" w:semiHidden="1" w:unhideWhenUsed="1"/>
+    <w:lsdException w:name="Normal (Web)" w:semiHidden="1" w:unhideWhenUsed="1"/>
+    <w:lsdException w:name="HTML Acronym" w:semiHidden="1" w:unhideWhenUsed="1"/>
+    <w:lsdException w:name="HTML Address" w:semiHidden="1" w:unhideWhenUsed="1"/>
+    <w:lsdException w:name="HTML Cite" w:semiHidden="1" w:unhideWhenUsed="1"/>
+    <w:lsdException w:name="HTML Code" w:semiHidden="1" w:unhideWhenUsed="1"/>
+    <w:lsdException w:name="HTML Definition" w:semiHidden="1" w:unhideWhenUsed="1"/>
+    <w:lsdException w:name="HTML Keyboard" w:semiHidden="1" w:unhideWhenUsed="1"/>
+    <w:lsdException w:name="HTML Preformatted" w:semiHidden="1" w:unhideWhenUsed="1"/>
+    <w:lsdException w:name="HTML Sample" w:semiHidden="1" w:unhideWhenUsed="1"/>
+    <w:lsdException w:name="HTML Typewriter" w:semiHidden="1" w:unhideWhenUsed="1"/>
+    <w:lsdException w:name="HTML Variable" w:semiHidden="1" w:unhideWhenUsed="1"/>
+    <w:lsdException w:name="Normal Table" w:semiHidden="1" w:unhideWhenUsed="1"/>
+    <w:lsdException w:name="annotation subject" w:semiHidden="1" w:unhideWhenUsed="1"/>
+    <w:lsdException w:name="No List" w:semiHidden="1" w:unhideWhenUsed="1"/>
+    <w:lsdException w:name="Outline List 1" w:semiHidden="1" w:unhideWhenUsed="1"/>
+    <w:lsdException w:name="Outline List 2" w:semiHidden="1" w:unhideWhenUsed="1"/>
+    <w:lsdException w:name="Outline List 3" w:semiHidden="1" w:unhideWhenUsed="1"/>
+    <w:lsdException w:name="Table Simple 1" w:semiHidden="1" w:unhideWhenUsed="1"/>
+    <w:lsdException w:name="Table Simple 2" w:semiHidden="1" w:unhideWhenUsed="1"/>
+    <w:lsdException w:name="Table Simple 3" w:semiHidden="1" w:unhideWhenUsed="1"/>
+    <w:lsdException w:name="Table Classic 1" w:semiHidden="1" w:unhideWhenUsed="1"/>
+    <w:lsdException w:name="Table Classic 2" w:semiHidden="1" w:unhideWhenUsed="1"/>
+    <w:lsdException w:name="Table Classic 3" w:semiHidden="1" w:unhideWhenUsed="1"/>
+    <w:lsdException w:name="Table Classic 4" w:semiHidden="1" w:unhideWhenUsed="1"/>
+    <w:lsdException w:name="Table Colorful 1" w:semiHidden="1" w:unhideWhenUsed="1"/>
+    <w:lsdException w:name="Table Colorful 2" w:semiHidden="1" w:unhideWhenUsed="1"/>
+    <w:lsdException w:name="Table Colorful 3" w:semiHidden="1" w:unhideWhenUsed="1"/>
+    <w:lsdException w:name="Table Columns 1" w:semiHidden="1" w:unhideWhenUsed="1"/>
+    <w:lsdException w:name="Table Columns 2" w:semiHidden="1" w:unhideWhenUsed="1"/>
+    <w:lsdException w:name="Table Columns 3" w:semiHidden="1" w:unhideWhenUsed="1"/>
+    <w:lsdException w:name="Table Columns 4" w:semiHidden="1" w:unhideWhenUsed="1"/>
+    <w:lsdException w:name="Table Columns 5" w:semiHidden="1" w:unhideWhenUsed="1"/>
+    <w:lsdException w:name="Table Grid 1" w:semiHidden="1" w:unhideWhenUsed="1"/>
+    <w:lsdException w:name="Table Grid 2" w:semiHidden="1" w:unhideWhenUsed="1"/>
+    <w:lsdException w:name="Table Grid 3" w:semiHidden="1" w:unhideWhenUsed="1"/>
+    <w:lsdException w:name="Table Grid 4" w:semiHidden="1" w:unhideWhenUsed="1"/>
+    <w:lsdException w:name="Table Grid 5" w:semiHidden="1" w:unhideWhenUsed="1"/>
+    <w:lsdException w:name="Table Grid 6" w:semiHidden="1" w:unhideWhenUsed="1"/>
+    <w:lsdException w:name="Table Grid 7" w:semiHidden="1" w:unhideWhenUsed="1"/>
+    <w:lsdException w:name="Table Grid 8" w:semiHidden="1" w:unhideWhenUsed="1"/>
+    <w:lsdException w:name="Table List 1" w:semiHidden="1" w:unhideWhenUsed="1"/>
+    <w:lsdException w:name="Table List 2" w:semiHidden="1" w:unhideWhenUsed="1"/>
+    <w:lsdException w:name="Table List 3" w:semiHidden="1" w:unhideWhenUsed="1"/>
+    <w:lsdException w:name="Table List 4" w:semiHidden="1" w:unhideWhenUsed="1"/>
+    <w:lsdException w:name="Table List 5" w:semiHidden="1" w:unhideWhenUsed="1"/>
+    <w:lsdException w:name="Table List 6" w:semiHidden="1" w:unhideWhenUsed="1"/>
+    <w:lsdException w:name="Table List 7" w:semiHidden="1" w:unhideWhenUsed="1"/>
+    <w:lsdException w:name="Table List 8" w:semiHidden="1" w:unhideWhenUsed="1"/>
+    <w:lsdException w:name="Table 3D effects 1" w:semiHidden="1" w:unhideWhenUsed="1"/>
+    <w:lsdException w:name="Table 3D effects 2" w:semiHidden="1" w:unhideWhenUsed="1"/>
+    <w:lsdException w:name="Table 3D effects 3" w:semiHidden="1" w:unhideWhenUsed="1"/>
+    <w:lsdException w:name="Table Contemporary" w:semiHidden="1" w:unhideWhenUsed="1"/>
+    <w:lsdException w:name="Table Elegant" w:semiHidden="1" w:unhideWhenUsed="1"/>
+    <w:lsdException w:name="Table Professional" w:semiHidden="1" w:unhideWhenUsed="1"/>
+    <w:lsdException w:name="Table Subtle 1" w:semiHidden="1" w:unhideWhenUsed="1"/>
+    <w:lsdException w:name="Table Subtle 2" w:semiHidden="1" w:unhideWhenUsed="1"/>
+    <w:lsdException w:name="Table Web 1" w:semiHidden="1" w:unhideWhenUsed="1"/>
+    <w:lsdException w:name="Table Web 2" w:semiHidden="1" w:unhideWhenUsed="1"/>
+    <w:lsdException w:name="Table Web 3" w:semiHidden="1" w:unhideWhenUsed="1"/>
+    <w:lsdException w:name="Balloon Text" w:semiHidden="1" w:unhideWhenUsed="1"/>
+    <w:lsdException w:name="Table Grid" w:uiPriority="39"/>
+    <w:lsdException w:name="Table Theme" w:semiHidden="1" w:unhideWhenUsed="1"/>
+    <w:lsdException w:name="Placeholder Text" w:semiHidden="1"/>
+    <w:lsdException w:name="No Spacing" w:uiPriority="1" w:qFormat="1"/>
+    <w:lsdException w:name="Light Shading" w:uiPriority="60"/>
+    <w:lsdException w:name="Light List" w:uiPriority="61"/>
+    <w:lsdException w:name="Light Grid" w:uiPriority="62"/>
+    <w:lsdException w:name="Medium Shading 1" w:uiPriority="63"/>
+    <w:lsdException w:name="Medium Shading 2" w:uiPriority="64"/>
+    <w:lsdException w:name="Medium List 1" w:uiPriority="65"/>
+    <w:lsdException w:name="Medium List 2" w:uiPriority="66"/>
+    <w:lsdException w:name="Medium Grid 1" w:uiPriority="67"/>
+    <w:lsdException w:name="Medium Grid 2" w:uiPriority="68"/>
+    <w:lsdException w:name="Medium Grid 3" w:uiPriority="69"/>
+    <w:lsdException w:name="Dark List" w:uiPriority="70"/>
+    <w:lsdException w:name="Colorful Shading" w:uiPriority="71"/>
+    <w:lsdException w:name="Colorful List" w:uiPriority="72"/>
+    <w:lsdException w:name="Colorful Grid" w:uiPriority="73"/>
+    <w:lsdException w:name="Light Shading Accent 1" w:uiPriority="60"/>
+    <w:lsdException w:name="Light List Accent 1" w:uiPriority="61"/>
+    <w:lsdException w:name="Light Grid Accent 1" w:uiPriority="62"/>
+    <w:lsdException w:name="Medium Shading 1 Accent 1" w:uiPriority="63"/>
+    <w:lsdException w:name="Medium Shading 2 Accent 1" w:uiPriority="64"/>
+    <w:lsdException w:name="Medium List 1 Accent 1" w:uiPriority="65"/>
+    <w:lsdException w:name="Revision" w:semiHidden="1"/>
+    <w:lsdException w:name="List Paragraph" w:uiPriority="34" w:qFormat="1"/>
+    <w:lsdException w:name="Quote" w:uiPriority="29" w:qFormat="1"/>
+    <w:lsdException w:name="Intense Quote" w:uiPriority="30" w:qFormat="1"/>
+    <w:lsdException w:name="Medium List 2 Accent 1" w:uiPriority="66"/>
+    <w:lsdException w:name="Medium Grid 1 Accent 1" w:uiPriority="67"/>
+    <w:lsdException w:name="Medium Grid 2 Accent 1" w:uiPriority="68"/>
+    <w:lsdException w:name="Medium Grid 3 Accent 1" w:uiPriority="69"/>
+    <w:lsdException w:name="Dark List Accent 1" w:uiPriority="70"/>
+    <w:lsdException w:name="Colorful Shading Accent 1" w:uiPriority="71"/>
+    <w:lsdException w:name="Colorful List Accent 1" w:uiPriority="72"/>
+    <w:lsdException w:name="Colorful Grid Accent 1" w:uiPriority="73"/>
+    <w:lsdException w:name="Light Shading Accent 2" w:uiPriority="60"/>
+    <w:lsdException w:name="Light List Accent 2" w:uiPriority="61"/>
+    <w:lsdException w:name="Light Grid Accent 2" w:uiPriority="62"/>
+    <w:lsdException w:name="Medium Shading 1 Accent 2" w:uiPriority="63"/>
+    <w:lsdException w:name="Medium Shading 2 Accent 2" w:uiPriority="64"/>
+    <w:lsdException w:name="Medium List 1 Accent 2" w:uiPriority="65"/>
+    <w:lsdException w:name="Medium List 2 Accent 2" w:uiPriority="66"/>
+    <w:lsdException w:name="Medium Grid 1 Accent 2" w:uiPriority="67"/>
+    <w:lsdException w:name="Medium Grid 2 Accent 2" w:uiPriority="68"/>
+    <w:lsdException w:name="Medium Grid 3 Accent 2" w:uiPriority="69"/>
+    <w:lsdException w:name="Dark List Accent 2" w:uiPriority="70"/>
+    <w:lsdException w:name="Colorful Shading Accent 2" w:uiPriority="71"/>
+    <w:lsdException w:name="Colorful List Accent 2" w:uiPriority="72"/>
+    <w:lsdException w:name="Colorful Grid Accent 2" w:uiPriority="73"/>
+    <w:lsdException w:name="Light Shading Accent 3" w:uiPriority="60"/>
+    <w:lsdException w:name="Light List Accent 3" w:uiPriority="61"/>
+    <w:lsdException w:name="Light Grid Accent 3" w:uiPriority="62"/>
+    <w:lsdException w:name="Medium Shading 1 Accent 3" w:uiPriority="63"/>
+    <w:lsdException w:name="Medium Shading 2 Accent 3" w:uiPriority="64"/>
+    <w:lsdException w:name="Medium List 1 Accent 3" w:uiPriority="65"/>
+    <w:lsdException w:name="Medium List 2 Accent 3" w:uiPriority="66"/>
+    <w:lsdException w:name="Medium Grid 1 Accent 3" w:uiPriority="67"/>
+    <w:lsdException w:name="Medium Grid 2 Accent 3" w:uiPriority="68"/>
+    <w:lsdException w:name="Medium Grid 3 Accent 3" w:uiPriority="69"/>
+    <w:lsdException w:name="Dark List Accent 3" w:uiPriority="70"/>
+    <w:lsdException w:name="Colorful Shading Accent 3" w:uiPriority="71"/>
+    <w:lsdException w:name="Colorful List Accent 3" w:uiPriority="72"/>
+    <w:lsdException w:name="Colorful Grid Accent 3" w:uiPriority="73"/>
+    <w:lsdException w:name="Light Shading Accent 4" w:uiPriority="60"/>
+    <w:lsdException w:name="Light List Accent 4" w:uiPriority="61"/>
+    <w:lsdException w:name="Light Grid Accent 4" w:uiPriority="62"/>
+    <w:lsdException w:name="Medium Shading 1 Accent 4" w:uiPriority="63"/>
+    <w:lsdException w:name="Medium Shading 2 Accent 4" w:uiPriority="64"/>
+    <w:lsdException w:name="Medium List 1 Accent 4" w:uiPriority="65"/>
+    <w:lsdException w:name="Medium List 2 Accent 4" w:uiPriority="66"/>
+    <w:lsdException w:name="Medium Grid 1 Accent 4" w:uiPriority="67"/>
+    <w:lsdException w:name="Medium Grid 2 Accent 4" w:uiPriority="68"/>
+    <w:lsdException w:name="Medium Grid 3 Accent 4" w:uiPriority="69"/>
+    <w:lsdException w:name="Dark List Accent 4" w:uiPriority="70"/>
+    <w:lsdException w:name="Colorful Shading Accent 4" w:uiPriority="71"/>
+    <w:lsdException w:name="Colorful List Accent 4" w:uiPriority="72"/>
+    <w:lsdException w:name="Colorful Grid Accent 4" w:uiPriority="73"/>
+    <w:lsdException w:name="Light Shading Accent 5" w:uiPriority="60"/>
+    <w:lsdException w:name="Light List Accent 5" w:uiPriority="61"/>
+    <w:lsdException w:name="Light Grid Accent 5" w:uiPriority="62"/>
+    <w:lsdException w:name="Medium Shading 1 Accent 5" w:uiPriority="63"/>
+    <w:lsdException w:name="Medium Shading 2 Accent 5" w:uiPriority="64"/>
+    <w:lsdException w:name="Medium List 1 Accent 5" w:uiPriority="65"/>
+    <w:lsdException w:name="Medium List 2 Accent 5" w:uiPriority="66"/>
+    <w:lsdException w:name="Medium Grid 1 Accent 5" w:uiPriority="67"/>
+    <w:lsdException w:name="Medium Grid 2 Accent 5" w:uiPriority="68"/>
+    <w:lsdException w:name="Medium Grid 3 Accent 5" w:uiPriority="69"/>
+    <w:lsdException w:name="Dark List Accent 5" w:uiPriority="70"/>
+    <w:lsdException w:name="Colorful Shading Accent 5" w:uiPriority="71"/>
+    <w:lsdException w:name="Colorful List Accent 5" w:uiPriority="72"/>
+    <w:lsdException w:name="Colorful Grid Accent 5" w:uiPriority="73"/>
+    <w:lsdException w:name="Light Shading Accent 6" w:uiPriority="60"/>
+    <w:lsdException w:name="Light List Accent 6" w:uiPriority="61"/>
+    <w:lsdException w:name="Light Grid Accent 6" w:uiPriority="62"/>
+    <w:lsdException w:name="Medium Shading 1 Accent 6" w:uiPriority="63"/>
+    <w:lsdException w:name="Medium Shading 2 Accent 6" w:uiPriority="64"/>
+    <w:lsdException w:name="Medium List 1 Accent 6" w:uiPriority="65"/>
+    <w:lsdException w:name="Medium List 2 Accent 6" w:uiPriority="66"/>
+    <w:lsdException w:name="Medium Grid 1 Accent 6" w:uiPriority="67"/>
+    <w:lsdException w:name="Medium Grid 2 Accent 6" w:uiPriority="68"/>
+    <w:lsdException w:name="Medium Grid 3 Accent 6" w:uiPriority="69"/>
+    <w:lsdException w:name="Dark List Accent 6" w:uiPriority="70"/>
+    <w:lsdException w:name="Colorful Shading Accent 6" w:uiPriority="71"/>
+    <w:lsdException w:name="Colorful List Accent 6" w:uiPriority="72"/>
+    <w:lsdException w:name="Colorful Grid Accent 6" w:uiPriority="73"/>
+    <w:lsdException w:name="Subtle Emphasis" w:uiPriority="19" w:qFormat="1"/>
+    <w:lsdException w:name="Intense Emphasis" w:uiPriority="21" w:qFormat="1"/>
+    <w:lsdException w:name="Subtle Reference" w:uiPriority="31" w:qFormat="1"/>
+    <w:lsdException w:name="Intense Reference" w:uiPriority="32" w:qFormat="1"/>
+    <w:lsdException w:name="Book Title" w:uiPriority="33" w:qFormat="1"/>
+    <w:lsdException w:name="Bibliography" w:semiHidden="1" w:uiPriority="37" w:unhideWhenUsed="1"/>
+    <w:lsdException w:name="TOC Heading" w:semiHidden="1" w:uiPriority="39" w:unhideWhenUsed="1" w:qFormat="1"/>
+    <w:lsdException w:name="Plain Table 1" w:uiPriority="41"/>
+    <w:lsdException w:name="Plain Table 2" w:uiPriority="42"/>
+    <w:lsdException w:name="Plain Table 3" w:uiPriority="43"/>
+    <w:lsdException w:name="Plain Table 4" w:uiPriority="44"/>
+    <w:lsdException w:name="Plain Table 5" w:uiPriority="45"/>
+    <w:lsdException w:name="Grid Table Light" w:uiPriority="40"/>
+    <w:lsdException w:name="Grid Table 1 Light" w:uiPriority="46"/>
+    <w:lsdException w:name="Grid Table 2" w:uiPriority="47"/>
+    <w:lsdException w:name="Grid Table 3" w:uiPriority="48"/>
+    <w:lsdException w:name="Grid Table 4" w:uiPriority="49"/>
+    <w:lsdException w:name="Grid Table 5 Dark" w:uiPriority="50"/>
+    <w:lsdException w:name="Grid Table 6 Colorful" w:uiPriority="51"/>
+    <w:lsdException w:name="Grid Table 7 Colorful" w:uiPriority="52"/>
+    <w:lsdException w:name="Grid Table 1 Light Accent 1" w:uiPriority="46"/>
+    <w:lsdException w:name="Grid Table 2 Accent 1" w:uiPriority="47"/>
+    <w:lsdException w:name="Grid Table 3 Accent 1" w:uiPriority="48"/>
+    <w:lsdException w:name="Grid Table 4 Accent 1" w:uiPriority="49"/>
+    <w:lsdException w:name="Grid Table 5 Dark Accent 1" w:uiPriority="50"/>
+    <w:lsdException w:name="Grid Table 6 Colorful Accent 1" w:uiPriority="51"/>
+    <w:lsdException w:name="Grid Table 7 Colorful Accent 1" w:uiPriority="52"/>
+    <w:lsdException w:name="Grid Table 1 Light Accent 2" w:uiPriority="46"/>
+    <w:lsdException w:name="Grid Table 2 Accent 2" w:uiPriority="47"/>
+    <w:lsdException w:name="Grid Table 3 Accent 2" w:uiPriority="48"/>
+    <w:lsdException w:name="Grid Table 4 Accent 2" w:uiPriority="49"/>
+    <w:lsdException w:name="Grid Table 5 Dark Accent 2" w:uiPriority="50"/>
+    <w:lsdException w:name="Grid Table 6 Colorful Accent 2" w:uiPriority="51"/>
+    <w:lsdException w:name="Grid Table 7 Colorful Accent 2" w:uiPriority="52"/>
+    <w:lsdException w:name="Grid Table 1 Light Accent 3" w:uiPriority="46"/>
+    <w:lsdException w:name="Grid Table 2 Accent 3" w:uiPriority="47"/>
+    <w:lsdException w:name="Grid Table 3 Accent 3" w:uiPriority="48"/>
+    <w:lsdException w:name="Grid Table 4 Accent 3" w:uiPriority="49"/>
+    <w:lsdException w:name="Grid Table 5 Dark Accent 3" w:uiPriority="50"/>
+    <w:lsdException w:name="Grid Table 6 Colorful Accent 3" w:uiPriority="51"/>
+    <w:lsdException w:name="Grid Table 7 Colorful Accent 3" w:uiPriority="52"/>
+    <w:lsdException w:name="Grid Table 1 Light Accent 4" w:uiPriority="46"/>
+    <w:lsdException w:name="Grid Table 2 Accent 4" w:uiPriority="47"/>
+    <w:lsdException w:name="Grid Table 3 Accent 4" w:uiPriority="48"/>
+    <w:lsdException w:name="Grid Table 4 Accent 4" w:uiPriority="49"/>
+    <w:lsdException w:name="Grid Table 5 Dark Accent 4" w:uiPriority="50"/>
+    <w:lsdException w:name="Grid Table 6 Colorful Accent 4" w:uiPriority="51"/>
+    <w:lsdException w:name="Grid Table 7 Colorful Accent 4" w:uiPriority="52"/>
+    <w:lsdException w:name="Grid Table 1 Light Accent 5" w:uiPriority="46"/>
+    <w:lsdException w:name="Grid Table 2 Accent 5" w:uiPriority="47"/>
+    <w:lsdException w:name="Grid Table 3 Accent 5" w:uiPriority="48"/>
+    <w:lsdException w:name="Grid Table 4 Accent 5" w:uiPriority="49"/>
+    <w:lsdException w:name="Grid Table 5 Dark Accent 5" w:uiPriority="50"/>
+    <w:lsdException w:name="Grid Table 6 Colorful Accent 5" w:uiPriority="51"/>
+    <w:lsdException w:name="Grid Table 7 Colorful Accent 5" w:uiPriority="52"/>
+    <w:lsdException w:name="Grid Table 1 Light Accent 6" w:uiPriority="46"/>
+    <w:lsdException w:name="Grid Table 2 Accent 6" w:uiPriority="47"/>
+    <w:lsdException w:name="Grid Table 3 Accent 6" w:uiPriority="48"/>
+    <w:lsdException w:name="Grid Table 4 Accent 6" w:uiPriority="49"/>
+    <w:lsdException w:name="Grid Table 5 Dark Accent 6" w:uiPriority="50"/>
+    <w:lsdException w:name="Grid Table 6 Colorful Accent 6" w:uiPriority="51"/>
+    <w:lsdException w:name="Grid Table 7 Colorful Accent 6" w:uiPriority="52"/>
+    <w:lsdException w:name="List Table 1 Light" w:uiPriority="46"/>
+    <w:lsdException w:name="List Table 2" w:uiPriority="47"/>
+    <w:lsdException w:name="List Table 3" w:uiPriority="48"/>
+    <w:lsdException w:name="List Table 4" w:uiPriority="49"/>
+    <w:lsdException w:name="List Table 5 Dark" w:uiPriority="50"/>
+    <w:lsdException w:name="List Table 6 Colorful" w:uiPriority="51"/>
+    <w:lsdException w:name="List Table 7 Colorful" w:uiPriority="52"/>
+    <w:lsdException w:name="List Table 1 Light Accent 1" w:uiPriority="46"/>
+    <w:lsdException w:name="List Table 2 Accent 1" w:uiPriority="47"/>
+    <w:lsdException w:name="List Table 3 Accent 1" w:uiPriority="48"/>
+    <w:lsdException w:name="List Table 4 Accent 1" w:uiPriority="49"/>
+    <w:lsdException w:name="List Table 5 Dark Accent 1" w:uiPriority="50"/>
+    <w:lsdException w:name="List Table 6 Colorful Accent 1" w:uiPriority="51"/>
+    <w:lsdException w:name="List Table 7 Colorful Accent 1" w:uiPriority="52"/>
+    <w:lsdException w:name="List Table 1 Light Accent 2" w:uiPriority="46"/>
+    <w:lsdException w:name="List Table 2 Accent 2" w:uiPriority="47"/>
+    <w:lsdException w:name="List Table 3 Accent 2" w:uiPriority="48"/>
+    <w:lsdException w:name="List Table 4 Accent 2" w:uiPriority="49"/>
+    <w:lsdException w:name="List Table 5 Dark Accent 2" w:uiPriority="50"/>
+    <w:lsdException w:name="List Table 6 Colorful Accent 2" w:uiPriority="51"/>
+    <w:lsdException w:name="List Table 7 Colorful Accent 2" w:uiPriority="52"/>
+    <w:lsdException w:name="List Table 1 Light Accent 3" w:uiPriority="46"/>
+    <w:lsdException w:name="List Table 2 Accent 3" w:uiPriority="47"/>
+    <w:lsdException w:name="List Table 3 Accent 3" w:uiPriority="48"/>
+    <w:lsdException w:name="List Table 4 Accent 3" w:uiPriority="49"/>
+    <w:lsdException w:name="List Table 5 Dark Accent 3" w:uiPriority="50"/>
+    <w:lsdException w:name="List Table 6 Colorful Accent 3" w:uiPriority="51"/>
+    <w:lsdException w:name="List Table 7 Colorful Accent 3" w:uiPriority="52"/>
+    <w:lsdException w:name="List Table 1 Light Accent 4" w:uiPriority="46"/>
+    <w:lsdException w:name="List Table 2 Accent 4" w:uiPriority="47"/>
+    <w:lsdException w:name="List Table 3 Accent 4" w:uiPriority="48"/>
+    <w:lsdException w:name="List Table 4 Accent 4" w:uiPriority="49"/>
+    <w:lsdException w:name="List Table 5 Dark Accent 4" w:uiPriority="50"/>
+    <w:lsdException w:name="List Table 6 Colorful Accent 4" w:uiPriority="51"/>
+    <w:lsdException w:name="List Table 7 Colorful Accent 4" w:uiPriority="52"/>
+    <w:lsdException w:name="List Table 1 Light Accent 5" w:uiPriority="46"/>
+    <w:lsdException w:name="List Table 2 Accent 5" w:uiPriority="47"/>
+    <w:lsdException w:name="List Table 3 Accent 5" w:uiPriority="48"/>
+    <w:lsdException w:name="List Table 4 Accent 5" w:uiPriority="49"/>
+    <w:lsdException w:name="List Table 5 Dark Accent 5" w:uiPriority="50"/>
+    <w:lsdException w:name="List Table 6 Colorful Accent 5" w:uiPriority="51"/>
+    <w:lsdException w:name="List Table 7 Colorful Accent 5" w:uiPriority="52"/>
+    <w:lsdException w:name="List Table 1 Light Accent 6" w:uiPriority="46"/>
+    <w:lsdException w:name="List Table 2 Accent 6" w:uiPriority="47"/>
+    <w:lsdException w:name="List Table 3 Accent 6" w:uiPriority="48"/>
+    <w:lsdException w:name="List Table 4 Accent 6" w:uiPriority="49"/>
+    <w:lsdException w:name="List Table 5 Dark Accent 6" w:uiPriority="50"/>
+    <w:lsdException w:name="List Table 6 Colorful Accent 6" w:uiPriority="51"/>
+    <w:lsdException w:name="List Table 7 Colorful Accent 6" w:uiPriority="52"/>
+    <w:lsdException w:name="Mention" w:semiHidden="1" w:unhideWhenUsed="1"/>
+    <w:lsdException w:name="Smart Hyperlink" w:semiHidden="1" w:unhideWhenUsed="1"/>
+    <w:lsdException w:name="Hashtag" w:semiHidden="1" w:unhideWhenUsed="1"/>
+    <w:lsdException w:name="Unresolved Mention" w:semiHidden="1" w:unhideWhenUsed="1"/>
+    <w:lsdException w:name="Smart Link" w:semiHidden="1" w:unhideWhenUsed="1"/>
+  </w:latentStyles>
+  <w:style w:type="paragraph" w:default="1" w:styleId="Normal">
+    <w:name w:val="Normal"/>
     <w:qFormat/>
-    <w:rPr>
-      <w:sz w:val="56"/>
-      <w:szCs w:val="56"/>
-    </w:rPr>
+    <w:rsid w:val="00A20254"/>
   </w:style>
   <w:style w:type="paragraph" w:styleId="Heading1">
-    <w:name w:val="Heading 1"/>
-    <w:basedOn w:val="Normal"/>
-    <w:next w:val="Normal"/>
+    <w:name w:val="heading 1"/>
+    <w:uiPriority w:val="9"/>
     <w:qFormat/>
+    <w:pPr>
+      <w:outlineLvl w:val="0"/>
+    </w:pPr>
     <w:rPr>
       <w:color w:val="2E74B5"/>
       <w:sz w:val="32"/>
@@ -3168,10 +3848,14 @@
     </w:rPr>
   </w:style>
   <w:style w:type="paragraph" w:styleId="Heading2">
-    <w:name w:val="Heading 2"/>
-    <w:basedOn w:val="Normal"/>
-    <w:next w:val="Normal"/>
+    <w:name w:val="heading 2"/>
+    <w:uiPriority w:val="9"/>
+    <w:semiHidden/>
+    <w:unhideWhenUsed/>
     <w:qFormat/>
+    <w:pPr>
+      <w:outlineLvl w:val="1"/>
+    </w:pPr>
     <w:rPr>
       <w:color w:val="2E74B5"/>
       <w:sz w:val="26"/>
@@ -3179,10 +3863,14 @@
     </w:rPr>
   </w:style>
   <w:style w:type="paragraph" w:styleId="Heading3">
-    <w:name w:val="Heading 3"/>
-    <w:basedOn w:val="Normal"/>
-    <w:next w:val="Normal"/>
+    <w:name w:val="heading 3"/>
+    <w:uiPriority w:val="9"/>
+    <w:semiHidden/>
+    <w:unhideWhenUsed/>
     <w:qFormat/>
+    <w:pPr>
+      <w:outlineLvl w:val="2"/>
+    </w:pPr>
     <w:rPr>
       <w:color w:val="1F4D78"/>
       <w:sz w:val="24"/>
@@ -3190,10 +3878,14 @@
     </w:rPr>
   </w:style>
   <w:style w:type="paragraph" w:styleId="Heading4">
-    <w:name w:val="Heading 4"/>
-    <w:basedOn w:val="Normal"/>
-    <w:next w:val="Normal"/>
+    <w:name w:val="heading 4"/>
+    <w:uiPriority w:val="9"/>
+    <w:semiHidden/>
+    <w:unhideWhenUsed/>
     <w:qFormat/>
+    <w:pPr>
+      <w:outlineLvl w:val="3"/>
+    </w:pPr>
     <w:rPr>
       <w:i/>
       <w:iCs/>
@@ -3201,27 +3893,69 @@
     </w:rPr>
   </w:style>
   <w:style w:type="paragraph" w:styleId="Heading5">
-    <w:name w:val="Heading 5"/>
-    <w:basedOn w:val="Normal"/>
-    <w:next w:val="Normal"/>
+    <w:name w:val="heading 5"/>
+    <w:uiPriority w:val="9"/>
+    <w:semiHidden/>
+    <w:unhideWhenUsed/>
     <w:qFormat/>
+    <w:pPr>
+      <w:outlineLvl w:val="4"/>
+    </w:pPr>
     <w:rPr>
       <w:color w:val="2E74B5"/>
     </w:rPr>
   </w:style>
   <w:style w:type="paragraph" w:styleId="Heading6">
-    <w:name w:val="Heading 6"/>
-    <w:basedOn w:val="Normal"/>
-    <w:next w:val="Normal"/>
+    <w:name w:val="heading 6"/>
+    <w:uiPriority w:val="9"/>
+    <w:semiHidden/>
+    <w:unhideWhenUsed/>
     <w:qFormat/>
+    <w:pPr>
+      <w:outlineLvl w:val="5"/>
+    </w:pPr>
     <w:rPr>
       <w:color w:val="1F4D78"/>
     </w:rPr>
   </w:style>
-  <w:style w:type="paragraph" w:styleId="Strong">
-    <w:name w:val="Strong"/>
-    <w:basedOn w:val="Normal"/>
-    <w:next w:val="Normal"/>
+  <w:style w:type="character" w:default="1" w:styleId="DefaultParagraphFont">
+    <w:name w:val="Default Paragraph Font"/>
+    <w:uiPriority w:val="1"/>
+    <w:semiHidden/>
+    <w:unhideWhenUsed/>
+  </w:style>
+  <w:style w:type="table" w:default="1" w:styleId="TableNormal">
+    <w:name w:val="Normal Table"/>
+    <w:uiPriority w:val="99"/>
+    <w:semiHidden/>
+    <w:unhideWhenUsed/>
+    <w:tblPr>
+      <w:tblInd w:w="0" w:type="dxa"/>
+      <w:tblCellMar>
+        <w:top w:w="0" w:type="dxa"/>
+        <w:left w:w="108" w:type="dxa"/>
+        <w:bottom w:w="0" w:type="dxa"/>
+        <w:right w:w="108" w:type="dxa"/>
+      </w:tblCellMar>
+    </w:tblPr>
+  </w:style>
+  <w:style w:type="numbering" w:default="1" w:styleId="NoList">
+    <w:name w:val="No List"/>
+    <w:uiPriority w:val="99"/>
+    <w:semiHidden/>
+    <w:unhideWhenUsed/>
+  </w:style>
+  <w:style w:type="paragraph" w:styleId="Title">
+    <w:name w:val="Title"/>
+    <w:uiPriority w:val="10"/>
+    <w:qFormat/>
+    <w:rPr>
+      <w:sz w:val="56"/>
+      <w:szCs w:val="56"/>
+    </w:rPr>
+  </w:style>
+  <w:style w:type="paragraph" w:customStyle="1" w:styleId="Strong1">
+    <w:name w:val="Strong1"/>
     <w:qFormat/>
     <w:rPr>
       <w:b/>
@@ -3230,12 +3964,10 @@
   </w:style>
   <w:style w:type="paragraph" w:styleId="ListParagraph">
     <w:name w:val="List Paragraph"/>
-    <w:basedOn w:val="Normal"/>
     <w:qFormat/>
   </w:style>
   <w:style w:type="character" w:styleId="Hyperlink">
     <w:name w:val="Hyperlink"/>
-    <w:basedOn w:val="DefaultParagraphFont"/>
     <w:uiPriority w:val="99"/>
     <w:unhideWhenUsed/>
     <w:rPr>
@@ -3245,7 +3977,6 @@
   </w:style>
   <w:style w:type="character" w:styleId="FootnoteReference">
     <w:name w:val="footnote reference"/>
-    <w:basedOn w:val="DefaultParagraphFont"/>
     <w:uiPriority w:val="99"/>
     <w:semiHidden/>
     <w:unhideWhenUsed/>
@@ -3255,22 +3986,17 @@
   </w:style>
   <w:style w:type="paragraph" w:styleId="FootnoteText">
     <w:name w:val="footnote text"/>
-    <w:basedOn w:val="Normal"/>
     <w:link w:val="FootnoteTextChar"/>
     <w:uiPriority w:val="99"/>
     <w:semiHidden/>
     <w:unhideWhenUsed/>
-    <w:pPr>
-      <w:spacing w:after="0" w:line="240" w:lineRule="auto"/>
-    </w:pPr>
     <w:rPr>
       <w:sz w:val="20"/>
       <w:szCs w:val="20"/>
     </w:rPr>
   </w:style>
-  <w:style w:type="character" w:styleId="FootnoteTextChar">
+  <w:style w:type="character" w:customStyle="1" w:styleId="FootnoteTextChar">
     <w:name w:val="Footnote Text Char"/>
-    <w:basedOn w:val="DefaultParagraphFont"/>
     <w:link w:val="FootnoteText"/>
     <w:uiPriority w:val="99"/>
     <w:semiHidden/>
@@ -3282,7 +4008,6 @@
   </w:style>
   <w:style w:type="character" w:styleId="EndnoteReference">
     <w:name w:val="endnote reference"/>
-    <w:basedOn w:val="DefaultParagraphFont"/>
     <w:uiPriority w:val="99"/>
     <w:semiHidden/>
     <w:unhideWhenUsed/>
@@ -3292,22 +4017,17 @@
   </w:style>
   <w:style w:type="paragraph" w:styleId="EndnoteText">
     <w:name w:val="endnote text"/>
-    <w:basedOn w:val="Normal"/>
     <w:link w:val="EndnoteTextChar"/>
     <w:uiPriority w:val="99"/>
     <w:semiHidden/>
     <w:unhideWhenUsed/>
-    <w:pPr>
-      <w:spacing w:after="0" w:line="240" w:lineRule="auto"/>
-    </w:pPr>
     <w:rPr>
       <w:sz w:val="20"/>
       <w:szCs w:val="20"/>
     </w:rPr>
   </w:style>
-  <w:style w:type="character" w:styleId="EndnoteTextChar">
+  <w:style w:type="character" w:customStyle="1" w:styleId="EndnoteTextChar">
     <w:name w:val="Endnote Text Char"/>
-    <w:basedOn w:val="DefaultParagraphFont"/>
     <w:link w:val="EndnoteText"/>
     <w:uiPriority w:val="99"/>
     <w:semiHidden/>
@@ -3318,4 +4038,319 @@
     </w:rPr>
   </w:style>
 </w:styles>
+</file>
+
+<file path=word/theme/theme1.xml><?xml version="1.0" encoding="utf-8"?>
+<a:theme xmlns:a="http://schemas.openxmlformats.org/drawingml/2006/main" name="Office Theme">
+  <a:themeElements>
+    <a:clrScheme name="Office">
+      <a:dk1>
+        <a:sysClr val="windowText" lastClr="000000"/>
+      </a:dk1>
+      <a:lt1>
+        <a:sysClr val="window" lastClr="FFFFFF"/>
+      </a:lt1>
+      <a:dk2>
+        <a:srgbClr val="0E2841"/>
+      </a:dk2>
+      <a:lt2>
+        <a:srgbClr val="E8E8E8"/>
+      </a:lt2>
+      <a:accent1>
+        <a:srgbClr val="156082"/>
+      </a:accent1>
+      <a:accent2>
+        <a:srgbClr val="E97132"/>
+      </a:accent2>
+      <a:accent3>
+        <a:srgbClr val="196B24"/>
+      </a:accent3>
+      <a:accent4>
+        <a:srgbClr val="0F9ED5"/>
+      </a:accent4>
+      <a:accent5>
+        <a:srgbClr val="A02B93"/>
+      </a:accent5>
+      <a:accent6>
+        <a:srgbClr val="4EA72E"/>
+      </a:accent6>
+      <a:hlink>
+        <a:srgbClr val="467886"/>
+      </a:hlink>
+      <a:folHlink>
+        <a:srgbClr val="96607D"/>
+      </a:folHlink>
+    </a:clrScheme>
+    <a:fontScheme name="Office">
+      <a:majorFont>
+        <a:latin typeface="Aptos Display" panose="02110004020202020204"/>
+        <a:ea typeface=""/>
+        <a:cs typeface=""/>
+        <a:font script="Jpan" typeface="游ゴシック Light"/>
+        <a:font script="Hang" typeface="맑은 고딕"/>
+        <a:font script="Hans" typeface="等线 Light"/>
+        <a:font script="Hant" typeface="新細明體"/>
+        <a:font script="Arab" typeface="Times New Roman"/>
+        <a:font script="Hebr" typeface="Times New Roman"/>
+        <a:font script="Thai" typeface="Angsana New"/>
+        <a:font script="Ethi" typeface="Nyala"/>
+        <a:font script="Beng" typeface="Vrinda"/>
+        <a:font script="Gujr" typeface="Shruti"/>
+        <a:font script="Khmr" typeface="MoolBoran"/>
+        <a:font script="Knda" typeface="Tunga"/>
+        <a:font script="Guru" typeface="Raavi"/>
+        <a:font script="Cans" typeface="Euphemia"/>
+        <a:font script="Cher" typeface="Plantagenet Cherokee"/>
+        <a:font script="Yiii" typeface="Microsoft Yi Baiti"/>
+        <a:font script="Tibt" typeface="Microsoft Himalaya"/>
+        <a:font script="Thaa" typeface="MV Boli"/>
+        <a:font script="Deva" typeface="Mangal"/>
+        <a:font script="Telu" typeface="Gautami"/>
+        <a:font script="Taml" typeface="Latha"/>
+        <a:font script="Syrc" typeface="Estrangelo Edessa"/>
+        <a:font script="Orya" typeface="Kalinga"/>
+        <a:font script="Mlym" typeface="Kartika"/>
+        <a:font script="Laoo" typeface="DokChampa"/>
+        <a:font script="Sinh" typeface="Iskoola Pota"/>
+        <a:font script="Mong" typeface="Mongolian Baiti"/>
+        <a:font script="Viet" typeface="Times New Roman"/>
+        <a:font script="Uigh" typeface="Microsoft Uighur"/>
+        <a:font script="Geor" typeface="Sylfaen"/>
+        <a:font script="Armn" typeface="Arial"/>
+        <a:font script="Bugi" typeface="Leelawadee UI"/>
+        <a:font script="Bopo" typeface="Microsoft JhengHei"/>
+        <a:font script="Java" typeface="Javanese Text"/>
+        <a:font script="Lisu" typeface="Segoe UI"/>
+        <a:font script="Mymr" typeface="Myanmar Text"/>
+        <a:font script="Nkoo" typeface="Ebrima"/>
+        <a:font script="Olck" typeface="Nirmala UI"/>
+        <a:font script="Osma" typeface="Ebrima"/>
+        <a:font script="Phag" typeface="Phagspa"/>
+        <a:font script="Syrn" typeface="Estrangelo Edessa"/>
+        <a:font script="Syrj" typeface="Estrangelo Edessa"/>
+        <a:font script="Syre" typeface="Estrangelo Edessa"/>
+        <a:font script="Sora" typeface="Nirmala UI"/>
+        <a:font script="Tale" typeface="Microsoft Tai Le"/>
+        <a:font script="Talu" typeface="Microsoft New Tai Lue"/>
+        <a:font script="Tfng" typeface="Ebrima"/>
+      </a:majorFont>
+      <a:minorFont>
+        <a:latin typeface="Aptos" panose="02110004020202020204"/>
+        <a:ea typeface=""/>
+        <a:cs typeface=""/>
+        <a:font script="Jpan" typeface="游明朝"/>
+        <a:font script="Hang" typeface="맑은 고딕"/>
+        <a:font script="Hans" typeface="等线"/>
+        <a:font script="Hant" typeface="新細明體"/>
+        <a:font script="Arab" typeface="Arial"/>
+        <a:font script="Hebr" typeface="Arial"/>
+        <a:font script="Thai" typeface="Cordia New"/>
+        <a:font script="Ethi" typeface="Nyala"/>
+        <a:font script="Beng" typeface="Vrinda"/>
+        <a:font script="Gujr" typeface="Shruti"/>
+        <a:font script="Khmr" typeface="DaunPenh"/>
+        <a:font script="Knda" typeface="Tunga"/>
+        <a:font script="Guru" typeface="Raavi"/>
+        <a:font script="Cans" typeface="Euphemia"/>
+        <a:font script="Cher" typeface="Plantagenet Cherokee"/>
+        <a:font script="Yiii" typeface="Microsoft Yi Baiti"/>
+        <a:font script="Tibt" typeface="Microsoft Himalaya"/>
+        <a:font script="Thaa" typeface="MV Boli"/>
+        <a:font script="Deva" typeface="Mangal"/>
+        <a:font script="Telu" typeface="Gautami"/>
+        <a:font script="Taml" typeface="Latha"/>
+        <a:font script="Syrc" typeface="Estrangelo Edessa"/>
+        <a:font script="Orya" typeface="Kalinga"/>
+        <a:font script="Mlym" typeface="Kartika"/>
+        <a:font script="Laoo" typeface="DokChampa"/>
+        <a:font script="Sinh" typeface="Iskoola Pota"/>
+        <a:font script="Mong" typeface="Mongolian Baiti"/>
+        <a:font script="Viet" typeface="Arial"/>
+        <a:font script="Uigh" typeface="Microsoft Uighur"/>
+        <a:font script="Geor" typeface="Sylfaen"/>
+        <a:font script="Armn" typeface="Arial"/>
+        <a:font script="Bugi" typeface="Leelawadee UI"/>
+        <a:font script="Bopo" typeface="Microsoft JhengHei"/>
+        <a:font script="Java" typeface="Javanese Text"/>
+        <a:font script="Lisu" typeface="Segoe UI"/>
+        <a:font script="Mymr" typeface="Myanmar Text"/>
+        <a:font script="Nkoo" typeface="Ebrima"/>
+        <a:font script="Olck" typeface="Nirmala UI"/>
+        <a:font script="Osma" typeface="Ebrima"/>
+        <a:font script="Phag" typeface="Phagspa"/>
+        <a:font script="Syrn" typeface="Estrangelo Edessa"/>
+        <a:font script="Syrj" typeface="Estrangelo Edessa"/>
+        <a:font script="Syre" typeface="Estrangelo Edessa"/>
+        <a:font script="Sora" typeface="Nirmala UI"/>
+        <a:font script="Tale" typeface="Microsoft Tai Le"/>
+        <a:font script="Talu" typeface="Microsoft New Tai Lue"/>
+        <a:font script="Tfng" typeface="Ebrima"/>
+      </a:minorFont>
+    </a:fontScheme>
+    <a:fmtScheme name="Office">
+      <a:fillStyleLst>
+        <a:solidFill>
+          <a:schemeClr val="phClr"/>
+        </a:solidFill>
+        <a:gradFill rotWithShape="1">
+          <a:gsLst>
+            <a:gs pos="0">
+              <a:schemeClr val="phClr">
+                <a:lumMod val="110000"/>
+                <a:satMod val="105000"/>
+                <a:tint val="67000"/>
+              </a:schemeClr>
+            </a:gs>
+            <a:gs pos="50000">
+              <a:schemeClr val="phClr">
+                <a:lumMod val="105000"/>
+                <a:satMod val="103000"/>
+                <a:tint val="73000"/>
+              </a:schemeClr>
+            </a:gs>
+            <a:gs pos="100000">
+              <a:schemeClr val="phClr">
+                <a:lumMod val="105000"/>
+                <a:satMod val="109000"/>
+                <a:tint val="81000"/>
+              </a:schemeClr>
+            </a:gs>
+          </a:gsLst>
+          <a:lin ang="5400000" scaled="0"/>
+        </a:gradFill>
+        <a:gradFill rotWithShape="1">
+          <a:gsLst>
+            <a:gs pos="0">
+              <a:schemeClr val="phClr">
+                <a:satMod val="103000"/>
+                <a:lumMod val="102000"/>
+                <a:tint val="94000"/>
+              </a:schemeClr>
+            </a:gs>
+            <a:gs pos="50000">
+              <a:schemeClr val="phClr">
+                <a:satMod val="110000"/>
+                <a:lumMod val="100000"/>
+                <a:shade val="100000"/>
+              </a:schemeClr>
+            </a:gs>
+            <a:gs pos="100000">
+              <a:schemeClr val="phClr">
+                <a:lumMod val="99000"/>
+                <a:satMod val="120000"/>
+                <a:shade val="78000"/>
+              </a:schemeClr>
+            </a:gs>
+          </a:gsLst>
+          <a:lin ang="5400000" scaled="0"/>
+        </a:gradFill>
+      </a:fillStyleLst>
+      <a:lnStyleLst>
+        <a:ln w="12700" cap="flat" cmpd="sng" algn="ctr">
+          <a:solidFill>
+            <a:schemeClr val="phClr"/>
+          </a:solidFill>
+          <a:prstDash val="solid"/>
+          <a:miter lim="800000"/>
+        </a:ln>
+        <a:ln w="19050" cap="flat" cmpd="sng" algn="ctr">
+          <a:solidFill>
+            <a:schemeClr val="phClr"/>
+          </a:solidFill>
+          <a:prstDash val="solid"/>
+          <a:miter lim="800000"/>
+        </a:ln>
+        <a:ln w="25400" cap="flat" cmpd="sng" algn="ctr">
+          <a:solidFill>
+            <a:schemeClr val="phClr"/>
+          </a:solidFill>
+          <a:prstDash val="solid"/>
+          <a:miter lim="800000"/>
+        </a:ln>
+      </a:lnStyleLst>
+      <a:effectStyleLst>
+        <a:effectStyle>
+          <a:effectLst/>
+        </a:effectStyle>
+        <a:effectStyle>
+          <a:effectLst/>
+        </a:effectStyle>
+        <a:effectStyle>
+          <a:effectLst>
+            <a:outerShdw blurRad="57150" dist="19050" dir="5400000" algn="ctr" rotWithShape="0">
+              <a:srgbClr val="000000">
+                <a:alpha val="63000"/>
+              </a:srgbClr>
+            </a:outerShdw>
+          </a:effectLst>
+        </a:effectStyle>
+      </a:effectStyleLst>
+      <a:bgFillStyleLst>
+        <a:solidFill>
+          <a:schemeClr val="phClr"/>
+        </a:solidFill>
+        <a:solidFill>
+          <a:schemeClr val="phClr">
+            <a:tint val="95000"/>
+            <a:satMod val="170000"/>
+          </a:schemeClr>
+        </a:solidFill>
+        <a:gradFill rotWithShape="1">
+          <a:gsLst>
+            <a:gs pos="0">
+              <a:schemeClr val="phClr">
+                <a:tint val="93000"/>
+                <a:satMod val="150000"/>
+                <a:shade val="98000"/>
+                <a:lumMod val="102000"/>
+              </a:schemeClr>
+            </a:gs>
+            <a:gs pos="50000">
+              <a:schemeClr val="phClr">
+                <a:tint val="98000"/>
+                <a:satMod val="130000"/>
+                <a:shade val="90000"/>
+                <a:lumMod val="103000"/>
+              </a:schemeClr>
+            </a:gs>
+            <a:gs pos="100000">
+              <a:schemeClr val="phClr">
+                <a:shade val="63000"/>
+                <a:satMod val="120000"/>
+              </a:schemeClr>
+            </a:gs>
+          </a:gsLst>
+          <a:lin ang="5400000" scaled="0"/>
+        </a:gradFill>
+      </a:bgFillStyleLst>
+    </a:fmtScheme>
+  </a:themeElements>
+  <a:objectDefaults>
+    <a:lnDef>
+      <a:spPr/>
+      <a:bodyPr/>
+      <a:lstStyle/>
+      <a:style>
+        <a:lnRef idx="2">
+          <a:schemeClr val="accent1"/>
+        </a:lnRef>
+        <a:fillRef idx="0">
+          <a:schemeClr val="accent1"/>
+        </a:fillRef>
+        <a:effectRef idx="1">
+          <a:schemeClr val="accent1"/>
+        </a:effectRef>
+        <a:fontRef idx="minor">
+          <a:schemeClr val="tx1"/>
+        </a:fontRef>
+      </a:style>
+    </a:lnDef>
+  </a:objectDefaults>
+  <a:extraClrSchemeLst/>
+  <a:extLst>
+    <a:ext uri="{05A4C25C-085E-4340-85A3-A5531E510DB2}">
+      <thm15:themeFamily xmlns:thm15="http://schemas.microsoft.com/office/thememl/2012/main" name="Office Theme" id="{2E142A2C-CD16-42D6-873A-C26D2A0506FA}" vid="{1BDDFF52-6CD6-40A5-AB3C-68EB2F1E4D0A}"/>
+    </a:ext>
+  </a:extLst>
+</a:theme>
 </file>
--- a/Chinese/小小艺术家little_artist_pbl/booklets/day1_booklet.docx
+++ b/Chinese/小小艺术家little_artist_pbl/booklets/day1_booklet.docx
@@ -1989,7 +1989,7 @@
       </w:tblGrid>
       <w:tr>
         <w:trPr>
-          <w:trHeight w:val="9400" w:hRule="atLeast"/>
+          <w:trHeight w:val="11000" w:hRule="atLeast"/>
         </w:trPr>
         <w:tc>
           <w:tcPr>
@@ -2016,56 +2016,6 @@
                 <w:szCs w:val="22"/>
               </w:rPr>
               <w:t xml:space="preserve">📄  在这里贴上写字纸 / Insert your writing paper here</w:t>
-            </w:r>
-          </w:p>
-        </w:tc>
-      </w:tr>
-    </w:tbl>
-    <w:p>
-      <w:pPr>
-        <w:spacing w:before="200"/>
-      </w:pPr>
-      <w:r>
-        <w:t xml:space="preserve"/>
-      </w:r>
-    </w:p>
-    <w:tbl>
-      <w:tblPr>
-        <w:tblW w:type="dxa" w:w="10080"/>
-        <w:tblBorders>
-          <w:top w:val="none" w:color="FFFFFF" w:sz="0"/>
-          <w:left w:val="none" w:color="FFFFFF" w:sz="0"/>
-          <w:bottom w:val="none" w:color="FFFFFF" w:sz="0"/>
-          <w:right w:val="none" w:color="FFFFFF" w:sz="0"/>
-          <w:insideH w:val="none" w:color="FFFFFF" w:sz="0"/>
-          <w:insideV w:val="none" w:color="FFFFFF" w:sz="0"/>
-        </w:tblBorders>
-      </w:tblPr>
-      <w:tblGrid>
-        <w:gridCol w:w="10080"/>
-      </w:tblGrid>
-      <w:tr>
-        <w:tc>
-          <w:tcPr>
-            <w:tcW w:type="dxa" w:w="10080"/>
-            <w:shd w:fill="66BB6A" w:val="clear"/>
-            <w:tcMar>
-              <w:top w:type="dxa" w:w="80"/>
-              <w:left w:type="dxa" w:w="200"/>
-              <w:bottom w:type="dxa" w:w="80"/>
-              <w:right w:type="dxa" w:w="200"/>
-            </w:tcMar>
-          </w:tcPr>
-          <w:p>
-            <w:r>
-              <w:rPr>
-                <w:b/>
-                <w:bCs/>
-                <w:color w:val="FFFFFF"/>
-                <w:sz w:val="22"/>
-                <w:szCs w:val="22"/>
-              </w:rPr>
-              <w:t xml:space="preserve">🎉  恭喜你完成 Day 1 练习册! Great job, Little Artist!</w:t>
             </w:r>
           </w:p>
         </w:tc>

--- a/Chinese/小小艺术家little_artist_pbl/booklets/day1_booklet.docx
+++ b/Chinese/小小艺术家little_artist_pbl/booklets/day1_booklet.docx
@@ -1,10 +1,10 @@
 
 <file path=word/document.xml><?xml version="1.0" encoding="utf-8"?>
-<w:document xmlns:wpc="http://schemas.microsoft.com/office/word/2010/wordprocessingCanvas" xmlns:mc="http://schemas.openxmlformats.org/markup-compatibility/2006" xmlns:o="urn:schemas-microsoft-com:office:office" xmlns:r="http://schemas.openxmlformats.org/officeDocument/2006/relationships" xmlns:m="http://schemas.openxmlformats.org/officeDocument/2006/math" xmlns:v="urn:schemas-microsoft-com:vml" xmlns:wp14="http://schemas.microsoft.com/office/word/2010/wordprocessingDrawing" xmlns:wp="http://schemas.openxmlformats.org/drawingml/2006/wordprocessingDrawing" xmlns:w10="urn:schemas-microsoft-com:office:word" xmlns:w="http://schemas.openxmlformats.org/wordprocessingml/2006/main" xmlns:w14="http://schemas.microsoft.com/office/word/2010/wordml" xmlns:w15="http://schemas.microsoft.com/office/word/2012/wordml" xmlns:wpg="http://schemas.microsoft.com/office/word/2010/wordprocessingGroup" xmlns:wpi="http://schemas.microsoft.com/office/word/2010/wordprocessingInk" xmlns:wne="http://schemas.microsoft.com/office/word/2006/wordml" xmlns:wps="http://schemas.microsoft.com/office/word/2010/wordprocessingShape" xmlns:cx="http://schemas.microsoft.com/office/drawing/2014/chartex" xmlns:cx1="http://schemas.microsoft.com/office/drawing/2015/9/8/chartex" xmlns:cx2="http://schemas.microsoft.com/office/drawing/2015/10/21/chartex" xmlns:cx3="http://schemas.microsoft.com/office/drawing/2016/5/9/chartex" xmlns:cx4="http://schemas.microsoft.com/office/drawing/2016/5/10/chartex" xmlns:cx5="http://schemas.microsoft.com/office/drawing/2016/5/11/chartex" xmlns:cx6="http://schemas.microsoft.com/office/drawing/2016/5/12/chartex" xmlns:cx7="http://schemas.microsoft.com/office/drawing/2016/5/13/chartex" xmlns:cx8="http://schemas.microsoft.com/office/drawing/2016/5/14/chartex" xmlns:aink="http://schemas.microsoft.com/office/drawing/2016/ink" xmlns:am3d="http://schemas.microsoft.com/office/drawing/2017/model3d" xmlns:w16cex="http://schemas.microsoft.com/office/word/2018/wordml/cex" xmlns:w16cid="http://schemas.microsoft.com/office/word/2016/wordml/cid" xmlns:w16="http://schemas.microsoft.com/office/word/2018/wordml" xmlns:w16sdtdh="http://schemas.microsoft.com/office/word/2020/wordml/sdtdatahash" xmlns:w16se="http://schemas.microsoft.com/office/word/2015/wordml/symex" mc:Ignorable="w14 w15 wp14">
+<w:document xmlns:wpc="http://schemas.microsoft.com/office/word/2010/wordprocessingCanvas" xmlns:cx="http://schemas.microsoft.com/office/drawing/2014/chartex" xmlns:cx1="http://schemas.microsoft.com/office/drawing/2015/9/8/chartex" xmlns:cx2="http://schemas.microsoft.com/office/drawing/2015/10/21/chartex" xmlns:cx3="http://schemas.microsoft.com/office/drawing/2016/5/9/chartex" xmlns:cx4="http://schemas.microsoft.com/office/drawing/2016/5/10/chartex" xmlns:cx5="http://schemas.microsoft.com/office/drawing/2016/5/11/chartex" xmlns:cx6="http://schemas.microsoft.com/office/drawing/2016/5/12/chartex" xmlns:cx7="http://schemas.microsoft.com/office/drawing/2016/5/13/chartex" xmlns:cx8="http://schemas.microsoft.com/office/drawing/2016/5/14/chartex" xmlns:mc="http://schemas.openxmlformats.org/markup-compatibility/2006" xmlns:aink="http://schemas.microsoft.com/office/drawing/2016/ink" xmlns:am3d="http://schemas.microsoft.com/office/drawing/2017/model3d" xmlns:o="urn:schemas-microsoft-com:office:office" xmlns:oel="http://schemas.microsoft.com/office/2019/extlst" xmlns:r="http://schemas.openxmlformats.org/officeDocument/2006/relationships" xmlns:m="http://schemas.openxmlformats.org/officeDocument/2006/math" xmlns:v="urn:schemas-microsoft-com:vml" xmlns:wp14="http://schemas.microsoft.com/office/word/2010/wordprocessingDrawing" xmlns:wp="http://schemas.openxmlformats.org/drawingml/2006/wordprocessingDrawing" xmlns:w10="urn:schemas-microsoft-com:office:word" xmlns:w="http://schemas.openxmlformats.org/wordprocessingml/2006/main" xmlns:w14="http://schemas.microsoft.com/office/word/2010/wordml" xmlns:w15="http://schemas.microsoft.com/office/word/2012/wordml" xmlns:w16cex="http://schemas.microsoft.com/office/word/2018/wordml/cex" xmlns:w16cid="http://schemas.microsoft.com/office/word/2016/wordml/cid" xmlns:w16="http://schemas.microsoft.com/office/word/2018/wordml" xmlns:w16du="http://schemas.microsoft.com/office/word/2023/wordml/word16du" xmlns:w16sdtdh="http://schemas.microsoft.com/office/word/2020/wordml/sdtdatahash" xmlns:w16sdtfl="http://schemas.microsoft.com/office/word/2024/wordml/sdtformatlock" xmlns:w16se="http://schemas.microsoft.com/office/word/2015/wordml/symex" xmlns:wpg="http://schemas.microsoft.com/office/word/2010/wordprocessingGroup" xmlns:wpi="http://schemas.microsoft.com/office/word/2010/wordprocessingInk" xmlns:wne="http://schemas.microsoft.com/office/word/2006/wordml" xmlns:wps="http://schemas.microsoft.com/office/word/2010/wordprocessingShape" mc:Ignorable="w14 w15 w16se w16cid w16 w16cex w16sdtdh w16sdtfl w16du wp14">
   <w:body>
     <w:p>
       <w:pPr>
-        <w:spacing w:after="200" w:before="1200"/>
+        <w:spacing w:before="1200" w:after="200"/>
         <w:jc w:val="center"/>
       </w:pPr>
       <w:r>
@@ -12,12 +12,12 @@
           <w:sz w:val="120"/>
           <w:szCs w:val="120"/>
         </w:rPr>
-        <w:t xml:space="preserve">🎨</w:t>
+        <w:t>🎨</w:t>
       </w:r>
     </w:p>
     <w:p>
       <w:pPr>
-        <w:spacing w:after="100" w:before="200"/>
+        <w:spacing w:before="200" w:after="100"/>
         <w:jc w:val="center"/>
       </w:pPr>
       <w:r>
@@ -28,12 +28,12 @@
           <w:sz w:val="60"/>
           <w:szCs w:val="60"/>
         </w:rPr>
-        <w:t xml:space="preserve">小小艺术家</w:t>
+        <w:t>小小艺术家</w:t>
       </w:r>
     </w:p>
     <w:p>
       <w:pPr>
-        <w:spacing w:after="600" w:before="100"/>
+        <w:spacing w:before="100" w:after="600"/>
         <w:jc w:val="center"/>
       </w:pPr>
       <w:r>
@@ -44,12 +44,12 @@
           <w:sz w:val="36"/>
           <w:szCs w:val="36"/>
         </w:rPr>
-        <w:t xml:space="preserve">Little Artist</w:t>
+        <w:t>Little Artist</w:t>
       </w:r>
     </w:p>
     <w:p>
       <w:pPr>
-        <w:spacing w:after="100" w:before="200"/>
+        <w:spacing w:before="200" w:after="100"/>
         <w:jc w:val="center"/>
       </w:pPr>
       <w:r>
@@ -60,12 +60,12 @@
           <w:sz w:val="44"/>
           <w:szCs w:val="44"/>
         </w:rPr>
-        <w:t xml:space="preserve">Day 1 · 艺术是表达</w:t>
+        <w:t>Day 1 · 艺术是表达</w:t>
       </w:r>
     </w:p>
     <w:p>
       <w:pPr>
-        <w:spacing w:after="800" w:before="100"/>
+        <w:spacing w:before="100" w:after="800"/>
         <w:jc w:val="center"/>
       </w:pPr>
       <w:r>
@@ -76,12 +76,12 @@
           <w:sz w:val="28"/>
           <w:szCs w:val="28"/>
         </w:rPr>
-        <w:t xml:space="preserve">Art is Expression</w:t>
+        <w:t>Art is Expression</w:t>
       </w:r>
     </w:p>
     <w:p>
       <w:pPr>
-        <w:spacing w:after="200" w:before="1200"/>
+        <w:spacing w:before="1200" w:after="200"/>
       </w:pPr>
       <w:r>
         <w:rPr>
@@ -98,12 +98,12 @@
           <w:sz w:val="26"/>
           <w:szCs w:val="26"/>
         </w:rPr>
-        <w:t xml:space="preserve">____________________________</w:t>
+        <w:t>____________________________</w:t>
       </w:r>
     </w:p>
     <w:p>
       <w:pPr>
-        <w:spacing w:after="200" w:before="200"/>
+        <w:spacing w:before="200" w:after="200"/>
       </w:pPr>
       <w:r>
         <w:rPr>
@@ -120,12 +120,12 @@
           <w:sz w:val="26"/>
           <w:szCs w:val="26"/>
         </w:rPr>
-        <w:t xml:space="preserve">____________________________</w:t>
+        <w:t>____________________________</w:t>
       </w:r>
     </w:p>
     <w:p>
       <w:pPr>
-        <w:spacing w:after="200" w:before="200"/>
+        <w:spacing w:before="200" w:after="200"/>
       </w:pPr>
       <w:r>
         <w:rPr>
@@ -142,43 +142,50 @@
           <w:sz w:val="26"/>
           <w:szCs w:val="26"/>
         </w:rPr>
-        <w:t xml:space="preserve">____________________________</w:t>
+        <w:t>____________________________</w:t>
       </w:r>
     </w:p>
     <w:p>
       <w:pPr>
         <w:pageBreakBefore/>
-        <w:spacing w:after="0" w:before="0"/>
-      </w:pPr>
-      <w:r>
-        <w:t xml:space="preserve"/>
-      </w:r>
+      </w:pPr>
     </w:p>
     <w:tbl>
       <w:tblPr>
-        <w:tblW w:type="dxa" w:w="10080"/>
+        <w:tblW w:w="10080" w:type="dxa"/>
         <w:tblBorders>
-          <w:top w:val="none" w:color="FFFFFF" w:sz="0"/>
-          <w:left w:val="none" w:color="FFFFFF" w:sz="0"/>
-          <w:bottom w:val="none" w:color="FFFFFF" w:sz="0"/>
-          <w:right w:val="none" w:color="FFFFFF" w:sz="0"/>
-          <w:insideH w:val="none" w:color="FFFFFF" w:sz="0"/>
-          <w:insideV w:val="none" w:color="FFFFFF" w:sz="0"/>
+          <w:top w:val="none" w:sz="0" w:space="0" w:color="FFFFFF"/>
+          <w:left w:val="none" w:sz="0" w:space="0" w:color="FFFFFF"/>
+          <w:bottom w:val="none" w:sz="0" w:space="0" w:color="FFFFFF"/>
+          <w:right w:val="none" w:sz="0" w:space="0" w:color="FFFFFF"/>
+          <w:insideH w:val="none" w:sz="0" w:space="0" w:color="FFFFFF"/>
+          <w:insideV w:val="none" w:sz="0" w:space="0" w:color="FFFFFF"/>
         </w:tblBorders>
+        <w:tblCellMar>
+          <w:left w:w="10" w:type="dxa"/>
+          <w:right w:w="10" w:type="dxa"/>
+        </w:tblCellMar>
+        <w:tblLook w:val="0000" w:firstRow="0" w:lastRow="0" w:firstColumn="0" w:lastColumn="0" w:noHBand="0" w:noVBand="0"/>
       </w:tblPr>
       <w:tblGrid>
         <w:gridCol w:w="10080"/>
       </w:tblGrid>
       <w:tr>
+        <w:tblPrEx>
+          <w:tblCellMar>
+            <w:top w:w="0" w:type="dxa"/>
+            <w:bottom w:w="0" w:type="dxa"/>
+          </w:tblCellMar>
+        </w:tblPrEx>
         <w:tc>
           <w:tcPr>
-            <w:tcW w:type="dxa" w:w="10080"/>
-            <w:shd w:fill="D81B60" w:val="clear"/>
+            <w:tcW w:w="10080" w:type="dxa"/>
+            <w:shd w:val="clear" w:color="auto" w:fill="D81B60"/>
             <w:tcMar>
-              <w:top w:type="dxa" w:w="80"/>
-              <w:left w:type="dxa" w:w="200"/>
-              <w:bottom w:type="dxa" w:w="80"/>
-              <w:right w:type="dxa" w:w="200"/>
+              <w:top w:w="80" w:type="dxa"/>
+              <w:left w:w="200" w:type="dxa"/>
+              <w:bottom w:w="80" w:type="dxa"/>
+              <w:right w:w="200" w:type="dxa"/>
             </w:tcMar>
           </w:tcPr>
           <w:p>
@@ -190,7 +197,7 @@
                 <w:sz w:val="24"/>
                 <w:szCs w:val="24"/>
               </w:rPr>
-              <w:t xml:space="preserve">一、看图选择 / Multiple Choice  (圈出正确答案)</w:t>
+              <w:t>一、看图选择 / Multiple Choice  (圈出正确答案)</w:t>
             </w:r>
           </w:p>
         </w:tc>
@@ -198,22 +205,20 @@
     </w:tbl>
     <w:p>
       <w:pPr>
-        <w:spacing w:after="200" w:before="200"/>
+        <w:spacing w:before="200" w:after="200"/>
       </w:pPr>
       <w:r>
         <w:rPr>
           <w:i/>
           <w:iCs/>
           <w:color w:val="888888"/>
-          <w:sz w:val="22"/>
-          <w:szCs w:val="22"/>
-        </w:rPr>
-        <w:t xml:space="preserve">看一看, 这是什么画？/ Look — what kind of painting is it?</w:t>
+        </w:rPr>
+        <w:t>看一看, 这是什么画？/ Look — what kind of painting is it?</w:t>
       </w:r>
     </w:p>
     <w:p>
       <w:pPr>
-        <w:spacing w:after="40" w:before="80"/>
+        <w:spacing w:before="80" w:after="40"/>
       </w:pPr>
       <w:r>
         <w:rPr>
@@ -223,37 +228,48 @@
           <w:sz w:val="20"/>
           <w:szCs w:val="20"/>
         </w:rPr>
-        <w:t xml:space="preserve">第 1 题 / Q 1</w:t>
+        <w:t>第 1 题 / Q 1</w:t>
       </w:r>
     </w:p>
     <w:tbl>
       <w:tblPr>
-        <w:tblW w:type="dxa" w:w="10080"/>
+        <w:tblW w:w="10080" w:type="dxa"/>
         <w:tblBorders>
-          <w:top w:val="single" w:color="D81B60" w:sz="8"/>
-          <w:left w:val="single" w:color="D81B60" w:sz="8"/>
-          <w:bottom w:val="single" w:color="D81B60" w:sz="8"/>
-          <w:right w:val="single" w:color="D81B60" w:sz="8"/>
-          <w:insideH w:val="single" w:color="D81B60" w:sz="8"/>
-          <w:insideV w:val="single" w:color="D81B60" w:sz="8"/>
+          <w:top w:val="single" w:sz="8" w:space="0" w:color="D81B60"/>
+          <w:left w:val="single" w:sz="8" w:space="0" w:color="D81B60"/>
+          <w:bottom w:val="single" w:sz="8" w:space="0" w:color="D81B60"/>
+          <w:right w:val="single" w:sz="8" w:space="0" w:color="D81B60"/>
+          <w:insideH w:val="single" w:sz="8" w:space="0" w:color="D81B60"/>
+          <w:insideV w:val="single" w:sz="8" w:space="0" w:color="D81B60"/>
         </w:tblBorders>
+        <w:tblCellMar>
+          <w:left w:w="10" w:type="dxa"/>
+          <w:right w:w="10" w:type="dxa"/>
+        </w:tblCellMar>
+        <w:tblLook w:val="0000" w:firstRow="0" w:lastRow="0" w:firstColumn="0" w:lastColumn="0" w:noHBand="0" w:noVBand="0"/>
       </w:tblPr>
       <w:tblGrid>
         <w:gridCol w:w="10080"/>
       </w:tblGrid>
       <w:tr>
+        <w:tblPrEx>
+          <w:tblCellMar>
+            <w:top w:w="0" w:type="dxa"/>
+            <w:bottom w:w="0" w:type="dxa"/>
+          </w:tblCellMar>
+        </w:tblPrEx>
         <w:trPr>
-          <w:trHeight w:val="1100" w:hRule="atLeast"/>
+          <w:trHeight w:val="1100"/>
         </w:trPr>
         <w:tc>
           <w:tcPr>
-            <w:tcW w:type="dxa" w:w="10080"/>
-            <w:shd w:fill="F8F8F8" w:val="clear"/>
+            <w:tcW w:w="10080" w:type="dxa"/>
+            <w:shd w:val="clear" w:color="auto" w:fill="F8F8F8"/>
             <w:tcMar>
-              <w:top w:type="dxa" w:w="200"/>
-              <w:left w:type="dxa" w:w="160"/>
-              <w:bottom w:type="dxa" w:w="200"/>
-              <w:right w:type="dxa" w:w="160"/>
+              <w:top w:w="200" w:type="dxa"/>
+              <w:left w:w="160" w:type="dxa"/>
+              <w:bottom w:w="200" w:type="dxa"/>
+              <w:right w:w="160" w:type="dxa"/>
             </w:tcMar>
             <w:vAlign w:val="center"/>
           </w:tcPr>
@@ -266,10 +282,8 @@
                 <w:i/>
                 <w:iCs/>
                 <w:color w:val="888888"/>
-                <w:sz w:val="22"/>
-                <w:szCs w:val="22"/>
-              </w:rPr>
-              <w:t xml:space="preserve">📷  《蒙娜丽莎》Mona Lisa</w:t>
+              </w:rPr>
+              <w:t>📷  《蒙娜丽莎》Mona Lisa</w:t>
             </w:r>
           </w:p>
         </w:tc>
@@ -277,7 +291,7 @@
     </w:tbl>
     <w:p>
       <w:pPr>
-        <w:spacing w:after="20" w:before="60"/>
+        <w:spacing w:before="60" w:after="20"/>
       </w:pPr>
       <w:r>
         <w:rPr>
@@ -286,14 +300,15 @@
           <w:sz w:val="20"/>
           <w:szCs w:val="20"/>
         </w:rPr>
-        <w:t xml:space="preserve">这是什么画？  What kind of painting is this?</w:t>
+        <w:t>这是什么画？  What kind of painting is this?</w:t>
       </w:r>
     </w:p>
     <w:p>
       <w:pPr>
-        <w:spacing w:after="60" w:before="0"/>
+        <w:spacing w:after="60"/>
         <w:ind w:left="200"/>
       </w:pPr>
+      <w:proofErr w:type="gramStart"/>
       <w:r>
         <w:rPr>
           <w:b/>
@@ -302,22 +317,9 @@
           <w:sz w:val="20"/>
           <w:szCs w:val="20"/>
         </w:rPr>
-        <w:t xml:space="preserve">☐  A.  </w:t>
-      </w:r>
-      <w:r>
-        <w:rPr>
-          <w:sz w:val="18"/>
-          <w:szCs w:val="18"/>
-        </w:rPr>
-        <w:t xml:space="preserve">油画 Oil Painting</w:t>
-      </w:r>
-      <w:r>
-        <w:rPr>
-          <w:sz w:val="18"/>
-          <w:szCs w:val="18"/>
-        </w:rPr>
-        <w:t xml:space="preserve">     </w:t>
-      </w:r>
+        <w:t>☐  A.</w:t>
+      </w:r>
+      <w:proofErr w:type="gramEnd"/>
       <w:r>
         <w:rPr>
           <w:b/>
@@ -326,21 +328,14 @@
           <w:sz w:val="20"/>
           <w:szCs w:val="20"/>
         </w:rPr>
-        <w:t xml:space="preserve">☐  B.  </w:t>
+        <w:t xml:space="preserve">  </w:t>
       </w:r>
       <w:r>
         <w:rPr>
           <w:sz w:val="18"/>
           <w:szCs w:val="18"/>
         </w:rPr>
-        <w:t xml:space="preserve">素描 Pencil Sketch</w:t>
-      </w:r>
-      <w:r>
-        <w:rPr>
-          <w:sz w:val="18"/>
-          <w:szCs w:val="18"/>
-        </w:rPr>
-        <w:t xml:space="preserve">     </w:t>
+        <w:t xml:space="preserve">油画 Oil Painting     </w:t>
       </w:r>
       <w:r>
         <w:rPr>
@@ -350,19 +345,36 @@
           <w:sz w:val="20"/>
           <w:szCs w:val="20"/>
         </w:rPr>
-        <w:t xml:space="preserve">☐  C.  </w:t>
+        <w:t xml:space="preserve">☐  B.  </w:t>
       </w:r>
       <w:r>
         <w:rPr>
           <w:sz w:val="18"/>
           <w:szCs w:val="18"/>
         </w:rPr>
-        <w:t xml:space="preserve">拼贴画 Collage</w:t>
+        <w:t xml:space="preserve">素描 Pencil Sketch     </w:t>
+      </w:r>
+      <w:r>
+        <w:rPr>
+          <w:b/>
+          <w:bCs/>
+          <w:color w:val="2C2C2C"/>
+          <w:sz w:val="20"/>
+          <w:szCs w:val="20"/>
+        </w:rPr>
+        <w:t xml:space="preserve">☐  C.  </w:t>
+      </w:r>
+      <w:r>
+        <w:rPr>
+          <w:sz w:val="18"/>
+          <w:szCs w:val="18"/>
+        </w:rPr>
+        <w:t>拼贴画 Collage</w:t>
       </w:r>
     </w:p>
     <w:p>
       <w:pPr>
-        <w:spacing w:after="40" w:before="80"/>
+        <w:spacing w:before="80" w:after="40"/>
       </w:pPr>
       <w:r>
         <w:rPr>
@@ -372,37 +384,48 @@
           <w:sz w:val="20"/>
           <w:szCs w:val="20"/>
         </w:rPr>
-        <w:t xml:space="preserve">第 2 题 / Q 2</w:t>
+        <w:t>第 2 题 / Q 2</w:t>
       </w:r>
     </w:p>
     <w:tbl>
       <w:tblPr>
-        <w:tblW w:type="dxa" w:w="10080"/>
+        <w:tblW w:w="10080" w:type="dxa"/>
         <w:tblBorders>
-          <w:top w:val="single" w:color="D81B60" w:sz="8"/>
-          <w:left w:val="single" w:color="D81B60" w:sz="8"/>
-          <w:bottom w:val="single" w:color="D81B60" w:sz="8"/>
-          <w:right w:val="single" w:color="D81B60" w:sz="8"/>
-          <w:insideH w:val="single" w:color="D81B60" w:sz="8"/>
-          <w:insideV w:val="single" w:color="D81B60" w:sz="8"/>
+          <w:top w:val="single" w:sz="8" w:space="0" w:color="D81B60"/>
+          <w:left w:val="single" w:sz="8" w:space="0" w:color="D81B60"/>
+          <w:bottom w:val="single" w:sz="8" w:space="0" w:color="D81B60"/>
+          <w:right w:val="single" w:sz="8" w:space="0" w:color="D81B60"/>
+          <w:insideH w:val="single" w:sz="8" w:space="0" w:color="D81B60"/>
+          <w:insideV w:val="single" w:sz="8" w:space="0" w:color="D81B60"/>
         </w:tblBorders>
+        <w:tblCellMar>
+          <w:left w:w="10" w:type="dxa"/>
+          <w:right w:w="10" w:type="dxa"/>
+        </w:tblCellMar>
+        <w:tblLook w:val="0000" w:firstRow="0" w:lastRow="0" w:firstColumn="0" w:lastColumn="0" w:noHBand="0" w:noVBand="0"/>
       </w:tblPr>
       <w:tblGrid>
         <w:gridCol w:w="10080"/>
       </w:tblGrid>
       <w:tr>
+        <w:tblPrEx>
+          <w:tblCellMar>
+            <w:top w:w="0" w:type="dxa"/>
+            <w:bottom w:w="0" w:type="dxa"/>
+          </w:tblCellMar>
+        </w:tblPrEx>
         <w:trPr>
-          <w:trHeight w:val="1100" w:hRule="atLeast"/>
+          <w:trHeight w:val="1100"/>
         </w:trPr>
         <w:tc>
           <w:tcPr>
-            <w:tcW w:type="dxa" w:w="10080"/>
-            <w:shd w:fill="F8F8F8" w:val="clear"/>
+            <w:tcW w:w="10080" w:type="dxa"/>
+            <w:shd w:val="clear" w:color="auto" w:fill="F8F8F8"/>
             <w:tcMar>
-              <w:top w:type="dxa" w:w="200"/>
-              <w:left w:type="dxa" w:w="160"/>
-              <w:bottom w:type="dxa" w:w="200"/>
-              <w:right w:type="dxa" w:w="160"/>
+              <w:top w:w="200" w:type="dxa"/>
+              <w:left w:w="160" w:type="dxa"/>
+              <w:bottom w:w="200" w:type="dxa"/>
+              <w:right w:w="160" w:type="dxa"/>
             </w:tcMar>
             <w:vAlign w:val="center"/>
           </w:tcPr>
@@ -415,10 +438,8 @@
                 <w:i/>
                 <w:iCs/>
                 <w:color w:val="888888"/>
-                <w:sz w:val="22"/>
-                <w:szCs w:val="22"/>
-              </w:rPr>
-              <w:t xml:space="preserve">📷  铅笔画 — 小猫 / 苹果  Pencil drawing of a cat / apple</w:t>
+              </w:rPr>
+              <w:t>📷  铅笔画 — 小猫 / 苹果  Pencil drawing of a cat / apple</w:t>
             </w:r>
           </w:p>
         </w:tc>
@@ -426,7 +447,7 @@
     </w:tbl>
     <w:p>
       <w:pPr>
-        <w:spacing w:after="20" w:before="60"/>
+        <w:spacing w:before="60" w:after="20"/>
       </w:pPr>
       <w:r>
         <w:rPr>
@@ -435,14 +456,15 @@
           <w:sz w:val="20"/>
           <w:szCs w:val="20"/>
         </w:rPr>
-        <w:t xml:space="preserve">这是什么画？  What kind of painting is this?</w:t>
+        <w:t>这是什么画？  What kind of painting is this?</w:t>
       </w:r>
     </w:p>
     <w:p>
       <w:pPr>
-        <w:spacing w:after="60" w:before="0"/>
+        <w:spacing w:after="60"/>
         <w:ind w:left="200"/>
       </w:pPr>
+      <w:proofErr w:type="gramStart"/>
       <w:r>
         <w:rPr>
           <w:b/>
@@ -451,22 +473,9 @@
           <w:sz w:val="20"/>
           <w:szCs w:val="20"/>
         </w:rPr>
-        <w:t xml:space="preserve">☐  A.  </w:t>
-      </w:r>
-      <w:r>
-        <w:rPr>
-          <w:sz w:val="18"/>
-          <w:szCs w:val="18"/>
-        </w:rPr>
-        <w:t xml:space="preserve">水彩画 Watercolor</w:t>
-      </w:r>
-      <w:r>
-        <w:rPr>
-          <w:sz w:val="18"/>
-          <w:szCs w:val="18"/>
-        </w:rPr>
-        <w:t xml:space="preserve">     </w:t>
-      </w:r>
+        <w:t>☐  A.</w:t>
+      </w:r>
+      <w:proofErr w:type="gramEnd"/>
       <w:r>
         <w:rPr>
           <w:b/>
@@ -475,21 +484,14 @@
           <w:sz w:val="20"/>
           <w:szCs w:val="20"/>
         </w:rPr>
-        <w:t xml:space="preserve">☐  B.  </w:t>
+        <w:t xml:space="preserve">  </w:t>
       </w:r>
       <w:r>
         <w:rPr>
           <w:sz w:val="18"/>
           <w:szCs w:val="18"/>
         </w:rPr>
-        <w:t xml:space="preserve">素描 Pencil Sketch</w:t>
-      </w:r>
-      <w:r>
-        <w:rPr>
-          <w:sz w:val="18"/>
-          <w:szCs w:val="18"/>
-        </w:rPr>
-        <w:t xml:space="preserve">     </w:t>
+        <w:t xml:space="preserve">水彩画 Watercolor     </w:t>
       </w:r>
       <w:r>
         <w:rPr>
@@ -499,19 +501,36 @@
           <w:sz w:val="20"/>
           <w:szCs w:val="20"/>
         </w:rPr>
-        <w:t xml:space="preserve">☐  C.  </w:t>
+        <w:t xml:space="preserve">☐  B.  </w:t>
       </w:r>
       <w:r>
         <w:rPr>
           <w:sz w:val="18"/>
           <w:szCs w:val="18"/>
         </w:rPr>
-        <w:t xml:space="preserve">油画 Oil Painting</w:t>
+        <w:t xml:space="preserve">素描 Pencil Sketch     </w:t>
+      </w:r>
+      <w:r>
+        <w:rPr>
+          <w:b/>
+          <w:bCs/>
+          <w:color w:val="2C2C2C"/>
+          <w:sz w:val="20"/>
+          <w:szCs w:val="20"/>
+        </w:rPr>
+        <w:t xml:space="preserve">☐  C.  </w:t>
+      </w:r>
+      <w:r>
+        <w:rPr>
+          <w:sz w:val="18"/>
+          <w:szCs w:val="18"/>
+        </w:rPr>
+        <w:t>油画 Oil Painting</w:t>
       </w:r>
     </w:p>
     <w:p>
       <w:pPr>
-        <w:spacing w:after="40" w:before="80"/>
+        <w:spacing w:before="80" w:after="40"/>
       </w:pPr>
       <w:r>
         <w:rPr>
@@ -521,37 +540,48 @@
           <w:sz w:val="20"/>
           <w:szCs w:val="20"/>
         </w:rPr>
-        <w:t xml:space="preserve">第 3 题 / Q 3</w:t>
+        <w:t>第 3 题 / Q 3</w:t>
       </w:r>
     </w:p>
     <w:tbl>
       <w:tblPr>
-        <w:tblW w:type="dxa" w:w="10080"/>
+        <w:tblW w:w="10080" w:type="dxa"/>
         <w:tblBorders>
-          <w:top w:val="single" w:color="D81B60" w:sz="8"/>
-          <w:left w:val="single" w:color="D81B60" w:sz="8"/>
-          <w:bottom w:val="single" w:color="D81B60" w:sz="8"/>
-          <w:right w:val="single" w:color="D81B60" w:sz="8"/>
-          <w:insideH w:val="single" w:color="D81B60" w:sz="8"/>
-          <w:insideV w:val="single" w:color="D81B60" w:sz="8"/>
+          <w:top w:val="single" w:sz="8" w:space="0" w:color="D81B60"/>
+          <w:left w:val="single" w:sz="8" w:space="0" w:color="D81B60"/>
+          <w:bottom w:val="single" w:sz="8" w:space="0" w:color="D81B60"/>
+          <w:right w:val="single" w:sz="8" w:space="0" w:color="D81B60"/>
+          <w:insideH w:val="single" w:sz="8" w:space="0" w:color="D81B60"/>
+          <w:insideV w:val="single" w:sz="8" w:space="0" w:color="D81B60"/>
         </w:tblBorders>
+        <w:tblCellMar>
+          <w:left w:w="10" w:type="dxa"/>
+          <w:right w:w="10" w:type="dxa"/>
+        </w:tblCellMar>
+        <w:tblLook w:val="0000" w:firstRow="0" w:lastRow="0" w:firstColumn="0" w:lastColumn="0" w:noHBand="0" w:noVBand="0"/>
       </w:tblPr>
       <w:tblGrid>
         <w:gridCol w:w="10080"/>
       </w:tblGrid>
       <w:tr>
+        <w:tblPrEx>
+          <w:tblCellMar>
+            <w:top w:w="0" w:type="dxa"/>
+            <w:bottom w:w="0" w:type="dxa"/>
+          </w:tblCellMar>
+        </w:tblPrEx>
         <w:trPr>
-          <w:trHeight w:val="1100" w:hRule="atLeast"/>
+          <w:trHeight w:val="1100"/>
         </w:trPr>
         <w:tc>
           <w:tcPr>
-            <w:tcW w:type="dxa" w:w="10080"/>
-            <w:shd w:fill="F8F8F8" w:val="clear"/>
+            <w:tcW w:w="10080" w:type="dxa"/>
+            <w:shd w:val="clear" w:color="auto" w:fill="F8F8F8"/>
             <w:tcMar>
-              <w:top w:type="dxa" w:w="200"/>
-              <w:left w:type="dxa" w:w="160"/>
-              <w:bottom w:type="dxa" w:w="200"/>
-              <w:right w:type="dxa" w:w="160"/>
+              <w:top w:w="200" w:type="dxa"/>
+              <w:left w:w="160" w:type="dxa"/>
+              <w:bottom w:w="200" w:type="dxa"/>
+              <w:right w:w="160" w:type="dxa"/>
             </w:tcMar>
             <w:vAlign w:val="center"/>
           </w:tcPr>
@@ -564,10 +594,8 @@
                 <w:i/>
                 <w:iCs/>
                 <w:color w:val="888888"/>
-                <w:sz w:val="22"/>
-                <w:szCs w:val="22"/>
-              </w:rPr>
-              <w:t xml:space="preserve">📷  颜色很淡、透明的花  Soft, transparent flowers</w:t>
+              </w:rPr>
+              <w:t>📷  颜色很淡、透明的花  Soft, transparent flowers</w:t>
             </w:r>
           </w:p>
         </w:tc>
@@ -575,7 +603,7 @@
     </w:tbl>
     <w:p>
       <w:pPr>
-        <w:spacing w:after="20" w:before="60"/>
+        <w:spacing w:before="60" w:after="20"/>
       </w:pPr>
       <w:r>
         <w:rPr>
@@ -584,14 +612,15 @@
           <w:sz w:val="20"/>
           <w:szCs w:val="20"/>
         </w:rPr>
-        <w:t xml:space="preserve">这是什么画？  What kind of painting is this?</w:t>
+        <w:t>这是什么画？  What kind of painting is this?</w:t>
       </w:r>
     </w:p>
     <w:p>
       <w:pPr>
-        <w:spacing w:after="60" w:before="0"/>
+        <w:spacing w:after="60"/>
         <w:ind w:left="200"/>
       </w:pPr>
+      <w:proofErr w:type="gramStart"/>
       <w:r>
         <w:rPr>
           <w:b/>
@@ -600,22 +629,9 @@
           <w:sz w:val="20"/>
           <w:szCs w:val="20"/>
         </w:rPr>
-        <w:t xml:space="preserve">☐  A.  </w:t>
-      </w:r>
-      <w:r>
-        <w:rPr>
-          <w:sz w:val="18"/>
-          <w:szCs w:val="18"/>
-        </w:rPr>
-        <w:t xml:space="preserve">水彩画 Watercolor</w:t>
-      </w:r>
-      <w:r>
-        <w:rPr>
-          <w:sz w:val="18"/>
-          <w:szCs w:val="18"/>
-        </w:rPr>
-        <w:t xml:space="preserve">     </w:t>
-      </w:r>
+        <w:t>☐  A.</w:t>
+      </w:r>
+      <w:proofErr w:type="gramEnd"/>
       <w:r>
         <w:rPr>
           <w:b/>
@@ -624,21 +640,14 @@
           <w:sz w:val="20"/>
           <w:szCs w:val="20"/>
         </w:rPr>
-        <w:t xml:space="preserve">☐  B.  </w:t>
+        <w:t xml:space="preserve">  </w:t>
       </w:r>
       <w:r>
         <w:rPr>
           <w:sz w:val="18"/>
           <w:szCs w:val="18"/>
         </w:rPr>
-        <w:t xml:space="preserve">拼贴画 Collage</w:t>
-      </w:r>
-      <w:r>
-        <w:rPr>
-          <w:sz w:val="18"/>
-          <w:szCs w:val="18"/>
-        </w:rPr>
-        <w:t xml:space="preserve">     </w:t>
+        <w:t xml:space="preserve">水彩画 Watercolor     </w:t>
       </w:r>
       <w:r>
         <w:rPr>
@@ -648,19 +657,36 @@
           <w:sz w:val="20"/>
           <w:szCs w:val="20"/>
         </w:rPr>
-        <w:t xml:space="preserve">☐  C.  </w:t>
+        <w:t xml:space="preserve">☐  B.  </w:t>
       </w:r>
       <w:r>
         <w:rPr>
           <w:sz w:val="18"/>
           <w:szCs w:val="18"/>
         </w:rPr>
-        <w:t xml:space="preserve">素描 Pencil Sketch</w:t>
+        <w:t xml:space="preserve">拼贴画 Collage     </w:t>
+      </w:r>
+      <w:r>
+        <w:rPr>
+          <w:b/>
+          <w:bCs/>
+          <w:color w:val="2C2C2C"/>
+          <w:sz w:val="20"/>
+          <w:szCs w:val="20"/>
+        </w:rPr>
+        <w:t xml:space="preserve">☐  C.  </w:t>
+      </w:r>
+      <w:r>
+        <w:rPr>
+          <w:sz w:val="18"/>
+          <w:szCs w:val="18"/>
+        </w:rPr>
+        <w:t>素描 Pencil Sketch</w:t>
       </w:r>
     </w:p>
     <w:p>
       <w:pPr>
-        <w:spacing w:after="40" w:before="80"/>
+        <w:spacing w:before="80" w:after="40"/>
       </w:pPr>
       <w:r>
         <w:rPr>
@@ -670,37 +696,48 @@
           <w:sz w:val="20"/>
           <w:szCs w:val="20"/>
         </w:rPr>
-        <w:t xml:space="preserve">第 4 题 / Q 4</w:t>
+        <w:t>第 4 题 / Q 4</w:t>
       </w:r>
     </w:p>
     <w:tbl>
       <w:tblPr>
-        <w:tblW w:type="dxa" w:w="10080"/>
+        <w:tblW w:w="10080" w:type="dxa"/>
         <w:tblBorders>
-          <w:top w:val="single" w:color="D81B60" w:sz="8"/>
-          <w:left w:val="single" w:color="D81B60" w:sz="8"/>
-          <w:bottom w:val="single" w:color="D81B60" w:sz="8"/>
-          <w:right w:val="single" w:color="D81B60" w:sz="8"/>
-          <w:insideH w:val="single" w:color="D81B60" w:sz="8"/>
-          <w:insideV w:val="single" w:color="D81B60" w:sz="8"/>
+          <w:top w:val="single" w:sz="8" w:space="0" w:color="D81B60"/>
+          <w:left w:val="single" w:sz="8" w:space="0" w:color="D81B60"/>
+          <w:bottom w:val="single" w:sz="8" w:space="0" w:color="D81B60"/>
+          <w:right w:val="single" w:sz="8" w:space="0" w:color="D81B60"/>
+          <w:insideH w:val="single" w:sz="8" w:space="0" w:color="D81B60"/>
+          <w:insideV w:val="single" w:sz="8" w:space="0" w:color="D81B60"/>
         </w:tblBorders>
+        <w:tblCellMar>
+          <w:left w:w="10" w:type="dxa"/>
+          <w:right w:w="10" w:type="dxa"/>
+        </w:tblCellMar>
+        <w:tblLook w:val="0000" w:firstRow="0" w:lastRow="0" w:firstColumn="0" w:lastColumn="0" w:noHBand="0" w:noVBand="0"/>
       </w:tblPr>
       <w:tblGrid>
         <w:gridCol w:w="10080"/>
       </w:tblGrid>
       <w:tr>
+        <w:tblPrEx>
+          <w:tblCellMar>
+            <w:top w:w="0" w:type="dxa"/>
+            <w:bottom w:w="0" w:type="dxa"/>
+          </w:tblCellMar>
+        </w:tblPrEx>
         <w:trPr>
-          <w:trHeight w:val="1100" w:hRule="atLeast"/>
+          <w:trHeight w:val="1100"/>
         </w:trPr>
         <w:tc>
           <w:tcPr>
-            <w:tcW w:type="dxa" w:w="10080"/>
-            <w:shd w:fill="F8F8F8" w:val="clear"/>
+            <w:tcW w:w="10080" w:type="dxa"/>
+            <w:shd w:val="clear" w:color="auto" w:fill="F8F8F8"/>
             <w:tcMar>
-              <w:top w:type="dxa" w:w="200"/>
-              <w:left w:type="dxa" w:w="160"/>
-              <w:bottom w:type="dxa" w:w="200"/>
-              <w:right w:type="dxa" w:w="160"/>
+              <w:top w:w="200" w:type="dxa"/>
+              <w:left w:w="160" w:type="dxa"/>
+              <w:bottom w:w="200" w:type="dxa"/>
+              <w:right w:w="160" w:type="dxa"/>
             </w:tcMar>
             <w:vAlign w:val="center"/>
           </w:tcPr>
@@ -713,10 +750,8 @@
                 <w:i/>
                 <w:iCs/>
                 <w:color w:val="888888"/>
-                <w:sz w:val="22"/>
-                <w:szCs w:val="22"/>
-              </w:rPr>
-              <w:t xml:space="preserve">📷  《好饿的毛毛虫》风格  The Very Hungry Caterpillar style</w:t>
+              </w:rPr>
+              <w:t>📷  《好饿的毛毛虫》风格  The Very Hungry Caterpillar style</w:t>
             </w:r>
           </w:p>
         </w:tc>
@@ -724,7 +759,7 @@
     </w:tbl>
     <w:p>
       <w:pPr>
-        <w:spacing w:after="20" w:before="60"/>
+        <w:spacing w:before="60" w:after="20"/>
       </w:pPr>
       <w:r>
         <w:rPr>
@@ -733,14 +768,15 @@
           <w:sz w:val="20"/>
           <w:szCs w:val="20"/>
         </w:rPr>
-        <w:t xml:space="preserve">这是什么画？  What kind of painting is this?</w:t>
+        <w:t>这是什么画？  What kind of painting is this?</w:t>
       </w:r>
     </w:p>
     <w:p>
       <w:pPr>
-        <w:spacing w:after="60" w:before="0"/>
+        <w:spacing w:after="60"/>
         <w:ind w:left="200"/>
       </w:pPr>
+      <w:proofErr w:type="gramStart"/>
       <w:r>
         <w:rPr>
           <w:b/>
@@ -749,22 +785,9 @@
           <w:sz w:val="20"/>
           <w:szCs w:val="20"/>
         </w:rPr>
-        <w:t xml:space="preserve">☐  A.  </w:t>
-      </w:r>
-      <w:r>
-        <w:rPr>
-          <w:sz w:val="18"/>
-          <w:szCs w:val="18"/>
-        </w:rPr>
-        <w:t xml:space="preserve">拼贴画 Collage</w:t>
-      </w:r>
-      <w:r>
-        <w:rPr>
-          <w:sz w:val="18"/>
-          <w:szCs w:val="18"/>
-        </w:rPr>
-        <w:t xml:space="preserve">     </w:t>
-      </w:r>
+        <w:t>☐  A.</w:t>
+      </w:r>
+      <w:proofErr w:type="gramEnd"/>
       <w:r>
         <w:rPr>
           <w:b/>
@@ -773,21 +796,14 @@
           <w:sz w:val="20"/>
           <w:szCs w:val="20"/>
         </w:rPr>
-        <w:t xml:space="preserve">☐  B.  </w:t>
+        <w:t xml:space="preserve">  </w:t>
       </w:r>
       <w:r>
         <w:rPr>
           <w:sz w:val="18"/>
           <w:szCs w:val="18"/>
         </w:rPr>
-        <w:t xml:space="preserve">油画 Oil Painting</w:t>
-      </w:r>
-      <w:r>
-        <w:rPr>
-          <w:sz w:val="18"/>
-          <w:szCs w:val="18"/>
-        </w:rPr>
-        <w:t xml:space="preserve">     </w:t>
+        <w:t xml:space="preserve">拼贴画 Collage     </w:t>
       </w:r>
       <w:r>
         <w:rPr>
@@ -797,50 +813,74 @@
           <w:sz w:val="20"/>
           <w:szCs w:val="20"/>
         </w:rPr>
-        <w:t xml:space="preserve">☐  C.  </w:t>
+        <w:t xml:space="preserve">☐  B.  </w:t>
       </w:r>
       <w:r>
         <w:rPr>
           <w:sz w:val="18"/>
           <w:szCs w:val="18"/>
         </w:rPr>
-        <w:t xml:space="preserve">水墨画 Ink Painting</w:t>
+        <w:t xml:space="preserve">油画 Oil Painting     </w:t>
+      </w:r>
+      <w:r>
+        <w:rPr>
+          <w:b/>
+          <w:bCs/>
+          <w:color w:val="2C2C2C"/>
+          <w:sz w:val="20"/>
+          <w:szCs w:val="20"/>
+        </w:rPr>
+        <w:t xml:space="preserve">☐  C.  </w:t>
+      </w:r>
+      <w:r>
+        <w:rPr>
+          <w:sz w:val="18"/>
+          <w:szCs w:val="18"/>
+        </w:rPr>
+        <w:t>水墨画 Ink Painting</w:t>
       </w:r>
     </w:p>
     <w:p>
       <w:pPr>
         <w:pageBreakBefore/>
-        <w:spacing w:after="0" w:before="0"/>
-      </w:pPr>
-      <w:r>
-        <w:t xml:space="preserve"/>
-      </w:r>
+      </w:pPr>
     </w:p>
     <w:tbl>
       <w:tblPr>
-        <w:tblW w:type="dxa" w:w="10080"/>
+        <w:tblW w:w="10080" w:type="dxa"/>
         <w:tblBorders>
-          <w:top w:val="none" w:color="FFFFFF" w:sz="0"/>
-          <w:left w:val="none" w:color="FFFFFF" w:sz="0"/>
-          <w:bottom w:val="none" w:color="FFFFFF" w:sz="0"/>
-          <w:right w:val="none" w:color="FFFFFF" w:sz="0"/>
-          <w:insideH w:val="none" w:color="FFFFFF" w:sz="0"/>
-          <w:insideV w:val="none" w:color="FFFFFF" w:sz="0"/>
+          <w:top w:val="none" w:sz="0" w:space="0" w:color="FFFFFF"/>
+          <w:left w:val="none" w:sz="0" w:space="0" w:color="FFFFFF"/>
+          <w:bottom w:val="none" w:sz="0" w:space="0" w:color="FFFFFF"/>
+          <w:right w:val="none" w:sz="0" w:space="0" w:color="FFFFFF"/>
+          <w:insideH w:val="none" w:sz="0" w:space="0" w:color="FFFFFF"/>
+          <w:insideV w:val="none" w:sz="0" w:space="0" w:color="FFFFFF"/>
         </w:tblBorders>
+        <w:tblCellMar>
+          <w:left w:w="10" w:type="dxa"/>
+          <w:right w:w="10" w:type="dxa"/>
+        </w:tblCellMar>
+        <w:tblLook w:val="0000" w:firstRow="0" w:lastRow="0" w:firstColumn="0" w:lastColumn="0" w:noHBand="0" w:noVBand="0"/>
       </w:tblPr>
       <w:tblGrid>
         <w:gridCol w:w="10080"/>
       </w:tblGrid>
       <w:tr>
+        <w:tblPrEx>
+          <w:tblCellMar>
+            <w:top w:w="0" w:type="dxa"/>
+            <w:bottom w:w="0" w:type="dxa"/>
+          </w:tblCellMar>
+        </w:tblPrEx>
         <w:tc>
           <w:tcPr>
-            <w:tcW w:type="dxa" w:w="10080"/>
-            <w:shd w:fill="42A5F5" w:val="clear"/>
+            <w:tcW w:w="10080" w:type="dxa"/>
+            <w:shd w:val="clear" w:color="auto" w:fill="42A5F5"/>
             <w:tcMar>
-              <w:top w:type="dxa" w:w="80"/>
-              <w:left w:type="dxa" w:w="200"/>
-              <w:bottom w:type="dxa" w:w="80"/>
-              <w:right w:type="dxa" w:w="200"/>
+              <w:top w:w="80" w:type="dxa"/>
+              <w:left w:w="200" w:type="dxa"/>
+              <w:bottom w:w="80" w:type="dxa"/>
+              <w:right w:w="200" w:type="dxa"/>
             </w:tcMar>
           </w:tcPr>
           <w:p>
@@ -849,10 +889,8 @@
                 <w:b/>
                 <w:bCs/>
                 <w:color w:val="FFFFFF"/>
-                <w:sz w:val="22"/>
-                <w:szCs w:val="22"/>
-              </w:rPr>
-              <w:t xml:space="preserve">二、我的最爱 / My Favorite Art</w:t>
+              </w:rPr>
+              <w:t>二、我的最爱 / My Favorite Art</w:t>
             </w:r>
           </w:p>
         </w:tc>
@@ -860,7 +898,7 @@
     </w:tbl>
     <w:p>
       <w:pPr>
-        <w:spacing w:after="80" w:before="100"/>
+        <w:spacing w:before="100" w:after="80"/>
       </w:pPr>
       <w:r>
         <w:rPr>
@@ -870,12 +908,12 @@
           <w:sz w:val="24"/>
           <w:szCs w:val="24"/>
         </w:rPr>
-        <w:t xml:space="preserve">👉 你最喜欢什么艺术？(可以选一个或多个)</w:t>
+        <w:t>👉 你最喜欢什么艺术？(可以选一个或多个)</w:t>
       </w:r>
     </w:p>
     <w:p>
       <w:pPr>
-        <w:spacing w:after="100" w:before="40"/>
+        <w:spacing w:before="40" w:after="100"/>
       </w:pPr>
       <w:r>
         <w:rPr>
@@ -885,40 +923,51 @@
           <w:sz w:val="18"/>
           <w:szCs w:val="18"/>
         </w:rPr>
-        <w:t xml:space="preserve">What is your favorite art form? (Pick one or more)</w:t>
+        <w:t>What is your favorite art form? (Pick one or more)</w:t>
       </w:r>
     </w:p>
     <w:tbl>
       <w:tblPr>
-        <w:tblW w:type="dxa" w:w="10080"/>
+        <w:tblW w:w="10080" w:type="dxa"/>
         <w:tblBorders>
-          <w:top w:val="none" w:color="FFFFFF" w:sz="0"/>
-          <w:left w:val="none" w:color="FFFFFF" w:sz="0"/>
-          <w:bottom w:val="none" w:color="FFFFFF" w:sz="0"/>
-          <w:right w:val="none" w:color="FFFFFF" w:sz="0"/>
-          <w:insideH w:val="none" w:color="FFFFFF" w:sz="0"/>
-          <w:insideV w:val="none" w:color="FFFFFF" w:sz="0"/>
+          <w:top w:val="none" w:sz="0" w:space="0" w:color="FFFFFF"/>
+          <w:left w:val="none" w:sz="0" w:space="0" w:color="FFFFFF"/>
+          <w:bottom w:val="none" w:sz="0" w:space="0" w:color="FFFFFF"/>
+          <w:right w:val="none" w:sz="0" w:space="0" w:color="FFFFFF"/>
+          <w:insideH w:val="none" w:sz="0" w:space="0" w:color="FFFFFF"/>
+          <w:insideV w:val="none" w:sz="0" w:space="0" w:color="FFFFFF"/>
         </w:tblBorders>
+        <w:tblCellMar>
+          <w:left w:w="10" w:type="dxa"/>
+          <w:right w:w="10" w:type="dxa"/>
+        </w:tblCellMar>
+        <w:tblLook w:val="0000" w:firstRow="0" w:lastRow="0" w:firstColumn="0" w:lastColumn="0" w:noHBand="0" w:noVBand="0"/>
       </w:tblPr>
       <w:tblGrid>
         <w:gridCol w:w="5040"/>
         <w:gridCol w:w="5040"/>
       </w:tblGrid>
       <w:tr>
+        <w:tblPrEx>
+          <w:tblCellMar>
+            <w:top w:w="0" w:type="dxa"/>
+            <w:bottom w:w="0" w:type="dxa"/>
+          </w:tblCellMar>
+        </w:tblPrEx>
         <w:tc>
           <w:tcPr>
-            <w:tcW w:type="dxa" w:w="5040"/>
+            <w:tcW w:w="5040" w:type="dxa"/>
             <w:tcBorders>
-              <w:top w:val="none" w:color="FFFFFF" w:sz="0"/>
-              <w:left w:val="none" w:color="FFFFFF" w:sz="0"/>
-              <w:bottom w:val="none" w:color="FFFFFF" w:sz="0"/>
-              <w:right w:val="none" w:color="FFFFFF" w:sz="0"/>
+              <w:top w:val="none" w:sz="0" w:space="0" w:color="FFFFFF"/>
+              <w:left w:val="none" w:sz="0" w:space="0" w:color="FFFFFF"/>
+              <w:bottom w:val="none" w:sz="0" w:space="0" w:color="FFFFFF"/>
+              <w:right w:val="none" w:sz="0" w:space="0" w:color="FFFFFF"/>
             </w:tcBorders>
             <w:tcMar>
-              <w:top w:type="dxa" w:w="40"/>
-              <w:left w:type="dxa" w:w="200"/>
-              <w:bottom w:type="dxa" w:w="40"/>
-              <w:right w:type="dxa" w:w="100"/>
+              <w:top w:w="40" w:type="dxa"/>
+              <w:left w:w="200" w:type="dxa"/>
+              <w:bottom w:w="40" w:type="dxa"/>
+              <w:right w:w="100" w:type="dxa"/>
             </w:tcMar>
           </w:tcPr>
           <w:p>
@@ -932,10 +981,6 @@
               <w:t xml:space="preserve">☐  </w:t>
             </w:r>
             <w:r>
-              <w:rPr>
-                <w:sz w:val="22"/>
-                <w:szCs w:val="22"/>
-              </w:rPr>
               <w:t xml:space="preserve">🎨  </w:t>
             </w:r>
             <w:r>
@@ -943,8 +988,6 @@
                 <w:b/>
                 <w:bCs/>
                 <w:color w:val="2C2C2C"/>
-                <w:sz w:val="22"/>
-                <w:szCs w:val="22"/>
               </w:rPr>
               <w:t xml:space="preserve">画画  </w:t>
             </w:r>
@@ -954,24 +997,24 @@
                 <w:sz w:val="18"/>
                 <w:szCs w:val="18"/>
               </w:rPr>
-              <w:t xml:space="preserve">Drawing</w:t>
+              <w:t>Drawing</w:t>
             </w:r>
           </w:p>
         </w:tc>
         <w:tc>
           <w:tcPr>
-            <w:tcW w:type="dxa" w:w="5040"/>
+            <w:tcW w:w="5040" w:type="dxa"/>
             <w:tcBorders>
-              <w:top w:val="none" w:color="FFFFFF" w:sz="0"/>
-              <w:left w:val="none" w:color="FFFFFF" w:sz="0"/>
-              <w:bottom w:val="none" w:color="FFFFFF" w:sz="0"/>
-              <w:right w:val="none" w:color="FFFFFF" w:sz="0"/>
+              <w:top w:val="none" w:sz="0" w:space="0" w:color="FFFFFF"/>
+              <w:left w:val="none" w:sz="0" w:space="0" w:color="FFFFFF"/>
+              <w:bottom w:val="none" w:sz="0" w:space="0" w:color="FFFFFF"/>
+              <w:right w:val="none" w:sz="0" w:space="0" w:color="FFFFFF"/>
             </w:tcBorders>
             <w:tcMar>
-              <w:top w:type="dxa" w:w="40"/>
-              <w:left w:type="dxa" w:w="200"/>
-              <w:bottom w:type="dxa" w:w="40"/>
-              <w:right w:type="dxa" w:w="100"/>
+              <w:top w:w="40" w:type="dxa"/>
+              <w:left w:w="200" w:type="dxa"/>
+              <w:bottom w:w="40" w:type="dxa"/>
+              <w:right w:w="100" w:type="dxa"/>
             </w:tcMar>
           </w:tcPr>
           <w:p>
@@ -985,10 +1028,6 @@
               <w:t xml:space="preserve">☐  </w:t>
             </w:r>
             <w:r>
-              <w:rPr>
-                <w:sz w:val="22"/>
-                <w:szCs w:val="22"/>
-              </w:rPr>
               <w:t xml:space="preserve">🎵  </w:t>
             </w:r>
             <w:r>
@@ -996,8 +1035,6 @@
                 <w:b/>
                 <w:bCs/>
                 <w:color w:val="2C2C2C"/>
-                <w:sz w:val="22"/>
-                <w:szCs w:val="22"/>
               </w:rPr>
               <w:t xml:space="preserve">音乐  </w:t>
             </w:r>
@@ -1007,26 +1044,32 @@
                 <w:sz w:val="18"/>
                 <w:szCs w:val="18"/>
               </w:rPr>
-              <w:t xml:space="preserve">Music</w:t>
+              <w:t>Music</w:t>
             </w:r>
           </w:p>
         </w:tc>
       </w:tr>
       <w:tr>
+        <w:tblPrEx>
+          <w:tblCellMar>
+            <w:top w:w="0" w:type="dxa"/>
+            <w:bottom w:w="0" w:type="dxa"/>
+          </w:tblCellMar>
+        </w:tblPrEx>
         <w:tc>
           <w:tcPr>
-            <w:tcW w:type="dxa" w:w="5040"/>
+            <w:tcW w:w="5040" w:type="dxa"/>
             <w:tcBorders>
-              <w:top w:val="none" w:color="FFFFFF" w:sz="0"/>
-              <w:left w:val="none" w:color="FFFFFF" w:sz="0"/>
-              <w:bottom w:val="none" w:color="FFFFFF" w:sz="0"/>
-              <w:right w:val="none" w:color="FFFFFF" w:sz="0"/>
+              <w:top w:val="none" w:sz="0" w:space="0" w:color="FFFFFF"/>
+              <w:left w:val="none" w:sz="0" w:space="0" w:color="FFFFFF"/>
+              <w:bottom w:val="none" w:sz="0" w:space="0" w:color="FFFFFF"/>
+              <w:right w:val="none" w:sz="0" w:space="0" w:color="FFFFFF"/>
             </w:tcBorders>
             <w:tcMar>
-              <w:top w:type="dxa" w:w="40"/>
-              <w:left w:type="dxa" w:w="200"/>
-              <w:bottom w:type="dxa" w:w="40"/>
-              <w:right w:type="dxa" w:w="100"/>
+              <w:top w:w="40" w:type="dxa"/>
+              <w:left w:w="200" w:type="dxa"/>
+              <w:bottom w:w="40" w:type="dxa"/>
+              <w:right w:w="100" w:type="dxa"/>
             </w:tcMar>
           </w:tcPr>
           <w:p>
@@ -1040,10 +1083,6 @@
               <w:t xml:space="preserve">☐  </w:t>
             </w:r>
             <w:r>
-              <w:rPr>
-                <w:sz w:val="22"/>
-                <w:szCs w:val="22"/>
-              </w:rPr>
               <w:t xml:space="preserve">💃  </w:t>
             </w:r>
             <w:r>
@@ -1051,8 +1090,6 @@
                 <w:b/>
                 <w:bCs/>
                 <w:color w:val="2C2C2C"/>
-                <w:sz w:val="22"/>
-                <w:szCs w:val="22"/>
               </w:rPr>
               <w:t xml:space="preserve">舞蹈  </w:t>
             </w:r>
@@ -1062,24 +1099,24 @@
                 <w:sz w:val="18"/>
                 <w:szCs w:val="18"/>
               </w:rPr>
-              <w:t xml:space="preserve">Dance</w:t>
+              <w:t>Dance</w:t>
             </w:r>
           </w:p>
         </w:tc>
         <w:tc>
           <w:tcPr>
-            <w:tcW w:type="dxa" w:w="5040"/>
+            <w:tcW w:w="5040" w:type="dxa"/>
             <w:tcBorders>
-              <w:top w:val="none" w:color="FFFFFF" w:sz="0"/>
-              <w:left w:val="none" w:color="FFFFFF" w:sz="0"/>
-              <w:bottom w:val="none" w:color="FFFFFF" w:sz="0"/>
-              <w:right w:val="none" w:color="FFFFFF" w:sz="0"/>
+              <w:top w:val="none" w:sz="0" w:space="0" w:color="FFFFFF"/>
+              <w:left w:val="none" w:sz="0" w:space="0" w:color="FFFFFF"/>
+              <w:bottom w:val="none" w:sz="0" w:space="0" w:color="FFFFFF"/>
+              <w:right w:val="none" w:sz="0" w:space="0" w:color="FFFFFF"/>
             </w:tcBorders>
             <w:tcMar>
-              <w:top w:type="dxa" w:w="40"/>
-              <w:left w:type="dxa" w:w="200"/>
-              <w:bottom w:type="dxa" w:w="40"/>
-              <w:right w:type="dxa" w:w="100"/>
+              <w:top w:w="40" w:type="dxa"/>
+              <w:left w:w="200" w:type="dxa"/>
+              <w:bottom w:w="40" w:type="dxa"/>
+              <w:right w:w="100" w:type="dxa"/>
             </w:tcMar>
           </w:tcPr>
           <w:p>
@@ -1093,10 +1130,6 @@
               <w:t xml:space="preserve">☐  </w:t>
             </w:r>
             <w:r>
-              <w:rPr>
-                <w:sz w:val="22"/>
-                <w:szCs w:val="22"/>
-              </w:rPr>
               <w:t xml:space="preserve">🎭  </w:t>
             </w:r>
             <w:r>
@@ -1104,8 +1137,6 @@
                 <w:b/>
                 <w:bCs/>
                 <w:color w:val="2C2C2C"/>
-                <w:sz w:val="22"/>
-                <w:szCs w:val="22"/>
               </w:rPr>
               <w:t xml:space="preserve">戏剧  </w:t>
             </w:r>
@@ -1115,26 +1146,32 @@
                 <w:sz w:val="18"/>
                 <w:szCs w:val="18"/>
               </w:rPr>
-              <w:t xml:space="preserve">Drama</w:t>
+              <w:t>Drama</w:t>
             </w:r>
           </w:p>
         </w:tc>
       </w:tr>
       <w:tr>
+        <w:tblPrEx>
+          <w:tblCellMar>
+            <w:top w:w="0" w:type="dxa"/>
+            <w:bottom w:w="0" w:type="dxa"/>
+          </w:tblCellMar>
+        </w:tblPrEx>
         <w:tc>
           <w:tcPr>
-            <w:tcW w:type="dxa" w:w="5040"/>
+            <w:tcW w:w="5040" w:type="dxa"/>
             <w:tcBorders>
-              <w:top w:val="none" w:color="FFFFFF" w:sz="0"/>
-              <w:left w:val="none" w:color="FFFFFF" w:sz="0"/>
-              <w:bottom w:val="none" w:color="FFFFFF" w:sz="0"/>
-              <w:right w:val="none" w:color="FFFFFF" w:sz="0"/>
+              <w:top w:val="none" w:sz="0" w:space="0" w:color="FFFFFF"/>
+              <w:left w:val="none" w:sz="0" w:space="0" w:color="FFFFFF"/>
+              <w:bottom w:val="none" w:sz="0" w:space="0" w:color="FFFFFF"/>
+              <w:right w:val="none" w:sz="0" w:space="0" w:color="FFFFFF"/>
             </w:tcBorders>
             <w:tcMar>
-              <w:top w:type="dxa" w:w="40"/>
-              <w:left w:type="dxa" w:w="200"/>
-              <w:bottom w:type="dxa" w:w="40"/>
-              <w:right w:type="dxa" w:w="100"/>
+              <w:top w:w="40" w:type="dxa"/>
+              <w:left w:w="200" w:type="dxa"/>
+              <w:bottom w:w="40" w:type="dxa"/>
+              <w:right w:w="100" w:type="dxa"/>
             </w:tcMar>
           </w:tcPr>
           <w:p>
@@ -1148,10 +1185,6 @@
               <w:t xml:space="preserve">☐  </w:t>
             </w:r>
             <w:r>
-              <w:rPr>
-                <w:sz w:val="22"/>
-                <w:szCs w:val="22"/>
-              </w:rPr>
               <w:t xml:space="preserve">🎬  </w:t>
             </w:r>
             <w:r>
@@ -1159,8 +1192,6 @@
                 <w:b/>
                 <w:bCs/>
                 <w:color w:val="2C2C2C"/>
-                <w:sz w:val="22"/>
-                <w:szCs w:val="22"/>
               </w:rPr>
               <w:t xml:space="preserve">电影  </w:t>
             </w:r>
@@ -1170,24 +1201,24 @@
                 <w:sz w:val="18"/>
                 <w:szCs w:val="18"/>
               </w:rPr>
-              <w:t xml:space="preserve">Film</w:t>
+              <w:t>Film</w:t>
             </w:r>
           </w:p>
         </w:tc>
         <w:tc>
           <w:tcPr>
-            <w:tcW w:type="dxa" w:w="5040"/>
+            <w:tcW w:w="5040" w:type="dxa"/>
             <w:tcBorders>
-              <w:top w:val="none" w:color="FFFFFF" w:sz="0"/>
-              <w:left w:val="none" w:color="FFFFFF" w:sz="0"/>
-              <w:bottom w:val="none" w:color="FFFFFF" w:sz="0"/>
-              <w:right w:val="none" w:color="FFFFFF" w:sz="0"/>
+              <w:top w:val="none" w:sz="0" w:space="0" w:color="FFFFFF"/>
+              <w:left w:val="none" w:sz="0" w:space="0" w:color="FFFFFF"/>
+              <w:bottom w:val="none" w:sz="0" w:space="0" w:color="FFFFFF"/>
+              <w:right w:val="none" w:sz="0" w:space="0" w:color="FFFFFF"/>
             </w:tcBorders>
             <w:tcMar>
-              <w:top w:type="dxa" w:w="40"/>
-              <w:left w:type="dxa" w:w="200"/>
-              <w:bottom w:type="dxa" w:w="40"/>
-              <w:right w:type="dxa" w:w="100"/>
+              <w:top w:w="40" w:type="dxa"/>
+              <w:left w:w="200" w:type="dxa"/>
+              <w:bottom w:w="40" w:type="dxa"/>
+              <w:right w:w="100" w:type="dxa"/>
             </w:tcMar>
           </w:tcPr>
           <w:p>
@@ -1201,10 +1232,6 @@
               <w:t xml:space="preserve">☐  </w:t>
             </w:r>
             <w:r>
-              <w:rPr>
-                <w:sz w:val="22"/>
-                <w:szCs w:val="22"/>
-              </w:rPr>
               <w:t xml:space="preserve">🗿  </w:t>
             </w:r>
             <w:r>
@@ -1212,8 +1239,6 @@
                 <w:b/>
                 <w:bCs/>
                 <w:color w:val="2C2C2C"/>
-                <w:sz w:val="22"/>
-                <w:szCs w:val="22"/>
               </w:rPr>
               <w:t xml:space="preserve">雕塑  </w:t>
             </w:r>
@@ -1223,7 +1248,7 @@
                 <w:sz w:val="18"/>
                 <w:szCs w:val="18"/>
               </w:rPr>
-              <w:t xml:space="preserve">Sculpture</w:t>
+              <w:t>Sculpture</w:t>
             </w:r>
           </w:p>
         </w:tc>
@@ -1231,15 +1256,13 @@
     </w:tbl>
     <w:p>
       <w:pPr>
-        <w:spacing w:after="80" w:before="200"/>
+        <w:spacing w:before="200" w:after="80"/>
       </w:pPr>
       <w:r>
         <w:rPr>
           <w:b/>
           <w:bCs/>
           <w:color w:val="42A5F5"/>
-          <w:sz w:val="22"/>
-          <w:szCs w:val="22"/>
         </w:rPr>
         <w:t xml:space="preserve">🎨 画一画  Draw your favorite art </w:t>
       </w:r>
@@ -1251,37 +1274,48 @@
           <w:sz w:val="16"/>
           <w:szCs w:val="16"/>
         </w:rPr>
-        <w:t xml:space="preserve">— 画画的你 / 跳舞 / 乐器 / 表演……</w:t>
+        <w:t>— 画画的你 / 跳舞 / 乐器 / 表演……</w:t>
       </w:r>
     </w:p>
     <w:tbl>
       <w:tblPr>
-        <w:tblW w:type="dxa" w:w="10080"/>
+        <w:tblW w:w="10080" w:type="dxa"/>
         <w:tblBorders>
-          <w:top w:val="single" w:color="42A5F5" w:sz="12"/>
-          <w:left w:val="single" w:color="42A5F5" w:sz="12"/>
-          <w:bottom w:val="single" w:color="42A5F5" w:sz="12"/>
-          <w:right w:val="single" w:color="42A5F5" w:sz="12"/>
-          <w:insideH w:val="single" w:color="42A5F5" w:sz="12"/>
-          <w:insideV w:val="single" w:color="42A5F5" w:sz="12"/>
+          <w:top w:val="single" w:sz="12" w:space="0" w:color="42A5F5"/>
+          <w:left w:val="single" w:sz="12" w:space="0" w:color="42A5F5"/>
+          <w:bottom w:val="single" w:sz="12" w:space="0" w:color="42A5F5"/>
+          <w:right w:val="single" w:sz="12" w:space="0" w:color="42A5F5"/>
+          <w:insideH w:val="single" w:sz="12" w:space="0" w:color="42A5F5"/>
+          <w:insideV w:val="single" w:sz="12" w:space="0" w:color="42A5F5"/>
         </w:tblBorders>
+        <w:tblCellMar>
+          <w:left w:w="10" w:type="dxa"/>
+          <w:right w:w="10" w:type="dxa"/>
+        </w:tblCellMar>
+        <w:tblLook w:val="0000" w:firstRow="0" w:lastRow="0" w:firstColumn="0" w:lastColumn="0" w:noHBand="0" w:noVBand="0"/>
       </w:tblPr>
       <w:tblGrid>
         <w:gridCol w:w="10080"/>
       </w:tblGrid>
       <w:tr>
+        <w:tblPrEx>
+          <w:tblCellMar>
+            <w:top w:w="0" w:type="dxa"/>
+            <w:bottom w:w="0" w:type="dxa"/>
+          </w:tblCellMar>
+        </w:tblPrEx>
         <w:trPr>
-          <w:trHeight w:val="3200" w:hRule="atLeast"/>
+          <w:trHeight w:val="3200"/>
         </w:trPr>
         <w:tc>
           <w:tcPr>
-            <w:tcW w:type="dxa" w:w="10080"/>
-            <w:shd w:fill="FFFFFF" w:val="clear"/>
+            <w:tcW w:w="10080" w:type="dxa"/>
+            <w:shd w:val="clear" w:color="auto" w:fill="FFFFFF"/>
             <w:tcMar>
-              <w:top w:type="dxa" w:w="80"/>
-              <w:left w:type="dxa" w:w="120"/>
-              <w:bottom w:type="dxa" w:w="80"/>
-              <w:right w:type="dxa" w:w="120"/>
+              <w:top w:w="80" w:type="dxa"/>
+              <w:left w:w="120" w:type="dxa"/>
+              <w:bottom w:w="80" w:type="dxa"/>
+              <w:right w:w="120" w:type="dxa"/>
             </w:tcMar>
             <w:vAlign w:val="center"/>
           </w:tcPr>
@@ -1297,7 +1331,7 @@
                 <w:sz w:val="18"/>
                 <w:szCs w:val="18"/>
               </w:rPr>
-              <w:t xml:space="preserve">✏️  在这里画 / Draw here</w:t>
+              <w:t>✏️  在这里画 / Draw here</w:t>
             </w:r>
           </w:p>
         </w:tc>
@@ -1306,37 +1340,44 @@
     <w:p>
       <w:pPr>
         <w:pageBreakBefore/>
-        <w:spacing w:after="0" w:before="0"/>
-      </w:pPr>
-      <w:r>
-        <w:t xml:space="preserve"/>
-      </w:r>
+      </w:pPr>
     </w:p>
     <w:tbl>
       <w:tblPr>
-        <w:tblW w:type="dxa" w:w="10080"/>
+        <w:tblW w:w="10080" w:type="dxa"/>
         <w:tblBorders>
-          <w:top w:val="none" w:color="FFFFFF" w:sz="0"/>
-          <w:left w:val="none" w:color="FFFFFF" w:sz="0"/>
-          <w:bottom w:val="none" w:color="FFFFFF" w:sz="0"/>
-          <w:right w:val="none" w:color="FFFFFF" w:sz="0"/>
-          <w:insideH w:val="none" w:color="FFFFFF" w:sz="0"/>
-          <w:insideV w:val="none" w:color="FFFFFF" w:sz="0"/>
+          <w:top w:val="none" w:sz="0" w:space="0" w:color="FFFFFF"/>
+          <w:left w:val="none" w:sz="0" w:space="0" w:color="FFFFFF"/>
+          <w:bottom w:val="none" w:sz="0" w:space="0" w:color="FFFFFF"/>
+          <w:right w:val="none" w:sz="0" w:space="0" w:color="FFFFFF"/>
+          <w:insideH w:val="none" w:sz="0" w:space="0" w:color="FFFFFF"/>
+          <w:insideV w:val="none" w:sz="0" w:space="0" w:color="FFFFFF"/>
         </w:tblBorders>
+        <w:tblCellMar>
+          <w:left w:w="10" w:type="dxa"/>
+          <w:right w:w="10" w:type="dxa"/>
+        </w:tblCellMar>
+        <w:tblLook w:val="0000" w:firstRow="0" w:lastRow="0" w:firstColumn="0" w:lastColumn="0" w:noHBand="0" w:noVBand="0"/>
       </w:tblPr>
       <w:tblGrid>
         <w:gridCol w:w="10080"/>
       </w:tblGrid>
       <w:tr>
+        <w:tblPrEx>
+          <w:tblCellMar>
+            <w:top w:w="0" w:type="dxa"/>
+            <w:bottom w:w="0" w:type="dxa"/>
+          </w:tblCellMar>
+        </w:tblPrEx>
         <w:tc>
           <w:tcPr>
-            <w:tcW w:type="dxa" w:w="10080"/>
-            <w:shd w:fill="FF7043" w:val="clear"/>
+            <w:tcW w:w="10080" w:type="dxa"/>
+            <w:shd w:val="clear" w:color="auto" w:fill="FF7043"/>
             <w:tcMar>
-              <w:top w:type="dxa" w:w="80"/>
-              <w:left w:type="dxa" w:w="200"/>
-              <w:bottom w:type="dxa" w:w="80"/>
-              <w:right w:type="dxa" w:w="200"/>
+              <w:top w:w="80" w:type="dxa"/>
+              <w:left w:w="200" w:type="dxa"/>
+              <w:bottom w:w="80" w:type="dxa"/>
+              <w:right w:w="200" w:type="dxa"/>
             </w:tcMar>
           </w:tcPr>
           <w:p>
@@ -1348,7 +1389,7 @@
                 <w:sz w:val="24"/>
                 <w:szCs w:val="24"/>
               </w:rPr>
-              <w:t xml:space="preserve">三、连一连 / Match  (用线连起来)</w:t>
+              <w:t>三、连一连 / Match  (用线连起来)</w:t>
             </w:r>
           </w:p>
         </w:tc>
@@ -1356,22 +1397,20 @@
     </w:tbl>
     <w:p>
       <w:pPr>
-        <w:spacing w:after="200" w:before="200"/>
+        <w:spacing w:before="200" w:after="200"/>
       </w:pPr>
       <w:r>
         <w:rPr>
           <w:i/>
           <w:iCs/>
           <w:color w:val="888888"/>
-          <w:sz w:val="22"/>
-          <w:szCs w:val="22"/>
-        </w:rPr>
-        <w:t xml:space="preserve">👉 把中文词语和正确的英文/表情用一根线连起来。</w:t>
+        </w:rPr>
+        <w:t>👉 把中文词语和正确的英文/表情用一根线连起来。</w:t>
       </w:r>
     </w:p>
     <w:p>
       <w:pPr>
-        <w:spacing w:after="200" w:before="80"/>
+        <w:spacing w:before="80" w:after="200"/>
       </w:pPr>
       <w:r>
         <w:rPr>
@@ -1381,43 +1420,54 @@
           <w:sz w:val="20"/>
           <w:szCs w:val="20"/>
         </w:rPr>
-        <w:t xml:space="preserve">Draw a line from each Chinese word to its matching emoji + English.</w:t>
+        <w:t>Draw a line from each Chinese word to its matching emoji + English.</w:t>
       </w:r>
     </w:p>
     <w:tbl>
       <w:tblPr>
-        <w:tblW w:type="dxa" w:w="10080"/>
+        <w:tblW w:w="10080" w:type="dxa"/>
         <w:tblBorders>
-          <w:top w:val="none" w:color="FFFFFF" w:sz="0"/>
-          <w:left w:val="none" w:color="FFFFFF" w:sz="0"/>
-          <w:bottom w:val="none" w:color="FFFFFF" w:sz="0"/>
-          <w:right w:val="none" w:color="FFFFFF" w:sz="0"/>
-          <w:insideH w:val="none" w:color="FFFFFF" w:sz="0"/>
-          <w:insideV w:val="none" w:color="FFFFFF" w:sz="0"/>
+          <w:top w:val="none" w:sz="0" w:space="0" w:color="FFFFFF"/>
+          <w:left w:val="none" w:sz="0" w:space="0" w:color="FFFFFF"/>
+          <w:bottom w:val="none" w:sz="0" w:space="0" w:color="FFFFFF"/>
+          <w:right w:val="none" w:sz="0" w:space="0" w:color="FFFFFF"/>
+          <w:insideH w:val="none" w:sz="0" w:space="0" w:color="FFFFFF"/>
+          <w:insideV w:val="none" w:sz="0" w:space="0" w:color="FFFFFF"/>
         </w:tblBorders>
+        <w:tblCellMar>
+          <w:left w:w="10" w:type="dxa"/>
+          <w:right w:w="10" w:type="dxa"/>
+        </w:tblCellMar>
+        <w:tblLook w:val="0000" w:firstRow="0" w:lastRow="0" w:firstColumn="0" w:lastColumn="0" w:noHBand="0" w:noVBand="0"/>
       </w:tblPr>
       <w:tblGrid>
         <w:gridCol w:w="5040"/>
         <w:gridCol w:w="5040"/>
       </w:tblGrid>
       <w:tr>
+        <w:tblPrEx>
+          <w:tblCellMar>
+            <w:top w:w="0" w:type="dxa"/>
+            <w:bottom w:w="0" w:type="dxa"/>
+          </w:tblCellMar>
+        </w:tblPrEx>
         <w:trPr>
-          <w:trHeight w:val="1100" w:hRule="atLeast"/>
+          <w:trHeight w:val="1100"/>
         </w:trPr>
         <w:tc>
           <w:tcPr>
-            <w:tcW w:type="dxa" w:w="5040"/>
+            <w:tcW w:w="5040" w:type="dxa"/>
             <w:tcBorders>
-              <w:top w:val="single" w:color="FF7043" w:sz="8"/>
-              <w:left w:val="single" w:color="FF7043" w:sz="8"/>
-              <w:bottom w:val="single" w:color="FF7043" w:sz="8"/>
-              <w:right w:val="single" w:color="FF7043" w:sz="8"/>
+              <w:top w:val="single" w:sz="8" w:space="0" w:color="FF7043"/>
+              <w:left w:val="single" w:sz="8" w:space="0" w:color="FF7043"/>
+              <w:bottom w:val="single" w:sz="8" w:space="0" w:color="FF7043"/>
+              <w:right w:val="single" w:sz="8" w:space="0" w:color="FF7043"/>
             </w:tcBorders>
             <w:tcMar>
-              <w:top w:type="dxa" w:w="200"/>
-              <w:left w:type="dxa" w:w="240"/>
-              <w:bottom w:type="dxa" w:w="200"/>
-              <w:right w:type="dxa" w:w="240"/>
+              <w:top w:w="200" w:type="dxa"/>
+              <w:left w:w="240" w:type="dxa"/>
+              <w:bottom w:w="200" w:type="dxa"/>
+              <w:right w:w="240" w:type="dxa"/>
             </w:tcMar>
             <w:vAlign w:val="center"/>
           </w:tcPr>
@@ -1433,39 +1483,57 @@
                 <w:sz w:val="56"/>
                 <w:szCs w:val="56"/>
               </w:rPr>
-              <w:t xml:space="preserve">开心</w:t>
+              <w:t>开心</w:t>
             </w:r>
           </w:p>
           <w:p>
             <w:pPr>
               <w:jc w:val="center"/>
             </w:pPr>
+            <w:proofErr w:type="spellStart"/>
             <w:r>
               <w:rPr>
                 <w:i/>
                 <w:iCs/>
                 <w:color w:val="888888"/>
-                <w:sz w:val="22"/>
-                <w:szCs w:val="22"/>
-              </w:rPr>
-              <w:t xml:space="preserve">kāi xīn</w:t>
-            </w:r>
+              </w:rPr>
+              <w:t>kāi</w:t>
+            </w:r>
+            <w:proofErr w:type="spellEnd"/>
+            <w:r>
+              <w:rPr>
+                <w:i/>
+                <w:iCs/>
+                <w:color w:val="888888"/>
+              </w:rPr>
+              <w:t xml:space="preserve"> </w:t>
+            </w:r>
+            <w:proofErr w:type="spellStart"/>
+            <w:r>
+              <w:rPr>
+                <w:i/>
+                <w:iCs/>
+                <w:color w:val="888888"/>
+              </w:rPr>
+              <w:t>xīn</w:t>
+            </w:r>
+            <w:proofErr w:type="spellEnd"/>
           </w:p>
         </w:tc>
         <w:tc>
           <w:tcPr>
-            <w:tcW w:type="dxa" w:w="5040"/>
+            <w:tcW w:w="5040" w:type="dxa"/>
             <w:tcBorders>
-              <w:top w:val="single" w:color="42A5F5" w:sz="8"/>
-              <w:left w:val="single" w:color="42A5F5" w:sz="8"/>
-              <w:bottom w:val="single" w:color="42A5F5" w:sz="8"/>
-              <w:right w:val="single" w:color="42A5F5" w:sz="8"/>
+              <w:top w:val="single" w:sz="8" w:space="0" w:color="42A5F5"/>
+              <w:left w:val="single" w:sz="8" w:space="0" w:color="42A5F5"/>
+              <w:bottom w:val="single" w:sz="8" w:space="0" w:color="42A5F5"/>
+              <w:right w:val="single" w:sz="8" w:space="0" w:color="42A5F5"/>
             </w:tcBorders>
             <w:tcMar>
-              <w:top w:type="dxa" w:w="200"/>
-              <w:left w:type="dxa" w:w="240"/>
-              <w:bottom w:type="dxa" w:w="200"/>
-              <w:right w:type="dxa" w:w="240"/>
+              <w:top w:w="200" w:type="dxa"/>
+              <w:left w:w="240" w:type="dxa"/>
+              <w:bottom w:w="200" w:type="dxa"/>
+              <w:right w:w="240" w:type="dxa"/>
             </w:tcMar>
             <w:vAlign w:val="center"/>
           </w:tcPr>
@@ -1478,7 +1546,7 @@
                 <w:sz w:val="56"/>
                 <w:szCs w:val="56"/>
               </w:rPr>
-              <w:t xml:space="preserve">😡</w:t>
+              <w:t>😡</w:t>
             </w:r>
           </w:p>
           <w:p>
@@ -1493,29 +1561,35 @@
                 <w:sz w:val="26"/>
                 <w:szCs w:val="26"/>
               </w:rPr>
-              <w:t xml:space="preserve">angry</w:t>
+              <w:t>angry</w:t>
             </w:r>
           </w:p>
         </w:tc>
       </w:tr>
       <w:tr>
+        <w:tblPrEx>
+          <w:tblCellMar>
+            <w:top w:w="0" w:type="dxa"/>
+            <w:bottom w:w="0" w:type="dxa"/>
+          </w:tblCellMar>
+        </w:tblPrEx>
         <w:trPr>
-          <w:trHeight w:val="1100" w:hRule="atLeast"/>
+          <w:trHeight w:val="1100"/>
         </w:trPr>
         <w:tc>
           <w:tcPr>
-            <w:tcW w:type="dxa" w:w="5040"/>
+            <w:tcW w:w="5040" w:type="dxa"/>
             <w:tcBorders>
-              <w:top w:val="single" w:color="FF7043" w:sz="8"/>
-              <w:left w:val="single" w:color="FF7043" w:sz="8"/>
-              <w:bottom w:val="single" w:color="FF7043" w:sz="8"/>
-              <w:right w:val="single" w:color="FF7043" w:sz="8"/>
+              <w:top w:val="single" w:sz="8" w:space="0" w:color="FF7043"/>
+              <w:left w:val="single" w:sz="8" w:space="0" w:color="FF7043"/>
+              <w:bottom w:val="single" w:sz="8" w:space="0" w:color="FF7043"/>
+              <w:right w:val="single" w:sz="8" w:space="0" w:color="FF7043"/>
             </w:tcBorders>
             <w:tcMar>
-              <w:top w:type="dxa" w:w="200"/>
-              <w:left w:type="dxa" w:w="240"/>
-              <w:bottom w:type="dxa" w:w="200"/>
-              <w:right w:type="dxa" w:w="240"/>
+              <w:top w:w="200" w:type="dxa"/>
+              <w:left w:w="240" w:type="dxa"/>
+              <w:bottom w:w="200" w:type="dxa"/>
+              <w:right w:w="240" w:type="dxa"/>
             </w:tcMar>
             <w:vAlign w:val="center"/>
           </w:tcPr>
@@ -1531,39 +1605,57 @@
                 <w:sz w:val="56"/>
                 <w:szCs w:val="56"/>
               </w:rPr>
-              <w:t xml:space="preserve">难过</w:t>
+              <w:t>难过</w:t>
             </w:r>
           </w:p>
           <w:p>
             <w:pPr>
               <w:jc w:val="center"/>
             </w:pPr>
+            <w:proofErr w:type="spellStart"/>
             <w:r>
               <w:rPr>
                 <w:i/>
                 <w:iCs/>
                 <w:color w:val="888888"/>
-                <w:sz w:val="22"/>
-                <w:szCs w:val="22"/>
-              </w:rPr>
-              <w:t xml:space="preserve">nán guò</w:t>
-            </w:r>
+              </w:rPr>
+              <w:t>nán</w:t>
+            </w:r>
+            <w:proofErr w:type="spellEnd"/>
+            <w:r>
+              <w:rPr>
+                <w:i/>
+                <w:iCs/>
+                <w:color w:val="888888"/>
+              </w:rPr>
+              <w:t xml:space="preserve"> </w:t>
+            </w:r>
+            <w:proofErr w:type="spellStart"/>
+            <w:r>
+              <w:rPr>
+                <w:i/>
+                <w:iCs/>
+                <w:color w:val="888888"/>
+              </w:rPr>
+              <w:t>guò</w:t>
+            </w:r>
+            <w:proofErr w:type="spellEnd"/>
           </w:p>
         </w:tc>
         <w:tc>
           <w:tcPr>
-            <w:tcW w:type="dxa" w:w="5040"/>
+            <w:tcW w:w="5040" w:type="dxa"/>
             <w:tcBorders>
-              <w:top w:val="single" w:color="42A5F5" w:sz="8"/>
-              <w:left w:val="single" w:color="42A5F5" w:sz="8"/>
-              <w:bottom w:val="single" w:color="42A5F5" w:sz="8"/>
-              <w:right w:val="single" w:color="42A5F5" w:sz="8"/>
+              <w:top w:val="single" w:sz="8" w:space="0" w:color="42A5F5"/>
+              <w:left w:val="single" w:sz="8" w:space="0" w:color="42A5F5"/>
+              <w:bottom w:val="single" w:sz="8" w:space="0" w:color="42A5F5"/>
+              <w:right w:val="single" w:sz="8" w:space="0" w:color="42A5F5"/>
             </w:tcBorders>
             <w:tcMar>
-              <w:top w:type="dxa" w:w="200"/>
-              <w:left w:type="dxa" w:w="240"/>
-              <w:bottom w:type="dxa" w:w="200"/>
-              <w:right w:type="dxa" w:w="240"/>
+              <w:top w:w="200" w:type="dxa"/>
+              <w:left w:w="240" w:type="dxa"/>
+              <w:bottom w:w="200" w:type="dxa"/>
+              <w:right w:w="240" w:type="dxa"/>
             </w:tcMar>
             <w:vAlign w:val="center"/>
           </w:tcPr>
@@ -1576,7 +1668,7 @@
                 <w:sz w:val="56"/>
                 <w:szCs w:val="56"/>
               </w:rPr>
-              <w:t xml:space="preserve">😄</w:t>
+              <w:t>😄</w:t>
             </w:r>
           </w:p>
           <w:p>
@@ -1591,29 +1683,35 @@
                 <w:sz w:val="26"/>
                 <w:szCs w:val="26"/>
               </w:rPr>
-              <w:t xml:space="preserve">happy</w:t>
+              <w:t>happy</w:t>
             </w:r>
           </w:p>
         </w:tc>
       </w:tr>
       <w:tr>
+        <w:tblPrEx>
+          <w:tblCellMar>
+            <w:top w:w="0" w:type="dxa"/>
+            <w:bottom w:w="0" w:type="dxa"/>
+          </w:tblCellMar>
+        </w:tblPrEx>
         <w:trPr>
-          <w:trHeight w:val="1100" w:hRule="atLeast"/>
+          <w:trHeight w:val="1100"/>
         </w:trPr>
         <w:tc>
           <w:tcPr>
-            <w:tcW w:type="dxa" w:w="5040"/>
+            <w:tcW w:w="5040" w:type="dxa"/>
             <w:tcBorders>
-              <w:top w:val="single" w:color="FF7043" w:sz="8"/>
-              <w:left w:val="single" w:color="FF7043" w:sz="8"/>
-              <w:bottom w:val="single" w:color="FF7043" w:sz="8"/>
-              <w:right w:val="single" w:color="FF7043" w:sz="8"/>
+              <w:top w:val="single" w:sz="8" w:space="0" w:color="FF7043"/>
+              <w:left w:val="single" w:sz="8" w:space="0" w:color="FF7043"/>
+              <w:bottom w:val="single" w:sz="8" w:space="0" w:color="FF7043"/>
+              <w:right w:val="single" w:sz="8" w:space="0" w:color="FF7043"/>
             </w:tcBorders>
             <w:tcMar>
-              <w:top w:type="dxa" w:w="200"/>
-              <w:left w:type="dxa" w:w="240"/>
-              <w:bottom w:type="dxa" w:w="200"/>
-              <w:right w:type="dxa" w:w="240"/>
+              <w:top w:w="200" w:type="dxa"/>
+              <w:left w:w="240" w:type="dxa"/>
+              <w:bottom w:w="200" w:type="dxa"/>
+              <w:right w:w="240" w:type="dxa"/>
             </w:tcMar>
             <w:vAlign w:val="center"/>
           </w:tcPr>
@@ -1629,39 +1727,57 @@
                 <w:sz w:val="56"/>
                 <w:szCs w:val="56"/>
               </w:rPr>
-              <w:t xml:space="preserve">生气</w:t>
+              <w:t>生气</w:t>
             </w:r>
           </w:p>
           <w:p>
             <w:pPr>
               <w:jc w:val="center"/>
             </w:pPr>
+            <w:proofErr w:type="spellStart"/>
             <w:r>
               <w:rPr>
                 <w:i/>
                 <w:iCs/>
                 <w:color w:val="888888"/>
-                <w:sz w:val="22"/>
-                <w:szCs w:val="22"/>
-              </w:rPr>
-              <w:t xml:space="preserve">shēng qì</w:t>
-            </w:r>
+              </w:rPr>
+              <w:t>shēng</w:t>
+            </w:r>
+            <w:proofErr w:type="spellEnd"/>
+            <w:r>
+              <w:rPr>
+                <w:i/>
+                <w:iCs/>
+                <w:color w:val="888888"/>
+              </w:rPr>
+              <w:t xml:space="preserve"> </w:t>
+            </w:r>
+            <w:proofErr w:type="spellStart"/>
+            <w:r>
+              <w:rPr>
+                <w:i/>
+                <w:iCs/>
+                <w:color w:val="888888"/>
+              </w:rPr>
+              <w:t>qì</w:t>
+            </w:r>
+            <w:proofErr w:type="spellEnd"/>
           </w:p>
         </w:tc>
         <w:tc>
           <w:tcPr>
-            <w:tcW w:type="dxa" w:w="5040"/>
+            <w:tcW w:w="5040" w:type="dxa"/>
             <w:tcBorders>
-              <w:top w:val="single" w:color="42A5F5" w:sz="8"/>
-              <w:left w:val="single" w:color="42A5F5" w:sz="8"/>
-              <w:bottom w:val="single" w:color="42A5F5" w:sz="8"/>
-              <w:right w:val="single" w:color="42A5F5" w:sz="8"/>
+              <w:top w:val="single" w:sz="8" w:space="0" w:color="42A5F5"/>
+              <w:left w:val="single" w:sz="8" w:space="0" w:color="42A5F5"/>
+              <w:bottom w:val="single" w:sz="8" w:space="0" w:color="42A5F5"/>
+              <w:right w:val="single" w:sz="8" w:space="0" w:color="42A5F5"/>
             </w:tcBorders>
             <w:tcMar>
-              <w:top w:type="dxa" w:w="200"/>
-              <w:left w:type="dxa" w:w="240"/>
-              <w:bottom w:type="dxa" w:w="200"/>
-              <w:right w:type="dxa" w:w="240"/>
+              <w:top w:w="200" w:type="dxa"/>
+              <w:left w:w="240" w:type="dxa"/>
+              <w:bottom w:w="200" w:type="dxa"/>
+              <w:right w:w="240" w:type="dxa"/>
             </w:tcMar>
             <w:vAlign w:val="center"/>
           </w:tcPr>
@@ -1674,7 +1790,7 @@
                 <w:sz w:val="56"/>
                 <w:szCs w:val="56"/>
               </w:rPr>
-              <w:t xml:space="preserve">🎭</w:t>
+              <w:t>🎭</w:t>
             </w:r>
           </w:p>
           <w:p>
@@ -1689,29 +1805,35 @@
                 <w:sz w:val="26"/>
                 <w:szCs w:val="26"/>
               </w:rPr>
-              <w:t xml:space="preserve">mood</w:t>
+              <w:t>mood</w:t>
             </w:r>
           </w:p>
         </w:tc>
       </w:tr>
       <w:tr>
+        <w:tblPrEx>
+          <w:tblCellMar>
+            <w:top w:w="0" w:type="dxa"/>
+            <w:bottom w:w="0" w:type="dxa"/>
+          </w:tblCellMar>
+        </w:tblPrEx>
         <w:trPr>
-          <w:trHeight w:val="1100" w:hRule="atLeast"/>
+          <w:trHeight w:val="1100"/>
         </w:trPr>
         <w:tc>
           <w:tcPr>
-            <w:tcW w:type="dxa" w:w="5040"/>
+            <w:tcW w:w="5040" w:type="dxa"/>
             <w:tcBorders>
-              <w:top w:val="single" w:color="FF7043" w:sz="8"/>
-              <w:left w:val="single" w:color="FF7043" w:sz="8"/>
-              <w:bottom w:val="single" w:color="FF7043" w:sz="8"/>
-              <w:right w:val="single" w:color="FF7043" w:sz="8"/>
+              <w:top w:val="single" w:sz="8" w:space="0" w:color="FF7043"/>
+              <w:left w:val="single" w:sz="8" w:space="0" w:color="FF7043"/>
+              <w:bottom w:val="single" w:sz="8" w:space="0" w:color="FF7043"/>
+              <w:right w:val="single" w:sz="8" w:space="0" w:color="FF7043"/>
             </w:tcBorders>
             <w:tcMar>
-              <w:top w:type="dxa" w:w="200"/>
-              <w:left w:type="dxa" w:w="240"/>
-              <w:bottom w:type="dxa" w:w="200"/>
-              <w:right w:type="dxa" w:w="240"/>
+              <w:top w:w="200" w:type="dxa"/>
+              <w:left w:w="240" w:type="dxa"/>
+              <w:bottom w:w="200" w:type="dxa"/>
+              <w:right w:w="240" w:type="dxa"/>
             </w:tcMar>
             <w:vAlign w:val="center"/>
           </w:tcPr>
@@ -1727,39 +1849,57 @@
                 <w:sz w:val="56"/>
                 <w:szCs w:val="56"/>
               </w:rPr>
-              <w:t xml:space="preserve">喜欢</w:t>
+              <w:t>喜欢</w:t>
             </w:r>
           </w:p>
           <w:p>
             <w:pPr>
               <w:jc w:val="center"/>
             </w:pPr>
+            <w:proofErr w:type="spellStart"/>
             <w:r>
               <w:rPr>
                 <w:i/>
                 <w:iCs/>
                 <w:color w:val="888888"/>
-                <w:sz w:val="22"/>
-                <w:szCs w:val="22"/>
-              </w:rPr>
-              <w:t xml:space="preserve">xǐ huān</w:t>
-            </w:r>
+              </w:rPr>
+              <w:t>xǐ</w:t>
+            </w:r>
+            <w:proofErr w:type="spellEnd"/>
+            <w:r>
+              <w:rPr>
+                <w:i/>
+                <w:iCs/>
+                <w:color w:val="888888"/>
+              </w:rPr>
+              <w:t xml:space="preserve"> </w:t>
+            </w:r>
+            <w:proofErr w:type="spellStart"/>
+            <w:r>
+              <w:rPr>
+                <w:i/>
+                <w:iCs/>
+                <w:color w:val="888888"/>
+              </w:rPr>
+              <w:t>huān</w:t>
+            </w:r>
+            <w:proofErr w:type="spellEnd"/>
           </w:p>
         </w:tc>
         <w:tc>
           <w:tcPr>
-            <w:tcW w:type="dxa" w:w="5040"/>
+            <w:tcW w:w="5040" w:type="dxa"/>
             <w:tcBorders>
-              <w:top w:val="single" w:color="42A5F5" w:sz="8"/>
-              <w:left w:val="single" w:color="42A5F5" w:sz="8"/>
-              <w:bottom w:val="single" w:color="42A5F5" w:sz="8"/>
-              <w:right w:val="single" w:color="42A5F5" w:sz="8"/>
+              <w:top w:val="single" w:sz="8" w:space="0" w:color="42A5F5"/>
+              <w:left w:val="single" w:sz="8" w:space="0" w:color="42A5F5"/>
+              <w:bottom w:val="single" w:sz="8" w:space="0" w:color="42A5F5"/>
+              <w:right w:val="single" w:sz="8" w:space="0" w:color="42A5F5"/>
             </w:tcBorders>
             <w:tcMar>
-              <w:top w:type="dxa" w:w="200"/>
-              <w:left w:type="dxa" w:w="240"/>
-              <w:bottom w:type="dxa" w:w="200"/>
-              <w:right w:type="dxa" w:w="240"/>
+              <w:top w:w="200" w:type="dxa"/>
+              <w:left w:w="240" w:type="dxa"/>
+              <w:bottom w:w="200" w:type="dxa"/>
+              <w:right w:w="240" w:type="dxa"/>
             </w:tcMar>
             <w:vAlign w:val="center"/>
           </w:tcPr>
@@ -1772,7 +1912,7 @@
                 <w:sz w:val="56"/>
                 <w:szCs w:val="56"/>
               </w:rPr>
-              <w:t xml:space="preserve">😢</w:t>
+              <w:t>😢</w:t>
             </w:r>
           </w:p>
           <w:p>
@@ -1787,29 +1927,35 @@
                 <w:sz w:val="26"/>
                 <w:szCs w:val="26"/>
               </w:rPr>
-              <w:t xml:space="preserve">sad</w:t>
+              <w:t>sad</w:t>
             </w:r>
           </w:p>
         </w:tc>
       </w:tr>
       <w:tr>
+        <w:tblPrEx>
+          <w:tblCellMar>
+            <w:top w:w="0" w:type="dxa"/>
+            <w:bottom w:w="0" w:type="dxa"/>
+          </w:tblCellMar>
+        </w:tblPrEx>
         <w:trPr>
-          <w:trHeight w:val="1100" w:hRule="atLeast"/>
+          <w:trHeight w:val="1100"/>
         </w:trPr>
         <w:tc>
           <w:tcPr>
-            <w:tcW w:type="dxa" w:w="5040"/>
+            <w:tcW w:w="5040" w:type="dxa"/>
             <w:tcBorders>
-              <w:top w:val="single" w:color="FF7043" w:sz="8"/>
-              <w:left w:val="single" w:color="FF7043" w:sz="8"/>
-              <w:bottom w:val="single" w:color="FF7043" w:sz="8"/>
-              <w:right w:val="single" w:color="FF7043" w:sz="8"/>
+              <w:top w:val="single" w:sz="8" w:space="0" w:color="FF7043"/>
+              <w:left w:val="single" w:sz="8" w:space="0" w:color="FF7043"/>
+              <w:bottom w:val="single" w:sz="8" w:space="0" w:color="FF7043"/>
+              <w:right w:val="single" w:sz="8" w:space="0" w:color="FF7043"/>
             </w:tcBorders>
             <w:tcMar>
-              <w:top w:type="dxa" w:w="200"/>
-              <w:left w:type="dxa" w:w="240"/>
-              <w:bottom w:type="dxa" w:w="200"/>
-              <w:right w:type="dxa" w:w="240"/>
+              <w:top w:w="200" w:type="dxa"/>
+              <w:left w:w="240" w:type="dxa"/>
+              <w:bottom w:w="200" w:type="dxa"/>
+              <w:right w:w="240" w:type="dxa"/>
             </w:tcMar>
             <w:vAlign w:val="center"/>
           </w:tcPr>
@@ -1825,39 +1971,57 @@
                 <w:sz w:val="56"/>
                 <w:szCs w:val="56"/>
               </w:rPr>
-              <w:t xml:space="preserve">心情</w:t>
+              <w:t>心情</w:t>
             </w:r>
           </w:p>
           <w:p>
             <w:pPr>
               <w:jc w:val="center"/>
             </w:pPr>
+            <w:proofErr w:type="spellStart"/>
             <w:r>
               <w:rPr>
                 <w:i/>
                 <w:iCs/>
                 <w:color w:val="888888"/>
-                <w:sz w:val="22"/>
-                <w:szCs w:val="22"/>
-              </w:rPr>
-              <w:t xml:space="preserve">xīn qíng</w:t>
-            </w:r>
+              </w:rPr>
+              <w:t>xīn</w:t>
+            </w:r>
+            <w:proofErr w:type="spellEnd"/>
+            <w:r>
+              <w:rPr>
+                <w:i/>
+                <w:iCs/>
+                <w:color w:val="888888"/>
+              </w:rPr>
+              <w:t xml:space="preserve"> </w:t>
+            </w:r>
+            <w:proofErr w:type="spellStart"/>
+            <w:r>
+              <w:rPr>
+                <w:i/>
+                <w:iCs/>
+                <w:color w:val="888888"/>
+              </w:rPr>
+              <w:t>qíng</w:t>
+            </w:r>
+            <w:proofErr w:type="spellEnd"/>
           </w:p>
         </w:tc>
         <w:tc>
           <w:tcPr>
-            <w:tcW w:type="dxa" w:w="5040"/>
+            <w:tcW w:w="5040" w:type="dxa"/>
             <w:tcBorders>
-              <w:top w:val="single" w:color="42A5F5" w:sz="8"/>
-              <w:left w:val="single" w:color="42A5F5" w:sz="8"/>
-              <w:bottom w:val="single" w:color="42A5F5" w:sz="8"/>
-              <w:right w:val="single" w:color="42A5F5" w:sz="8"/>
+              <w:top w:val="single" w:sz="8" w:space="0" w:color="42A5F5"/>
+              <w:left w:val="single" w:sz="8" w:space="0" w:color="42A5F5"/>
+              <w:bottom w:val="single" w:sz="8" w:space="0" w:color="42A5F5"/>
+              <w:right w:val="single" w:sz="8" w:space="0" w:color="42A5F5"/>
             </w:tcBorders>
             <w:tcMar>
-              <w:top w:type="dxa" w:w="200"/>
-              <w:left w:type="dxa" w:w="240"/>
-              <w:bottom w:type="dxa" w:w="200"/>
-              <w:right w:type="dxa" w:w="240"/>
+              <w:top w:w="200" w:type="dxa"/>
+              <w:left w:w="240" w:type="dxa"/>
+              <w:bottom w:w="200" w:type="dxa"/>
+              <w:right w:w="240" w:type="dxa"/>
             </w:tcMar>
             <w:vAlign w:val="center"/>
           </w:tcPr>
@@ -1870,7 +2034,7 @@
                 <w:sz w:val="56"/>
                 <w:szCs w:val="56"/>
               </w:rPr>
-              <w:t xml:space="preserve">😍</w:t>
+              <w:t>😍</w:t>
             </w:r>
           </w:p>
           <w:p>
@@ -1885,7 +2049,7 @@
                 <w:sz w:val="26"/>
                 <w:szCs w:val="26"/>
               </w:rPr>
-              <w:t xml:space="preserve">like / love</w:t>
+              <w:t>like / love</w:t>
             </w:r>
           </w:p>
         </w:tc>
@@ -1894,40 +2058,52 @@
     <w:p>
       <w:pPr>
         <w:pageBreakBefore/>
-        <w:spacing w:after="0" w:before="0"/>
-      </w:pPr>
-      <w:r>
-        <w:t xml:space="preserve"/>
-      </w:r>
+      </w:pPr>
     </w:p>
     <w:tbl>
       <w:tblPr>
-        <w:tblW w:type="dxa" w:w="10080"/>
+        <w:tblW w:w="10080" w:type="dxa"/>
         <w:tblBorders>
-          <w:top w:val="none" w:color="FFFFFF" w:sz="0"/>
-          <w:left w:val="none" w:color="FFFFFF" w:sz="0"/>
-          <w:bottom w:val="none" w:color="FFFFFF" w:sz="0"/>
-          <w:right w:val="none" w:color="FFFFFF" w:sz="0"/>
-          <w:insideH w:val="none" w:color="FFFFFF" w:sz="0"/>
-          <w:insideV w:val="none" w:color="FFFFFF" w:sz="0"/>
+          <w:top w:val="none" w:sz="0" w:space="0" w:color="FFFFFF"/>
+          <w:left w:val="none" w:sz="0" w:space="0" w:color="FFFFFF"/>
+          <w:bottom w:val="none" w:sz="0" w:space="0" w:color="FFFFFF"/>
+          <w:right w:val="none" w:sz="0" w:space="0" w:color="FFFFFF"/>
+          <w:insideH w:val="none" w:sz="0" w:space="0" w:color="FFFFFF"/>
+          <w:insideV w:val="none" w:sz="0" w:space="0" w:color="FFFFFF"/>
         </w:tblBorders>
+        <w:tblCellMar>
+          <w:left w:w="10" w:type="dxa"/>
+          <w:right w:w="10" w:type="dxa"/>
+        </w:tblCellMar>
+        <w:tblLook w:val="0000" w:firstRow="0" w:lastRow="0" w:firstColumn="0" w:lastColumn="0" w:noHBand="0" w:noVBand="0"/>
       </w:tblPr>
       <w:tblGrid>
         <w:gridCol w:w="10080"/>
       </w:tblGrid>
       <w:tr>
+        <w:tblPrEx>
+          <w:tblCellMar>
+            <w:top w:w="0" w:type="dxa"/>
+            <w:bottom w:w="0" w:type="dxa"/>
+          </w:tblCellMar>
+        </w:tblPrEx>
         <w:tc>
           <w:tcPr>
-            <w:tcW w:type="dxa" w:w="10080"/>
-            <w:shd w:fill="9C27B0" w:val="clear"/>
+            <w:tcW w:w="10080" w:type="dxa"/>
+            <w:shd w:val="clear" w:color="auto" w:fill="9C27B0"/>
             <w:tcMar>
-              <w:top w:type="dxa" w:w="80"/>
-              <w:left w:type="dxa" w:w="200"/>
-              <w:bottom w:type="dxa" w:w="80"/>
-              <w:right w:type="dxa" w:w="200"/>
+              <w:top w:w="80" w:type="dxa"/>
+              <w:left w:w="200" w:type="dxa"/>
+              <w:bottom w:w="80" w:type="dxa"/>
+              <w:right w:w="200" w:type="dxa"/>
             </w:tcMar>
           </w:tcPr>
           <w:p>
+            <w:pPr>
+              <w:rPr>
+                <w:rFonts w:hint="eastAsia"/>
+              </w:rPr>
+            </w:pPr>
             <w:r>
               <w:rPr>
                 <w:b/>
@@ -1936,7 +2112,18 @@
                 <w:sz w:val="24"/>
                 <w:szCs w:val="24"/>
               </w:rPr>
-              <w:t xml:space="preserve">四、描一描, 写一写 / Trace and Write</w:t>
+              <w:t>四、描一描, 写一写 / Trace and Write</w:t>
+            </w:r>
+            <w:r>
+              <w:rPr>
+                <w:rFonts w:hint="eastAsia"/>
+                <w:b/>
+                <w:bCs/>
+                <w:color w:val="FFFFFF"/>
+                <w:sz w:val="24"/>
+                <w:szCs w:val="24"/>
+              </w:rPr>
+              <w:t xml:space="preserve"> (高Level)</w:t>
             </w:r>
           </w:p>
         </w:tc>
@@ -1944,176 +2131,34 @@
     </w:tbl>
     <w:p>
       <w:pPr>
-        <w:spacing w:after="100" w:before="200"/>
-      </w:pPr>
-      <w:r>
-        <w:rPr>
-          <w:i/>
-          <w:iCs/>
-          <w:color w:val="888888"/>
-          <w:sz w:val="22"/>
-          <w:szCs w:val="22"/>
-        </w:rPr>
-        <w:t xml:space="preserve">👉 在下面贴上写字纸, 写一写今天学到的字。</w:t>
+        <w:rPr>
+          <w:rFonts w:hint="eastAsia"/>
+        </w:rPr>
+      </w:pPr>
+      <w:r>
+        <w:rPr>
+          <w:rFonts w:hint="eastAsia"/>
+        </w:rPr>
+        <w:t xml:space="preserve">(生成写字纸) </w:t>
       </w:r>
     </w:p>
-    <w:p>
-      <w:pPr>
-        <w:spacing w:after="200" w:before="60"/>
-      </w:pPr>
-      <w:r>
-        <w:rPr>
-          <w:i/>
-          <w:iCs/>
-          <w:color w:val="888888"/>
-          <w:sz w:val="20"/>
-          <w:szCs w:val="20"/>
-        </w:rPr>
-        <w:t xml:space="preserve">Insert your writing paper below and practice today’s characters.</w:t>
-      </w:r>
-    </w:p>
-    <w:tbl>
-      <w:tblPr>
-        <w:tblW w:type="dxa" w:w="10080"/>
-        <w:tblBorders>
-          <w:top w:val="single" w:color="9C27B0" w:sz="12"/>
-          <w:left w:val="single" w:color="9C27B0" w:sz="12"/>
-          <w:bottom w:val="single" w:color="9C27B0" w:sz="12"/>
-          <w:right w:val="single" w:color="9C27B0" w:sz="12"/>
-          <w:insideH w:val="single" w:color="9C27B0" w:sz="12"/>
-          <w:insideV w:val="single" w:color="9C27B0" w:sz="12"/>
-        </w:tblBorders>
-      </w:tblPr>
-      <w:tblGrid>
-        <w:gridCol w:w="10080"/>
-      </w:tblGrid>
-      <w:tr>
-        <w:trPr>
-          <w:trHeight w:val="11000" w:hRule="atLeast"/>
-        </w:trPr>
-        <w:tc>
-          <w:tcPr>
-            <w:tcW w:type="dxa" w:w="10080"/>
-            <w:shd w:fill="FFFFFF" w:val="clear"/>
-            <w:tcMar>
-              <w:top w:type="dxa" w:w="200"/>
-              <w:left w:type="dxa" w:w="200"/>
-              <w:bottom w:type="dxa" w:w="200"/>
-              <w:right w:type="dxa" w:w="200"/>
-            </w:tcMar>
-            <w:vAlign w:val="center"/>
-          </w:tcPr>
-          <w:p>
-            <w:pPr>
-              <w:jc w:val="center"/>
-            </w:pPr>
-            <w:r>
-              <w:rPr>
-                <w:i/>
-                <w:iCs/>
-                <w:color w:val="D8D8D8"/>
-                <w:sz w:val="22"/>
-                <w:szCs w:val="22"/>
-              </w:rPr>
-              <w:t xml:space="preserve">📄  在这里贴上写字纸 / Insert your writing paper here</w:t>
-            </w:r>
-          </w:p>
-        </w:tc>
-      </w:tr>
-    </w:tbl>
     <w:sectPr>
-      <w:pgSz w:w="12240" w:h="15840" w:orient="portrait"/>
+      <w:pgSz w:w="12240" w:h="15840"/>
       <w:pgMar w:top="1080" w:right="1080" w:bottom="1080" w:left="1080" w:header="708" w:footer="708" w:gutter="0"/>
-      <w:pgNumType/>
+      <w:cols w:space="720"/>
       <w:docGrid w:linePitch="360"/>
     </w:sectPr>
   </w:body>
 </w:document>
 </file>
 
-<file path=word/comments.xml><?xml version="1.0" encoding="utf-8"?>
-<w:comments xmlns:cx="http://schemas.microsoft.com/office/drawing/2014/chartex" xmlns:cx1="http://schemas.microsoft.com/office/drawing/2015/9/8/chartex" xmlns:cx2="http://schemas.microsoft.com/office/drawing/2015/10/21/chartex" xmlns:cx3="http://schemas.microsoft.com/office/drawing/2016/5/9/chartex" xmlns:cx4="http://schemas.microsoft.com/office/drawing/2016/5/10/chartex" xmlns:cx5="http://schemas.microsoft.com/office/drawing/2016/5/11/chartex" xmlns:cx6="http://schemas.microsoft.com/office/drawing/2016/5/12/chartex" xmlns:cx7="http://schemas.microsoft.com/office/drawing/2016/5/13/chartex" xmlns:cx8="http://schemas.microsoft.com/office/drawing/2016/5/14/chartex" xmlns:mc="http://schemas.openxmlformats.org/markup-compatibility/2006" xmlns:aink="http://schemas.microsoft.com/office/drawing/2016/ink" xmlns:am3d="http://schemas.microsoft.com/office/drawing/2017/model3d" xmlns:o="urn:schemas-microsoft-com:office:office" xmlns:r="http://schemas.openxmlformats.org/officeDocument/2006/relationships" xmlns:m="http://schemas.openxmlformats.org/officeDocument/2006/math" xmlns:v="urn:schemas-microsoft-com:vml" xmlns:wp14="http://schemas.microsoft.com/office/word/2010/wordprocessingDrawing" xmlns:wp="http://schemas.openxmlformats.org/drawingml/2006/wordprocessingDrawing" xmlns:w10="urn:schemas-microsoft-com:office:word" xmlns:w="http://schemas.openxmlformats.org/wordprocessingml/2006/main" xmlns:w14="http://schemas.microsoft.com/office/word/2010/wordml" xmlns:w15="http://schemas.microsoft.com/office/word/2012/wordml" xmlns:w16cex="http://schemas.microsoft.com/office/word/2018/wordml/cex" xmlns:w16cid="http://schemas.microsoft.com/office/word/2016/wordml/cid" xmlns:w16="http://schemas.microsoft.com/office/word/2018/wordml" xmlns:w16sdtdh="http://schemas.microsoft.com/office/word/2020/wordml/sdtdatahash" xmlns:w16se="http://schemas.microsoft.com/office/word/2015/wordml/symex" xmlns:wpg="http://schemas.microsoft.com/office/word/2010/wordprocessingGroup" xmlns:wpi="http://schemas.microsoft.com/office/word/2010/wordprocessingInk" xmlns:wne="http://schemas.microsoft.com/office/word/2006/wordml" xmlns:wps="http://schemas.microsoft.com/office/word/2010/wordprocessingShape"/>
-</file>
-
-<file path=word/endnotes.xml><?xml version="1.0" encoding="utf-8"?>
-<w:endnotes xmlns:wpc="http://schemas.microsoft.com/office/word/2010/wordprocessingCanvas" xmlns:mc="http://schemas.openxmlformats.org/markup-compatibility/2006" xmlns:o="urn:schemas-microsoft-com:office:office" xmlns:r="http://schemas.openxmlformats.org/officeDocument/2006/relationships" xmlns:m="http://schemas.openxmlformats.org/officeDocument/2006/math" xmlns:v="urn:schemas-microsoft-com:vml" xmlns:wp14="http://schemas.microsoft.com/office/word/2010/wordprocessingDrawing" xmlns:wp="http://schemas.openxmlformats.org/drawingml/2006/wordprocessingDrawing" xmlns:w10="urn:schemas-microsoft-com:office:word" xmlns:w="http://schemas.openxmlformats.org/wordprocessingml/2006/main" xmlns:w14="http://schemas.microsoft.com/office/word/2010/wordml" xmlns:w15="http://schemas.microsoft.com/office/word/2012/wordml" xmlns:wpg="http://schemas.microsoft.com/office/word/2010/wordprocessingGroup" xmlns:wpi="http://schemas.microsoft.com/office/word/2010/wordprocessingInk" xmlns:wne="http://schemas.microsoft.com/office/word/2006/wordml" xmlns:wps="http://schemas.microsoft.com/office/word/2010/wordprocessingShape" mc:Ignorable="w14 w15 wp14">
-  <w:endnote w:type="separator" w:id="-1">
-    <w:p>
-      <w:pPr>
-        <w:spacing w:after="0" w:line="240" w:lineRule="auto"/>
-      </w:pPr>
-      <w:r>
-        <w:rPr>
-          <w:rStyle w:val="EndnoteReference"/>
-        </w:rPr>
-        <w:endnoteRef/>
-      </w:r>
-      <w:r>
-        <w:separator/>
-      </w:r>
-    </w:p>
-  </w:endnote>
-  <w:endnote w:type="continuationSeparator" w:id="0">
-    <w:p>
-      <w:pPr>
-        <w:spacing w:after="0" w:line="240" w:lineRule="auto"/>
-      </w:pPr>
-      <w:r>
-        <w:rPr>
-          <w:rStyle w:val="EndnoteReference"/>
-        </w:rPr>
-        <w:endnoteRef/>
-      </w:r>
-      <w:r>
-        <w:continuationSeparator/>
-      </w:r>
-    </w:p>
-  </w:endnote>
-</w:endnotes>
-</file>
-
-<file path=word/footnotes.xml><?xml version="1.0" encoding="utf-8"?>
-<w:footnotes xmlns:wpc="http://schemas.microsoft.com/office/word/2010/wordprocessingCanvas" xmlns:mc="http://schemas.openxmlformats.org/markup-compatibility/2006" xmlns:o="urn:schemas-microsoft-com:office:office" xmlns:r="http://schemas.openxmlformats.org/officeDocument/2006/relationships" xmlns:m="http://schemas.openxmlformats.org/officeDocument/2006/math" xmlns:v="urn:schemas-microsoft-com:vml" xmlns:wp14="http://schemas.microsoft.com/office/word/2010/wordprocessingDrawing" xmlns:wp="http://schemas.openxmlformats.org/drawingml/2006/wordprocessingDrawing" xmlns:w10="urn:schemas-microsoft-com:office:word" xmlns:w="http://schemas.openxmlformats.org/wordprocessingml/2006/main" xmlns:w14="http://schemas.microsoft.com/office/word/2010/wordml" xmlns:w15="http://schemas.microsoft.com/office/word/2012/wordml" xmlns:wpg="http://schemas.microsoft.com/office/word/2010/wordprocessingGroup" xmlns:wpi="http://schemas.microsoft.com/office/word/2010/wordprocessingInk" xmlns:wne="http://schemas.microsoft.com/office/word/2006/wordml" xmlns:wps="http://schemas.microsoft.com/office/word/2010/wordprocessingShape" mc:Ignorable="w14 w15 wp14">
-  <w:footnote w:type="separator" w:id="-1">
-    <w:p>
-      <w:pPr>
-        <w:spacing w:after="0" w:line="240" w:lineRule="auto"/>
-      </w:pPr>
-      <w:r>
-        <w:rPr>
-          <w:rStyle w:val="FootnoteReference"/>
-        </w:rPr>
-        <w:footnoteRef/>
-      </w:r>
-      <w:r>
-        <w:separator/>
-      </w:r>
-    </w:p>
-  </w:footnote>
-  <w:footnote w:type="continuationSeparator" w:id="0">
-    <w:p>
-      <w:pPr>
-        <w:spacing w:after="0" w:line="240" w:lineRule="auto"/>
-      </w:pPr>
-      <w:r>
-        <w:rPr>
-          <w:rStyle w:val="FootnoteReference"/>
-        </w:rPr>
-        <w:footnoteRef/>
-      </w:r>
-      <w:r>
-        <w:continuationSeparator/>
-      </w:r>
-    </w:p>
-  </w:footnote>
-</w:footnotes>
-</file>
-
 <file path=word/numbering.xml><?xml version="1.0" encoding="utf-8"?>
-<w:numbering xmlns:wpc="http://schemas.microsoft.com/office/word/2010/wordprocessingCanvas" xmlns:mc="http://schemas.openxmlformats.org/markup-compatibility/2006" xmlns:o="urn:schemas-microsoft-com:office:office" xmlns:r="http://schemas.openxmlformats.org/officeDocument/2006/relationships" xmlns:m="http://schemas.openxmlformats.org/officeDocument/2006/math" xmlns:v="urn:schemas-microsoft-com:vml" xmlns:wp14="http://schemas.microsoft.com/office/word/2010/wordprocessingDrawing" xmlns:wp="http://schemas.openxmlformats.org/drawingml/2006/wordprocessingDrawing" xmlns:w10="urn:schemas-microsoft-com:office:word" xmlns:w="http://schemas.openxmlformats.org/wordprocessingml/2006/main" xmlns:w14="http://schemas.microsoft.com/office/word/2010/wordml" xmlns:w15="http://schemas.microsoft.com/office/word/2012/wordml" xmlns:wpg="http://schemas.microsoft.com/office/word/2010/wordprocessingGroup" xmlns:wpi="http://schemas.microsoft.com/office/word/2010/wordprocessingInk" xmlns:wne="http://schemas.microsoft.com/office/word/2006/wordml" xmlns:wps="http://schemas.microsoft.com/office/word/2010/wordprocessingShape" mc:Ignorable="w14 w15 wp14">
-  <w:abstractNum w:abstractNumId="1" w15:restartNumberingAfterBreak="0">
+<w:numbering xmlns:wpc="http://schemas.microsoft.com/office/word/2010/wordprocessingCanvas" xmlns:cx="http://schemas.microsoft.com/office/drawing/2014/chartex" xmlns:cx1="http://schemas.microsoft.com/office/drawing/2015/9/8/chartex" xmlns:cx2="http://schemas.microsoft.com/office/drawing/2015/10/21/chartex" xmlns:cx3="http://schemas.microsoft.com/office/drawing/2016/5/9/chartex" xmlns:cx4="http://schemas.microsoft.com/office/drawing/2016/5/10/chartex" xmlns:cx5="http://schemas.microsoft.com/office/drawing/2016/5/11/chartex" xmlns:cx6="http://schemas.microsoft.com/office/drawing/2016/5/12/chartex" xmlns:cx7="http://schemas.microsoft.com/office/drawing/2016/5/13/chartex" xmlns:cx8="http://schemas.microsoft.com/office/drawing/2016/5/14/chartex" xmlns:mc="http://schemas.openxmlformats.org/markup-compatibility/2006" xmlns:aink="http://schemas.microsoft.com/office/drawing/2016/ink" xmlns:am3d="http://schemas.microsoft.com/office/drawing/2017/model3d" xmlns:o="urn:schemas-microsoft-com:office:office" xmlns:oel="http://schemas.microsoft.com/office/2019/extlst" xmlns:r="http://schemas.openxmlformats.org/officeDocument/2006/relationships" xmlns:m="http://schemas.openxmlformats.org/officeDocument/2006/math" xmlns:v="urn:schemas-microsoft-com:vml" xmlns:wp14="http://schemas.microsoft.com/office/word/2010/wordprocessingDrawing" xmlns:wp="http://schemas.openxmlformats.org/drawingml/2006/wordprocessingDrawing" xmlns:w10="urn:schemas-microsoft-com:office:word" xmlns:w="http://schemas.openxmlformats.org/wordprocessingml/2006/main" xmlns:w14="http://schemas.microsoft.com/office/word/2010/wordml" xmlns:w15="http://schemas.microsoft.com/office/word/2012/wordml" xmlns:w16cex="http://schemas.microsoft.com/office/word/2018/wordml/cex" xmlns:w16cid="http://schemas.microsoft.com/office/word/2016/wordml/cid" xmlns:w16="http://schemas.microsoft.com/office/word/2018/wordml" xmlns:w16du="http://schemas.microsoft.com/office/word/2023/wordml/word16du" xmlns:w16sdtdh="http://schemas.microsoft.com/office/word/2020/wordml/sdtdatahash" xmlns:w16sdtfl="http://schemas.microsoft.com/office/word/2024/wordml/sdtformatlock" xmlns:w16se="http://schemas.microsoft.com/office/word/2015/wordml/symex" xmlns:wpg="http://schemas.microsoft.com/office/word/2010/wordprocessingGroup" xmlns:wpi="http://schemas.microsoft.com/office/word/2010/wordprocessingInk" xmlns:wne="http://schemas.microsoft.com/office/word/2006/wordml" xmlns:wps="http://schemas.microsoft.com/office/word/2010/wordprocessingShape" mc:Ignorable="w14 w15 w16se w16cid w16 w16cex w16sdtdh w16sdtfl w16du wp14">
+  <w:abstractNum w:abstractNumId="0" w15:restartNumberingAfterBreak="0">
+    <w:nsid w:val="27D12F49"/>
     <w:multiLevelType w:val="hybridMultilevel"/>
-    <w:lvl w:ilvl="0" w15:tentative="1">
+    <w:tmpl w:val="5E008146"/>
+    <w:lvl w:ilvl="0" w:tplc="DC809CCA">
       <w:start w:val="1"/>
       <w:numFmt w:val="bullet"/>
       <w:lvlText w:val="●"/>
@@ -2122,7 +2167,7 @@
         <w:ind w:left="720" w:hanging="360"/>
       </w:pPr>
     </w:lvl>
-    <w:lvl w:ilvl="1" w15:tentative="1">
+    <w:lvl w:ilvl="1" w:tplc="666EDFFA">
       <w:start w:val="1"/>
       <w:numFmt w:val="bullet"/>
       <w:lvlText w:val="○"/>
@@ -2131,7 +2176,7 @@
         <w:ind w:left="1440" w:hanging="360"/>
       </w:pPr>
     </w:lvl>
-    <w:lvl w:ilvl="2" w15:tentative="1">
+    <w:lvl w:ilvl="2" w:tplc="26E0D84C">
       <w:start w:val="1"/>
       <w:numFmt w:val="bullet"/>
       <w:lvlText w:val="■"/>
@@ -2140,7 +2185,7 @@
         <w:ind w:left="2160" w:hanging="360"/>
       </w:pPr>
     </w:lvl>
-    <w:lvl w:ilvl="3" w15:tentative="1">
+    <w:lvl w:ilvl="3" w:tplc="5352EFB0">
       <w:start w:val="1"/>
       <w:numFmt w:val="bullet"/>
       <w:lvlText w:val="●"/>
@@ -2149,7 +2194,7 @@
         <w:ind w:left="2880" w:hanging="360"/>
       </w:pPr>
     </w:lvl>
-    <w:lvl w:ilvl="4" w15:tentative="1">
+    <w:lvl w:ilvl="4" w:tplc="B1440D14">
       <w:start w:val="1"/>
       <w:numFmt w:val="bullet"/>
       <w:lvlText w:val="○"/>
@@ -2158,7 +2203,7 @@
         <w:ind w:left="3600" w:hanging="360"/>
       </w:pPr>
     </w:lvl>
-    <w:lvl w:ilvl="5" w15:tentative="1">
+    <w:lvl w:ilvl="5" w:tplc="0D525CCC">
       <w:start w:val="1"/>
       <w:numFmt w:val="bullet"/>
       <w:lvlText w:val="■"/>
@@ -2167,7 +2212,7 @@
         <w:ind w:left="4320" w:hanging="360"/>
       </w:pPr>
     </w:lvl>
-    <w:lvl w:ilvl="6" w15:tentative="1">
+    <w:lvl w:ilvl="6" w:tplc="5D60C2D0">
       <w:start w:val="1"/>
       <w:numFmt w:val="bullet"/>
       <w:lvlText w:val="●"/>
@@ -2176,7 +2221,7 @@
         <w:ind w:left="5040" w:hanging="360"/>
       </w:pPr>
     </w:lvl>
-    <w:lvl w:ilvl="7" w15:tentative="1">
+    <w:lvl w:ilvl="7" w:tplc="2B748C16">
       <w:start w:val="1"/>
       <w:numFmt w:val="bullet"/>
       <w:lvlText w:val="●"/>
@@ -2185,7 +2230,7 @@
         <w:ind w:left="5760" w:hanging="360"/>
       </w:pPr>
     </w:lvl>
-    <w:lvl w:ilvl="8" w15:tentative="1">
+    <w:lvl w:ilvl="8" w:tplc="96CA3530">
       <w:start w:val="1"/>
       <w:numFmt w:val="bullet"/>
       <w:lvlText w:val="●"/>
@@ -2195,8 +2240,8 @@
       </w:pPr>
     </w:lvl>
   </w:abstractNum>
-  <w:num w:numId="1">
-    <w:abstractNumId w:val="1"/>
+  <w:num w:numId="1" w16cid:durableId="2067298108">
+    <w:abstractNumId w:val="0"/>
     <w:lvlOverride w:ilvl="0">
       <w:startOverride w:val="1"/>
     </w:lvlOverride>
@@ -2205,32 +2250,407 @@
 </file>
 
 <file path=word/styles.xml><?xml version="1.0" encoding="utf-8"?>
-<w:styles xmlns:mc="http://schemas.openxmlformats.org/markup-compatibility/2006" xmlns:r="http://schemas.openxmlformats.org/officeDocument/2006/relationships" xmlns:w="http://schemas.openxmlformats.org/wordprocessingml/2006/main" xmlns:w14="http://schemas.microsoft.com/office/word/2010/wordml" xmlns:w15="http://schemas.microsoft.com/office/word/2012/wordml" mc:Ignorable="w14 w15">
+<w:styles xmlns:mc="http://schemas.openxmlformats.org/markup-compatibility/2006" xmlns:r="http://schemas.openxmlformats.org/officeDocument/2006/relationships" xmlns:w="http://schemas.openxmlformats.org/wordprocessingml/2006/main" xmlns:w14="http://schemas.microsoft.com/office/word/2010/wordml" xmlns:w15="http://schemas.microsoft.com/office/word/2012/wordml" xmlns:w16cex="http://schemas.microsoft.com/office/word/2018/wordml/cex" xmlns:w16cid="http://schemas.microsoft.com/office/word/2016/wordml/cid" xmlns:w16="http://schemas.microsoft.com/office/word/2018/wordml" xmlns:w16du="http://schemas.microsoft.com/office/word/2023/wordml/word16du" xmlns:w16sdtdh="http://schemas.microsoft.com/office/word/2020/wordml/sdtdatahash" xmlns:w16sdtfl="http://schemas.microsoft.com/office/word/2024/wordml/sdtformatlock" xmlns:w16se="http://schemas.microsoft.com/office/word/2015/wordml/symex" mc:Ignorable="w14 w15 w16se w16cid w16 w16cex w16sdtdh w16sdtfl w16du">
   <w:docDefaults>
     <w:rPrDefault>
       <w:rPr>
-        <w:rFonts w:ascii="Microsoft YaHei" w:cs="Microsoft YaHei" w:eastAsia="Microsoft YaHei" w:hAnsi="Microsoft YaHei"/>
+        <w:rFonts w:ascii="Microsoft YaHei" w:eastAsia="Microsoft YaHei" w:hAnsi="Microsoft YaHei" w:cs="Microsoft YaHei"/>
         <w:sz w:val="22"/>
         <w:szCs w:val="22"/>
+        <w:lang w:val="en-US" w:eastAsia="zh-CN" w:bidi="ar-SA"/>
       </w:rPr>
     </w:rPrDefault>
     <w:pPrDefault/>
   </w:docDefaults>
-  <w:style w:type="paragraph" w:styleId="Title">
-    <w:name w:val="Title"/>
-    <w:basedOn w:val="Normal"/>
-    <w:next w:val="Normal"/>
+  <w:latentStyles w:defLockedState="0" w:defUIPriority="99" w:defSemiHidden="0" w:defUnhideWhenUsed="0" w:defQFormat="0" w:count="376">
+    <w:lsdException w:name="Normal" w:uiPriority="0" w:qFormat="1"/>
+    <w:lsdException w:name="heading 1" w:uiPriority="9" w:qFormat="1"/>
+    <w:lsdException w:name="heading 2" w:semiHidden="1" w:uiPriority="9" w:unhideWhenUsed="1" w:qFormat="1"/>
+    <w:lsdException w:name="heading 3" w:semiHidden="1" w:uiPriority="9" w:unhideWhenUsed="1" w:qFormat="1"/>
+    <w:lsdException w:name="heading 4" w:semiHidden="1" w:uiPriority="9" w:unhideWhenUsed="1" w:qFormat="1"/>
+    <w:lsdException w:name="heading 5" w:semiHidden="1" w:uiPriority="9" w:unhideWhenUsed="1" w:qFormat="1"/>
+    <w:lsdException w:name="heading 6" w:semiHidden="1" w:uiPriority="9" w:unhideWhenUsed="1" w:qFormat="1"/>
+    <w:lsdException w:name="heading 7" w:semiHidden="1" w:uiPriority="9" w:unhideWhenUsed="1" w:qFormat="1"/>
+    <w:lsdException w:name="heading 8" w:semiHidden="1" w:uiPriority="9" w:unhideWhenUsed="1" w:qFormat="1"/>
+    <w:lsdException w:name="heading 9" w:semiHidden="1" w:uiPriority="9" w:unhideWhenUsed="1" w:qFormat="1"/>
+    <w:lsdException w:name="index 1" w:semiHidden="1" w:unhideWhenUsed="1"/>
+    <w:lsdException w:name="index 2" w:semiHidden="1" w:unhideWhenUsed="1"/>
+    <w:lsdException w:name="index 3" w:semiHidden="1" w:unhideWhenUsed="1"/>
+    <w:lsdException w:name="index 4" w:semiHidden="1" w:unhideWhenUsed="1"/>
+    <w:lsdException w:name="index 5" w:semiHidden="1" w:unhideWhenUsed="1"/>
+    <w:lsdException w:name="index 6" w:semiHidden="1" w:unhideWhenUsed="1"/>
+    <w:lsdException w:name="index 7" w:semiHidden="1" w:unhideWhenUsed="1"/>
+    <w:lsdException w:name="index 8" w:semiHidden="1" w:unhideWhenUsed="1"/>
+    <w:lsdException w:name="index 9" w:semiHidden="1" w:unhideWhenUsed="1"/>
+    <w:lsdException w:name="toc 1" w:semiHidden="1" w:uiPriority="39" w:unhideWhenUsed="1"/>
+    <w:lsdException w:name="toc 2" w:semiHidden="1" w:uiPriority="39" w:unhideWhenUsed="1"/>
+    <w:lsdException w:name="toc 3" w:semiHidden="1" w:uiPriority="39" w:unhideWhenUsed="1"/>
+    <w:lsdException w:name="toc 4" w:semiHidden="1" w:uiPriority="39" w:unhideWhenUsed="1"/>
+    <w:lsdException w:name="toc 5" w:semiHidden="1" w:uiPriority="39" w:unhideWhenUsed="1"/>
+    <w:lsdException w:name="toc 6" w:semiHidden="1" w:uiPriority="39" w:unhideWhenUsed="1"/>
+    <w:lsdException w:name="toc 7" w:semiHidden="1" w:uiPriority="39" w:unhideWhenUsed="1"/>
+    <w:lsdException w:name="toc 8" w:semiHidden="1" w:uiPriority="39" w:unhideWhenUsed="1"/>
+    <w:lsdException w:name="toc 9" w:semiHidden="1" w:uiPriority="39" w:unhideWhenUsed="1"/>
+    <w:lsdException w:name="Normal Indent" w:semiHidden="1" w:unhideWhenUsed="1"/>
+    <w:lsdException w:name="footnote text" w:semiHidden="1" w:unhideWhenUsed="1"/>
+    <w:lsdException w:name="annotation text" w:semiHidden="1" w:unhideWhenUsed="1"/>
+    <w:lsdException w:name="header" w:semiHidden="1" w:unhideWhenUsed="1"/>
+    <w:lsdException w:name="footer" w:semiHidden="1" w:unhideWhenUsed="1"/>
+    <w:lsdException w:name="index heading" w:semiHidden="1" w:unhideWhenUsed="1"/>
+    <w:lsdException w:name="caption" w:semiHidden="1" w:uiPriority="35" w:unhideWhenUsed="1" w:qFormat="1"/>
+    <w:lsdException w:name="table of figures" w:semiHidden="1" w:unhideWhenUsed="1"/>
+    <w:lsdException w:name="envelope address" w:semiHidden="1" w:unhideWhenUsed="1"/>
+    <w:lsdException w:name="envelope return" w:semiHidden="1" w:unhideWhenUsed="1"/>
+    <w:lsdException w:name="footnote reference" w:semiHidden="1" w:unhideWhenUsed="1"/>
+    <w:lsdException w:name="annotation reference" w:semiHidden="1" w:unhideWhenUsed="1"/>
+    <w:lsdException w:name="line number" w:semiHidden="1" w:unhideWhenUsed="1"/>
+    <w:lsdException w:name="page number" w:semiHidden="1" w:unhideWhenUsed="1"/>
+    <w:lsdException w:name="endnote reference" w:semiHidden="1" w:unhideWhenUsed="1"/>
+    <w:lsdException w:name="endnote text" w:semiHidden="1" w:unhideWhenUsed="1"/>
+    <w:lsdException w:name="table of authorities" w:semiHidden="1" w:unhideWhenUsed="1"/>
+    <w:lsdException w:name="macro" w:semiHidden="1" w:unhideWhenUsed="1"/>
+    <w:lsdException w:name="toa heading" w:semiHidden="1" w:unhideWhenUsed="1"/>
+    <w:lsdException w:name="List" w:semiHidden="1" w:unhideWhenUsed="1"/>
+    <w:lsdException w:name="List Bullet" w:semiHidden="1" w:unhideWhenUsed="1"/>
+    <w:lsdException w:name="List Number" w:semiHidden="1" w:unhideWhenUsed="1"/>
+    <w:lsdException w:name="List 2" w:semiHidden="1" w:unhideWhenUsed="1"/>
+    <w:lsdException w:name="List 3" w:semiHidden="1" w:unhideWhenUsed="1"/>
+    <w:lsdException w:name="List 4" w:semiHidden="1" w:unhideWhenUsed="1"/>
+    <w:lsdException w:name="List 5" w:semiHidden="1" w:unhideWhenUsed="1"/>
+    <w:lsdException w:name="List Bullet 2" w:semiHidden="1" w:unhideWhenUsed="1"/>
+    <w:lsdException w:name="List Bullet 3" w:semiHidden="1" w:unhideWhenUsed="1"/>
+    <w:lsdException w:name="List Bullet 4" w:semiHidden="1" w:unhideWhenUsed="1"/>
+    <w:lsdException w:name="List Bullet 5" w:semiHidden="1" w:unhideWhenUsed="1"/>
+    <w:lsdException w:name="List Number 2" w:semiHidden="1" w:unhideWhenUsed="1"/>
+    <w:lsdException w:name="List Number 3" w:semiHidden="1" w:unhideWhenUsed="1"/>
+    <w:lsdException w:name="List Number 4" w:semiHidden="1" w:unhideWhenUsed="1"/>
+    <w:lsdException w:name="List Number 5" w:semiHidden="1" w:unhideWhenUsed="1"/>
+    <w:lsdException w:name="Title" w:uiPriority="10" w:qFormat="1"/>
+    <w:lsdException w:name="Closing" w:semiHidden="1" w:unhideWhenUsed="1"/>
+    <w:lsdException w:name="Signature" w:semiHidden="1" w:unhideWhenUsed="1"/>
+    <w:lsdException w:name="Default Paragraph Font" w:semiHidden="1" w:uiPriority="1" w:unhideWhenUsed="1"/>
+    <w:lsdException w:name="Body Text" w:semiHidden="1" w:unhideWhenUsed="1"/>
+    <w:lsdException w:name="Body Text Indent" w:semiHidden="1" w:unhideWhenUsed="1"/>
+    <w:lsdException w:name="List Continue" w:semiHidden="1" w:unhideWhenUsed="1"/>
+    <w:lsdException w:name="List Continue 2" w:semiHidden="1" w:unhideWhenUsed="1"/>
+    <w:lsdException w:name="List Continue 3" w:semiHidden="1" w:unhideWhenUsed="1"/>
+    <w:lsdException w:name="List Continue 4" w:semiHidden="1" w:unhideWhenUsed="1"/>
+    <w:lsdException w:name="List Continue 5" w:semiHidden="1" w:unhideWhenUsed="1"/>
+    <w:lsdException w:name="Message Header" w:semiHidden="1" w:unhideWhenUsed="1"/>
+    <w:lsdException w:name="Subtitle" w:uiPriority="11" w:qFormat="1"/>
+    <w:lsdException w:name="Salutation" w:semiHidden="1" w:unhideWhenUsed="1"/>
+    <w:lsdException w:name="Date" w:semiHidden="1" w:unhideWhenUsed="1"/>
+    <w:lsdException w:name="Body Text First Indent" w:semiHidden="1" w:unhideWhenUsed="1"/>
+    <w:lsdException w:name="Body Text First Indent 2" w:semiHidden="1" w:unhideWhenUsed="1"/>
+    <w:lsdException w:name="Note Heading" w:semiHidden="1" w:unhideWhenUsed="1"/>
+    <w:lsdException w:name="Body Text 2" w:semiHidden="1" w:unhideWhenUsed="1"/>
+    <w:lsdException w:name="Body Text 3" w:semiHidden="1" w:unhideWhenUsed="1"/>
+    <w:lsdException w:name="Body Text Indent 2" w:semiHidden="1" w:unhideWhenUsed="1"/>
+    <w:lsdException w:name="Body Text Indent 3" w:semiHidden="1" w:unhideWhenUsed="1"/>
+    <w:lsdException w:name="Block Text" w:semiHidden="1" w:unhideWhenUsed="1"/>
+    <w:lsdException w:name="Hyperlink" w:semiHidden="1" w:unhideWhenUsed="1"/>
+    <w:lsdException w:name="FollowedHyperlink" w:semiHidden="1" w:unhideWhenUsed="1"/>
+    <w:lsdException w:name="Strong" w:uiPriority="22" w:qFormat="1"/>
+    <w:lsdException w:name="Emphasis" w:uiPriority="20" w:qFormat="1"/>
+    <w:lsdException w:name="Document Map" w:semiHidden="1" w:unhideWhenUsed="1"/>
+    <w:lsdException w:name="Plain Text" w:semiHidden="1" w:unhideWhenUsed="1"/>
+    <w:lsdException w:name="E-mail Signature" w:semiHidden="1" w:unhideWhenUsed="1"/>
+    <w:lsdException w:name="HTML Top of Form" w:semiHidden="1" w:unhideWhenUsed="1"/>
+    <w:lsdException w:name="HTML Bottom of Form" w:semiHidden="1" w:unhideWhenUsed="1"/>
+    <w:lsdException w:name="Normal (Web)" w:semiHidden="1" w:unhideWhenUsed="1"/>
+    <w:lsdException w:name="HTML Acronym" w:semiHidden="1" w:unhideWhenUsed="1"/>
+    <w:lsdException w:name="HTML Address" w:semiHidden="1" w:unhideWhenUsed="1"/>
+    <w:lsdException w:name="HTML Cite" w:semiHidden="1" w:unhideWhenUsed="1"/>
+    <w:lsdException w:name="HTML Code" w:semiHidden="1" w:unhideWhenUsed="1"/>
+    <w:lsdException w:name="HTML Definition" w:semiHidden="1" w:unhideWhenUsed="1"/>
+    <w:lsdException w:name="HTML Keyboard" w:semiHidden="1" w:unhideWhenUsed="1"/>
+    <w:lsdException w:name="HTML Preformatted" w:semiHidden="1" w:unhideWhenUsed="1"/>
+    <w:lsdException w:name="HTML Sample" w:semiHidden="1" w:unhideWhenUsed="1"/>
+    <w:lsdException w:name="HTML Typewriter" w:semiHidden="1" w:unhideWhenUsed="1"/>
+    <w:lsdException w:name="HTML Variable" w:semiHidden="1" w:unhideWhenUsed="1"/>
+    <w:lsdException w:name="Normal Table" w:semiHidden="1" w:unhideWhenUsed="1"/>
+    <w:lsdException w:name="annotation subject" w:semiHidden="1" w:unhideWhenUsed="1"/>
+    <w:lsdException w:name="No List" w:semiHidden="1" w:unhideWhenUsed="1"/>
+    <w:lsdException w:name="Outline List 1" w:semiHidden="1" w:unhideWhenUsed="1"/>
+    <w:lsdException w:name="Outline List 2" w:semiHidden="1" w:unhideWhenUsed="1"/>
+    <w:lsdException w:name="Outline List 3" w:semiHidden="1" w:unhideWhenUsed="1"/>
+    <w:lsdException w:name="Table Simple 1" w:semiHidden="1" w:unhideWhenUsed="1"/>
+    <w:lsdException w:name="Table Simple 2" w:semiHidden="1" w:unhideWhenUsed="1"/>
+    <w:lsdException w:name="Table Simple 3" w:semiHidden="1" w:unhideWhenUsed="1"/>
+    <w:lsdException w:name="Table Classic 1" w:semiHidden="1" w:unhideWhenUsed="1"/>
+    <w:lsdException w:name="Table Classic 2" w:semiHidden="1" w:unhideWhenUsed="1"/>
+    <w:lsdException w:name="Table Classic 3" w:semiHidden="1" w:unhideWhenUsed="1"/>
+    <w:lsdException w:name="Table Classic 4" w:semiHidden="1" w:unhideWhenUsed="1"/>
+    <w:lsdException w:name="Table Colorful 1" w:semiHidden="1" w:unhideWhenUsed="1"/>
+    <w:lsdException w:name="Table Colorful 2" w:semiHidden="1" w:unhideWhenUsed="1"/>
+    <w:lsdException w:name="Table Colorful 3" w:semiHidden="1" w:unhideWhenUsed="1"/>
+    <w:lsdException w:name="Table Columns 1" w:semiHidden="1" w:unhideWhenUsed="1"/>
+    <w:lsdException w:name="Table Columns 2" w:semiHidden="1" w:unhideWhenUsed="1"/>
+    <w:lsdException w:name="Table Columns 3" w:semiHidden="1" w:unhideWhenUsed="1"/>
+    <w:lsdException w:name="Table Columns 4" w:semiHidden="1" w:unhideWhenUsed="1"/>
+    <w:lsdException w:name="Table Columns 5" w:semiHidden="1" w:unhideWhenUsed="1"/>
+    <w:lsdException w:name="Table Grid 1" w:semiHidden="1" w:unhideWhenUsed="1"/>
+    <w:lsdException w:name="Table Grid 2" w:semiHidden="1" w:unhideWhenUsed="1"/>
+    <w:lsdException w:name="Table Grid 3" w:semiHidden="1" w:unhideWhenUsed="1"/>
+    <w:lsdException w:name="Table Grid 4" w:semiHidden="1" w:unhideWhenUsed="1"/>
+    <w:lsdException w:name="Table Grid 5" w:semiHidden="1" w:unhideWhenUsed="1"/>
+    <w:lsdException w:name="Table Grid 6" w:semiHidden="1" w:unhideWhenUsed="1"/>
+    <w:lsdException w:name="Table Grid 7" w:semiHidden="1" w:unhideWhenUsed="1"/>
+    <w:lsdException w:name="Table Grid 8" w:semiHidden="1" w:unhideWhenUsed="1"/>
+    <w:lsdException w:name="Table List 1" w:semiHidden="1" w:unhideWhenUsed="1"/>
+    <w:lsdException w:name="Table List 2" w:semiHidden="1" w:unhideWhenUsed="1"/>
+    <w:lsdException w:name="Table List 3" w:semiHidden="1" w:unhideWhenUsed="1"/>
+    <w:lsdException w:name="Table List 4" w:semiHidden="1" w:unhideWhenUsed="1"/>
+    <w:lsdException w:name="Table List 5" w:semiHidden="1" w:unhideWhenUsed="1"/>
+    <w:lsdException w:name="Table List 6" w:semiHidden="1" w:unhideWhenUsed="1"/>
+    <w:lsdException w:name="Table List 7" w:semiHidden="1" w:unhideWhenUsed="1"/>
+    <w:lsdException w:name="Table List 8" w:semiHidden="1" w:unhideWhenUsed="1"/>
+    <w:lsdException w:name="Table 3D effects 1" w:semiHidden="1" w:unhideWhenUsed="1"/>
+    <w:lsdException w:name="Table 3D effects 2" w:semiHidden="1" w:unhideWhenUsed="1"/>
+    <w:lsdException w:name="Table 3D effects 3" w:semiHidden="1" w:unhideWhenUsed="1"/>
+    <w:lsdException w:name="Table Contemporary" w:semiHidden="1" w:unhideWhenUsed="1"/>
+    <w:lsdException w:name="Table Elegant" w:semiHidden="1" w:unhideWhenUsed="1"/>
+    <w:lsdException w:name="Table Professional" w:semiHidden="1" w:unhideWhenUsed="1"/>
+    <w:lsdException w:name="Table Subtle 1" w:semiHidden="1" w:unhideWhenUsed="1"/>
+    <w:lsdException w:name="Table Subtle 2" w:semiHidden="1" w:unhideWhenUsed="1"/>
+    <w:lsdException w:name="Table Web 1" w:semiHidden="1" w:unhideWhenUsed="1"/>
+    <w:lsdException w:name="Table Web 2" w:semiHidden="1" w:unhideWhenUsed="1"/>
+    <w:lsdException w:name="Table Web 3" w:semiHidden="1" w:unhideWhenUsed="1"/>
+    <w:lsdException w:name="Balloon Text" w:semiHidden="1" w:unhideWhenUsed="1"/>
+    <w:lsdException w:name="Table Grid" w:uiPriority="39"/>
+    <w:lsdException w:name="Table Theme" w:semiHidden="1" w:unhideWhenUsed="1"/>
+    <w:lsdException w:name="Placeholder Text" w:semiHidden="1"/>
+    <w:lsdException w:name="No Spacing" w:uiPriority="1" w:qFormat="1"/>
+    <w:lsdException w:name="Light Shading" w:uiPriority="60"/>
+    <w:lsdException w:name="Light List" w:uiPriority="61"/>
+    <w:lsdException w:name="Light Grid" w:uiPriority="62"/>
+    <w:lsdException w:name="Medium Shading 1" w:uiPriority="63"/>
+    <w:lsdException w:name="Medium Shading 2" w:uiPriority="64"/>
+    <w:lsdException w:name="Medium List 1" w:uiPriority="65"/>
+    <w:lsdException w:name="Medium List 2" w:uiPriority="66"/>
+    <w:lsdException w:name="Medium Grid 1" w:uiPriority="67"/>
+    <w:lsdException w:name="Medium Grid 2" w:uiPriority="68"/>
+    <w:lsdException w:name="Medium Grid 3" w:uiPriority="69"/>
+    <w:lsdException w:name="Dark List" w:uiPriority="70"/>
+    <w:lsdException w:name="Colorful Shading" w:uiPriority="71"/>
+    <w:lsdException w:name="Colorful List" w:uiPriority="72"/>
+    <w:lsdException w:name="Colorful Grid" w:uiPriority="73"/>
+    <w:lsdException w:name="Light Shading Accent 1" w:uiPriority="60"/>
+    <w:lsdException w:name="Light List Accent 1" w:uiPriority="61"/>
+    <w:lsdException w:name="Light Grid Accent 1" w:uiPriority="62"/>
+    <w:lsdException w:name="Medium Shading 1 Accent 1" w:uiPriority="63"/>
+    <w:lsdException w:name="Medium Shading 2 Accent 1" w:uiPriority="64"/>
+    <w:lsdException w:name="Medium List 1 Accent 1" w:uiPriority="65"/>
+    <w:lsdException w:name="Revision" w:semiHidden="1"/>
+    <w:lsdException w:name="List Paragraph" w:uiPriority="34" w:qFormat="1"/>
+    <w:lsdException w:name="Quote" w:uiPriority="29" w:qFormat="1"/>
+    <w:lsdException w:name="Intense Quote" w:uiPriority="30" w:qFormat="1"/>
+    <w:lsdException w:name="Medium List 2 Accent 1" w:uiPriority="66"/>
+    <w:lsdException w:name="Medium Grid 1 Accent 1" w:uiPriority="67"/>
+    <w:lsdException w:name="Medium Grid 2 Accent 1" w:uiPriority="68"/>
+    <w:lsdException w:name="Medium Grid 3 Accent 1" w:uiPriority="69"/>
+    <w:lsdException w:name="Dark List Accent 1" w:uiPriority="70"/>
+    <w:lsdException w:name="Colorful Shading Accent 1" w:uiPriority="71"/>
+    <w:lsdException w:name="Colorful List Accent 1" w:uiPriority="72"/>
+    <w:lsdException w:name="Colorful Grid Accent 1" w:uiPriority="73"/>
+    <w:lsdException w:name="Light Shading Accent 2" w:uiPriority="60"/>
+    <w:lsdException w:name="Light List Accent 2" w:uiPriority="61"/>
+    <w:lsdException w:name="Light Grid Accent 2" w:uiPriority="62"/>
+    <w:lsdException w:name="Medium Shading 1 Accent 2" w:uiPriority="63"/>
+    <w:lsdException w:name="Medium Shading 2 Accent 2" w:uiPriority="64"/>
+    <w:lsdException w:name="Medium List 1 Accent 2" w:uiPriority="65"/>
+    <w:lsdException w:name="Medium List 2 Accent 2" w:uiPriority="66"/>
+    <w:lsdException w:name="Medium Grid 1 Accent 2" w:uiPriority="67"/>
+    <w:lsdException w:name="Medium Grid 2 Accent 2" w:uiPriority="68"/>
+    <w:lsdException w:name="Medium Grid 3 Accent 2" w:uiPriority="69"/>
+    <w:lsdException w:name="Dark List Accent 2" w:uiPriority="70"/>
+    <w:lsdException w:name="Colorful Shading Accent 2" w:uiPriority="71"/>
+    <w:lsdException w:name="Colorful List Accent 2" w:uiPriority="72"/>
+    <w:lsdException w:name="Colorful Grid Accent 2" w:uiPriority="73"/>
+    <w:lsdException w:name="Light Shading Accent 3" w:uiPriority="60"/>
+    <w:lsdException w:name="Light List Accent 3" w:uiPriority="61"/>
+    <w:lsdException w:name="Light Grid Accent 3" w:uiPriority="62"/>
+    <w:lsdException w:name="Medium Shading 1 Accent 3" w:uiPriority="63"/>
+    <w:lsdException w:name="Medium Shading 2 Accent 3" w:uiPriority="64"/>
+    <w:lsdException w:name="Medium List 1 Accent 3" w:uiPriority="65"/>
+    <w:lsdException w:name="Medium List 2 Accent 3" w:uiPriority="66"/>
+    <w:lsdException w:name="Medium Grid 1 Accent 3" w:uiPriority="67"/>
+    <w:lsdException w:name="Medium Grid 2 Accent 3" w:uiPriority="68"/>
+    <w:lsdException w:name="Medium Grid 3 Accent 3" w:uiPriority="69"/>
+    <w:lsdException w:name="Dark List Accent 3" w:uiPriority="70"/>
+    <w:lsdException w:name="Colorful Shading Accent 3" w:uiPriority="71"/>
+    <w:lsdException w:name="Colorful List Accent 3" w:uiPriority="72"/>
+    <w:lsdException w:name="Colorful Grid Accent 3" w:uiPriority="73"/>
+    <w:lsdException w:name="Light Shading Accent 4" w:uiPriority="60"/>
+    <w:lsdException w:name="Light List Accent 4" w:uiPriority="61"/>
+    <w:lsdException w:name="Light Grid Accent 4" w:uiPriority="62"/>
+    <w:lsdException w:name="Medium Shading 1 Accent 4" w:uiPriority="63"/>
+    <w:lsdException w:name="Medium Shading 2 Accent 4" w:uiPriority="64"/>
+    <w:lsdException w:name="Medium List 1 Accent 4" w:uiPriority="65"/>
+    <w:lsdException w:name="Medium List 2 Accent 4" w:uiPriority="66"/>
+    <w:lsdException w:name="Medium Grid 1 Accent 4" w:uiPriority="67"/>
+    <w:lsdException w:name="Medium Grid 2 Accent 4" w:uiPriority="68"/>
+    <w:lsdException w:name="Medium Grid 3 Accent 4" w:uiPriority="69"/>
+    <w:lsdException w:name="Dark List Accent 4" w:uiPriority="70"/>
+    <w:lsdException w:name="Colorful Shading Accent 4" w:uiPriority="71"/>
+    <w:lsdException w:name="Colorful List Accent 4" w:uiPriority="72"/>
+    <w:lsdException w:name="Colorful Grid Accent 4" w:uiPriority="73"/>
+    <w:lsdException w:name="Light Shading Accent 5" w:uiPriority="60"/>
+    <w:lsdException w:name="Light List Accent 5" w:uiPriority="61"/>
+    <w:lsdException w:name="Light Grid Accent 5" w:uiPriority="62"/>
+    <w:lsdException w:name="Medium Shading 1 Accent 5" w:uiPriority="63"/>
+    <w:lsdException w:name="Medium Shading 2 Accent 5" w:uiPriority="64"/>
+    <w:lsdException w:name="Medium List 1 Accent 5" w:uiPriority="65"/>
+    <w:lsdException w:name="Medium List 2 Accent 5" w:uiPriority="66"/>
+    <w:lsdException w:name="Medium Grid 1 Accent 5" w:uiPriority="67"/>
+    <w:lsdException w:name="Medium Grid 2 Accent 5" w:uiPriority="68"/>
+    <w:lsdException w:name="Medium Grid 3 Accent 5" w:uiPriority="69"/>
+    <w:lsdException w:name="Dark List Accent 5" w:uiPriority="70"/>
+    <w:lsdException w:name="Colorful Shading Accent 5" w:uiPriority="71"/>
+    <w:lsdException w:name="Colorful List Accent 5" w:uiPriority="72"/>
+    <w:lsdException w:name="Colorful Grid Accent 5" w:uiPriority="73"/>
+    <w:lsdException w:name="Light Shading Accent 6" w:uiPriority="60"/>
+    <w:lsdException w:name="Light List Accent 6" w:uiPriority="61"/>
+    <w:lsdException w:name="Light Grid Accent 6" w:uiPriority="62"/>
+    <w:lsdException w:name="Medium Shading 1 Accent 6" w:uiPriority="63"/>
+    <w:lsdException w:name="Medium Shading 2 Accent 6" w:uiPriority="64"/>
+    <w:lsdException w:name="Medium List 1 Accent 6" w:uiPriority="65"/>
+    <w:lsdException w:name="Medium List 2 Accent 6" w:uiPriority="66"/>
+    <w:lsdException w:name="Medium Grid 1 Accent 6" w:uiPriority="67"/>
+    <w:lsdException w:name="Medium Grid 2 Accent 6" w:uiPriority="68"/>
+    <w:lsdException w:name="Medium Grid 3 Accent 6" w:uiPriority="69"/>
+    <w:lsdException w:name="Dark List Accent 6" w:uiPriority="70"/>
+    <w:lsdException w:name="Colorful Shading Accent 6" w:uiPriority="71"/>
+    <w:lsdException w:name="Colorful List Accent 6" w:uiPriority="72"/>
+    <w:lsdException w:name="Colorful Grid Accent 6" w:uiPriority="73"/>
+    <w:lsdException w:name="Subtle Emphasis" w:uiPriority="19" w:qFormat="1"/>
+    <w:lsdException w:name="Intense Emphasis" w:uiPriority="21" w:qFormat="1"/>
+    <w:lsdException w:name="Subtle Reference" w:uiPriority="31" w:qFormat="1"/>
+    <w:lsdException w:name="Intense Reference" w:uiPriority="32" w:qFormat="1"/>
+    <w:lsdException w:name="Book Title" w:uiPriority="33" w:qFormat="1"/>
+    <w:lsdException w:name="Bibliography" w:semiHidden="1" w:uiPriority="37" w:unhideWhenUsed="1"/>
+    <w:lsdException w:name="TOC Heading" w:semiHidden="1" w:uiPriority="39" w:unhideWhenUsed="1" w:qFormat="1"/>
+    <w:lsdException w:name="Plain Table 1" w:uiPriority="41"/>
+    <w:lsdException w:name="Plain Table 2" w:uiPriority="42"/>
+    <w:lsdException w:name="Plain Table 3" w:uiPriority="43"/>
+    <w:lsdException w:name="Plain Table 4" w:uiPriority="44"/>
+    <w:lsdException w:name="Plain Table 5" w:uiPriority="45"/>
+    <w:lsdException w:name="Grid Table Light" w:uiPriority="40"/>
+    <w:lsdException w:name="Grid Table 1 Light" w:uiPriority="46"/>
+    <w:lsdException w:name="Grid Table 2" w:uiPriority="47"/>
+    <w:lsdException w:name="Grid Table 3" w:uiPriority="48"/>
+    <w:lsdException w:name="Grid Table 4" w:uiPriority="49"/>
+    <w:lsdException w:name="Grid Table 5 Dark" w:uiPriority="50"/>
+    <w:lsdException w:name="Grid Table 6 Colorful" w:uiPriority="51"/>
+    <w:lsdException w:name="Grid Table 7 Colorful" w:uiPriority="52"/>
+    <w:lsdException w:name="Grid Table 1 Light Accent 1" w:uiPriority="46"/>
+    <w:lsdException w:name="Grid Table 2 Accent 1" w:uiPriority="47"/>
+    <w:lsdException w:name="Grid Table 3 Accent 1" w:uiPriority="48"/>
+    <w:lsdException w:name="Grid Table 4 Accent 1" w:uiPriority="49"/>
+    <w:lsdException w:name="Grid Table 5 Dark Accent 1" w:uiPriority="50"/>
+    <w:lsdException w:name="Grid Table 6 Colorful Accent 1" w:uiPriority="51"/>
+    <w:lsdException w:name="Grid Table 7 Colorful Accent 1" w:uiPriority="52"/>
+    <w:lsdException w:name="Grid Table 1 Light Accent 2" w:uiPriority="46"/>
+    <w:lsdException w:name="Grid Table 2 Accent 2" w:uiPriority="47"/>
+    <w:lsdException w:name="Grid Table 3 Accent 2" w:uiPriority="48"/>
+    <w:lsdException w:name="Grid Table 4 Accent 2" w:uiPriority="49"/>
+    <w:lsdException w:name="Grid Table 5 Dark Accent 2" w:uiPriority="50"/>
+    <w:lsdException w:name="Grid Table 6 Colorful Accent 2" w:uiPriority="51"/>
+    <w:lsdException w:name="Grid Table 7 Colorful Accent 2" w:uiPriority="52"/>
+    <w:lsdException w:name="Grid Table 1 Light Accent 3" w:uiPriority="46"/>
+    <w:lsdException w:name="Grid Table 2 Accent 3" w:uiPriority="47"/>
+    <w:lsdException w:name="Grid Table 3 Accent 3" w:uiPriority="48"/>
+    <w:lsdException w:name="Grid Table 4 Accent 3" w:uiPriority="49"/>
+    <w:lsdException w:name="Grid Table 5 Dark Accent 3" w:uiPriority="50"/>
+    <w:lsdException w:name="Grid Table 6 Colorful Accent 3" w:uiPriority="51"/>
+    <w:lsdException w:name="Grid Table 7 Colorful Accent 3" w:uiPriority="52"/>
+    <w:lsdException w:name="Grid Table 1 Light Accent 4" w:uiPriority="46"/>
+    <w:lsdException w:name="Grid Table 2 Accent 4" w:uiPriority="47"/>
+    <w:lsdException w:name="Grid Table 3 Accent 4" w:uiPriority="48"/>
+    <w:lsdException w:name="Grid Table 4 Accent 4" w:uiPriority="49"/>
+    <w:lsdException w:name="Grid Table 5 Dark Accent 4" w:uiPriority="50"/>
+    <w:lsdException w:name="Grid Table 6 Colorful Accent 4" w:uiPriority="51"/>
+    <w:lsdException w:name="Grid Table 7 Colorful Accent 4" w:uiPriority="52"/>
+    <w:lsdException w:name="Grid Table 1 Light Accent 5" w:uiPriority="46"/>
+    <w:lsdException w:name="Grid Table 2 Accent 5" w:uiPriority="47"/>
+    <w:lsdException w:name="Grid Table 3 Accent 5" w:uiPriority="48"/>
+    <w:lsdException w:name="Grid Table 4 Accent 5" w:uiPriority="49"/>
+    <w:lsdException w:name="Grid Table 5 Dark Accent 5" w:uiPriority="50"/>
+    <w:lsdException w:name="Grid Table 6 Colorful Accent 5" w:uiPriority="51"/>
+    <w:lsdException w:name="Grid Table 7 Colorful Accent 5" w:uiPriority="52"/>
+    <w:lsdException w:name="Grid Table 1 Light Accent 6" w:uiPriority="46"/>
+    <w:lsdException w:name="Grid Table 2 Accent 6" w:uiPriority="47"/>
+    <w:lsdException w:name="Grid Table 3 Accent 6" w:uiPriority="48"/>
+    <w:lsdException w:name="Grid Table 4 Accent 6" w:uiPriority="49"/>
+    <w:lsdException w:name="Grid Table 5 Dark Accent 6" w:uiPriority="50"/>
+    <w:lsdException w:name="Grid Table 6 Colorful Accent 6" w:uiPriority="51"/>
+    <w:lsdException w:name="Grid Table 7 Colorful Accent 6" w:uiPriority="52"/>
+    <w:lsdException w:name="List Table 1 Light" w:uiPriority="46"/>
+    <w:lsdException w:name="List Table 2" w:uiPriority="47"/>
+    <w:lsdException w:name="List Table 3" w:uiPriority="48"/>
+    <w:lsdException w:name="List Table 4" w:uiPriority="49"/>
+    <w:lsdException w:name="List Table 5 Dark" w:uiPriority="50"/>
+    <w:lsdException w:name="List Table 6 Colorful" w:uiPriority="51"/>
+    <w:lsdException w:name="List Table 7 Colorful" w:uiPriority="52"/>
+    <w:lsdException w:name="List Table 1 Light Accent 1" w:uiPriority="46"/>
+    <w:lsdException w:name="List Table 2 Accent 1" w:uiPriority="47"/>
+    <w:lsdException w:name="List Table 3 Accent 1" w:uiPriority="48"/>
+    <w:lsdException w:name="List Table 4 Accent 1" w:uiPriority="49"/>
+    <w:lsdException w:name="List Table 5 Dark Accent 1" w:uiPriority="50"/>
+    <w:lsdException w:name="List Table 6 Colorful Accent 1" w:uiPriority="51"/>
+    <w:lsdException w:name="List Table 7 Colorful Accent 1" w:uiPriority="52"/>
+    <w:lsdException w:name="List Table 1 Light Accent 2" w:uiPriority="46"/>
+    <w:lsdException w:name="List Table 2 Accent 2" w:uiPriority="47"/>
+    <w:lsdException w:name="List Table 3 Accent 2" w:uiPriority="48"/>
+    <w:lsdException w:name="List Table 4 Accent 2" w:uiPriority="49"/>
+    <w:lsdException w:name="List Table 5 Dark Accent 2" w:uiPriority="50"/>
+    <w:lsdException w:name="List Table 6 Colorful Accent 2" w:uiPriority="51"/>
+    <w:lsdException w:name="List Table 7 Colorful Accent 2" w:uiPriority="52"/>
+    <w:lsdException w:name="List Table 1 Light Accent 3" w:uiPriority="46"/>
+    <w:lsdException w:name="List Table 2 Accent 3" w:uiPriority="47"/>
+    <w:lsdException w:name="List Table 3 Accent 3" w:uiPriority="48"/>
+    <w:lsdException w:name="List Table 4 Accent 3" w:uiPriority="49"/>
+    <w:lsdException w:name="List Table 5 Dark Accent 3" w:uiPriority="50"/>
+    <w:lsdException w:name="List Table 6 Colorful Accent 3" w:uiPriority="51"/>
+    <w:lsdException w:name="List Table 7 Colorful Accent 3" w:uiPriority="52"/>
+    <w:lsdException w:name="List Table 1 Light Accent 4" w:uiPriority="46"/>
+    <w:lsdException w:name="List Table 2 Accent 4" w:uiPriority="47"/>
+    <w:lsdException w:name="List Table 3 Accent 4" w:uiPriority="48"/>
+    <w:lsdException w:name="List Table 4 Accent 4" w:uiPriority="49"/>
+    <w:lsdException w:name="List Table 5 Dark Accent 4" w:uiPriority="50"/>
+    <w:lsdException w:name="List Table 6 Colorful Accent 4" w:uiPriority="51"/>
+    <w:lsdException w:name="List Table 7 Colorful Accent 4" w:uiPriority="52"/>
+    <w:lsdException w:name="List Table 1 Light Accent 5" w:uiPriority="46"/>
+    <w:lsdException w:name="List Table 2 Accent 5" w:uiPriority="47"/>
+    <w:lsdException w:name="List Table 3 Accent 5" w:uiPriority="48"/>
+    <w:lsdException w:name="List Table 4 Accent 5" w:uiPriority="49"/>
+    <w:lsdException w:name="List Table 5 Dark Accent 5" w:uiPriority="50"/>
+    <w:lsdException w:name="List Table 6 Colorful Accent 5" w:uiPriority="51"/>
+    <w:lsdException w:name="List Table 7 Colorful Accent 5" w:uiPriority="52"/>
+    <w:lsdException w:name="List Table 1 Light Accent 6" w:uiPriority="46"/>
+    <w:lsdException w:name="List Table 2 Accent 6" w:uiPriority="47"/>
+    <w:lsdException w:name="List Table 3 Accent 6" w:uiPriority="48"/>
+    <w:lsdException w:name="List Table 4 Accent 6" w:uiPriority="49"/>
+    <w:lsdException w:name="List Table 5 Dark Accent 6" w:uiPriority="50"/>
+    <w:lsdException w:name="List Table 6 Colorful Accent 6" w:uiPriority="51"/>
+    <w:lsdException w:name="List Table 7 Colorful Accent 6" w:uiPriority="52"/>
+    <w:lsdException w:name="Mention" w:semiHidden="1" w:unhideWhenUsed="1"/>
+    <w:lsdException w:name="Smart Hyperlink" w:semiHidden="1" w:unhideWhenUsed="1"/>
+    <w:lsdException w:name="Hashtag" w:semiHidden="1" w:unhideWhenUsed="1"/>
+    <w:lsdException w:name="Unresolved Mention" w:semiHidden="1" w:unhideWhenUsed="1"/>
+    <w:lsdException w:name="Smart Link" w:semiHidden="1" w:unhideWhenUsed="1"/>
+  </w:latentStyles>
+  <w:style w:type="paragraph" w:default="1" w:styleId="Normal">
+    <w:name w:val="Normal"/>
     <w:qFormat/>
-    <w:rPr>
-      <w:sz w:val="56"/>
-      <w:szCs w:val="56"/>
-    </w:rPr>
   </w:style>
   <w:style w:type="paragraph" w:styleId="Heading1">
-    <w:name w:val="Heading 1"/>
-    <w:basedOn w:val="Normal"/>
-    <w:next w:val="Normal"/>
+    <w:name w:val="heading 1"/>
+    <w:uiPriority w:val="9"/>
     <w:qFormat/>
+    <w:pPr>
+      <w:outlineLvl w:val="0"/>
+    </w:pPr>
     <w:rPr>
       <w:color w:val="2E74B5"/>
       <w:sz w:val="32"/>
@@ -2238,10 +2658,14 @@
     </w:rPr>
   </w:style>
   <w:style w:type="paragraph" w:styleId="Heading2">
-    <w:name w:val="Heading 2"/>
-    <w:basedOn w:val="Normal"/>
-    <w:next w:val="Normal"/>
+    <w:name w:val="heading 2"/>
+    <w:uiPriority w:val="9"/>
+    <w:semiHidden/>
+    <w:unhideWhenUsed/>
     <w:qFormat/>
+    <w:pPr>
+      <w:outlineLvl w:val="1"/>
+    </w:pPr>
     <w:rPr>
       <w:color w:val="2E74B5"/>
       <w:sz w:val="26"/>
@@ -2249,10 +2673,14 @@
     </w:rPr>
   </w:style>
   <w:style w:type="paragraph" w:styleId="Heading3">
-    <w:name w:val="Heading 3"/>
-    <w:basedOn w:val="Normal"/>
-    <w:next w:val="Normal"/>
+    <w:name w:val="heading 3"/>
+    <w:uiPriority w:val="9"/>
+    <w:semiHidden/>
+    <w:unhideWhenUsed/>
     <w:qFormat/>
+    <w:pPr>
+      <w:outlineLvl w:val="2"/>
+    </w:pPr>
     <w:rPr>
       <w:color w:val="1F4D78"/>
       <w:sz w:val="24"/>
@@ -2260,10 +2688,14 @@
     </w:rPr>
   </w:style>
   <w:style w:type="paragraph" w:styleId="Heading4">
-    <w:name w:val="Heading 4"/>
-    <w:basedOn w:val="Normal"/>
-    <w:next w:val="Normal"/>
+    <w:name w:val="heading 4"/>
+    <w:uiPriority w:val="9"/>
+    <w:semiHidden/>
+    <w:unhideWhenUsed/>
     <w:qFormat/>
+    <w:pPr>
+      <w:outlineLvl w:val="3"/>
+    </w:pPr>
     <w:rPr>
       <w:i/>
       <w:iCs/>
@@ -2271,27 +2703,69 @@
     </w:rPr>
   </w:style>
   <w:style w:type="paragraph" w:styleId="Heading5">
-    <w:name w:val="Heading 5"/>
-    <w:basedOn w:val="Normal"/>
-    <w:next w:val="Normal"/>
+    <w:name w:val="heading 5"/>
+    <w:uiPriority w:val="9"/>
+    <w:semiHidden/>
+    <w:unhideWhenUsed/>
     <w:qFormat/>
+    <w:pPr>
+      <w:outlineLvl w:val="4"/>
+    </w:pPr>
     <w:rPr>
       <w:color w:val="2E74B5"/>
     </w:rPr>
   </w:style>
   <w:style w:type="paragraph" w:styleId="Heading6">
-    <w:name w:val="Heading 6"/>
-    <w:basedOn w:val="Normal"/>
-    <w:next w:val="Normal"/>
+    <w:name w:val="heading 6"/>
+    <w:uiPriority w:val="9"/>
+    <w:semiHidden/>
+    <w:unhideWhenUsed/>
     <w:qFormat/>
+    <w:pPr>
+      <w:outlineLvl w:val="5"/>
+    </w:pPr>
     <w:rPr>
       <w:color w:val="1F4D78"/>
     </w:rPr>
   </w:style>
-  <w:style w:type="paragraph" w:styleId="Strong">
-    <w:name w:val="Strong"/>
-    <w:basedOn w:val="Normal"/>
-    <w:next w:val="Normal"/>
+  <w:style w:type="character" w:default="1" w:styleId="DefaultParagraphFont">
+    <w:name w:val="Default Paragraph Font"/>
+    <w:uiPriority w:val="1"/>
+    <w:semiHidden/>
+    <w:unhideWhenUsed/>
+  </w:style>
+  <w:style w:type="table" w:default="1" w:styleId="TableNormal">
+    <w:name w:val="Normal Table"/>
+    <w:uiPriority w:val="99"/>
+    <w:semiHidden/>
+    <w:unhideWhenUsed/>
+    <w:tblPr>
+      <w:tblInd w:w="0" w:type="dxa"/>
+      <w:tblCellMar>
+        <w:top w:w="0" w:type="dxa"/>
+        <w:left w:w="108" w:type="dxa"/>
+        <w:bottom w:w="0" w:type="dxa"/>
+        <w:right w:w="108" w:type="dxa"/>
+      </w:tblCellMar>
+    </w:tblPr>
+  </w:style>
+  <w:style w:type="numbering" w:default="1" w:styleId="NoList">
+    <w:name w:val="No List"/>
+    <w:uiPriority w:val="99"/>
+    <w:semiHidden/>
+    <w:unhideWhenUsed/>
+  </w:style>
+  <w:style w:type="paragraph" w:styleId="Title">
+    <w:name w:val="Title"/>
+    <w:uiPriority w:val="10"/>
+    <w:qFormat/>
+    <w:rPr>
+      <w:sz w:val="56"/>
+      <w:szCs w:val="56"/>
+    </w:rPr>
+  </w:style>
+  <w:style w:type="paragraph" w:customStyle="1" w:styleId="Strong1">
+    <w:name w:val="Strong1"/>
     <w:qFormat/>
     <w:rPr>
       <w:b/>
@@ -2300,12 +2774,10 @@
   </w:style>
   <w:style w:type="paragraph" w:styleId="ListParagraph">
     <w:name w:val="List Paragraph"/>
-    <w:basedOn w:val="Normal"/>
     <w:qFormat/>
   </w:style>
   <w:style w:type="character" w:styleId="Hyperlink">
     <w:name w:val="Hyperlink"/>
-    <w:basedOn w:val="DefaultParagraphFont"/>
     <w:uiPriority w:val="99"/>
     <w:unhideWhenUsed/>
     <w:rPr>
@@ -2315,7 +2787,6 @@
   </w:style>
   <w:style w:type="character" w:styleId="FootnoteReference">
     <w:name w:val="footnote reference"/>
-    <w:basedOn w:val="DefaultParagraphFont"/>
     <w:uiPriority w:val="99"/>
     <w:semiHidden/>
     <w:unhideWhenUsed/>
@@ -2325,22 +2796,17 @@
   </w:style>
   <w:style w:type="paragraph" w:styleId="FootnoteText">
     <w:name w:val="footnote text"/>
-    <w:basedOn w:val="Normal"/>
     <w:link w:val="FootnoteTextChar"/>
     <w:uiPriority w:val="99"/>
     <w:semiHidden/>
     <w:unhideWhenUsed/>
-    <w:pPr>
-      <w:spacing w:after="0" w:line="240" w:lineRule="auto"/>
-    </w:pPr>
     <w:rPr>
       <w:sz w:val="20"/>
       <w:szCs w:val="20"/>
     </w:rPr>
   </w:style>
-  <w:style w:type="character" w:styleId="FootnoteTextChar">
+  <w:style w:type="character" w:customStyle="1" w:styleId="FootnoteTextChar">
     <w:name w:val="Footnote Text Char"/>
-    <w:basedOn w:val="DefaultParagraphFont"/>
     <w:link w:val="FootnoteText"/>
     <w:uiPriority w:val="99"/>
     <w:semiHidden/>
@@ -2352,7 +2818,6 @@
   </w:style>
   <w:style w:type="character" w:styleId="EndnoteReference">
     <w:name w:val="endnote reference"/>
-    <w:basedOn w:val="DefaultParagraphFont"/>
     <w:uiPriority w:val="99"/>
     <w:semiHidden/>
     <w:unhideWhenUsed/>
@@ -2362,22 +2827,17 @@
   </w:style>
   <w:style w:type="paragraph" w:styleId="EndnoteText">
     <w:name w:val="endnote text"/>
-    <w:basedOn w:val="Normal"/>
     <w:link w:val="EndnoteTextChar"/>
     <w:uiPriority w:val="99"/>
     <w:semiHidden/>
     <w:unhideWhenUsed/>
-    <w:pPr>
-      <w:spacing w:after="0" w:line="240" w:lineRule="auto"/>
-    </w:pPr>
     <w:rPr>
       <w:sz w:val="20"/>
       <w:szCs w:val="20"/>
     </w:rPr>
   </w:style>
-  <w:style w:type="character" w:styleId="EndnoteTextChar">
+  <w:style w:type="character" w:customStyle="1" w:styleId="EndnoteTextChar">
     <w:name w:val="Endnote Text Char"/>
-    <w:basedOn w:val="DefaultParagraphFont"/>
     <w:link w:val="EndnoteText"/>
     <w:uiPriority w:val="99"/>
     <w:semiHidden/>
@@ -2388,4 +2848,319 @@
     </w:rPr>
   </w:style>
 </w:styles>
+</file>
+
+<file path=word/theme/theme1.xml><?xml version="1.0" encoding="utf-8"?>
+<a:theme xmlns:a="http://schemas.openxmlformats.org/drawingml/2006/main" name="Office Theme">
+  <a:themeElements>
+    <a:clrScheme name="Office">
+      <a:dk1>
+        <a:sysClr val="windowText" lastClr="000000"/>
+      </a:dk1>
+      <a:lt1>
+        <a:sysClr val="window" lastClr="FFFFFF"/>
+      </a:lt1>
+      <a:dk2>
+        <a:srgbClr val="0E2841"/>
+      </a:dk2>
+      <a:lt2>
+        <a:srgbClr val="E8E8E8"/>
+      </a:lt2>
+      <a:accent1>
+        <a:srgbClr val="156082"/>
+      </a:accent1>
+      <a:accent2>
+        <a:srgbClr val="E97132"/>
+      </a:accent2>
+      <a:accent3>
+        <a:srgbClr val="196B24"/>
+      </a:accent3>
+      <a:accent4>
+        <a:srgbClr val="0F9ED5"/>
+      </a:accent4>
+      <a:accent5>
+        <a:srgbClr val="A02B93"/>
+      </a:accent5>
+      <a:accent6>
+        <a:srgbClr val="4EA72E"/>
+      </a:accent6>
+      <a:hlink>
+        <a:srgbClr val="467886"/>
+      </a:hlink>
+      <a:folHlink>
+        <a:srgbClr val="96607D"/>
+      </a:folHlink>
+    </a:clrScheme>
+    <a:fontScheme name="Office">
+      <a:majorFont>
+        <a:latin typeface="Aptos Display" panose="02110004020202020204"/>
+        <a:ea typeface=""/>
+        <a:cs typeface=""/>
+        <a:font script="Jpan" typeface="游ゴシック Light"/>
+        <a:font script="Hang" typeface="맑은 고딕"/>
+        <a:font script="Hans" typeface="等线 Light"/>
+        <a:font script="Hant" typeface="新細明體"/>
+        <a:font script="Arab" typeface="Times New Roman"/>
+        <a:font script="Hebr" typeface="Times New Roman"/>
+        <a:font script="Thai" typeface="Angsana New"/>
+        <a:font script="Ethi" typeface="Nyala"/>
+        <a:font script="Beng" typeface="Vrinda"/>
+        <a:font script="Gujr" typeface="Shruti"/>
+        <a:font script="Khmr" typeface="MoolBoran"/>
+        <a:font script="Knda" typeface="Tunga"/>
+        <a:font script="Guru" typeface="Raavi"/>
+        <a:font script="Cans" typeface="Euphemia"/>
+        <a:font script="Cher" typeface="Plantagenet Cherokee"/>
+        <a:font script="Yiii" typeface="Microsoft Yi Baiti"/>
+        <a:font script="Tibt" typeface="Microsoft Himalaya"/>
+        <a:font script="Thaa" typeface="MV Boli"/>
+        <a:font script="Deva" typeface="Mangal"/>
+        <a:font script="Telu" typeface="Gautami"/>
+        <a:font script="Taml" typeface="Latha"/>
+        <a:font script="Syrc" typeface="Estrangelo Edessa"/>
+        <a:font script="Orya" typeface="Kalinga"/>
+        <a:font script="Mlym" typeface="Kartika"/>
+        <a:font script="Laoo" typeface="DokChampa"/>
+        <a:font script="Sinh" typeface="Iskoola Pota"/>
+        <a:font script="Mong" typeface="Mongolian Baiti"/>
+        <a:font script="Viet" typeface="Times New Roman"/>
+        <a:font script="Uigh" typeface="Microsoft Uighur"/>
+        <a:font script="Geor" typeface="Sylfaen"/>
+        <a:font script="Armn" typeface="Arial"/>
+        <a:font script="Bugi" typeface="Leelawadee UI"/>
+        <a:font script="Bopo" typeface="Microsoft JhengHei"/>
+        <a:font script="Java" typeface="Javanese Text"/>
+        <a:font script="Lisu" typeface="Segoe UI"/>
+        <a:font script="Mymr" typeface="Myanmar Text"/>
+        <a:font script="Nkoo" typeface="Ebrima"/>
+        <a:font script="Olck" typeface="Nirmala UI"/>
+        <a:font script="Osma" typeface="Ebrima"/>
+        <a:font script="Phag" typeface="Phagspa"/>
+        <a:font script="Syrn" typeface="Estrangelo Edessa"/>
+        <a:font script="Syrj" typeface="Estrangelo Edessa"/>
+        <a:font script="Syre" typeface="Estrangelo Edessa"/>
+        <a:font script="Sora" typeface="Nirmala UI"/>
+        <a:font script="Tale" typeface="Microsoft Tai Le"/>
+        <a:font script="Talu" typeface="Microsoft New Tai Lue"/>
+        <a:font script="Tfng" typeface="Ebrima"/>
+      </a:majorFont>
+      <a:minorFont>
+        <a:latin typeface="Aptos" panose="02110004020202020204"/>
+        <a:ea typeface=""/>
+        <a:cs typeface=""/>
+        <a:font script="Jpan" typeface="游明朝"/>
+        <a:font script="Hang" typeface="맑은 고딕"/>
+        <a:font script="Hans" typeface="等线"/>
+        <a:font script="Hant" typeface="新細明體"/>
+        <a:font script="Arab" typeface="Arial"/>
+        <a:font script="Hebr" typeface="Arial"/>
+        <a:font script="Thai" typeface="Cordia New"/>
+        <a:font script="Ethi" typeface="Nyala"/>
+        <a:font script="Beng" typeface="Vrinda"/>
+        <a:font script="Gujr" typeface="Shruti"/>
+        <a:font script="Khmr" typeface="DaunPenh"/>
+        <a:font script="Knda" typeface="Tunga"/>
+        <a:font script="Guru" typeface="Raavi"/>
+        <a:font script="Cans" typeface="Euphemia"/>
+        <a:font script="Cher" typeface="Plantagenet Cherokee"/>
+        <a:font script="Yiii" typeface="Microsoft Yi Baiti"/>
+        <a:font script="Tibt" typeface="Microsoft Himalaya"/>
+        <a:font script="Thaa" typeface="MV Boli"/>
+        <a:font script="Deva" typeface="Mangal"/>
+        <a:font script="Telu" typeface="Gautami"/>
+        <a:font script="Taml" typeface="Latha"/>
+        <a:font script="Syrc" typeface="Estrangelo Edessa"/>
+        <a:font script="Orya" typeface="Kalinga"/>
+        <a:font script="Mlym" typeface="Kartika"/>
+        <a:font script="Laoo" typeface="DokChampa"/>
+        <a:font script="Sinh" typeface="Iskoola Pota"/>
+        <a:font script="Mong" typeface="Mongolian Baiti"/>
+        <a:font script="Viet" typeface="Arial"/>
+        <a:font script="Uigh" typeface="Microsoft Uighur"/>
+        <a:font script="Geor" typeface="Sylfaen"/>
+        <a:font script="Armn" typeface="Arial"/>
+        <a:font script="Bugi" typeface="Leelawadee UI"/>
+        <a:font script="Bopo" typeface="Microsoft JhengHei"/>
+        <a:font script="Java" typeface="Javanese Text"/>
+        <a:font script="Lisu" typeface="Segoe UI"/>
+        <a:font script="Mymr" typeface="Myanmar Text"/>
+        <a:font script="Nkoo" typeface="Ebrima"/>
+        <a:font script="Olck" typeface="Nirmala UI"/>
+        <a:font script="Osma" typeface="Ebrima"/>
+        <a:font script="Phag" typeface="Phagspa"/>
+        <a:font script="Syrn" typeface="Estrangelo Edessa"/>
+        <a:font script="Syrj" typeface="Estrangelo Edessa"/>
+        <a:font script="Syre" typeface="Estrangelo Edessa"/>
+        <a:font script="Sora" typeface="Nirmala UI"/>
+        <a:font script="Tale" typeface="Microsoft Tai Le"/>
+        <a:font script="Talu" typeface="Microsoft New Tai Lue"/>
+        <a:font script="Tfng" typeface="Ebrima"/>
+      </a:minorFont>
+    </a:fontScheme>
+    <a:fmtScheme name="Office">
+      <a:fillStyleLst>
+        <a:solidFill>
+          <a:schemeClr val="phClr"/>
+        </a:solidFill>
+        <a:gradFill rotWithShape="1">
+          <a:gsLst>
+            <a:gs pos="0">
+              <a:schemeClr val="phClr">
+                <a:lumMod val="110000"/>
+                <a:satMod val="105000"/>
+                <a:tint val="67000"/>
+              </a:schemeClr>
+            </a:gs>
+            <a:gs pos="50000">
+              <a:schemeClr val="phClr">
+                <a:lumMod val="105000"/>
+                <a:satMod val="103000"/>
+                <a:tint val="73000"/>
+              </a:schemeClr>
+            </a:gs>
+            <a:gs pos="100000">
+              <a:schemeClr val="phClr">
+                <a:lumMod val="105000"/>
+                <a:satMod val="109000"/>
+                <a:tint val="81000"/>
+              </a:schemeClr>
+            </a:gs>
+          </a:gsLst>
+          <a:lin ang="5400000" scaled="0"/>
+        </a:gradFill>
+        <a:gradFill rotWithShape="1">
+          <a:gsLst>
+            <a:gs pos="0">
+              <a:schemeClr val="phClr">
+                <a:satMod val="103000"/>
+                <a:lumMod val="102000"/>
+                <a:tint val="94000"/>
+              </a:schemeClr>
+            </a:gs>
+            <a:gs pos="50000">
+              <a:schemeClr val="phClr">
+                <a:satMod val="110000"/>
+                <a:lumMod val="100000"/>
+                <a:shade val="100000"/>
+              </a:schemeClr>
+            </a:gs>
+            <a:gs pos="100000">
+              <a:schemeClr val="phClr">
+                <a:lumMod val="99000"/>
+                <a:satMod val="120000"/>
+                <a:shade val="78000"/>
+              </a:schemeClr>
+            </a:gs>
+          </a:gsLst>
+          <a:lin ang="5400000" scaled="0"/>
+        </a:gradFill>
+      </a:fillStyleLst>
+      <a:lnStyleLst>
+        <a:ln w="12700" cap="flat" cmpd="sng" algn="ctr">
+          <a:solidFill>
+            <a:schemeClr val="phClr"/>
+          </a:solidFill>
+          <a:prstDash val="solid"/>
+          <a:miter lim="800000"/>
+        </a:ln>
+        <a:ln w="19050" cap="flat" cmpd="sng" algn="ctr">
+          <a:solidFill>
+            <a:schemeClr val="phClr"/>
+          </a:solidFill>
+          <a:prstDash val="solid"/>
+          <a:miter lim="800000"/>
+        </a:ln>
+        <a:ln w="25400" cap="flat" cmpd="sng" algn="ctr">
+          <a:solidFill>
+            <a:schemeClr val="phClr"/>
+          </a:solidFill>
+          <a:prstDash val="solid"/>
+          <a:miter lim="800000"/>
+        </a:ln>
+      </a:lnStyleLst>
+      <a:effectStyleLst>
+        <a:effectStyle>
+          <a:effectLst/>
+        </a:effectStyle>
+        <a:effectStyle>
+          <a:effectLst/>
+        </a:effectStyle>
+        <a:effectStyle>
+          <a:effectLst>
+            <a:outerShdw blurRad="57150" dist="19050" dir="5400000" algn="ctr" rotWithShape="0">
+              <a:srgbClr val="000000">
+                <a:alpha val="63000"/>
+              </a:srgbClr>
+            </a:outerShdw>
+          </a:effectLst>
+        </a:effectStyle>
+      </a:effectStyleLst>
+      <a:bgFillStyleLst>
+        <a:solidFill>
+          <a:schemeClr val="phClr"/>
+        </a:solidFill>
+        <a:solidFill>
+          <a:schemeClr val="phClr">
+            <a:tint val="95000"/>
+            <a:satMod val="170000"/>
+          </a:schemeClr>
+        </a:solidFill>
+        <a:gradFill rotWithShape="1">
+          <a:gsLst>
+            <a:gs pos="0">
+              <a:schemeClr val="phClr">
+                <a:tint val="93000"/>
+                <a:satMod val="150000"/>
+                <a:shade val="98000"/>
+                <a:lumMod val="102000"/>
+              </a:schemeClr>
+            </a:gs>
+            <a:gs pos="50000">
+              <a:schemeClr val="phClr">
+                <a:tint val="98000"/>
+                <a:satMod val="130000"/>
+                <a:shade val="90000"/>
+                <a:lumMod val="103000"/>
+              </a:schemeClr>
+            </a:gs>
+            <a:gs pos="100000">
+              <a:schemeClr val="phClr">
+                <a:shade val="63000"/>
+                <a:satMod val="120000"/>
+              </a:schemeClr>
+            </a:gs>
+          </a:gsLst>
+          <a:lin ang="5400000" scaled="0"/>
+        </a:gradFill>
+      </a:bgFillStyleLst>
+    </a:fmtScheme>
+  </a:themeElements>
+  <a:objectDefaults>
+    <a:lnDef>
+      <a:spPr/>
+      <a:bodyPr/>
+      <a:lstStyle/>
+      <a:style>
+        <a:lnRef idx="2">
+          <a:schemeClr val="accent1"/>
+        </a:lnRef>
+        <a:fillRef idx="0">
+          <a:schemeClr val="accent1"/>
+        </a:fillRef>
+        <a:effectRef idx="1">
+          <a:schemeClr val="accent1"/>
+        </a:effectRef>
+        <a:fontRef idx="minor">
+          <a:schemeClr val="tx1"/>
+        </a:fontRef>
+      </a:style>
+    </a:lnDef>
+  </a:objectDefaults>
+  <a:extraClrSchemeLst/>
+  <a:extLst>
+    <a:ext uri="{05A4C25C-085E-4340-85A3-A5531E510DB2}">
+      <thm15:themeFamily xmlns:thm15="http://schemas.microsoft.com/office/thememl/2012/main" name="Office Theme" id="{2E142A2C-CD16-42D6-873A-C26D2A0506FA}" vid="{1BDDFF52-6CD6-40A5-AB3C-68EB2F1E4D0A}"/>
+    </a:ext>
+  </a:extLst>
+</a:theme>
 </file>